--- a/MASVN_RS_2H26_Outlook_STB_FPT_Note_Aug2026.docx
+++ b/MASVN_RS_2H26_Outlook_STB_FPT_Note_Aug2026.docx
@@ -2255,7 +2255,7 @@
           <w:sz w:val="17"/>
           <w:szCs w:val="17"/>
         </w:rPr>
-        <w:t xml:space="preserve">1H26 PBT reached VND4,136bn (-43.6% YoY), completing 51% of the VND8,100bn FY26 plan. With VND2,106bn recorded in 1Q26, 2Q26 PBT is implied at approximately VND2,030bn. The shortfall stems from continued NIM compression amid intense deposit competition and from a materially heavier provisioning charge, following VND2,024bn in 1Q26 and more than VND11,300bn for FY25 as a whole.</w:t>
+        <w:t xml:space="preserve">1H26 PBT reached VND4,136bn (-43.6% YoY), 51% of the VND8,100bn FY26 plan, of which VND2,106bn came in 1Q26. The shortfall stems from NIM compression amid deposit competition and a heavier provisioning charge.</w:t>
       </w:r>
     </w:p>
     <w:p>
@@ -2289,7 +2289,7 @@
           <w:sz w:val="17"/>
           <w:szCs w:val="17"/>
         </w:rPr>
-        <w:t xml:space="preserve">The NPL ratio reached 7.54% at end-2Q26, up 1.13%p from the beginning of the year and the highest in the system, against management guidance of approximately 5.6%. Group 3-5 balances rose approximately VND7,800bn year-to-date to VND47,957bn, of which around 67% (approximately VND32,000bn) is Group 5, while Group 4 more than doubled (+156%). We set FY26F NPL at 5.5%, from below 4.5%, and FY27F at 4.0% from 3.1%. The clean-up is funded from the reserve stock rather than the P&amp;L: reserves reached VND27.2tn at end-2Q26 — 56.7% coverage, up from 50.0% at end-FY25 — after VND7.1tn of 1H26 charges and almost no write-offs. A further VND4.0tn charge in 2H26 funds write-offs of VND11.8tn, or 37% of the Group 5 balance, leaving reserves at VND19.0tn and coverage back at 50.0%. Holding coverage at 50% is what caps the improvement at 5.5%, and it also requires 2H26 NPL formation to slow to roughly a quarter of the 1H26 pace. The former 4.5% assumption needed some VND18tn of write-offs the reserve stock cannot support.</w:t>
+        <w:t xml:space="preserve">The NPL ratio reached 7.54% at end-2Q26, up 1.13%p year-to-date and the highest in the system, against management guidance of approximately 5.6%. Group 3-5 balances rose approximately VND7,800bn to VND47,957bn, of which about 67% (VND32,000bn) is Group 5, while Group 4 more than doubled (+156%). We set FY26F NPL at 5.5%, from below 4.5%, and FY27F at 4.0% from 3.1%. The clean-up is reserve-funded, not P&amp;L-funded: reserves reached VND27.2tn at end-2Q26 — 56.7% coverage, up from 50.0% at end-FY25 — after VND7.1tn of 1H26 charges and almost no write-offs. A further VND4.0tn charge in 2H26 funds write-offs of VND11.8tn, or 37% of the Group 5 balance, leaving coverage back at 50.0%. Holding coverage at 50% is what caps the improvement at 5.5%, and it needs 2H26 NPL formation at roughly a quarter of the 1H26 pace.</w:t>
       </w:r>
     </w:p>
     <w:p>
@@ -2323,7 +2323,7 @@
           <w:sz w:val="17"/>
           <w:szCs w:val="17"/>
         </w:rPr>
-        <w:t xml:space="preserve">STB recorded VND7,331bn of PBT in 1H25 but only VND297bn in 2H25, as 4Q25 registered a pre-tax loss of approximately VND3,360bn on a provisioning charge of around VND9,232bn. We raise FY26F PBT to VND8,683bn (+13.8% YoY) from VND7,934bn, entirely on the cost line: 1H26 CIR came in at 35.6% against the 42.9% previously carried for the full year, and we now assume 40.0% (-0.7%p YoY), easing to 38.0% in FY27F and 36.0% in FY28F. That still allows 2H26 operating expense to run 11.5% above 1H26, and implies 2H26 PBT of approximately VND4,547bn — around 15x the 2H25 base and 9.9% above the 1H26 level. Other FY26F assumptions: NII of VND27,010bn (+1.2% YoY), NIM of 2.94% (-38bps YoY) and a provisioning charge of VND11.1tn (-2.6% YoY); we flag that 1H26 loan growth of 1.5% sits well below the 11.7% carried for the full year. Separately, STB has taken possession of 507 land-use right certificates at LDG's Viva City project in Dong Nai against overdue principal of nearly VND350bn; the exposure is immaterial to the portfolio but illustrates the collateral-resolution channel the 2H26 write-off programme depends on.</w:t>
+        <w:t xml:space="preserve">STB recorded VND7,331bn of PBT in 1H25 but only VND297bn in 2H25, as 4Q25 registered a pre-tax loss of VND3,360bn. We raise FY26F PBT to VND8,683bn (+13.8% YoY) from VND7,934bn, entirely on the cost line: 1H26 CIR came in at 35.6% against the 42.9% previously carried, and we now assume 40.0% (-0.7%p YoY), 38.0% in FY27F and 36.0% in FY28F. That still allows 2H26 opex 11.5% above 1H26, and implies 2H26 PBT of VND4,547bn — around 15x the 2H25 base. Other FY26F assumptions: NII of VND27,010bn (+1.2% YoY), NIM of 2.94% (-38bps YoY) and provisioning of VND11.1tn (-2.6% YoY); we flag 1H26 loan growth of 1.5% against the 11.7% carried for the full year. Separately, STB's seizure of 507 land-use right certificates at LDG's Viva City against VND350bn of overdue principal is immaterial in size but shows the collateral channel the write-off programme depends on.</w:t>
       </w:r>
     </w:p>
     <w:p>
@@ -6944,7 +6944,7 @@
           <w:sz w:val="17"/>
           <w:szCs w:val="17"/>
         </w:rPr>
-        <w:t xml:space="preserve">LNTT 1H26 đạt 4,136 tỷ đồng (-43.6% CK), hoàn thành 51% kế hoạch năm 8,100 tỷ đồng. Với 2,106 tỷ đồng ghi nhận trong Q1/2026, LNTT Q2/2026 ước tính khoảng 2,030 tỷ đồng. Mức sụt giảm đến từ việc NIM tiếp tục thu hẹp trong bối cảnh cạnh tranh huy động gay gắt và từ chi phí dự phòng tăng đáng kể, sau mức 2,024 tỷ đồng của Q1/2026 và hơn 11,300 tỷ đồng của cả năm 2025.</w:t>
+        <w:t xml:space="preserve">LNTT 1H26 đạt 4,136 tỷ đồng (-43.6% CK), hoàn thành 51% kế hoạch năm 8,100 tỷ đồng, trong đó Q1/2026 đóng góp 2,106 tỷ đồng. Mức sụt giảm đến từ NIM thu hẹp trong bối cảnh cạnh tranh huy động gay gắt và chi phí dự phòng tăng đáng kể.</w:t>
       </w:r>
     </w:p>
     <w:p>
@@ -6961,7 +6961,7 @@
           <w:sz w:val="17"/>
           <w:szCs w:val="17"/>
         </w:rPr>
-        <w:t xml:space="preserve">Chất lượng tài sản suy giảm vượt mức ban lãnh đạo dự kiến: tỷ lệ nợ xấu đạt 7.54% cuối Q2/2026, tăng 1.13%p so với đầu năm và cao nhất hệ thống, so với ước tính khoảng 5.6% của ban lãnh đạo. Dư nợ nhóm 3-5 tăng khoảng 7,800 tỷ đồng so với đầu năm, lên 47,957 tỷ đồng, trong đó khoảng 67% (32,000 tỷ đồng) xếp nhóm 5, nợ nhóm 4 tăng hơn gấp đôi (+156%). Chúng tôi đặt giả định nợ xấu FY26F ở 5.5% (từ dưới 4.5%) và FY27F ở 4.0% (từ 3.1%). Quá trình xử lý được tài trợ từ nguồn dự phòng đã trích, không phải từ lợi nhuận: dự phòng đạt 27.2 nghìn tỷ đồng cuối Q2/2026 — bao phủ 56.7%, tăng từ 50.0% cuối 2025 — sau khi trích 7.1 nghìn tỷ đồng trong 1H26 và gần như chưa xóa nợ. Trích thêm 4.0 nghìn tỷ đồng trong 2H26 đủ để xóa 11.8 nghìn tỷ đồng, tương đương 37% dư nợ nhóm 5, đưa dự phòng còn 19.0 nghìn tỷ đồng và bao phủ về 50.0%. Chính việc giữ bao phủ ở 50% giới hạn mức cải thiện ở 5.5%, đồng thời cần nợ xấu phát sinh mới trong 2H26 chậm lại còn khoảng một phần tư nhịp 1H26. Giả định 4.5% trước đây cần tới khoảng 18 nghìn tỷ đồng xóa nợ, vượt quá nguồn dự phòng hiện có.</w:t>
+        <w:t xml:space="preserve">Chất lượng tài sản suy giảm vượt mức ban lãnh đạo dự kiến: tỷ lệ nợ xấu đạt 7.54% cuối Q2/2026, tăng 1.13%p so với đầu năm và cao nhất hệ thống, so với ước tính khoảng 5.6% của ban lãnh đạo. Dư nợ nhóm 3-5 tăng khoảng 7,800 tỷ đồng lên 47,957 tỷ đồng, trong đó khoảng 67% (32,000 tỷ đồng) xếp nhóm 5, nợ nhóm 4 tăng hơn gấp đôi (+156%). Chúng tôi đặt giả định nợ xấu FY26F ở 5.5% (từ dưới 4.5%) và FY27F ở 4.0% (từ 3.1%). Quá trình xử lý tài trợ từ nguồn dự phòng đã trích, không phải từ lợi nhuận: dự phòng đạt 27.2 nghìn tỷ đồng cuối Q2/2026 — bao phủ 56.7%, tăng từ 50.0% cuối 2025 — sau khi trích 7.1 nghìn tỷ đồng trong 1H26 và gần như chưa xóa nợ. Trích thêm 4.0 nghìn tỷ đồng trong 2H26 đủ để xóa 11.8 nghìn tỷ đồng, tương đương 37% dư nợ nhóm 5, đưa bao phủ về 50.0%. Việc giữ bao phủ ở 50% giới hạn mức cải thiện ở 5.5%, đồng thời cần nợ xấu phát sinh mới 2H26 chỉ bằng khoảng một phần tư nhịp 1H26.</w:t>
       </w:r>
     </w:p>
     <w:p>
@@ -6995,7 +6995,7 @@
           <w:sz w:val="17"/>
           <w:szCs w:val="17"/>
         </w:rPr>
-        <w:t xml:space="preserve">STB ghi nhận 7,331 tỷ đồng LNTT trong 1H25 nhưng chỉ 297 tỷ đồng trong 2H25, do Q4/2025 lỗ trước thuế khoảng 3,360 tỷ đồng với chi phí dự phòng khoảng 9,232 tỷ đồng. Chúng tôi nâng dự phóng LNTT FY26F lên 8,683 tỷ đồng (+13.8% CK) từ 7,934 tỷ đồng, hoàn toàn nhờ chi phí hoạt động: CIR 1H26 chỉ 35.6% so với 42.9% dự phóng cả năm trước đây, và chúng tôi điều chỉnh về 40.0% (-0.7%p CK), giảm dần về 38.0% năm FY27F và 36.0% năm FY28F. Mức này vẫn cho phép chi phí hoạt động 2H26 cao hơn 1H26 11.5%, và hàm ý LNTT 2H26 khoảng 4,547 tỷ đồng — tương đương khoảng 15 lần nền 2H25 và cao hơn 1H26 9.9%.</w:t>
+        <w:t xml:space="preserve">STB ghi nhận 7,331 tỷ đồng LNTT trong 1H25 nhưng chỉ 297 tỷ đồng trong 2H25, do Q4/2025 lỗ trước thuế 3,360 tỷ đồng. Chúng tôi nâng dự phóng LNTT FY26F lên 8,683 tỷ đồng (+13.8% CK) từ 7,934 tỷ đồng, hoàn toàn nhờ chi phí hoạt động: CIR 1H26 chỉ 35.6% so với 42.9% dự phóng trước đây, và chúng tôi điều chỉnh về 40.0% (-0.7%p CK), 38.0% FY27F và 36.0% FY28F. Mức này vẫn cho phép chi phí hoạt động 2H26 cao hơn 1H26 11.5%, hàm ý LNTT 2H26 khoảng 4,547 tỷ đồng — khoảng 15 lần nền 2H25.</w:t>
       </w:r>
     </w:p>
     <w:p>
@@ -7012,7 +7012,7 @@
           <w:sz w:val="17"/>
           <w:szCs w:val="17"/>
         </w:rPr>
-        <w:t xml:space="preserve">Các giả định FY26F khác: NII 27,010 tỷ đồng (+1.2% CK), NIM 2.94% (-38bps CK) và chi phí dự phòng 11.1 nghìn tỷ đồng (-2.6% CK); lưu ý tăng trưởng tín dụng 1H26 chỉ đạt 1.5%, thấp hơn nhiều so với mức 11.7% dự phóng cả năm. Ở diễn biến khác, Sacombank đã thu giữ 507 giấy chứng nhận quyền sử dụng đất thuộc dự án Viva City (Đồng Nai) đối với dư nợ gốc quá hạn gần 350 tỷ đồng; quy mô chưa trọng yếu nhưng thể hiện kênh xử lý tài sản đảm bảo mà đà hồi phục 2H26 phụ thuộc vào.</w:t>
+        <w:t xml:space="preserve">Các giả định FY26F khác: NII 27,010 tỷ đồng (+1.2% CK), NIM 2.94% (-38bps CK) và chi phí dự phòng 11.1 nghìn tỷ đồng (-2.6% CK); lưu ý tăng trưởng tín dụng 1H26 chỉ 1.5% so với 11.7% dự phóng cả năm. Ở diễn biến khác, việc Sacombank thu giữ 507 giấy chứng nhận quyền sử dụng đất tại dự án Viva City đối với 350 tỷ đồng dư nợ gốc quá hạn tuy chưa trọng yếu nhưng cho thấy kênh xử lý tài sản đảm bảo mà chương trình xóa nợ 2H26 phụ thuộc vào.</w:t>
       </w:r>
     </w:p>
     <w:p>

--- a/MASVN_RS_2H26_Outlook_STB_FPT_Note_Aug2026.docx
+++ b/MASVN_RS_2H26_Outlook_STB_FPT_Note_Aug2026.docx
@@ -961,7 +961,7 @@
                 <w:sz w:val="15"/>
                 <w:szCs w:val="15"/>
               </w:rPr>
-              <w:t xml:space="preserve">6,761</w:t>
+              <w:t xml:space="preserve">6,623</w:t>
             </w:r>
           </w:p>
         </w:tc>
@@ -1237,7 +1237,7 @@
                 <w:sz w:val="15"/>
                 <w:szCs w:val="15"/>
               </w:rPr>
-              <w:t xml:space="preserve">13.8</w:t>
+              <w:t xml:space="preserve">11.5</w:t>
             </w:r>
           </w:p>
         </w:tc>
@@ -1375,7 +1375,7 @@
                 <w:sz w:val="15"/>
                 <w:szCs w:val="15"/>
               </w:rPr>
-              <w:t xml:space="preserve">23.7</w:t>
+              <w:t xml:space="preserve">24.2</w:t>
             </w:r>
           </w:p>
         </w:tc>
@@ -2323,7 +2323,7 @@
           <w:sz w:val="17"/>
           <w:szCs w:val="17"/>
         </w:rPr>
-        <w:t xml:space="preserve">STB recorded VND7,331bn of PBT in 1H25 but only VND297bn in 2H25, as 4Q25 registered a pre-tax loss of VND3,360bn. We raise FY26F PBT to VND8,683bn (+13.8% YoY) from VND7,934bn, entirely on the cost line: 1H26 CIR came in at 35.6% against the 42.9% previously carried, and we now assume 40.0% (-0.7%p YoY), 38.0% in FY27F and 36.0% in FY28F. That still allows 2H26 opex 11.5% above 1H26, and implies 2H26 PBT of VND4,547bn — around 15x the 2H25 base. Other FY26F assumptions: NII of VND27,010bn (+1.2% YoY), NIM of 2.94% (-38bps YoY) and provisioning of VND11.1tn (-2.6% YoY); we flag 1H26 loan growth of 1.5% against the 11.7% carried for the full year. Separately, STB's seizure of 507 land-use right certificates at LDG's Viva City against VND350bn of overdue principal is immaterial in size but shows the collateral channel the write-off programme depends on.</w:t>
+        <w:t xml:space="preserve">STB recorded VND7,331bn of PBT in 1H25 but only VND297bn in 2H25, as 4Q25 registered a pre-tax loss of VND3,360bn. We raise FY26F PBT to VND8,507bn (+11.5% YoY) from VND7,934bn, entirely on the cost line: 1H26 CIR came in at 35.6% against the 42.9% previously carried, and we now assume 40.0% (-0.7%p YoY), 38.0% in FY27F and 36.0% in FY28F. That still allows 2H26 opex 9.6% above 1H26, and implies 2H26 PBT of VND4,371bn — around 15x the 2H25 base. Other FY26F assumptions: NII of VND26,712bn (+0.1% YoY), NIM of 2.92% (-40bps YoY) and provisioning of VND11.1tn (-2.6% YoY); we flag 1H26 loan growth of 1.5% against the 11.7% carried for the full year. Separately, STB's seizure of 507 land-use right certificates at LDG's Viva City against VND350bn of overdue principal is immaterial in size but shows the collateral channel the write-off programme depends on.</w:t>
       </w:r>
     </w:p>
     <w:p>
@@ -2807,7 +2807,7 @@
                 <w:sz w:val="16"/>
                 <w:szCs w:val="16"/>
               </w:rPr>
-              <w:t xml:space="preserve">27,010</w:t>
+              <w:t xml:space="preserve">26,712</w:t>
             </w:r>
           </w:p>
         </w:tc>
@@ -2842,7 +2842,7 @@
                 <w:sz w:val="16"/>
                 <w:szCs w:val="16"/>
               </w:rPr>
-              <w:t xml:space="preserve">30,200</w:t>
+              <w:t xml:space="preserve">29,560</w:t>
             </w:r>
           </w:p>
         </w:tc>
@@ -2877,7 +2877,7 @@
                 <w:sz w:val="16"/>
                 <w:szCs w:val="16"/>
               </w:rPr>
-              <w:t xml:space="preserve">34,640</w:t>
+              <w:t xml:space="preserve">34,095</w:t>
             </w:r>
           </w:p>
         </w:tc>
@@ -3098,7 +3098,7 @@
                 <w:sz w:val="16"/>
                 <w:szCs w:val="16"/>
               </w:rPr>
-              <w:t xml:space="preserve">6,408</w:t>
+              <w:t xml:space="preserve">7,382</w:t>
             </w:r>
           </w:p>
         </w:tc>
@@ -3134,7 +3134,7 @@
                 <w:sz w:val="16"/>
                 <w:szCs w:val="16"/>
               </w:rPr>
-              <w:t xml:space="preserve">8,038</w:t>
+              <w:t xml:space="preserve">8,031</w:t>
             </w:r>
           </w:p>
         </w:tc>
@@ -3314,7 +3314,7 @@
                 <w:sz w:val="16"/>
                 <w:szCs w:val="16"/>
               </w:rPr>
-              <w:t xml:space="preserve">8,683</w:t>
+              <w:t xml:space="preserve">8,507</w:t>
             </w:r>
           </w:p>
         </w:tc>
@@ -3349,7 +3349,7 @@
                 <w:sz w:val="16"/>
                 <w:szCs w:val="16"/>
               </w:rPr>
-              <w:t xml:space="preserve">14,434</w:t>
+              <w:t xml:space="preserve">14,676</w:t>
             </w:r>
           </w:p>
         </w:tc>
@@ -3384,7 +3384,7 @@
                 <w:sz w:val="16"/>
                 <w:szCs w:val="16"/>
               </w:rPr>
-              <w:t xml:space="preserve">21,483</w:t>
+              <w:t xml:space="preserve">21,145</w:t>
             </w:r>
           </w:p>
         </w:tc>
@@ -3569,7 +3569,7 @@
                 <w:sz w:val="16"/>
                 <w:szCs w:val="16"/>
               </w:rPr>
-              <w:t xml:space="preserve">6,761</w:t>
+              <w:t xml:space="preserve">6,623</w:t>
             </w:r>
           </w:p>
         </w:tc>
@@ -3605,7 +3605,7 @@
                 <w:sz w:val="16"/>
                 <w:szCs w:val="16"/>
               </w:rPr>
-              <w:t xml:space="preserve">11,238</w:t>
+              <w:t xml:space="preserve">11,427</w:t>
             </w:r>
           </w:p>
         </w:tc>
@@ -3641,7 +3641,7 @@
                 <w:sz w:val="16"/>
                 <w:szCs w:val="16"/>
               </w:rPr>
-              <w:t xml:space="preserve">16,727</w:t>
+              <w:t xml:space="preserve">16,463</w:t>
             </w:r>
           </w:p>
         </w:tc>
@@ -3821,7 +3821,7 @@
                 <w:sz w:val="16"/>
                 <w:szCs w:val="16"/>
               </w:rPr>
-              <w:t xml:space="preserve">3,282</w:t>
+              <w:t xml:space="preserve">3,215</w:t>
             </w:r>
           </w:p>
         </w:tc>
@@ -3856,7 +3856,7 @@
                 <w:sz w:val="16"/>
                 <w:szCs w:val="16"/>
               </w:rPr>
-              <w:t xml:space="preserve">5,455</w:t>
+              <w:t xml:space="preserve">5,546</w:t>
             </w:r>
           </w:p>
         </w:tc>
@@ -3891,7 +3891,7 @@
                 <w:sz w:val="16"/>
                 <w:szCs w:val="16"/>
               </w:rPr>
-              <w:t xml:space="preserve">8,119</w:t>
+              <w:t xml:space="preserve">7,991</w:t>
             </w:r>
           </w:p>
         </w:tc>
@@ -4076,7 +4076,7 @@
                 <w:sz w:val="16"/>
                 <w:szCs w:val="16"/>
               </w:rPr>
-              <w:t xml:space="preserve">10.1</w:t>
+              <w:t xml:space="preserve">10.0</w:t>
             </w:r>
           </w:p>
         </w:tc>
@@ -4112,7 +4112,7 @@
                 <w:sz w:val="16"/>
                 <w:szCs w:val="16"/>
               </w:rPr>
-              <w:t xml:space="preserve">15.5</w:t>
+              <w:t xml:space="preserve">15.8</w:t>
             </w:r>
           </w:p>
         </w:tc>
@@ -4148,7 +4148,7 @@
                 <w:sz w:val="16"/>
                 <w:szCs w:val="16"/>
               </w:rPr>
-              <w:t xml:space="preserve">19.4</w:t>
+              <w:t xml:space="preserve">19.1</w:t>
             </w:r>
           </w:p>
         </w:tc>
@@ -4328,7 +4328,7 @@
                 <w:sz w:val="16"/>
                 <w:szCs w:val="16"/>
               </w:rPr>
-              <w:t xml:space="preserve">23.7</w:t>
+              <w:t xml:space="preserve">24.2</w:t>
             </w:r>
           </w:p>
         </w:tc>
@@ -4363,7 +4363,7 @@
                 <w:sz w:val="16"/>
                 <w:szCs w:val="16"/>
               </w:rPr>
-              <w:t xml:space="preserve">14.3</w:t>
+              <w:t xml:space="preserve">14.0</w:t>
             </w:r>
           </w:p>
         </w:tc>
@@ -4398,7 +4398,7 @@
                 <w:sz w:val="16"/>
                 <w:szCs w:val="16"/>
               </w:rPr>
-              <w:t xml:space="preserve">9.6</w:t>
+              <w:t xml:space="preserve">9.7</w:t>
             </w:r>
           </w:p>
         </w:tc>
@@ -4835,7 +4835,7 @@
                 <w:sz w:val="16"/>
                 <w:szCs w:val="16"/>
               </w:rPr>
-              <w:t xml:space="preserve">1,007,118</w:t>
+              <w:t xml:space="preserve">1,014,277</w:t>
             </w:r>
           </w:p>
         </w:tc>
@@ -4870,7 +4870,7 @@
                 <w:sz w:val="16"/>
                 <w:szCs w:val="16"/>
               </w:rPr>
-              <w:t xml:space="preserve">1,139,005</w:t>
+              <w:t xml:space="preserve">1,129,957</w:t>
             </w:r>
           </w:p>
         </w:tc>
@@ -4905,7 +4905,7 @@
                 <w:sz w:val="16"/>
                 <w:szCs w:val="16"/>
               </w:rPr>
-              <w:t xml:space="preserve">1,301,528</w:t>
+              <w:t xml:space="preserve">1,271,622</w:t>
             </w:r>
           </w:p>
         </w:tc>
@@ -5090,7 +5090,7 @@
                 <w:sz w:val="16"/>
                 <w:szCs w:val="16"/>
               </w:rPr>
-              <w:t xml:space="preserve">66,681</w:t>
+              <w:t xml:space="preserve">66,544</w:t>
             </w:r>
           </w:p>
         </w:tc>
@@ -5126,7 +5126,7 @@
                 <w:sz w:val="16"/>
                 <w:szCs w:val="16"/>
               </w:rPr>
-              <w:t xml:space="preserve">77,919</w:t>
+              <w:t xml:space="preserve">77,970</w:t>
             </w:r>
           </w:p>
         </w:tc>
@@ -5162,7 +5162,7 @@
                 <w:sz w:val="16"/>
                 <w:szCs w:val="16"/>
               </w:rPr>
-              <w:t xml:space="preserve">94,645</w:t>
+              <w:t xml:space="preserve">94,434</w:t>
             </w:r>
           </w:p>
         </w:tc>
@@ -5342,7 +5342,7 @@
                 <w:sz w:val="16"/>
                 <w:szCs w:val="16"/>
               </w:rPr>
-              <w:t xml:space="preserve">32,367</w:t>
+              <w:t xml:space="preserve">32,300</w:t>
             </w:r>
           </w:p>
         </w:tc>
@@ -5377,7 +5377,7 @@
                 <w:sz w:val="16"/>
                 <w:szCs w:val="16"/>
               </w:rPr>
-              <w:t xml:space="preserve">37,822</w:t>
+              <w:t xml:space="preserve">37,847</w:t>
             </w:r>
           </w:p>
         </w:tc>
@@ -5412,7 +5412,7 @@
                 <w:sz w:val="16"/>
                 <w:szCs w:val="16"/>
               </w:rPr>
-              <w:t xml:space="preserve">45,941</w:t>
+              <w:t xml:space="preserve">45,838</w:t>
             </w:r>
           </w:p>
         </w:tc>
@@ -5650,7 +5650,7 @@
                 <w:sz w:val="15"/>
                 <w:szCs w:val="15"/>
               </w:rPr>
-              <w:t xml:space="preserve">6,761</w:t>
+              <w:t xml:space="preserve">6,623</w:t>
             </w:r>
           </w:p>
         </w:tc>
@@ -5926,7 +5926,7 @@
                 <w:sz w:val="15"/>
                 <w:szCs w:val="15"/>
               </w:rPr>
-              <w:t xml:space="preserve">13.8</w:t>
+              <w:t xml:space="preserve">11.5</w:t>
             </w:r>
           </w:p>
         </w:tc>
@@ -6064,7 +6064,7 @@
                 <w:sz w:val="15"/>
                 <w:szCs w:val="15"/>
               </w:rPr>
-              <w:t xml:space="preserve">23.7</w:t>
+              <w:t xml:space="preserve">24.2</w:t>
             </w:r>
           </w:p>
         </w:tc>
@@ -6995,7 +6995,7 @@
           <w:sz w:val="17"/>
           <w:szCs w:val="17"/>
         </w:rPr>
-        <w:t xml:space="preserve">STB ghi nhận 7,331 tỷ đồng LNTT trong 1H25 nhưng chỉ 297 tỷ đồng trong 2H25, do Q4/2025 lỗ trước thuế 3,360 tỷ đồng. Chúng tôi nâng dự phóng LNTT FY26F lên 8,683 tỷ đồng (+13.8% CK) từ 7,934 tỷ đồng, hoàn toàn nhờ chi phí hoạt động: CIR 1H26 chỉ 35.6% so với 42.9% dự phóng trước đây, và chúng tôi điều chỉnh về 40.0% (-0.7%p CK), 38.0% FY27F và 36.0% FY28F. Mức này vẫn cho phép chi phí hoạt động 2H26 cao hơn 1H26 11.5%, hàm ý LNTT 2H26 khoảng 4,547 tỷ đồng — khoảng 15 lần nền 2H25.</w:t>
+        <w:t xml:space="preserve">STB ghi nhận 7,331 tỷ đồng LNTT trong 1H25 nhưng chỉ 297 tỷ đồng trong 2H25, do Q4/2025 lỗ trước thuế 3,360 tỷ đồng. Chúng tôi nâng dự phóng LNTT FY26F lên 8,507 tỷ đồng (+11.5% CK) từ 7,934 tỷ đồng, hoàn toàn nhờ chi phí hoạt động: CIR 1H26 chỉ 35.6% so với 42.9% dự phóng trước đây, và chúng tôi điều chỉnh về 40.0% (-0.7%p CK), 38.0% FY27F và 36.0% FY28F. Mức này vẫn cho phép chi phí hoạt động 2H26 cao hơn 1H26 9.6%, hàm ý LNTT 2H26 khoảng 4,371 tỷ đồng — khoảng 15 lần nền 2H25.</w:t>
       </w:r>
     </w:p>
     <w:p>
@@ -7012,7 +7012,7 @@
           <w:sz w:val="17"/>
           <w:szCs w:val="17"/>
         </w:rPr>
-        <w:t xml:space="preserve">Các giả định FY26F khác: NII 27,010 tỷ đồng (+1.2% CK), NIM 2.94% (-38bps CK) và chi phí dự phòng 11.1 nghìn tỷ đồng (-2.6% CK); lưu ý tăng trưởng tín dụng 1H26 chỉ 1.5% so với 11.7% dự phóng cả năm. Ở diễn biến khác, việc Sacombank thu giữ 507 giấy chứng nhận quyền sử dụng đất tại dự án Viva City đối với 350 tỷ đồng dư nợ gốc quá hạn tuy chưa trọng yếu nhưng cho thấy kênh xử lý tài sản đảm bảo mà chương trình xóa nợ 2H26 phụ thuộc vào.</w:t>
+        <w:t xml:space="preserve">Các giả định FY26F khác: NII 26,712 tỷ đồng (+0.1% CK), NIM 2.92% (-40bps CK) và chi phí dự phòng 11.1 nghìn tỷ đồng (-2.6% CK); lưu ý tăng trưởng tín dụng 1H26 chỉ 1.5% so với 11.7% dự phóng cả năm. Ở diễn biến khác, việc Sacombank thu giữ 507 giấy chứng nhận quyền sử dụng đất tại dự án Viva City đối với 350 tỷ đồng dư nợ gốc quá hạn tuy chưa trọng yếu nhưng cho thấy kênh xử lý tài sản đảm bảo mà chương trình xóa nợ 2H26 phụ thuộc vào.</w:t>
       </w:r>
     </w:p>
     <w:p>
@@ -7496,7 +7496,7 @@
                 <w:sz w:val="16"/>
                 <w:szCs w:val="16"/>
               </w:rPr>
-              <w:t xml:space="preserve">27,010</w:t>
+              <w:t xml:space="preserve">26,712</w:t>
             </w:r>
           </w:p>
         </w:tc>
@@ -7531,7 +7531,7 @@
                 <w:sz w:val="16"/>
                 <w:szCs w:val="16"/>
               </w:rPr>
-              <w:t xml:space="preserve">30,200</w:t>
+              <w:t xml:space="preserve">29,560</w:t>
             </w:r>
           </w:p>
         </w:tc>
@@ -7566,7 +7566,7 @@
                 <w:sz w:val="16"/>
                 <w:szCs w:val="16"/>
               </w:rPr>
-              <w:t xml:space="preserve">34,640</w:t>
+              <w:t xml:space="preserve">34,095</w:t>
             </w:r>
           </w:p>
         </w:tc>
@@ -7787,7 +7787,7 @@
                 <w:sz w:val="16"/>
                 <w:szCs w:val="16"/>
               </w:rPr>
-              <w:t xml:space="preserve">6,408</w:t>
+              <w:t xml:space="preserve">7,382</w:t>
             </w:r>
           </w:p>
         </w:tc>
@@ -7823,7 +7823,7 @@
                 <w:sz w:val="16"/>
                 <w:szCs w:val="16"/>
               </w:rPr>
-              <w:t xml:space="preserve">8,038</w:t>
+              <w:t xml:space="preserve">8,031</w:t>
             </w:r>
           </w:p>
         </w:tc>
@@ -8003,7 +8003,7 @@
                 <w:sz w:val="16"/>
                 <w:szCs w:val="16"/>
               </w:rPr>
-              <w:t xml:space="preserve">8,683</w:t>
+              <w:t xml:space="preserve">8,507</w:t>
             </w:r>
           </w:p>
         </w:tc>
@@ -8038,7 +8038,7 @@
                 <w:sz w:val="16"/>
                 <w:szCs w:val="16"/>
               </w:rPr>
-              <w:t xml:space="preserve">14,434</w:t>
+              <w:t xml:space="preserve">14,676</w:t>
             </w:r>
           </w:p>
         </w:tc>
@@ -8073,7 +8073,7 @@
                 <w:sz w:val="16"/>
                 <w:szCs w:val="16"/>
               </w:rPr>
-              <w:t xml:space="preserve">21,483</w:t>
+              <w:t xml:space="preserve">21,145</w:t>
             </w:r>
           </w:p>
         </w:tc>
@@ -8258,7 +8258,7 @@
                 <w:sz w:val="16"/>
                 <w:szCs w:val="16"/>
               </w:rPr>
-              <w:t xml:space="preserve">6,761</w:t>
+              <w:t xml:space="preserve">6,623</w:t>
             </w:r>
           </w:p>
         </w:tc>
@@ -8294,7 +8294,7 @@
                 <w:sz w:val="16"/>
                 <w:szCs w:val="16"/>
               </w:rPr>
-              <w:t xml:space="preserve">11,238</w:t>
+              <w:t xml:space="preserve">11,427</w:t>
             </w:r>
           </w:p>
         </w:tc>
@@ -8330,7 +8330,7 @@
                 <w:sz w:val="16"/>
                 <w:szCs w:val="16"/>
               </w:rPr>
-              <w:t xml:space="preserve">16,727</w:t>
+              <w:t xml:space="preserve">16,463</w:t>
             </w:r>
           </w:p>
         </w:tc>
@@ -8510,7 +8510,7 @@
                 <w:sz w:val="16"/>
                 <w:szCs w:val="16"/>
               </w:rPr>
-              <w:t xml:space="preserve">3,282</w:t>
+              <w:t xml:space="preserve">3,215</w:t>
             </w:r>
           </w:p>
         </w:tc>
@@ -8545,7 +8545,7 @@
                 <w:sz w:val="16"/>
                 <w:szCs w:val="16"/>
               </w:rPr>
-              <w:t xml:space="preserve">5,455</w:t>
+              <w:t xml:space="preserve">5,546</w:t>
             </w:r>
           </w:p>
         </w:tc>
@@ -8580,7 +8580,7 @@
                 <w:sz w:val="16"/>
                 <w:szCs w:val="16"/>
               </w:rPr>
-              <w:t xml:space="preserve">8,119</w:t>
+              <w:t xml:space="preserve">7,991</w:t>
             </w:r>
           </w:p>
         </w:tc>
@@ -8765,7 +8765,7 @@
                 <w:sz w:val="16"/>
                 <w:szCs w:val="16"/>
               </w:rPr>
-              <w:t xml:space="preserve">10.1</w:t>
+              <w:t xml:space="preserve">10.0</w:t>
             </w:r>
           </w:p>
         </w:tc>
@@ -8801,7 +8801,7 @@
                 <w:sz w:val="16"/>
                 <w:szCs w:val="16"/>
               </w:rPr>
-              <w:t xml:space="preserve">15.5</w:t>
+              <w:t xml:space="preserve">15.8</w:t>
             </w:r>
           </w:p>
         </w:tc>
@@ -8837,7 +8837,7 @@
                 <w:sz w:val="16"/>
                 <w:szCs w:val="16"/>
               </w:rPr>
-              <w:t xml:space="preserve">19.4</w:t>
+              <w:t xml:space="preserve">19.1</w:t>
             </w:r>
           </w:p>
         </w:tc>
@@ -9017,7 +9017,7 @@
                 <w:sz w:val="16"/>
                 <w:szCs w:val="16"/>
               </w:rPr>
-              <w:t xml:space="preserve">23.7</w:t>
+              <w:t xml:space="preserve">24.2</w:t>
             </w:r>
           </w:p>
         </w:tc>
@@ -9052,7 +9052,7 @@
                 <w:sz w:val="16"/>
                 <w:szCs w:val="16"/>
               </w:rPr>
-              <w:t xml:space="preserve">14.3</w:t>
+              <w:t xml:space="preserve">14.0</w:t>
             </w:r>
           </w:p>
         </w:tc>
@@ -9087,7 +9087,7 @@
                 <w:sz w:val="16"/>
                 <w:szCs w:val="16"/>
               </w:rPr>
-              <w:t xml:space="preserve">9.6</w:t>
+              <w:t xml:space="preserve">9.7</w:t>
             </w:r>
           </w:p>
         </w:tc>
@@ -9524,7 +9524,7 @@
                 <w:sz w:val="16"/>
                 <w:szCs w:val="16"/>
               </w:rPr>
-              <w:t xml:space="preserve">1,007,118</w:t>
+              <w:t xml:space="preserve">1,014,277</w:t>
             </w:r>
           </w:p>
         </w:tc>
@@ -9559,7 +9559,7 @@
                 <w:sz w:val="16"/>
                 <w:szCs w:val="16"/>
               </w:rPr>
-              <w:t xml:space="preserve">1,139,005</w:t>
+              <w:t xml:space="preserve">1,129,957</w:t>
             </w:r>
           </w:p>
         </w:tc>
@@ -9594,7 +9594,7 @@
                 <w:sz w:val="16"/>
                 <w:szCs w:val="16"/>
               </w:rPr>
-              <w:t xml:space="preserve">1,301,528</w:t>
+              <w:t xml:space="preserve">1,271,622</w:t>
             </w:r>
           </w:p>
         </w:tc>
@@ -9779,7 +9779,7 @@
                 <w:sz w:val="16"/>
                 <w:szCs w:val="16"/>
               </w:rPr>
-              <w:t xml:space="preserve">66,681</w:t>
+              <w:t xml:space="preserve">66,544</w:t>
             </w:r>
           </w:p>
         </w:tc>
@@ -9815,7 +9815,7 @@
                 <w:sz w:val="16"/>
                 <w:szCs w:val="16"/>
               </w:rPr>
-              <w:t xml:space="preserve">77,919</w:t>
+              <w:t xml:space="preserve">77,970</w:t>
             </w:r>
           </w:p>
         </w:tc>
@@ -9851,7 +9851,7 @@
                 <w:sz w:val="16"/>
                 <w:szCs w:val="16"/>
               </w:rPr>
-              <w:t xml:space="preserve">94,645</w:t>
+              <w:t xml:space="preserve">94,434</w:t>
             </w:r>
           </w:p>
         </w:tc>
@@ -10031,7 +10031,7 @@
                 <w:sz w:val="16"/>
                 <w:szCs w:val="16"/>
               </w:rPr>
-              <w:t xml:space="preserve">32,367</w:t>
+              <w:t xml:space="preserve">32,300</w:t>
             </w:r>
           </w:p>
         </w:tc>
@@ -10066,7 +10066,7 @@
                 <w:sz w:val="16"/>
                 <w:szCs w:val="16"/>
               </w:rPr>
-              <w:t xml:space="preserve">37,822</w:t>
+              <w:t xml:space="preserve">37,847</w:t>
             </w:r>
           </w:p>
         </w:tc>
@@ -10101,7 +10101,7 @@
                 <w:sz w:val="16"/>
                 <w:szCs w:val="16"/>
               </w:rPr>
-              <w:t xml:space="preserve">45,941</w:t>
+              <w:t xml:space="preserve">45,838</w:t>
             </w:r>
           </w:p>
         </w:tc>

--- a/MASVN_RS_2H26_Outlook_STB_FPT_Note_Aug2026.docx
+++ b/MASVN_RS_2H26_Outlook_STB_FPT_Note_Aug2026.docx
@@ -961,7 +961,7 @@
                 <w:sz w:val="15"/>
                 <w:szCs w:val="15"/>
               </w:rPr>
-              <w:t xml:space="preserve">6,623</w:t>
+              <w:t xml:space="preserve">6,307</w:t>
             </w:r>
           </w:p>
         </w:tc>
@@ -1237,7 +1237,7 @@
                 <w:sz w:val="15"/>
                 <w:szCs w:val="15"/>
               </w:rPr>
-              <w:t xml:space="preserve">11.5</w:t>
+              <w:t xml:space="preserve">6.2</w:t>
             </w:r>
           </w:p>
         </w:tc>
@@ -1375,7 +1375,7 @@
                 <w:sz w:val="15"/>
                 <w:szCs w:val="15"/>
               </w:rPr>
-              <w:t xml:space="preserve">24.2</w:t>
+              <w:t xml:space="preserve">25.4</w:t>
             </w:r>
           </w:p>
         </w:tc>
@@ -2289,7 +2289,7 @@
           <w:sz w:val="17"/>
           <w:szCs w:val="17"/>
         </w:rPr>
-        <w:t xml:space="preserve">The NPL ratio reached 7.54% at end-2Q26, up 1.13%p year-to-date and the highest in the system, against management guidance of approximately 5.6%. Group 3-5 balances rose approximately VND7,800bn to VND47,957bn, of which about 67% (VND32,000bn) is Group 5, while Group 4 more than doubled (+156%). We set FY26F NPL at 5.5%, from below 4.5%, and FY27F at 4.0% from 3.1%. The clean-up is reserve-funded, not P&amp;L-funded: reserves reached VND27.2tn at end-2Q26 — 56.7% coverage, up from 50.0% at end-FY25 — after VND7.1tn of 1H26 charges and almost no write-offs. A further VND4.0tn charge in 2H26 funds write-offs of VND11.8tn, or 37% of the Group 5 balance, leaving coverage back at 50.0%. Holding coverage at 50% is what caps the improvement at 5.5%, and it needs 2H26 NPL formation at roughly a quarter of the 1H26 pace.</w:t>
+        <w:t xml:space="preserve">The NPL ratio reached 7.54% at end-2Q26, up 1.13%p year-to-date and the highest in the system, against management guidance of approximately 5.6%. Group 3-5 balances rose approximately VND7,800bn to VND47,957bn, of which about 67% (VND32,000bn) is Group 5, while Group 4 more than doubled (+156%). We set FY26F NPL at 5.5%, from below 4.5%, and FY27F at 4.0% from 3.1%. The clean-up is reserve-funded, not P&amp;L-funded: reserves reached VND27.2tn at end-2Q26 — 56.7% coverage, up from 50.0% at end-FY25 — after VND7.1tn of 1H26 charges and almost no write-offs. A further VND4.0tn charge in 2H26 funds write-offs of VND11.8tn, or 37% of the Group 5 balance, leaving coverage at 51.1%. Holding coverage near 50% is what caps the improvement at 5.5%, and it needs 2H26 NPL formation at roughly a quarter of the 1H26 pace.</w:t>
       </w:r>
     </w:p>
     <w:p>
@@ -2323,7 +2323,7 @@
           <w:sz w:val="17"/>
           <w:szCs w:val="17"/>
         </w:rPr>
-        <w:t xml:space="preserve">STB recorded VND7,331bn of PBT in 1H25 but only VND297bn in 2H25, as 4Q25 registered a pre-tax loss of VND3,360bn. We raise FY26F PBT to VND8,507bn (+11.5% YoY) from VND7,934bn, entirely on the cost line: 1H26 CIR came in at 35.6% against the 42.9% previously carried, and we now assume 40.0% (-0.7%p YoY), 38.0% in FY27F and 36.0% in FY28F. That still allows 2H26 opex 9.6% above 1H26, and implies 2H26 PBT of VND4,371bn — around 15x the 2H25 base. Other FY26F assumptions: NII of VND26,712bn (+0.1% YoY), NIM of 2.92% (-40bps YoY) and provisioning of VND11.1tn (-2.6% YoY); we flag 1H26 loan growth of 1.5% against the 11.7% carried for the full year. Separately, STB's seizure of 507 land-use right certificates at LDG's Viva City against VND350bn of overdue principal is immaterial in size but shows the collateral channel the write-off programme depends on.</w:t>
+        <w:t xml:space="preserve">STB recorded VND7,331bn of PBT in 1H25 but only VND297bn in 2H25, as 4Q25 registered a pre-tax loss of VND3,360bn. We set FY26F PBT at VND8,100bn (+6.2% YoY), in line with the board-approved plan. The cost line does the lifting — 1H26 CIR came in at 35.6% against the 42.9% previously carried, and we now assume 40.0% (-0.7%p YoY), 38.0% in FY27F and 36.0% in FY28F — with the balance taken back in provisioning. That implies 2H26 PBT of VND3,964bn, around 13x the 2H25 base. Other FY26F assumptions: NII of VND26,712bn (+0.1% YoY), NIM of 2.92% (-40bps YoY) and provisioning of VND11.5tn (+1.0% YoY); we flag 1H26 loan growth of 1.5% against the 11.7% carried for the full year. Separately, STB's seizure of 507 land-use right certificates at LDG's Viva City against VND350bn of overdue principal is immaterial in size but shows the collateral channel the write-off programme depends on.</w:t>
       </w:r>
     </w:p>
     <w:p>
@@ -3314,7 +3314,7 @@
                 <w:sz w:val="16"/>
                 <w:szCs w:val="16"/>
               </w:rPr>
-              <w:t xml:space="preserve">8,507</w:t>
+              <w:t xml:space="preserve">8,100</w:t>
             </w:r>
           </w:p>
         </w:tc>
@@ -3569,7 +3569,7 @@
                 <w:sz w:val="16"/>
                 <w:szCs w:val="16"/>
               </w:rPr>
-              <w:t xml:space="preserve">6,623</w:t>
+              <w:t xml:space="preserve">6,307</w:t>
             </w:r>
           </w:p>
         </w:tc>
@@ -3821,7 +3821,7 @@
                 <w:sz w:val="16"/>
                 <w:szCs w:val="16"/>
               </w:rPr>
-              <w:t xml:space="preserve">3,215</w:t>
+              <w:t xml:space="preserve">3,061</w:t>
             </w:r>
           </w:p>
         </w:tc>
@@ -4076,7 +4076,7 @@
                 <w:sz w:val="16"/>
                 <w:szCs w:val="16"/>
               </w:rPr>
-              <w:t xml:space="preserve">10.0</w:t>
+              <w:t xml:space="preserve">9.5</w:t>
             </w:r>
           </w:p>
         </w:tc>
@@ -4112,7 +4112,7 @@
                 <w:sz w:val="16"/>
                 <w:szCs w:val="16"/>
               </w:rPr>
-              <w:t xml:space="preserve">15.8</w:t>
+              <w:t xml:space="preserve">15.9</w:t>
             </w:r>
           </w:p>
         </w:tc>
@@ -4148,7 +4148,7 @@
                 <w:sz w:val="16"/>
                 <w:szCs w:val="16"/>
               </w:rPr>
-              <w:t xml:space="preserve">19.1</w:t>
+              <w:t xml:space="preserve">19.2</w:t>
             </w:r>
           </w:p>
         </w:tc>
@@ -4328,7 +4328,7 @@
                 <w:sz w:val="16"/>
                 <w:szCs w:val="16"/>
               </w:rPr>
-              <w:t xml:space="preserve">24.2</w:t>
+              <w:t xml:space="preserve">25.4</w:t>
             </w:r>
           </w:p>
         </w:tc>
@@ -5090,7 +5090,7 @@
                 <w:sz w:val="16"/>
                 <w:szCs w:val="16"/>
               </w:rPr>
-              <w:t xml:space="preserve">66,544</w:t>
+              <w:t xml:space="preserve">66,227</w:t>
             </w:r>
           </w:p>
         </w:tc>
@@ -5126,7 +5126,7 @@
                 <w:sz w:val="16"/>
                 <w:szCs w:val="16"/>
               </w:rPr>
-              <w:t xml:space="preserve">77,970</w:t>
+              <w:t xml:space="preserve">77,653</w:t>
             </w:r>
           </w:p>
         </w:tc>
@@ -5162,7 +5162,7 @@
                 <w:sz w:val="16"/>
                 <w:szCs w:val="16"/>
               </w:rPr>
-              <w:t xml:space="preserve">94,434</w:t>
+              <w:t xml:space="preserve">94,117</w:t>
             </w:r>
           </w:p>
         </w:tc>
@@ -5342,7 +5342,7 @@
                 <w:sz w:val="16"/>
                 <w:szCs w:val="16"/>
               </w:rPr>
-              <w:t xml:space="preserve">32,300</w:t>
+              <w:t xml:space="preserve">32,146</w:t>
             </w:r>
           </w:p>
         </w:tc>
@@ -5377,7 +5377,7 @@
                 <w:sz w:val="16"/>
                 <w:szCs w:val="16"/>
               </w:rPr>
-              <w:t xml:space="preserve">37,847</w:t>
+              <w:t xml:space="preserve">37,693</w:t>
             </w:r>
           </w:p>
         </w:tc>
@@ -5412,7 +5412,7 @@
                 <w:sz w:val="16"/>
                 <w:szCs w:val="16"/>
               </w:rPr>
-              <w:t xml:space="preserve">45,838</w:t>
+              <w:t xml:space="preserve">45,684</w:t>
             </w:r>
           </w:p>
         </w:tc>
@@ -5650,7 +5650,7 @@
                 <w:sz w:val="15"/>
                 <w:szCs w:val="15"/>
               </w:rPr>
-              <w:t xml:space="preserve">6,623</w:t>
+              <w:t xml:space="preserve">6,307</w:t>
             </w:r>
           </w:p>
         </w:tc>
@@ -5926,7 +5926,7 @@
                 <w:sz w:val="15"/>
                 <w:szCs w:val="15"/>
               </w:rPr>
-              <w:t xml:space="preserve">11.5</w:t>
+              <w:t xml:space="preserve">6.2</w:t>
             </w:r>
           </w:p>
         </w:tc>
@@ -6064,7 +6064,7 @@
                 <w:sz w:val="15"/>
                 <w:szCs w:val="15"/>
               </w:rPr>
-              <w:t xml:space="preserve">24.2</w:t>
+              <w:t xml:space="preserve">25.4</w:t>
             </w:r>
           </w:p>
         </w:tc>
@@ -6961,7 +6961,7 @@
           <w:sz w:val="17"/>
           <w:szCs w:val="17"/>
         </w:rPr>
-        <w:t xml:space="preserve">Chất lượng tài sản suy giảm vượt mức ban lãnh đạo dự kiến: tỷ lệ nợ xấu đạt 7.54% cuối Q2/2026, tăng 1.13%p so với đầu năm và cao nhất hệ thống, so với ước tính khoảng 5.6% của ban lãnh đạo. Dư nợ nhóm 3-5 tăng khoảng 7,800 tỷ đồng lên 47,957 tỷ đồng, trong đó khoảng 67% (32,000 tỷ đồng) xếp nhóm 5, nợ nhóm 4 tăng hơn gấp đôi (+156%). Chúng tôi đặt giả định nợ xấu FY26F ở 5.5% (từ dưới 4.5%) và FY27F ở 4.0% (từ 3.1%). Quá trình xử lý tài trợ từ nguồn dự phòng đã trích, không phải từ lợi nhuận: dự phòng đạt 27.2 nghìn tỷ đồng cuối Q2/2026 — bao phủ 56.7%, tăng từ 50.0% cuối 2025 — sau khi trích 7.1 nghìn tỷ đồng trong 1H26 và gần như chưa xóa nợ. Trích thêm 4.0 nghìn tỷ đồng trong 2H26 đủ để xóa 11.8 nghìn tỷ đồng, tương đương 37% dư nợ nhóm 5, đưa bao phủ về 50.0%. Việc giữ bao phủ ở 50% giới hạn mức cải thiện ở 5.5%, đồng thời cần nợ xấu phát sinh mới 2H26 chỉ bằng khoảng một phần tư nhịp 1H26.</w:t>
+        <w:t xml:space="preserve">Chất lượng tài sản suy giảm vượt mức ban lãnh đạo dự kiến: tỷ lệ nợ xấu đạt 7.54% cuối Q2/2026, tăng 1.13%p so với đầu năm và cao nhất hệ thống, so với ước tính khoảng 5.6% của ban lãnh đạo. Dư nợ nhóm 3-5 tăng khoảng 7,800 tỷ đồng lên 47,957 tỷ đồng, trong đó khoảng 67% (32,000 tỷ đồng) xếp nhóm 5, nợ nhóm 4 tăng hơn gấp đôi (+156%). Chúng tôi đặt giả định nợ xấu FY26F ở 5.5% (từ dưới 4.5%) và FY27F ở 4.0% (từ 3.1%). Quá trình xử lý tài trợ từ nguồn dự phòng đã trích, không phải từ lợi nhuận: dự phòng đạt 27.2 nghìn tỷ đồng cuối Q2/2026 — bao phủ 56.7%, tăng từ 50.0% cuối 2025 — sau khi trích 7.1 nghìn tỷ đồng trong 1H26 và gần như chưa xóa nợ. Trích thêm 4.0 nghìn tỷ đồng trong 2H26 đủ để xóa 11.8 nghìn tỷ đồng, tương đương 37% dư nợ nhóm 5, đưa bao phủ về 51.1%. Việc giữ bao phủ quanh 50% giới hạn mức cải thiện ở 5.5%, đồng thời cần nợ xấu phát sinh mới 2H26 chỉ bằng khoảng một phần tư nhịp 1H26.</w:t>
       </w:r>
     </w:p>
     <w:p>
@@ -6995,7 +6995,7 @@
           <w:sz w:val="17"/>
           <w:szCs w:val="17"/>
         </w:rPr>
-        <w:t xml:space="preserve">STB ghi nhận 7,331 tỷ đồng LNTT trong 1H25 nhưng chỉ 297 tỷ đồng trong 2H25, do Q4/2025 lỗ trước thuế 3,360 tỷ đồng. Chúng tôi nâng dự phóng LNTT FY26F lên 8,507 tỷ đồng (+11.5% CK) từ 7,934 tỷ đồng, hoàn toàn nhờ chi phí hoạt động: CIR 1H26 chỉ 35.6% so với 42.9% dự phóng trước đây, và chúng tôi điều chỉnh về 40.0% (-0.7%p CK), 38.0% FY27F và 36.0% FY28F. Mức này vẫn cho phép chi phí hoạt động 2H26 cao hơn 1H26 9.6%, hàm ý LNTT 2H26 khoảng 4,371 tỷ đồng — khoảng 15 lần nền 2H25.</w:t>
+        <w:t xml:space="preserve">STB ghi nhận 7,331 tỷ đồng LNTT trong 1H25 nhưng chỉ 297 tỷ đồng trong 2H25, do Q4/2025 lỗ trước thuế 3,360 tỷ đồng. Chúng tôi đặt dự phóng LNTT FY26F ở 8,100 tỷ đồng (+6.2% CK), ngang kế hoạch đã được ĐHĐCĐ thông qua. Chi phí hoạt động là động lực chính — CIR 1H26 chỉ 35.6% so với 42.9% dự phóng trước đây, và chúng tôi điều chỉnh về 40.0% (-0.7%p CK), 38.0% FY27F và 36.0% FY28F — phần chênh còn lại đưa vào chi phí dự phòng. Mức này hàm ý LNTT 2H26 khoảng 3,964 tỷ đồng, tương đương khoảng 13 lần nền 2H25.</w:t>
       </w:r>
     </w:p>
     <w:p>
@@ -7012,7 +7012,7 @@
           <w:sz w:val="17"/>
           <w:szCs w:val="17"/>
         </w:rPr>
-        <w:t xml:space="preserve">Các giả định FY26F khác: NII 26,712 tỷ đồng (+0.1% CK), NIM 2.92% (-40bps CK) và chi phí dự phòng 11.1 nghìn tỷ đồng (-2.6% CK); lưu ý tăng trưởng tín dụng 1H26 chỉ 1.5% so với 11.7% dự phóng cả năm. Ở diễn biến khác, việc Sacombank thu giữ 507 giấy chứng nhận quyền sử dụng đất tại dự án Viva City đối với 350 tỷ đồng dư nợ gốc quá hạn tuy chưa trọng yếu nhưng cho thấy kênh xử lý tài sản đảm bảo mà chương trình xóa nợ 2H26 phụ thuộc vào.</w:t>
+        <w:t xml:space="preserve">Các giả định FY26F khác: NII 26,712 tỷ đồng (+0.1% CK), NIM 2.92% (-40bps CK) và chi phí dự phòng 11.5 nghìn tỷ đồng (+1.0% CK); lưu ý tăng trưởng tín dụng 1H26 chỉ 1.5% so với 11.7% dự phóng cả năm. Ở diễn biến khác, việc Sacombank thu giữ 507 giấy chứng nhận quyền sử dụng đất tại dự án Viva City đối với 350 tỷ đồng dư nợ gốc quá hạn tuy chưa trọng yếu nhưng cho thấy kênh xử lý tài sản đảm bảo mà chương trình xóa nợ 2H26 phụ thuộc vào.</w:t>
       </w:r>
     </w:p>
     <w:p>
@@ -8003,7 +8003,7 @@
                 <w:sz w:val="16"/>
                 <w:szCs w:val="16"/>
               </w:rPr>
-              <w:t xml:space="preserve">8,507</w:t>
+              <w:t xml:space="preserve">8,100</w:t>
             </w:r>
           </w:p>
         </w:tc>
@@ -8258,7 +8258,7 @@
                 <w:sz w:val="16"/>
                 <w:szCs w:val="16"/>
               </w:rPr>
-              <w:t xml:space="preserve">6,623</w:t>
+              <w:t xml:space="preserve">6,307</w:t>
             </w:r>
           </w:p>
         </w:tc>
@@ -8510,7 +8510,7 @@
                 <w:sz w:val="16"/>
                 <w:szCs w:val="16"/>
               </w:rPr>
-              <w:t xml:space="preserve">3,215</w:t>
+              <w:t xml:space="preserve">3,061</w:t>
             </w:r>
           </w:p>
         </w:tc>
@@ -8765,7 +8765,7 @@
                 <w:sz w:val="16"/>
                 <w:szCs w:val="16"/>
               </w:rPr>
-              <w:t xml:space="preserve">10.0</w:t>
+              <w:t xml:space="preserve">9.5</w:t>
             </w:r>
           </w:p>
         </w:tc>
@@ -8801,7 +8801,7 @@
                 <w:sz w:val="16"/>
                 <w:szCs w:val="16"/>
               </w:rPr>
-              <w:t xml:space="preserve">15.8</w:t>
+              <w:t xml:space="preserve">15.9</w:t>
             </w:r>
           </w:p>
         </w:tc>
@@ -8837,7 +8837,7 @@
                 <w:sz w:val="16"/>
                 <w:szCs w:val="16"/>
               </w:rPr>
-              <w:t xml:space="preserve">19.1</w:t>
+              <w:t xml:space="preserve">19.2</w:t>
             </w:r>
           </w:p>
         </w:tc>
@@ -9017,7 +9017,7 @@
                 <w:sz w:val="16"/>
                 <w:szCs w:val="16"/>
               </w:rPr>
-              <w:t xml:space="preserve">24.2</w:t>
+              <w:t xml:space="preserve">25.4</w:t>
             </w:r>
           </w:p>
         </w:tc>
@@ -9779,7 +9779,7 @@
                 <w:sz w:val="16"/>
                 <w:szCs w:val="16"/>
               </w:rPr>
-              <w:t xml:space="preserve">66,544</w:t>
+              <w:t xml:space="preserve">66,227</w:t>
             </w:r>
           </w:p>
         </w:tc>
@@ -9815,7 +9815,7 @@
                 <w:sz w:val="16"/>
                 <w:szCs w:val="16"/>
               </w:rPr>
-              <w:t xml:space="preserve">77,970</w:t>
+              <w:t xml:space="preserve">77,653</w:t>
             </w:r>
           </w:p>
         </w:tc>
@@ -9851,7 +9851,7 @@
                 <w:sz w:val="16"/>
                 <w:szCs w:val="16"/>
               </w:rPr>
-              <w:t xml:space="preserve">94,434</w:t>
+              <w:t xml:space="preserve">94,117</w:t>
             </w:r>
           </w:p>
         </w:tc>
@@ -10031,7 +10031,7 @@
                 <w:sz w:val="16"/>
                 <w:szCs w:val="16"/>
               </w:rPr>
-              <w:t xml:space="preserve">32,300</w:t>
+              <w:t xml:space="preserve">32,146</w:t>
             </w:r>
           </w:p>
         </w:tc>
@@ -10066,7 +10066,7 @@
                 <w:sz w:val="16"/>
                 <w:szCs w:val="16"/>
               </w:rPr>
-              <w:t xml:space="preserve">37,847</w:t>
+              <w:t xml:space="preserve">37,693</w:t>
             </w:r>
           </w:p>
         </w:tc>
@@ -10101,7 +10101,7 @@
                 <w:sz w:val="16"/>
                 <w:szCs w:val="16"/>
               </w:rPr>
-              <w:t xml:space="preserve">45,838</w:t>
+              <w:t xml:space="preserve">45,684</w:t>
             </w:r>
           </w:p>
         </w:tc>

--- a/MASVN_RS_2H26_Outlook_STB_FPT_Note_Aug2026.docx
+++ b/MASVN_RS_2H26_Outlook_STB_FPT_Note_Aug2026.docx
@@ -961,7 +961,7 @@
                 <w:sz w:val="15"/>
                 <w:szCs w:val="15"/>
               </w:rPr>
-              <w:t xml:space="preserve">6,307</w:t>
+              <w:t xml:space="preserve">6,623</w:t>
             </w:r>
           </w:p>
         </w:tc>
@@ -1237,7 +1237,7 @@
                 <w:sz w:val="15"/>
                 <w:szCs w:val="15"/>
               </w:rPr>
-              <w:t xml:space="preserve">6.2</w:t>
+              <w:t xml:space="preserve">11.5</w:t>
             </w:r>
           </w:p>
         </w:tc>
@@ -1375,7 +1375,7 @@
                 <w:sz w:val="15"/>
                 <w:szCs w:val="15"/>
               </w:rPr>
-              <w:t xml:space="preserve">25.4</w:t>
+              <w:t xml:space="preserve">24.2</w:t>
             </w:r>
           </w:p>
         </w:tc>
@@ -2289,7 +2289,7 @@
           <w:sz w:val="17"/>
           <w:szCs w:val="17"/>
         </w:rPr>
-        <w:t xml:space="preserve">The NPL ratio reached 7.54% at end-2Q26, up 1.13%p year-to-date and the highest in the system, against management guidance of approximately 5.6%. Group 3-5 balances rose approximately VND7,800bn to VND47,957bn, of which about 67% (VND32,000bn) is Group 5, while Group 4 more than doubled (+156%). We set FY26F NPL at 5.5%, from below 4.5%, and FY27F at 4.0% from 3.1%. The clean-up is reserve-funded, not P&amp;L-funded: reserves reached VND27.2tn at end-2Q26 — 56.7% coverage, up from 50.0% at end-FY25 — after VND7.1tn of 1H26 charges and almost no write-offs. A further VND4.0tn charge in 2H26 funds write-offs of VND11.8tn, or 37% of the Group 5 balance, leaving coverage at 51.1%. Holding coverage near 50% is what caps the improvement at 5.5%, and it needs 2H26 NPL formation at roughly a quarter of the 1H26 pace.</w:t>
+        <w:t xml:space="preserve">The NPL ratio reached 7.54% at end-2Q26, up 1.13%p year-to-date and the highest in the system, against management guidance of approximately 5.6%. Group 3-5 balances rose approximately VND7,800bn to VND47,957bn, of which about 67% (VND32,000bn) is Group 5, while Group 4 more than doubled (+156%). We set FY26F NPL at 5.5%, from below 4.5%, and FY27F at 4.0% from 3.1%. The clean-up is reserve-funded, not P&amp;L-funded: reserves reached VND27.2tn at end-2Q26 — 56.7% coverage, up from 50.0% at end-FY25 — after VND7.1tn of 1H26 charges and almost no write-offs. A further VND4.0tn charge in 2H26 funds write-offs of VND11.8tn, or 37% of the Group 5 balance, leaving coverage at 50.0%. Holding coverage at 50% is what caps the improvement at 5.5%, and it needs 2H26 NPL formation at roughly a quarter of the 1H26 pace.</w:t>
       </w:r>
     </w:p>
     <w:p>
@@ -2323,7 +2323,7 @@
           <w:sz w:val="17"/>
           <w:szCs w:val="17"/>
         </w:rPr>
-        <w:t xml:space="preserve">STB recorded VND7,331bn of PBT in 1H25 but only VND297bn in 2H25, as 4Q25 registered a pre-tax loss of VND3,360bn. We set FY26F PBT at VND8,100bn (+6.2% YoY), in line with the board-approved plan. The cost line does the lifting — 1H26 CIR came in at 35.6% against the 42.9% previously carried, and we now assume 40.0% (-0.7%p YoY), 38.0% in FY27F and 36.0% in FY28F — with the balance taken back in provisioning. That implies 2H26 PBT of VND3,964bn, around 13x the 2H25 base. Other FY26F assumptions: NII of VND26,712bn (+0.1% YoY), NIM of 2.92% (-40bps YoY) and provisioning of VND11.5tn (+1.0% YoY); we flag 1H26 loan growth of 1.5% against the 11.7% carried for the full year. Separately, STB's seizure of 507 land-use right certificates at LDG's Viva City against VND350bn of overdue principal is immaterial in size but shows the collateral channel the write-off programme depends on.</w:t>
+        <w:t xml:space="preserve">STB recorded VND7,331bn of PBT in 1H25 but only VND297bn in 2H25, as 4Q25 registered a pre-tax loss of VND3,360bn. We set FY26F PBT at VND8,507bn (+11.5% YoY), 5% above the board-approved plan of VND8,100bn. The cost line does the lifting — 1H26 CIR came in at 35.6% against the 42.9% previously carried, and we now assume 40.0% (-0.7%p YoY), 38.0% in FY27F and 36.0% in FY28F. That still allows 2H26 opex 9.6% above 1H26, and implies 2H26 PBT of VND4,371bn, around 15x the 2H25 base. Other FY26F assumptions: NII of VND26,712bn (+0.1% YoY), NIM of 2.92% (-40bps YoY) and provisioning of VND11.1tn (-2.6% YoY); we flag 1H26 loan growth of 1.5% against the 11.7% carried for the full year. Separately, STB's seizure of 507 land-use right certificates at LDG's Viva City against VND350bn of overdue principal is immaterial in size but shows the collateral channel the write-off programme depends on.</w:t>
       </w:r>
     </w:p>
     <w:p>
@@ -3314,7 +3314,7 @@
                 <w:sz w:val="16"/>
                 <w:szCs w:val="16"/>
               </w:rPr>
-              <w:t xml:space="preserve">8,100</w:t>
+              <w:t xml:space="preserve">8,507</w:t>
             </w:r>
           </w:p>
         </w:tc>
@@ -3569,7 +3569,7 @@
                 <w:sz w:val="16"/>
                 <w:szCs w:val="16"/>
               </w:rPr>
-              <w:t xml:space="preserve">6,307</w:t>
+              <w:t xml:space="preserve">6,623</w:t>
             </w:r>
           </w:p>
         </w:tc>
@@ -3821,7 +3821,7 @@
                 <w:sz w:val="16"/>
                 <w:szCs w:val="16"/>
               </w:rPr>
-              <w:t xml:space="preserve">3,061</w:t>
+              <w:t xml:space="preserve">3,215</w:t>
             </w:r>
           </w:p>
         </w:tc>
@@ -4076,7 +4076,7 @@
                 <w:sz w:val="16"/>
                 <w:szCs w:val="16"/>
               </w:rPr>
-              <w:t xml:space="preserve">9.5</w:t>
+              <w:t xml:space="preserve">10.0</w:t>
             </w:r>
           </w:p>
         </w:tc>
@@ -4112,7 +4112,7 @@
                 <w:sz w:val="16"/>
                 <w:szCs w:val="16"/>
               </w:rPr>
-              <w:t xml:space="preserve">15.9</w:t>
+              <w:t xml:space="preserve">15.8</w:t>
             </w:r>
           </w:p>
         </w:tc>
@@ -4148,7 +4148,7 @@
                 <w:sz w:val="16"/>
                 <w:szCs w:val="16"/>
               </w:rPr>
-              <w:t xml:space="preserve">19.2</w:t>
+              <w:t xml:space="preserve">19.1</w:t>
             </w:r>
           </w:p>
         </w:tc>
@@ -4328,7 +4328,7 @@
                 <w:sz w:val="16"/>
                 <w:szCs w:val="16"/>
               </w:rPr>
-              <w:t xml:space="preserve">25.4</w:t>
+              <w:t xml:space="preserve">24.2</w:t>
             </w:r>
           </w:p>
         </w:tc>
@@ -5090,7 +5090,7 @@
                 <w:sz w:val="16"/>
                 <w:szCs w:val="16"/>
               </w:rPr>
-              <w:t xml:space="preserve">66,227</w:t>
+              <w:t xml:space="preserve">66,544</w:t>
             </w:r>
           </w:p>
         </w:tc>
@@ -5126,7 +5126,7 @@
                 <w:sz w:val="16"/>
                 <w:szCs w:val="16"/>
               </w:rPr>
-              <w:t xml:space="preserve">77,653</w:t>
+              <w:t xml:space="preserve">77,970</w:t>
             </w:r>
           </w:p>
         </w:tc>
@@ -5162,7 +5162,7 @@
                 <w:sz w:val="16"/>
                 <w:szCs w:val="16"/>
               </w:rPr>
-              <w:t xml:space="preserve">94,117</w:t>
+              <w:t xml:space="preserve">94,434</w:t>
             </w:r>
           </w:p>
         </w:tc>
@@ -5342,7 +5342,7 @@
                 <w:sz w:val="16"/>
                 <w:szCs w:val="16"/>
               </w:rPr>
-              <w:t xml:space="preserve">32,146</w:t>
+              <w:t xml:space="preserve">32,300</w:t>
             </w:r>
           </w:p>
         </w:tc>
@@ -5377,7 +5377,7 @@
                 <w:sz w:val="16"/>
                 <w:szCs w:val="16"/>
               </w:rPr>
-              <w:t xml:space="preserve">37,693</w:t>
+              <w:t xml:space="preserve">37,847</w:t>
             </w:r>
           </w:p>
         </w:tc>
@@ -5412,7 +5412,7 @@
                 <w:sz w:val="16"/>
                 <w:szCs w:val="16"/>
               </w:rPr>
-              <w:t xml:space="preserve">45,684</w:t>
+              <w:t xml:space="preserve">45,838</w:t>
             </w:r>
           </w:p>
         </w:tc>
@@ -5650,7 +5650,7 @@
                 <w:sz w:val="15"/>
                 <w:szCs w:val="15"/>
               </w:rPr>
-              <w:t xml:space="preserve">6,307</w:t>
+              <w:t xml:space="preserve">6,623</w:t>
             </w:r>
           </w:p>
         </w:tc>
@@ -5926,7 +5926,7 @@
                 <w:sz w:val="15"/>
                 <w:szCs w:val="15"/>
               </w:rPr>
-              <w:t xml:space="preserve">6.2</w:t>
+              <w:t xml:space="preserve">11.5</w:t>
             </w:r>
           </w:p>
         </w:tc>
@@ -6064,7 +6064,7 @@
                 <w:sz w:val="15"/>
                 <w:szCs w:val="15"/>
               </w:rPr>
-              <w:t xml:space="preserve">25.4</w:t>
+              <w:t xml:space="preserve">24.2</w:t>
             </w:r>
           </w:p>
         </w:tc>
@@ -6961,7 +6961,7 @@
           <w:sz w:val="17"/>
           <w:szCs w:val="17"/>
         </w:rPr>
-        <w:t xml:space="preserve">Chất lượng tài sản suy giảm vượt mức ban lãnh đạo dự kiến: tỷ lệ nợ xấu đạt 7.54% cuối Q2/2026, tăng 1.13%p so với đầu năm và cao nhất hệ thống, so với ước tính khoảng 5.6% của ban lãnh đạo. Dư nợ nhóm 3-5 tăng khoảng 7,800 tỷ đồng lên 47,957 tỷ đồng, trong đó khoảng 67% (32,000 tỷ đồng) xếp nhóm 5, nợ nhóm 4 tăng hơn gấp đôi (+156%). Chúng tôi đặt giả định nợ xấu FY26F ở 5.5% (từ dưới 4.5%) và FY27F ở 4.0% (từ 3.1%). Quá trình xử lý tài trợ từ nguồn dự phòng đã trích, không phải từ lợi nhuận: dự phòng đạt 27.2 nghìn tỷ đồng cuối Q2/2026 — bao phủ 56.7%, tăng từ 50.0% cuối 2025 — sau khi trích 7.1 nghìn tỷ đồng trong 1H26 và gần như chưa xóa nợ. Trích thêm 4.0 nghìn tỷ đồng trong 2H26 đủ để xóa 11.8 nghìn tỷ đồng, tương đương 37% dư nợ nhóm 5, đưa bao phủ về 51.1%. Việc giữ bao phủ quanh 50% giới hạn mức cải thiện ở 5.5%, đồng thời cần nợ xấu phát sinh mới 2H26 chỉ bằng khoảng một phần tư nhịp 1H26.</w:t>
+        <w:t xml:space="preserve">Chất lượng tài sản suy giảm vượt mức ban lãnh đạo dự kiến: tỷ lệ nợ xấu đạt 7.54% cuối Q2/2026, tăng 1.13%p so với đầu năm và cao nhất hệ thống, so với ước tính khoảng 5.6% của ban lãnh đạo. Dư nợ nhóm 3-5 tăng khoảng 7,800 tỷ đồng lên 47,957 tỷ đồng, trong đó khoảng 67% (32,000 tỷ đồng) xếp nhóm 5, nợ nhóm 4 tăng hơn gấp đôi (+156%). Chúng tôi đặt giả định nợ xấu FY26F ở 5.5% (từ dưới 4.5%) và FY27F ở 4.0% (từ 3.1%). Quá trình xử lý tài trợ từ nguồn dự phòng đã trích, không phải từ lợi nhuận: dự phòng đạt 27.2 nghìn tỷ đồng cuối Q2/2026 — bao phủ 56.7%, tăng từ 50.0% cuối 2025 — sau khi trích 7.1 nghìn tỷ đồng trong 1H26 và gần như chưa xóa nợ. Trích thêm 4.0 nghìn tỷ đồng trong 2H26 đủ để xóa 11.8 nghìn tỷ đồng, tương đương 37% dư nợ nhóm 5, đưa bao phủ về 50.0%. Việc giữ bao phủ ở 50% giới hạn mức cải thiện ở 5.5%, đồng thời cần nợ xấu phát sinh mới 2H26 chỉ bằng khoảng một phần tư nhịp 1H26.</w:t>
       </w:r>
     </w:p>
     <w:p>
@@ -6995,7 +6995,7 @@
           <w:sz w:val="17"/>
           <w:szCs w:val="17"/>
         </w:rPr>
-        <w:t xml:space="preserve">STB ghi nhận 7,331 tỷ đồng LNTT trong 1H25 nhưng chỉ 297 tỷ đồng trong 2H25, do Q4/2025 lỗ trước thuế 3,360 tỷ đồng. Chúng tôi đặt dự phóng LNTT FY26F ở 8,100 tỷ đồng (+6.2% CK), ngang kế hoạch đã được ĐHĐCĐ thông qua. Chi phí hoạt động là động lực chính — CIR 1H26 chỉ 35.6% so với 42.9% dự phóng trước đây, và chúng tôi điều chỉnh về 40.0% (-0.7%p CK), 38.0% FY27F và 36.0% FY28F — phần chênh còn lại đưa vào chi phí dự phòng. Mức này hàm ý LNTT 2H26 khoảng 3,964 tỷ đồng, tương đương khoảng 13 lần nền 2H25.</w:t>
+        <w:t xml:space="preserve">STB ghi nhận 7,331 tỷ đồng LNTT trong 1H25 nhưng chỉ 297 tỷ đồng trong 2H25, do Q4/2025 lỗ trước thuế 3,360 tỷ đồng. Chúng tôi đặt dự phóng LNTT FY26F ở 8,507 tỷ đồng (+11.5% CK), cao hơn 5% so với kế hoạch 8,100 tỷ đồng đã được ĐHĐCĐ thông qua. Chi phí hoạt động là động lực chính — CIR 1H26 chỉ 35.6% so với 42.9% dự phóng trước đây, và chúng tôi điều chỉnh về 40.0% (-0.7%p CK), 38.0% FY27F và 36.0% FY28F. Mức này vẫn cho phép chi phí hoạt động 2H26 cao hơn 1H26 9.6%, hàm ý LNTT 2H26 khoảng 4,371 tỷ đồng, tương đương khoảng 15 lần nền 2H25.</w:t>
       </w:r>
     </w:p>
     <w:p>
@@ -7012,7 +7012,7 @@
           <w:sz w:val="17"/>
           <w:szCs w:val="17"/>
         </w:rPr>
-        <w:t xml:space="preserve">Các giả định FY26F khác: NII 26,712 tỷ đồng (+0.1% CK), NIM 2.92% (-40bps CK) và chi phí dự phòng 11.5 nghìn tỷ đồng (+1.0% CK); lưu ý tăng trưởng tín dụng 1H26 chỉ 1.5% so với 11.7% dự phóng cả năm. Ở diễn biến khác, việc Sacombank thu giữ 507 giấy chứng nhận quyền sử dụng đất tại dự án Viva City đối với 350 tỷ đồng dư nợ gốc quá hạn tuy chưa trọng yếu nhưng cho thấy kênh xử lý tài sản đảm bảo mà chương trình xóa nợ 2H26 phụ thuộc vào.</w:t>
+        <w:t xml:space="preserve">Các giả định FY26F khác: NII 26,712 tỷ đồng (+0.1% CK), NIM 2.92% (-40bps CK) và chi phí dự phòng 11.1 nghìn tỷ đồng (-2.6% CK); lưu ý tăng trưởng tín dụng 1H26 chỉ 1.5% so với 11.7% dự phóng cả năm. Ở diễn biến khác, việc Sacombank thu giữ 507 giấy chứng nhận quyền sử dụng đất tại dự án Viva City đối với 350 tỷ đồng dư nợ gốc quá hạn tuy chưa trọng yếu nhưng cho thấy kênh xử lý tài sản đảm bảo mà chương trình xóa nợ 2H26 phụ thuộc vào.</w:t>
       </w:r>
     </w:p>
     <w:p>
@@ -8003,7 +8003,7 @@
                 <w:sz w:val="16"/>
                 <w:szCs w:val="16"/>
               </w:rPr>
-              <w:t xml:space="preserve">8,100</w:t>
+              <w:t xml:space="preserve">8,507</w:t>
             </w:r>
           </w:p>
         </w:tc>
@@ -8258,7 +8258,7 @@
                 <w:sz w:val="16"/>
                 <w:szCs w:val="16"/>
               </w:rPr>
-              <w:t xml:space="preserve">6,307</w:t>
+              <w:t xml:space="preserve">6,623</w:t>
             </w:r>
           </w:p>
         </w:tc>
@@ -8510,7 +8510,7 @@
                 <w:sz w:val="16"/>
                 <w:szCs w:val="16"/>
               </w:rPr>
-              <w:t xml:space="preserve">3,061</w:t>
+              <w:t xml:space="preserve">3,215</w:t>
             </w:r>
           </w:p>
         </w:tc>
@@ -8765,7 +8765,7 @@
                 <w:sz w:val="16"/>
                 <w:szCs w:val="16"/>
               </w:rPr>
-              <w:t xml:space="preserve">9.5</w:t>
+              <w:t xml:space="preserve">10.0</w:t>
             </w:r>
           </w:p>
         </w:tc>
@@ -8801,7 +8801,7 @@
                 <w:sz w:val="16"/>
                 <w:szCs w:val="16"/>
               </w:rPr>
-              <w:t xml:space="preserve">15.9</w:t>
+              <w:t xml:space="preserve">15.8</w:t>
             </w:r>
           </w:p>
         </w:tc>
@@ -8837,7 +8837,7 @@
                 <w:sz w:val="16"/>
                 <w:szCs w:val="16"/>
               </w:rPr>
-              <w:t xml:space="preserve">19.2</w:t>
+              <w:t xml:space="preserve">19.1</w:t>
             </w:r>
           </w:p>
         </w:tc>
@@ -9017,7 +9017,7 @@
                 <w:sz w:val="16"/>
                 <w:szCs w:val="16"/>
               </w:rPr>
-              <w:t xml:space="preserve">25.4</w:t>
+              <w:t xml:space="preserve">24.2</w:t>
             </w:r>
           </w:p>
         </w:tc>
@@ -9779,7 +9779,7 @@
                 <w:sz w:val="16"/>
                 <w:szCs w:val="16"/>
               </w:rPr>
-              <w:t xml:space="preserve">66,227</w:t>
+              <w:t xml:space="preserve">66,544</w:t>
             </w:r>
           </w:p>
         </w:tc>
@@ -9815,7 +9815,7 @@
                 <w:sz w:val="16"/>
                 <w:szCs w:val="16"/>
               </w:rPr>
-              <w:t xml:space="preserve">77,653</w:t>
+              <w:t xml:space="preserve">77,970</w:t>
             </w:r>
           </w:p>
         </w:tc>
@@ -9851,7 +9851,7 @@
                 <w:sz w:val="16"/>
                 <w:szCs w:val="16"/>
               </w:rPr>
-              <w:t xml:space="preserve">94,117</w:t>
+              <w:t xml:space="preserve">94,434</w:t>
             </w:r>
           </w:p>
         </w:tc>
@@ -10031,7 +10031,7 @@
                 <w:sz w:val="16"/>
                 <w:szCs w:val="16"/>
               </w:rPr>
-              <w:t xml:space="preserve">32,146</w:t>
+              <w:t xml:space="preserve">32,300</w:t>
             </w:r>
           </w:p>
         </w:tc>
@@ -10066,7 +10066,7 @@
                 <w:sz w:val="16"/>
                 <w:szCs w:val="16"/>
               </w:rPr>
-              <w:t xml:space="preserve">37,693</w:t>
+              <w:t xml:space="preserve">37,847</w:t>
             </w:r>
           </w:p>
         </w:tc>
@@ -10101,7 +10101,7 @@
                 <w:sz w:val="16"/>
                 <w:szCs w:val="16"/>
               </w:rPr>
-              <w:t xml:space="preserve">45,684</w:t>
+              <w:t xml:space="preserve">45,838</w:t>
             </w:r>
           </w:p>
         </w:tc>

--- a/MASVN_RS_2H26_Outlook_STB_FPT_Note_Aug2026.docx
+++ b/MASVN_RS_2H26_Outlook_STB_FPT_Note_Aug2026.docx
@@ -961,7 +961,7 @@
                 <w:sz w:val="15"/>
                 <w:szCs w:val="15"/>
               </w:rPr>
-              <w:t xml:space="preserve">6,623</w:t>
+              <w:t xml:space="preserve">6,346</w:t>
             </w:r>
           </w:p>
         </w:tc>
@@ -1237,7 +1237,7 @@
                 <w:sz w:val="15"/>
                 <w:szCs w:val="15"/>
               </w:rPr>
-              <w:t xml:space="preserve">11.5</w:t>
+              <w:t xml:space="preserve">6.9</w:t>
             </w:r>
           </w:p>
         </w:tc>
@@ -1375,7 +1375,7 @@
                 <w:sz w:val="15"/>
                 <w:szCs w:val="15"/>
               </w:rPr>
-              <w:t xml:space="preserve">24.2</w:t>
+              <w:t xml:space="preserve">25.3</w:t>
             </w:r>
           </w:p>
         </w:tc>
@@ -2289,7 +2289,7 @@
           <w:sz w:val="17"/>
           <w:szCs w:val="17"/>
         </w:rPr>
-        <w:t xml:space="preserve">The NPL ratio reached 7.54% at end-2Q26, up 1.13%p year-to-date and the highest in the system, against management guidance of approximately 5.6%. Group 3-5 balances rose approximately VND7,800bn to VND47,957bn, of which about 67% (VND32,000bn) is Group 5, while Group 4 more than doubled (+156%). We set FY26F NPL at 5.5%, from below 4.5%, and FY27F at 4.0% from 3.1%. The clean-up is reserve-funded, not P&amp;L-funded: reserves reached VND27.2tn at end-2Q26 — 56.7% coverage, up from 50.0% at end-FY25 — after VND7.1tn of 1H26 charges and almost no write-offs. A further VND4.0tn charge in 2H26 funds write-offs of VND11.8tn, or 37% of the Group 5 balance, leaving coverage at 50.0%. Holding coverage at 50% is what caps the improvement at 5.5%, and it needs 2H26 NPL formation at roughly a quarter of the 1H26 pace.</w:t>
+        <w:t xml:space="preserve">The NPL ratio reached 7.54% at end-2Q26, up 1.13%p year-to-date and the highest in the system, against management guidance of approximately 5.6%. Group 3-5 balances rose approximately VND7,800bn to VND47,957bn, of which about 67% (VND32,000bn) is Group 5, while Group 4 more than doubled (+156%). We set FY26F NPL at 5.5%, from below 4.5%, and FY27F at 4.0% from 3.1%. The clean-up is reserve-funded, not P&amp;L-funded: reserves reached VND27.2tn at end-2Q26 — 56.7% coverage, up from 50.0% at end-FY25 — after VND7.1tn of 1H26 charges and almost no write-offs. A further VND4.0tn charge in 2H26 funds write-offs of VND11.8tn, or 37% of the Group 5 balance, leaving coverage at 51.0%. Holding coverage near 50% is what caps the improvement at 5.5%, and it needs 2H26 NPL formation at roughly a quarter of the 1H26 pace.</w:t>
       </w:r>
     </w:p>
     <w:p>
@@ -2323,7 +2323,7 @@
           <w:sz w:val="17"/>
           <w:szCs w:val="17"/>
         </w:rPr>
-        <w:t xml:space="preserve">STB recorded VND7,331bn of PBT in 1H25 but only VND297bn in 2H25, as 4Q25 registered a pre-tax loss of VND3,360bn. We set FY26F PBT at VND8,507bn (+11.5% YoY), 5% above the board-approved plan of VND8,100bn. The cost line does the lifting — 1H26 CIR came in at 35.6% against the 42.9% previously carried, and we now assume 40.0% (-0.7%p YoY), 38.0% in FY27F and 36.0% in FY28F. That still allows 2H26 opex 9.6% above 1H26, and implies 2H26 PBT of VND4,371bn, around 15x the 2H25 base. Other FY26F assumptions: NII of VND26,712bn (+0.1% YoY), NIM of 2.92% (-40bps YoY) and provisioning of VND11.1tn (-2.6% YoY); we flag 1H26 loan growth of 1.5% against the 11.7% carried for the full year. Separately, STB's seizure of 507 land-use right certificates at LDG's Viva City against VND350bn of overdue principal is immaterial in size but shows the collateral channel the write-off programme depends on.</w:t>
+        <w:t xml:space="preserve">STB recorded VND7,331bn of PBT in 1H25 but only VND297bn in 2H25, as 4Q25 registered a pre-tax loss of VND3,360bn. We set FY26F PBT at VND8,150bn (+6.9% YoY), marginally above the board-approved plan of VND8,100bn. The cost line does the lifting — 1H26 CIR came in at 35.6% against the 42.9% previously carried, and we now assume 40.0% (-0.7%p YoY), 38.0% in FY27F and 36.0% in FY28F — with the balance taken back in provisioning. That implies 2H26 PBT of VND4,014bn, around 14x the 2H25 base. Other FY26F assumptions: NII of VND26,712bn (+0.1% YoY), NIM of 2.92% (-40bps YoY) and provisioning of VND11.4tn (+0.6% YoY); we flag 1H26 loan growth of 1.5% against the 11.7% carried for the full year. Separately, STB's seizure of 507 land-use right certificates at LDG's Viva City against VND350bn of overdue principal is immaterial in size but shows the collateral channel the write-off programme depends on.</w:t>
       </w:r>
     </w:p>
     <w:p>
@@ -3314,7 +3314,7 @@
                 <w:sz w:val="16"/>
                 <w:szCs w:val="16"/>
               </w:rPr>
-              <w:t xml:space="preserve">8,507</w:t>
+              <w:t xml:space="preserve">8,151</w:t>
             </w:r>
           </w:p>
         </w:tc>
@@ -3569,7 +3569,7 @@
                 <w:sz w:val="16"/>
                 <w:szCs w:val="16"/>
               </w:rPr>
-              <w:t xml:space="preserve">6,623</w:t>
+              <w:t xml:space="preserve">6,346</w:t>
             </w:r>
           </w:p>
         </w:tc>
@@ -3821,7 +3821,7 @@
                 <w:sz w:val="16"/>
                 <w:szCs w:val="16"/>
               </w:rPr>
-              <w:t xml:space="preserve">3,215</w:t>
+              <w:t xml:space="preserve">3,080</w:t>
             </w:r>
           </w:p>
         </w:tc>
@@ -4076,7 +4076,7 @@
                 <w:sz w:val="16"/>
                 <w:szCs w:val="16"/>
               </w:rPr>
-              <w:t xml:space="preserve">10.0</w:t>
+              <w:t xml:space="preserve">9.6</w:t>
             </w:r>
           </w:p>
         </w:tc>
@@ -4112,7 +4112,7 @@
                 <w:sz w:val="16"/>
                 <w:szCs w:val="16"/>
               </w:rPr>
-              <w:t xml:space="preserve">15.8</w:t>
+              <w:t xml:space="preserve">15.9</w:t>
             </w:r>
           </w:p>
         </w:tc>
@@ -4148,7 +4148,7 @@
                 <w:sz w:val="16"/>
                 <w:szCs w:val="16"/>
               </w:rPr>
-              <w:t xml:space="preserve">19.1</w:t>
+              <w:t xml:space="preserve">19.2</w:t>
             </w:r>
           </w:p>
         </w:tc>
@@ -4328,7 +4328,7 @@
                 <w:sz w:val="16"/>
                 <w:szCs w:val="16"/>
               </w:rPr>
-              <w:t xml:space="preserve">24.2</w:t>
+              <w:t xml:space="preserve">25.3</w:t>
             </w:r>
           </w:p>
         </w:tc>
@@ -5090,7 +5090,7 @@
                 <w:sz w:val="16"/>
                 <w:szCs w:val="16"/>
               </w:rPr>
-              <w:t xml:space="preserve">66,544</w:t>
+              <w:t xml:space="preserve">66,266</w:t>
             </w:r>
           </w:p>
         </w:tc>
@@ -5126,7 +5126,7 @@
                 <w:sz w:val="16"/>
                 <w:szCs w:val="16"/>
               </w:rPr>
-              <w:t xml:space="preserve">77,970</w:t>
+              <w:t xml:space="preserve">77,693</w:t>
             </w:r>
           </w:p>
         </w:tc>
@@ -5162,7 +5162,7 @@
                 <w:sz w:val="16"/>
                 <w:szCs w:val="16"/>
               </w:rPr>
-              <w:t xml:space="preserve">94,434</w:t>
+              <w:t xml:space="preserve">94,156</w:t>
             </w:r>
           </w:p>
         </w:tc>
@@ -5342,7 +5342,7 @@
                 <w:sz w:val="16"/>
                 <w:szCs w:val="16"/>
               </w:rPr>
-              <w:t xml:space="preserve">32,300</w:t>
+              <w:t xml:space="preserve">32,166</w:t>
             </w:r>
           </w:p>
         </w:tc>
@@ -5377,7 +5377,7 @@
                 <w:sz w:val="16"/>
                 <w:szCs w:val="16"/>
               </w:rPr>
-              <w:t xml:space="preserve">37,847</w:t>
+              <w:t xml:space="preserve">37,712</w:t>
             </w:r>
           </w:p>
         </w:tc>
@@ -5412,7 +5412,7 @@
                 <w:sz w:val="16"/>
                 <w:szCs w:val="16"/>
               </w:rPr>
-              <w:t xml:space="preserve">45,838</w:t>
+              <w:t xml:space="preserve">45,703</w:t>
             </w:r>
           </w:p>
         </w:tc>
@@ -5650,7 +5650,7 @@
                 <w:sz w:val="15"/>
                 <w:szCs w:val="15"/>
               </w:rPr>
-              <w:t xml:space="preserve">6,623</w:t>
+              <w:t xml:space="preserve">6,346</w:t>
             </w:r>
           </w:p>
         </w:tc>
@@ -5926,7 +5926,7 @@
                 <w:sz w:val="15"/>
                 <w:szCs w:val="15"/>
               </w:rPr>
-              <w:t xml:space="preserve">11.5</w:t>
+              <w:t xml:space="preserve">6.9</w:t>
             </w:r>
           </w:p>
         </w:tc>
@@ -6064,7 +6064,7 @@
                 <w:sz w:val="15"/>
                 <w:szCs w:val="15"/>
               </w:rPr>
-              <w:t xml:space="preserve">24.2</w:t>
+              <w:t xml:space="preserve">25.3</w:t>
             </w:r>
           </w:p>
         </w:tc>
@@ -6961,7 +6961,7 @@
           <w:sz w:val="17"/>
           <w:szCs w:val="17"/>
         </w:rPr>
-        <w:t xml:space="preserve">Chất lượng tài sản suy giảm vượt mức ban lãnh đạo dự kiến: tỷ lệ nợ xấu đạt 7.54% cuối Q2/2026, tăng 1.13%p so với đầu năm và cao nhất hệ thống, so với ước tính khoảng 5.6% của ban lãnh đạo. Dư nợ nhóm 3-5 tăng khoảng 7,800 tỷ đồng lên 47,957 tỷ đồng, trong đó khoảng 67% (32,000 tỷ đồng) xếp nhóm 5, nợ nhóm 4 tăng hơn gấp đôi (+156%). Chúng tôi đặt giả định nợ xấu FY26F ở 5.5% (từ dưới 4.5%) và FY27F ở 4.0% (từ 3.1%). Quá trình xử lý tài trợ từ nguồn dự phòng đã trích, không phải từ lợi nhuận: dự phòng đạt 27.2 nghìn tỷ đồng cuối Q2/2026 — bao phủ 56.7%, tăng từ 50.0% cuối 2025 — sau khi trích 7.1 nghìn tỷ đồng trong 1H26 và gần như chưa xóa nợ. Trích thêm 4.0 nghìn tỷ đồng trong 2H26 đủ để xóa 11.8 nghìn tỷ đồng, tương đương 37% dư nợ nhóm 5, đưa bao phủ về 50.0%. Việc giữ bao phủ ở 50% giới hạn mức cải thiện ở 5.5%, đồng thời cần nợ xấu phát sinh mới 2H26 chỉ bằng khoảng một phần tư nhịp 1H26.</w:t>
+        <w:t xml:space="preserve">Chất lượng tài sản suy giảm vượt mức ban lãnh đạo dự kiến: tỷ lệ nợ xấu đạt 7.54% cuối Q2/2026, tăng 1.13%p so với đầu năm và cao nhất hệ thống, so với ước tính khoảng 5.6% của ban lãnh đạo. Dư nợ nhóm 3-5 tăng khoảng 7,800 tỷ đồng lên 47,957 tỷ đồng, trong đó khoảng 67% (32,000 tỷ đồng) xếp nhóm 5, nợ nhóm 4 tăng hơn gấp đôi (+156%). Chúng tôi đặt giả định nợ xấu FY26F ở 5.5% (từ dưới 4.5%) và FY27F ở 4.0% (từ 3.1%). Quá trình xử lý tài trợ từ nguồn dự phòng đã trích, không phải từ lợi nhuận: dự phòng đạt 27.2 nghìn tỷ đồng cuối Q2/2026 — bao phủ 56.7%, tăng từ 50.0% cuối 2025 — sau khi trích 7.1 nghìn tỷ đồng trong 1H26 và gần như chưa xóa nợ. Trích thêm 4.0 nghìn tỷ đồng trong 2H26 đủ để xóa 11.8 nghìn tỷ đồng, tương đương 37% dư nợ nhóm 5, đưa bao phủ về 51.0%. Việc giữ bao phủ quanh 50% giới hạn mức cải thiện ở 5.5%, đồng thời cần nợ xấu phát sinh mới 2H26 chỉ bằng khoảng một phần tư nhịp 1H26.</w:t>
       </w:r>
     </w:p>
     <w:p>
@@ -6995,7 +6995,7 @@
           <w:sz w:val="17"/>
           <w:szCs w:val="17"/>
         </w:rPr>
-        <w:t xml:space="preserve">STB ghi nhận 7,331 tỷ đồng LNTT trong 1H25 nhưng chỉ 297 tỷ đồng trong 2H25, do Q4/2025 lỗ trước thuế 3,360 tỷ đồng. Chúng tôi đặt dự phóng LNTT FY26F ở 8,507 tỷ đồng (+11.5% CK), cao hơn 5% so với kế hoạch 8,100 tỷ đồng đã được ĐHĐCĐ thông qua. Chi phí hoạt động là động lực chính — CIR 1H26 chỉ 35.6% so với 42.9% dự phóng trước đây, và chúng tôi điều chỉnh về 40.0% (-0.7%p CK), 38.0% FY27F và 36.0% FY28F. Mức này vẫn cho phép chi phí hoạt động 2H26 cao hơn 1H26 9.6%, hàm ý LNTT 2H26 khoảng 4,371 tỷ đồng, tương đương khoảng 15 lần nền 2H25.</w:t>
+        <w:t xml:space="preserve">STB ghi nhận 7,331 tỷ đồng LNTT trong 1H25 nhưng chỉ 297 tỷ đồng trong 2H25, do Q4/2025 lỗ trước thuế 3,360 tỷ đồng. Chúng tôi đặt dự phóng LNTT FY26F ở 8,150 tỷ đồng (+6.9% CK), nhỉnh hơn kế hoạch 8,100 tỷ đồng đã được ĐHĐCĐ thông qua. Chi phí hoạt động là động lực chính — CIR 1H26 chỉ 35.6% so với 42.9% dự phóng trước đây, và chúng tôi điều chỉnh về 40.0% (-0.7%p CK), 38.0% FY27F và 36.0% FY28F — phần chênh còn lại đưa vào chi phí dự phòng. Mức này hàm ý LNTT 2H26 khoảng 4,014 tỷ đồng, tương đương khoảng 14 lần nền 2H25.</w:t>
       </w:r>
     </w:p>
     <w:p>
@@ -7012,7 +7012,7 @@
           <w:sz w:val="17"/>
           <w:szCs w:val="17"/>
         </w:rPr>
-        <w:t xml:space="preserve">Các giả định FY26F khác: NII 26,712 tỷ đồng (+0.1% CK), NIM 2.92% (-40bps CK) và chi phí dự phòng 11.1 nghìn tỷ đồng (-2.6% CK); lưu ý tăng trưởng tín dụng 1H26 chỉ 1.5% so với 11.7% dự phóng cả năm. Ở diễn biến khác, việc Sacombank thu giữ 507 giấy chứng nhận quyền sử dụng đất tại dự án Viva City đối với 350 tỷ đồng dư nợ gốc quá hạn tuy chưa trọng yếu nhưng cho thấy kênh xử lý tài sản đảm bảo mà chương trình xóa nợ 2H26 phụ thuộc vào.</w:t>
+        <w:t xml:space="preserve">Các giả định FY26F khác: NII 26,712 tỷ đồng (+0.1% CK), NIM 2.92% (-40bps CK) và chi phí dự phòng 11.4 nghìn tỷ đồng (+0.6% CK); lưu ý tăng trưởng tín dụng 1H26 chỉ 1.5% so với 11.7% dự phóng cả năm. Ở diễn biến khác, việc Sacombank thu giữ 507 giấy chứng nhận quyền sử dụng đất tại dự án Viva City đối với 350 tỷ đồng dư nợ gốc quá hạn tuy chưa trọng yếu nhưng cho thấy kênh xử lý tài sản đảm bảo mà chương trình xóa nợ 2H26 phụ thuộc vào.</w:t>
       </w:r>
     </w:p>
     <w:p>
@@ -8003,7 +8003,7 @@
                 <w:sz w:val="16"/>
                 <w:szCs w:val="16"/>
               </w:rPr>
-              <w:t xml:space="preserve">8,507</w:t>
+              <w:t xml:space="preserve">8,151</w:t>
             </w:r>
           </w:p>
         </w:tc>
@@ -8258,7 +8258,7 @@
                 <w:sz w:val="16"/>
                 <w:szCs w:val="16"/>
               </w:rPr>
-              <w:t xml:space="preserve">6,623</w:t>
+              <w:t xml:space="preserve">6,346</w:t>
             </w:r>
           </w:p>
         </w:tc>
@@ -8510,7 +8510,7 @@
                 <w:sz w:val="16"/>
                 <w:szCs w:val="16"/>
               </w:rPr>
-              <w:t xml:space="preserve">3,215</w:t>
+              <w:t xml:space="preserve">3,080</w:t>
             </w:r>
           </w:p>
         </w:tc>
@@ -8765,7 +8765,7 @@
                 <w:sz w:val="16"/>
                 <w:szCs w:val="16"/>
               </w:rPr>
-              <w:t xml:space="preserve">10.0</w:t>
+              <w:t xml:space="preserve">9.6</w:t>
             </w:r>
           </w:p>
         </w:tc>
@@ -8801,7 +8801,7 @@
                 <w:sz w:val="16"/>
                 <w:szCs w:val="16"/>
               </w:rPr>
-              <w:t xml:space="preserve">15.8</w:t>
+              <w:t xml:space="preserve">15.9</w:t>
             </w:r>
           </w:p>
         </w:tc>
@@ -8837,7 +8837,7 @@
                 <w:sz w:val="16"/>
                 <w:szCs w:val="16"/>
               </w:rPr>
-              <w:t xml:space="preserve">19.1</w:t>
+              <w:t xml:space="preserve">19.2</w:t>
             </w:r>
           </w:p>
         </w:tc>
@@ -9017,7 +9017,7 @@
                 <w:sz w:val="16"/>
                 <w:szCs w:val="16"/>
               </w:rPr>
-              <w:t xml:space="preserve">24.2</w:t>
+              <w:t xml:space="preserve">25.3</w:t>
             </w:r>
           </w:p>
         </w:tc>
@@ -9779,7 +9779,7 @@
                 <w:sz w:val="16"/>
                 <w:szCs w:val="16"/>
               </w:rPr>
-              <w:t xml:space="preserve">66,544</w:t>
+              <w:t xml:space="preserve">66,266</w:t>
             </w:r>
           </w:p>
         </w:tc>
@@ -9815,7 +9815,7 @@
                 <w:sz w:val="16"/>
                 <w:szCs w:val="16"/>
               </w:rPr>
-              <w:t xml:space="preserve">77,970</w:t>
+              <w:t xml:space="preserve">77,693</w:t>
             </w:r>
           </w:p>
         </w:tc>
@@ -9851,7 +9851,7 @@
                 <w:sz w:val="16"/>
                 <w:szCs w:val="16"/>
               </w:rPr>
-              <w:t xml:space="preserve">94,434</w:t>
+              <w:t xml:space="preserve">94,156</w:t>
             </w:r>
           </w:p>
         </w:tc>
@@ -10031,7 +10031,7 @@
                 <w:sz w:val="16"/>
                 <w:szCs w:val="16"/>
               </w:rPr>
-              <w:t xml:space="preserve">32,300</w:t>
+              <w:t xml:space="preserve">32,166</w:t>
             </w:r>
           </w:p>
         </w:tc>
@@ -10066,7 +10066,7 @@
                 <w:sz w:val="16"/>
                 <w:szCs w:val="16"/>
               </w:rPr>
-              <w:t xml:space="preserve">37,847</w:t>
+              <w:t xml:space="preserve">37,712</w:t>
             </w:r>
           </w:p>
         </w:tc>
@@ -10101,7 +10101,7 @@
                 <w:sz w:val="16"/>
                 <w:szCs w:val="16"/>
               </w:rPr>
-              <w:t xml:space="preserve">45,838</w:t>
+              <w:t xml:space="preserve">45,703</w:t>
             </w:r>
           </w:p>
         </w:tc>

--- a/MASVN_RS_2H26_Outlook_STB_FPT_Note_Aug2026.docx
+++ b/MASVN_RS_2H26_Outlook_STB_FPT_Note_Aug2026.docx
@@ -375,7 +375,7 @@
                 <w:sz w:val="17"/>
                 <w:szCs w:val="17"/>
               </w:rPr>
-              <w:t xml:space="preserve">77,800</w:t>
+              <w:t xml:space="preserve">81,400</w:t>
             </w:r>
           </w:p>
         </w:tc>
@@ -410,7 +410,7 @@
                 <w:sz w:val="17"/>
                 <w:szCs w:val="17"/>
               </w:rPr>
-              <w:t xml:space="preserve">72,500</w:t>
+              <w:t xml:space="preserve">74,100</w:t>
             </w:r>
           </w:p>
         </w:tc>
@@ -445,7 +445,7 @@
                 <w:sz w:val="17"/>
                 <w:szCs w:val="17"/>
               </w:rPr>
-              <w:t xml:space="preserve">7.3%</w:t>
+              <w:t xml:space="preserve">10%</w:t>
             </w:r>
           </w:p>
         </w:tc>
@@ -732,7 +732,7 @@
           <w:sz w:val="17"/>
           <w:szCs w:val="17"/>
         </w:rPr>
-        <w:t xml:space="preserve">Resilient growth at a two-year-low valuation</w:t>
+        <w:t xml:space="preserve">Resilient recovery after a two-year-low valuation</w:t>
       </w:r>
     </w:p>
     <w:p>
@@ -756,7 +756,7 @@
           <w:sz w:val="17"/>
           <w:szCs w:val="17"/>
         </w:rPr>
-        <w:t xml:space="preserve">Tăng trưởng bền bỉ, định giá về đáy 2 năm</w:t>
+        <w:t xml:space="preserve">Tăng trưởng bền bỉ, định giá hồi phục khi về đáy 2 năm</w:t>
       </w:r>
     </w:p>
     <w:p>
@@ -961,7 +961,7 @@
                 <w:sz w:val="15"/>
                 <w:szCs w:val="15"/>
               </w:rPr>
-              <w:t xml:space="preserve">6,346</w:t>
+              <w:t xml:space="preserve">6,340</w:t>
             </w:r>
           </w:p>
         </w:tc>
@@ -1034,7 +1034,7 @@
                 <w:sz w:val="15"/>
                 <w:szCs w:val="15"/>
               </w:rPr>
-              <w:t xml:space="preserve">77,800</w:t>
+              <w:t xml:space="preserve">81,400</w:t>
             </w:r>
           </w:p>
         </w:tc>
@@ -1136,7 +1136,7 @@
                 <w:sz w:val="15"/>
                 <w:szCs w:val="15"/>
               </w:rPr>
-              <w:t xml:space="preserve">Current price (21/07/26)</w:t>
+              <w:t xml:space="preserve">Thị giá (04/08/26)</w:t>
             </w:r>
           </w:p>
         </w:tc>
@@ -1172,7 +1172,7 @@
                 <w:sz w:val="15"/>
                 <w:szCs w:val="15"/>
               </w:rPr>
-              <w:t xml:space="preserve">72,500</w:t>
+              <w:t xml:space="preserve">74,100</w:t>
             </w:r>
           </w:p>
         </w:tc>
@@ -1237,7 +1237,7 @@
                 <w:sz w:val="15"/>
                 <w:szCs w:val="15"/>
               </w:rPr>
-              <w:t xml:space="preserve">6.9</w:t>
+              <w:t xml:space="preserve">6.7</w:t>
             </w:r>
           </w:p>
         </w:tc>
@@ -1310,7 +1310,7 @@
                 <w:sz w:val="15"/>
                 <w:szCs w:val="15"/>
               </w:rPr>
-              <w:t xml:space="preserve">7.3%</w:t>
+              <w:t xml:space="preserve">10%</w:t>
             </w:r>
           </w:p>
         </w:tc>
@@ -1375,7 +1375,7 @@
                 <w:sz w:val="15"/>
                 <w:szCs w:val="15"/>
               </w:rPr>
-              <w:t xml:space="preserve">25.3</w:t>
+              <w:t xml:space="preserve">26.5</w:t>
             </w:r>
           </w:p>
         </w:tc>
@@ -1511,7 +1511,7 @@
                 <w:sz w:val="15"/>
                 <w:szCs w:val="15"/>
               </w:rPr>
-              <w:t xml:space="preserve">125,555</w:t>
+              <w:t xml:space="preserve">139,694.5</w:t>
             </w:r>
           </w:p>
         </w:tc>
@@ -1718,7 +1718,7 @@
                 <w:sz w:val="15"/>
                 <w:szCs w:val="15"/>
               </w:rPr>
-              <w:t xml:space="preserve">9.5   /   28.3   /   68.6</w:t>
+              <w:t xml:space="preserve">-0.7   /   12.1   /   44.7</w:t>
             </w:r>
           </w:p>
         </w:tc>
@@ -1854,7 +1854,7 @@
                 <w:sz w:val="15"/>
                 <w:szCs w:val="15"/>
               </w:rPr>
-              <w:t xml:space="preserve">-1.8   /   14.2   /   17.4</w:t>
+              <w:t xml:space="preserve">4.6   /   13.7   /   26.8</w:t>
             </w:r>
           </w:p>
         </w:tc>
@@ -1919,7 +1919,7 @@
                 <w:sz w:val="15"/>
                 <w:szCs w:val="15"/>
               </w:rPr>
-              <w:t xml:space="preserve">12.4</w:t>
+              <w:t xml:space="preserve">11.2</w:t>
             </w:r>
           </w:p>
         </w:tc>
@@ -2055,7 +2055,7 @@
                 <w:sz w:val="15"/>
                 <w:szCs w:val="15"/>
               </w:rPr>
-              <w:t xml:space="preserve">38,550</w:t>
+              <w:t xml:space="preserve">45,950</w:t>
             </w:r>
           </w:p>
         </w:tc>
@@ -2191,7 +2191,7 @@
                 <w:sz w:val="15"/>
                 <w:szCs w:val="15"/>
               </w:rPr>
-              <w:t xml:space="preserve">70,200</w:t>
+              <w:t xml:space="preserve">76,800</w:t>
             </w:r>
           </w:p>
         </w:tc>
@@ -2260,19 +2260,19 @@
     </w:p>
     <w:p>
       <w:pPr>
-        <w:spacing w:after="40" w:line="250"/>
-        <w:jc w:val="left"/>
+        <w:spacing w:after="140" w:line="250"/>
+        <w:jc w:val="both"/>
       </w:pPr>
       <w:r>
         <w:rPr>
           <w:rFonts w:ascii="Calibri" w:cs="Calibri" w:eastAsia="Calibri" w:hAnsi="Calibri"/>
-          <w:b/>
-          <w:bCs/>
-          <w:color w:val="1F3864"/>
+          <w:b w:val="false"/>
+          <w:bCs w:val="false"/>
+          <w:color w:val="000000"/>
           <w:sz w:val="17"/>
           <w:szCs w:val="17"/>
         </w:rPr>
-        <w:t xml:space="preserve">Asset quality has deteriorated beyond management guidance:</w:t>
+        <w:t xml:space="preserve">The NPL ratio reached 7.54% at end-2Q26, up 1.13%p year-to-date and the highest in the system, against management guidance of approximately 5.6%. Group 3-5 balances rose approximately VND7,800bn to VND47,957bn, of which about 67% (VND32,000bn) is Group 5, while Group 4 more than doubled (+156%).</w:t>
       </w:r>
     </w:p>
     <w:p>
@@ -2289,7 +2289,7 @@
           <w:sz w:val="17"/>
           <w:szCs w:val="17"/>
         </w:rPr>
-        <w:t xml:space="preserve">The NPL ratio reached 7.54% at end-2Q26, up 1.13%p year-to-date and the highest in the system, against management guidance of approximately 5.6%. Group 3-5 balances rose approximately VND7,800bn to VND47,957bn, of which about 67% (VND32,000bn) is Group 5, while Group 4 more than doubled (+156%). We set FY26F NPL at 5.5%, from below 4.5%, and FY27F at 4.0% from 3.1%. The clean-up is reserve-funded, not P&amp;L-funded: reserves reached VND27.2tn at end-2Q26 — 56.7% coverage, up from 50.0% at end-FY25 — after VND7.1tn of 1H26 charges and almost no write-offs. A further VND4.0tn charge in 2H26 funds write-offs of VND11.8tn, or 37% of the Group 5 balance, leaving coverage at 51.0%. Holding coverage near 50% is what caps the improvement at 5.5%, and it needs 2H26 NPL formation at roughly a quarter of the 1H26 pace.</w:t>
+        <w:t xml:space="preserve">We set FY26F NPL at 5.5%, from below 4.5%, and FY27F at 4.0% from 3.1%. Reserves reached VND27.2tn at end-2Q26 — 56.7% coverage, up from 50.0% at end-FY25 — after VND7.1tn of 1H26 charges. A further VND4.3tn charge in 2H26 funds write-offs of VND11.8tn, or 37% of the Group 5 balance, leaving coverage at 50.9%.</w:t>
       </w:r>
     </w:p>
     <w:p>
@@ -2323,7 +2323,7 @@
           <w:sz w:val="17"/>
           <w:szCs w:val="17"/>
         </w:rPr>
-        <w:t xml:space="preserve">STB recorded VND7,331bn of PBT in 1H25 but only VND297bn in 2H25, as 4Q25 registered a pre-tax loss of VND3,360bn. We set FY26F PBT at VND8,150bn (+6.9% YoY), marginally above the board-approved plan of VND8,100bn. The cost line does the lifting — 1H26 CIR came in at 35.6% against the 42.9% previously carried, and we now assume 40.0% (-0.7%p YoY), 38.0% in FY27F and 36.0% in FY28F — with the balance taken back in provisioning. That implies 2H26 PBT of VND4,014bn, around 14x the 2H25 base. Other FY26F assumptions: NII of VND26,712bn (+0.1% YoY), NIM of 2.92% (-40bps YoY) and provisioning of VND11.4tn (+0.6% YoY); we flag 1H26 loan growth of 1.5% against the 11.7% carried for the full year. Separately, STB's seizure of 507 land-use right certificates at LDG's Viva City against VND350bn of overdue principal is immaterial in size but shows the collateral channel the write-off programme depends on.</w:t>
+        <w:t xml:space="preserve">STB recorded VND7,331bn of PBT in 1H25 but only VND297bn in 2H25, as 4Q25 registered a pre-tax loss of VND3,360bn.</w:t>
       </w:r>
     </w:p>
     <w:p>
@@ -2340,7 +2340,24 @@
           <w:sz w:val="17"/>
           <w:szCs w:val="17"/>
         </w:rPr>
-        <w:t xml:space="preserve">Risks: (1) continued NPL formation requiring provisioning above our FY26F estimate (2) prolonged deposit competition sustaining NIM compression (3) slower-than-expected disposal of recovered collateral.</w:t>
+        <w:t xml:space="preserve">We set FY26F PBT at VND8,143bn (+6.7% YoY), marginally above the board-approved plan of VND8,100bn. The cost line does the lifting — 1H26 CIR came in at 35.6% against the 42.9% previously carried, and we now assume 40.0% (-0.7%p YoY), 38.0% in FY27F and 35.4% in FY28F — with the balance taken back in provisioning. That implies 2H26 PBT of VND4,007bn, around 13x the 2H25 base.</w:t>
+      </w:r>
+    </w:p>
+    <w:p>
+      <w:pPr>
+        <w:spacing w:after="140" w:line="250"/>
+        <w:jc w:val="both"/>
+      </w:pPr>
+      <w:r>
+        <w:rPr>
+          <w:rFonts w:ascii="Calibri" w:cs="Calibri" w:eastAsia="Calibri" w:hAnsi="Calibri"/>
+          <w:b w:val="false"/>
+          <w:bCs w:val="false"/>
+          <w:color w:val="000000"/>
+          <w:sz w:val="17"/>
+          <w:szCs w:val="17"/>
+        </w:rPr>
+        <w:t xml:space="preserve">Other FY26F assumptions: NII of VND26,704bn (+0.1% YoY), NIM of 2.92% (-40bps YoY) and provisioning of VND11.4tn (+0.6% YoY); we flag 1H26 loan growth of 1.5% against the 11.7% carried for the full year.</w:t>
       </w:r>
     </w:p>
     <w:p>
@@ -2807,7 +2824,7 @@
                 <w:sz w:val="16"/>
                 <w:szCs w:val="16"/>
               </w:rPr>
-              <w:t xml:space="preserve">26,712</w:t>
+              <w:t xml:space="preserve">26,704</w:t>
             </w:r>
           </w:p>
         </w:tc>
@@ -2842,7 +2859,7 @@
                 <w:sz w:val="16"/>
                 <w:szCs w:val="16"/>
               </w:rPr>
-              <w:t xml:space="preserve">29,560</w:t>
+              <w:t xml:space="preserve">29,544</w:t>
             </w:r>
           </w:p>
         </w:tc>
@@ -2877,7 +2894,7 @@
                 <w:sz w:val="16"/>
                 <w:szCs w:val="16"/>
               </w:rPr>
-              <w:t xml:space="preserve">34,095</w:t>
+              <w:t xml:space="preserve">34,079</w:t>
             </w:r>
           </w:p>
         </w:tc>
@@ -3134,7 +3151,7 @@
                 <w:sz w:val="16"/>
                 <w:szCs w:val="16"/>
               </w:rPr>
-              <w:t xml:space="preserve">8,031</w:t>
+              <w:t xml:space="preserve">8,779</w:t>
             </w:r>
           </w:p>
         </w:tc>
@@ -3314,7 +3331,7 @@
                 <w:sz w:val="16"/>
                 <w:szCs w:val="16"/>
               </w:rPr>
-              <w:t xml:space="preserve">8,151</w:t>
+              <w:t xml:space="preserve">8,143</w:t>
             </w:r>
           </w:p>
         </w:tc>
@@ -3349,7 +3366,7 @@
                 <w:sz w:val="16"/>
                 <w:szCs w:val="16"/>
               </w:rPr>
-              <w:t xml:space="preserve">14,676</w:t>
+              <w:t xml:space="preserve">12,293</w:t>
             </w:r>
           </w:p>
         </w:tc>
@@ -3384,7 +3401,7 @@
                 <w:sz w:val="16"/>
                 <w:szCs w:val="16"/>
               </w:rPr>
-              <w:t xml:space="preserve">21,145</w:t>
+              <w:t xml:space="preserve">20,064</w:t>
             </w:r>
           </w:p>
         </w:tc>
@@ -3569,7 +3586,7 @@
                 <w:sz w:val="16"/>
                 <w:szCs w:val="16"/>
               </w:rPr>
-              <w:t xml:space="preserve">6,346</w:t>
+              <w:t xml:space="preserve">6,340</w:t>
             </w:r>
           </w:p>
         </w:tc>
@@ -3605,7 +3622,7 @@
                 <w:sz w:val="16"/>
                 <w:szCs w:val="16"/>
               </w:rPr>
-              <w:t xml:space="preserve">11,427</w:t>
+              <w:t xml:space="preserve">9,572</w:t>
             </w:r>
           </w:p>
         </w:tc>
@@ -3641,7 +3658,7 @@
                 <w:sz w:val="16"/>
                 <w:szCs w:val="16"/>
               </w:rPr>
-              <w:t xml:space="preserve">16,463</w:t>
+              <w:t xml:space="preserve">15,622</w:t>
             </w:r>
           </w:p>
         </w:tc>
@@ -3821,7 +3838,7 @@
                 <w:sz w:val="16"/>
                 <w:szCs w:val="16"/>
               </w:rPr>
-              <w:t xml:space="preserve">3,080</w:t>
+              <w:t xml:space="preserve">3,077</w:t>
             </w:r>
           </w:p>
         </w:tc>
@@ -3856,7 +3873,7 @@
                 <w:sz w:val="16"/>
                 <w:szCs w:val="16"/>
               </w:rPr>
-              <w:t xml:space="preserve">5,546</w:t>
+              <w:t xml:space="preserve">4,646</w:t>
             </w:r>
           </w:p>
         </w:tc>
@@ -3891,7 +3908,7 @@
                 <w:sz w:val="16"/>
                 <w:szCs w:val="16"/>
               </w:rPr>
-              <w:t xml:space="preserve">7,991</w:t>
+              <w:t xml:space="preserve">7,583</w:t>
             </w:r>
           </w:p>
         </w:tc>
@@ -4112,7 +4129,7 @@
                 <w:sz w:val="16"/>
                 <w:szCs w:val="16"/>
               </w:rPr>
-              <w:t xml:space="preserve">15.9</w:t>
+              <w:t xml:space="preserve">13.5</w:t>
             </w:r>
           </w:p>
         </w:tc>
@@ -4148,7 +4165,7 @@
                 <w:sz w:val="16"/>
                 <w:szCs w:val="16"/>
               </w:rPr>
-              <w:t xml:space="preserve">19.2</w:t>
+              <w:t xml:space="preserve">18.7</w:t>
             </w:r>
           </w:p>
         </w:tc>
@@ -4223,77 +4240,77 @@
                 <w:sz w:val="16"/>
                 <w:szCs w:val="16"/>
               </w:rPr>
-              <w:t xml:space="preserve">20.7</w:t>
-            </w:r>
-          </w:p>
-        </w:tc>
-        <w:tc>
-          <w:tcPr>
-            <w:tcW w:type="dxa" w:w="1148"/>
-            <w:tcBorders>
-              <w:top w:val="single" w:color="BFBFBF" w:sz="2"/>
-              <w:left w:val="none" w:color="FFFFFF" w:sz="0"/>
-              <w:bottom w:val="single" w:color="BFBFBF" w:sz="2"/>
-              <w:right w:val="none" w:color="FFFFFF" w:sz="0"/>
-            </w:tcBorders>
-            <w:tcMar>
-              <w:top w:type="dxa" w:w="40"/>
-              <w:left w:type="dxa" w:w="90"/>
-              <w:bottom w:type="dxa" w:w="40"/>
-              <w:right w:type="dxa" w:w="90"/>
-            </w:tcMar>
-            <w:vAlign w:val="center"/>
-          </w:tcPr>
-          <w:p>
-            <w:pPr>
-              <w:spacing w:after="20" w:before="20" w:line="220"/>
-              <w:jc w:val="right"/>
-            </w:pPr>
-            <w:r>
-              <w:rPr>
-                <w:rFonts w:ascii="Calibri" w:cs="Calibri" w:eastAsia="Calibri" w:hAnsi="Calibri"/>
-                <w:b w:val="false"/>
-                <w:bCs w:val="false"/>
-                <w:color w:val="000000"/>
-                <w:sz w:val="16"/>
-                <w:szCs w:val="16"/>
-              </w:rPr>
-              <w:t xml:space="preserve">15.8</w:t>
-            </w:r>
-          </w:p>
-        </w:tc>
-        <w:tc>
-          <w:tcPr>
-            <w:tcW w:type="dxa" w:w="1148"/>
-            <w:tcBorders>
-              <w:top w:val="single" w:color="BFBFBF" w:sz="2"/>
-              <w:left w:val="none" w:color="FFFFFF" w:sz="0"/>
-              <w:bottom w:val="single" w:color="BFBFBF" w:sz="2"/>
-              <w:right w:val="none" w:color="FFFFFF" w:sz="0"/>
-            </w:tcBorders>
-            <w:tcMar>
-              <w:top w:type="dxa" w:w="40"/>
-              <w:left w:type="dxa" w:w="90"/>
-              <w:bottom w:type="dxa" w:w="40"/>
-              <w:right w:type="dxa" w:w="90"/>
-            </w:tcMar>
-            <w:vAlign w:val="center"/>
-          </w:tcPr>
-          <w:p>
-            <w:pPr>
-              <w:spacing w:after="20" w:before="20" w:line="220"/>
-              <w:jc w:val="right"/>
-            </w:pPr>
-            <w:r>
-              <w:rPr>
-                <w:rFonts w:ascii="Calibri" w:cs="Calibri" w:eastAsia="Calibri" w:hAnsi="Calibri"/>
-                <w:b w:val="false"/>
-                <w:bCs w:val="false"/>
-                <w:color w:val="000000"/>
-                <w:sz w:val="16"/>
-                <w:szCs w:val="16"/>
-              </w:rPr>
-              <w:t xml:space="preserve">26.9</w:t>
+              <w:t xml:space="preserve">21.7</w:t>
+            </w:r>
+          </w:p>
+        </w:tc>
+        <w:tc>
+          <w:tcPr>
+            <w:tcW w:type="dxa" w:w="1148"/>
+            <w:tcBorders>
+              <w:top w:val="single" w:color="BFBFBF" w:sz="2"/>
+              <w:left w:val="none" w:color="FFFFFF" w:sz="0"/>
+              <w:bottom w:val="single" w:color="BFBFBF" w:sz="2"/>
+              <w:right w:val="none" w:color="FFFFFF" w:sz="0"/>
+            </w:tcBorders>
+            <w:tcMar>
+              <w:top w:type="dxa" w:w="40"/>
+              <w:left w:type="dxa" w:w="90"/>
+              <w:bottom w:type="dxa" w:w="40"/>
+              <w:right w:type="dxa" w:w="90"/>
+            </w:tcMar>
+            <w:vAlign w:val="center"/>
+          </w:tcPr>
+          <w:p>
+            <w:pPr>
+              <w:spacing w:after="20" w:before="20" w:line="220"/>
+              <w:jc w:val="right"/>
+            </w:pPr>
+            <w:r>
+              <w:rPr>
+                <w:rFonts w:ascii="Calibri" w:cs="Calibri" w:eastAsia="Calibri" w:hAnsi="Calibri"/>
+                <w:b w:val="false"/>
+                <w:bCs w:val="false"/>
+                <w:color w:val="000000"/>
+                <w:sz w:val="16"/>
+                <w:szCs w:val="16"/>
+              </w:rPr>
+              <w:t xml:space="preserve">16.6</w:t>
+            </w:r>
+          </w:p>
+        </w:tc>
+        <w:tc>
+          <w:tcPr>
+            <w:tcW w:type="dxa" w:w="1148"/>
+            <w:tcBorders>
+              <w:top w:val="single" w:color="BFBFBF" w:sz="2"/>
+              <w:left w:val="none" w:color="FFFFFF" w:sz="0"/>
+              <w:bottom w:val="single" w:color="BFBFBF" w:sz="2"/>
+              <w:right w:val="none" w:color="FFFFFF" w:sz="0"/>
+            </w:tcBorders>
+            <w:tcMar>
+              <w:top w:type="dxa" w:w="40"/>
+              <w:left w:type="dxa" w:w="90"/>
+              <w:bottom w:type="dxa" w:w="40"/>
+              <w:right w:type="dxa" w:w="90"/>
+            </w:tcMar>
+            <w:vAlign w:val="center"/>
+          </w:tcPr>
+          <w:p>
+            <w:pPr>
+              <w:spacing w:after="20" w:before="20" w:line="220"/>
+              <w:jc w:val="right"/>
+            </w:pPr>
+            <w:r>
+              <w:rPr>
+                <w:rFonts w:ascii="Calibri" w:cs="Calibri" w:eastAsia="Calibri" w:hAnsi="Calibri"/>
+                <w:b w:val="false"/>
+                <w:bCs w:val="false"/>
+                <w:color w:val="000000"/>
+                <w:sz w:val="16"/>
+                <w:szCs w:val="16"/>
+              </w:rPr>
+              <w:t xml:space="preserve">28.2</w:t>
             </w:r>
           </w:p>
         </w:tc>
@@ -4328,7 +4345,7 @@
                 <w:sz w:val="16"/>
                 <w:szCs w:val="16"/>
               </w:rPr>
-              <w:t xml:space="preserve">25.3</w:t>
+              <w:t xml:space="preserve">26.5</w:t>
             </w:r>
           </w:p>
         </w:tc>
@@ -4363,7 +4380,7 @@
                 <w:sz w:val="16"/>
                 <w:szCs w:val="16"/>
               </w:rPr>
-              <w:t xml:space="preserve">14.0</w:t>
+              <w:t xml:space="preserve">17.5</w:t>
             </w:r>
           </w:p>
         </w:tc>
@@ -4398,7 +4415,7 @@
                 <w:sz w:val="16"/>
                 <w:szCs w:val="16"/>
               </w:rPr>
-              <w:t xml:space="preserve">9.7</w:t>
+              <w:t xml:space="preserve">10.7</w:t>
             </w:r>
           </w:p>
         </w:tc>
@@ -4475,7 +4492,7 @@
                 <w:sz w:val="16"/>
                 <w:szCs w:val="16"/>
               </w:rPr>
-              <w:t xml:space="preserve">3.5</w:t>
+              <w:t xml:space="preserve">3.7</w:t>
             </w:r>
           </w:p>
         </w:tc>
@@ -4511,7 +4528,7 @@
                 <w:sz w:val="16"/>
                 <w:szCs w:val="16"/>
               </w:rPr>
-              <w:t xml:space="preserve">2.9</w:t>
+              <w:t xml:space="preserve">3.1</w:t>
             </w:r>
           </w:p>
         </w:tc>
@@ -4547,7 +4564,7 @@
                 <w:sz w:val="16"/>
                 <w:szCs w:val="16"/>
               </w:rPr>
-              <w:t xml:space="preserve">2.7</w:t>
+              <w:t xml:space="preserve">2.8</w:t>
             </w:r>
           </w:p>
         </w:tc>
@@ -4583,7 +4600,7 @@
                 <w:sz w:val="16"/>
                 <w:szCs w:val="16"/>
               </w:rPr>
-              <w:t xml:space="preserve">2.4</w:t>
+              <w:t xml:space="preserve">2.5</w:t>
             </w:r>
           </w:p>
         </w:tc>
@@ -4619,7 +4636,7 @@
                 <w:sz w:val="16"/>
                 <w:szCs w:val="16"/>
               </w:rPr>
-              <w:t xml:space="preserve">2.1</w:t>
+              <w:t xml:space="preserve">2.2</w:t>
             </w:r>
           </w:p>
         </w:tc>
@@ -4655,7 +4672,7 @@
                 <w:sz w:val="16"/>
                 <w:szCs w:val="16"/>
               </w:rPr>
-              <w:t xml:space="preserve">1.7</w:t>
+              <w:t xml:space="preserve">1.8</w:t>
             </w:r>
           </w:p>
         </w:tc>
@@ -4835,7 +4852,7 @@
                 <w:sz w:val="16"/>
                 <w:szCs w:val="16"/>
               </w:rPr>
-              <w:t xml:space="preserve">1,014,277</w:t>
+              <w:t xml:space="preserve">1,014,085</w:t>
             </w:r>
           </w:p>
         </w:tc>
@@ -4870,7 +4887,7 @@
                 <w:sz w:val="16"/>
                 <w:szCs w:val="16"/>
               </w:rPr>
-              <w:t xml:space="preserve">1,129,957</w:t>
+              <w:t xml:space="preserve">1,127,812</w:t>
             </w:r>
           </w:p>
         </w:tc>
@@ -4905,7 +4922,7 @@
                 <w:sz w:val="16"/>
                 <w:szCs w:val="16"/>
               </w:rPr>
-              <w:t xml:space="preserve">1,271,622</w:t>
+              <w:t xml:space="preserve">1,268,793</w:t>
             </w:r>
           </w:p>
         </w:tc>
@@ -5090,7 +5107,7 @@
                 <w:sz w:val="16"/>
                 <w:szCs w:val="16"/>
               </w:rPr>
-              <w:t xml:space="preserve">66,266</w:t>
+              <w:t xml:space="preserve">66,260</w:t>
             </w:r>
           </w:p>
         </w:tc>
@@ -5126,7 +5143,7 @@
                 <w:sz w:val="16"/>
                 <w:szCs w:val="16"/>
               </w:rPr>
-              <w:t xml:space="preserve">77,693</w:t>
+              <w:t xml:space="preserve">75,832</w:t>
             </w:r>
           </w:p>
         </w:tc>
@@ -5162,7 +5179,7 @@
                 <w:sz w:val="16"/>
                 <w:szCs w:val="16"/>
               </w:rPr>
-              <w:t xml:space="preserve">94,156</w:t>
+              <w:t xml:space="preserve">91,454</w:t>
             </w:r>
           </w:p>
         </w:tc>
@@ -5342,7 +5359,7 @@
                 <w:sz w:val="16"/>
                 <w:szCs w:val="16"/>
               </w:rPr>
-              <w:t xml:space="preserve">32,166</w:t>
+              <w:t xml:space="preserve">32,163</w:t>
             </w:r>
           </w:p>
         </w:tc>
@@ -5377,7 +5394,7 @@
                 <w:sz w:val="16"/>
                 <w:szCs w:val="16"/>
               </w:rPr>
-              <w:t xml:space="preserve">37,712</w:t>
+              <w:t xml:space="preserve">36,809</w:t>
             </w:r>
           </w:p>
         </w:tc>
@@ -5412,7 +5429,7 @@
                 <w:sz w:val="16"/>
                 <w:szCs w:val="16"/>
               </w:rPr>
-              <w:t xml:space="preserve">45,703</w:t>
+              <w:t xml:space="preserve">44,391</w:t>
             </w:r>
           </w:p>
         </w:tc>
@@ -5650,7 +5667,7 @@
                 <w:sz w:val="15"/>
                 <w:szCs w:val="15"/>
               </w:rPr>
-              <w:t xml:space="preserve">6,346</w:t>
+              <w:t xml:space="preserve">6,340</w:t>
             </w:r>
           </w:p>
         </w:tc>
@@ -5723,7 +5740,7 @@
                 <w:sz w:val="15"/>
                 <w:szCs w:val="15"/>
               </w:rPr>
-              <w:t xml:space="preserve">77,800</w:t>
+              <w:t xml:space="preserve">81,400</w:t>
             </w:r>
           </w:p>
         </w:tc>
@@ -5825,7 +5842,7 @@
                 <w:sz w:val="15"/>
                 <w:szCs w:val="15"/>
               </w:rPr>
-              <w:t xml:space="preserve">Thị giá (21/07/26)</w:t>
+              <w:t xml:space="preserve">Thị giá (04/08/26)</w:t>
             </w:r>
           </w:p>
         </w:tc>
@@ -5861,7 +5878,7 @@
                 <w:sz w:val="15"/>
                 <w:szCs w:val="15"/>
               </w:rPr>
-              <w:t xml:space="preserve">72,500</w:t>
+              <w:t xml:space="preserve">74,100</w:t>
             </w:r>
           </w:p>
         </w:tc>
@@ -5926,7 +5943,7 @@
                 <w:sz w:val="15"/>
                 <w:szCs w:val="15"/>
               </w:rPr>
-              <w:t xml:space="preserve">6.9</w:t>
+              <w:t xml:space="preserve">6.7</w:t>
             </w:r>
           </w:p>
         </w:tc>
@@ -5999,7 +6016,7 @@
                 <w:sz w:val="15"/>
                 <w:szCs w:val="15"/>
               </w:rPr>
-              <w:t xml:space="preserve">7.3%</w:t>
+              <w:t xml:space="preserve">10%</w:t>
             </w:r>
           </w:p>
         </w:tc>
@@ -6064,7 +6081,7 @@
                 <w:sz w:val="15"/>
                 <w:szCs w:val="15"/>
               </w:rPr>
-              <w:t xml:space="preserve">25.3</w:t>
+              <w:t xml:space="preserve">26.5</w:t>
             </w:r>
           </w:p>
         </w:tc>
@@ -6200,7 +6217,7 @@
                 <w:sz w:val="15"/>
                 <w:szCs w:val="15"/>
               </w:rPr>
-              <w:t xml:space="preserve">125,555</w:t>
+              <w:t xml:space="preserve">139,694.5</w:t>
             </w:r>
           </w:p>
         </w:tc>
@@ -6407,7 +6424,7 @@
                 <w:sz w:val="15"/>
                 <w:szCs w:val="15"/>
               </w:rPr>
-              <w:t xml:space="preserve">9.5   /   28.3   /   68.6</w:t>
+              <w:t xml:space="preserve">-0.7   /   12.1   /   44.7</w:t>
             </w:r>
           </w:p>
         </w:tc>
@@ -6543,7 +6560,7 @@
                 <w:sz w:val="15"/>
                 <w:szCs w:val="15"/>
               </w:rPr>
-              <w:t xml:space="preserve">-1.8   /   14.2   /   17.4</w:t>
+              <w:t xml:space="preserve">4.6   /   13.7   /   26.8</w:t>
             </w:r>
           </w:p>
         </w:tc>
@@ -6608,7 +6625,7 @@
                 <w:sz w:val="15"/>
                 <w:szCs w:val="15"/>
               </w:rPr>
-              <w:t xml:space="preserve">12.4</w:t>
+              <w:t xml:space="preserve">11.2</w:t>
             </w:r>
           </w:p>
         </w:tc>
@@ -6744,7 +6761,7 @@
                 <w:sz w:val="15"/>
                 <w:szCs w:val="15"/>
               </w:rPr>
-              <w:t xml:space="preserve">38,550</w:t>
+              <w:t xml:space="preserve">45,950</w:t>
             </w:r>
           </w:p>
         </w:tc>
@@ -6880,7 +6897,7 @@
                 <w:sz w:val="15"/>
                 <w:szCs w:val="15"/>
               </w:rPr>
-              <w:t xml:space="preserve">70,200</w:t>
+              <w:t xml:space="preserve">76,800</w:t>
             </w:r>
           </w:p>
         </w:tc>
@@ -6961,7 +6978,24 @@
           <w:sz w:val="17"/>
           <w:szCs w:val="17"/>
         </w:rPr>
-        <w:t xml:space="preserve">Chất lượng tài sản suy giảm vượt mức ban lãnh đạo dự kiến: tỷ lệ nợ xấu đạt 7.54% cuối Q2/2026, tăng 1.13%p so với đầu năm và cao nhất hệ thống, so với ước tính khoảng 5.6% của ban lãnh đạo. Dư nợ nhóm 3-5 tăng khoảng 7,800 tỷ đồng lên 47,957 tỷ đồng, trong đó khoảng 67% (32,000 tỷ đồng) xếp nhóm 5, nợ nhóm 4 tăng hơn gấp đôi (+156%). Chúng tôi đặt giả định nợ xấu FY26F ở 5.5% (từ dưới 4.5%) và FY27F ở 4.0% (từ 3.1%). Quá trình xử lý tài trợ từ nguồn dự phòng đã trích, không phải từ lợi nhuận: dự phòng đạt 27.2 nghìn tỷ đồng cuối Q2/2026 — bao phủ 56.7%, tăng từ 50.0% cuối 2025 — sau khi trích 7.1 nghìn tỷ đồng trong 1H26 và gần như chưa xóa nợ. Trích thêm 4.0 nghìn tỷ đồng trong 2H26 đủ để xóa 11.8 nghìn tỷ đồng, tương đương 37% dư nợ nhóm 5, đưa bao phủ về 51.0%. Việc giữ bao phủ quanh 50% giới hạn mức cải thiện ở 5.5%, đồng thời cần nợ xấu phát sinh mới 2H26 chỉ bằng khoảng một phần tư nhịp 1H26.</w:t>
+        <w:t xml:space="preserve">Chất lượng tài sản suy giảm vượt mức ban lãnh đạo dự kiến: tỷ lệ nợ xấu đạt 7.54% cuối Q2/2026, tăng 1.13%p so với đầu năm và cao nhất hệ thống, so với ước tính khoảng 5.6% của ban lãnh đạo. Dư nợ nhóm 3-5 tăng khoảng 7,800 tỷ đồng lên 47,957 tỷ đồng, trong đó khoảng 67% (32,000 tỷ đồng) xếp nhóm 5, nợ nhóm 4 tăng hơn gấp đôi (+156%).</w:t>
+      </w:r>
+    </w:p>
+    <w:p>
+      <w:pPr>
+        <w:spacing w:after="140" w:line="250"/>
+        <w:jc w:val="both"/>
+      </w:pPr>
+      <w:r>
+        <w:rPr>
+          <w:rFonts w:ascii="Calibri" w:cs="Calibri" w:eastAsia="Calibri" w:hAnsi="Calibri"/>
+          <w:b w:val="false"/>
+          <w:bCs w:val="false"/>
+          <w:color w:val="000000"/>
+          <w:sz w:val="17"/>
+          <w:szCs w:val="17"/>
+        </w:rPr>
+        <w:t xml:space="preserve">Chúng tôi đặt giả định nợ xấu FY26F ở 5.5% (từ dưới 4.5%) và FY27F ở 4.0% (từ 3.1%). Dự phòng đạt 27.2 nghìn tỷ đồng cuối Q2/2026 — bao phủ 56.7%, tăng từ 50.0% cuối 2025 — sau khi trích 7.1 nghìn tỷ đồng trong 1H26 và trích thêm 4.3 nghìn tỷ đồng trong 2H26 đủ để xóa 11.8 nghìn tỷ đồng, tương đương 37% dư nợ nhóm 5, đưa bao phủ về 50.9%. Việc giữ bao phủ quanh 50% giới hạn mức cải thiện ở 5.5%.</w:t>
       </w:r>
     </w:p>
     <w:p>
@@ -6995,7 +7029,7 @@
           <w:sz w:val="17"/>
           <w:szCs w:val="17"/>
         </w:rPr>
-        <w:t xml:space="preserve">STB ghi nhận 7,331 tỷ đồng LNTT trong 1H25 nhưng chỉ 297 tỷ đồng trong 2H25, do Q4/2025 lỗ trước thuế 3,360 tỷ đồng. Chúng tôi đặt dự phóng LNTT FY26F ở 8,150 tỷ đồng (+6.9% CK), nhỉnh hơn kế hoạch 8,100 tỷ đồng đã được ĐHĐCĐ thông qua. Chi phí hoạt động là động lực chính — CIR 1H26 chỉ 35.6% so với 42.9% dự phóng trước đây, và chúng tôi điều chỉnh về 40.0% (-0.7%p CK), 38.0% FY27F và 36.0% FY28F — phần chênh còn lại đưa vào chi phí dự phòng. Mức này hàm ý LNTT 2H26 khoảng 4,014 tỷ đồng, tương đương khoảng 14 lần nền 2H25.</w:t>
+        <w:t xml:space="preserve">STB ghi nhận 7,331 tỷ đồng LNTT trong 1H25 nhưng chỉ 297 tỷ đồng trong 2H25, do Q4/2025 lỗ trước thuế 3,360 tỷ đồng.</w:t>
       </w:r>
     </w:p>
     <w:p>
@@ -7012,7 +7046,7 @@
           <w:sz w:val="17"/>
           <w:szCs w:val="17"/>
         </w:rPr>
-        <w:t xml:space="preserve">Các giả định FY26F khác: NII 26,712 tỷ đồng (+0.1% CK), NIM 2.92% (-40bps CK) và chi phí dự phòng 11.4 nghìn tỷ đồng (+0.6% CK); lưu ý tăng trưởng tín dụng 1H26 chỉ 1.5% so với 11.7% dự phóng cả năm. Ở diễn biến khác, việc Sacombank thu giữ 507 giấy chứng nhận quyền sử dụng đất tại dự án Viva City đối với 350 tỷ đồng dư nợ gốc quá hạn tuy chưa trọng yếu nhưng cho thấy kênh xử lý tài sản đảm bảo mà chương trình xóa nợ 2H26 phụ thuộc vào.</w:t>
+        <w:t xml:space="preserve">Chúng tôi đặt dự phóng LNTT FY26F ở 8,143 tỷ đồng (+6.7% CK), nhỉnh hơn kế hoạch 8,100 tỷ đồng đã được ĐHĐCĐ thông qua. Chi phí hoạt động là động lực chính — CIR 1H26 chỉ 35.6% so với 42.9% dự phóng trước đây, và chúng tôi điều chỉnh về 40.0% (-0.7%p CK), 38.0% FY27F và 35.4% FY28F — phần chênh còn lại đưa vào chi phí dự phòng. Mức này hàm ý LNTT 2H26 khoảng 4,007 tỷ đồng, tương đương khoảng 13 lần nền 2H25.</w:t>
       </w:r>
     </w:p>
     <w:p>
@@ -7029,7 +7063,7 @@
           <w:sz w:val="17"/>
           <w:szCs w:val="17"/>
         </w:rPr>
-        <w:t xml:space="preserve">Rủi ro: (1) nợ xấu tiếp tục phát sinh khiến chi phí dự phòng vượt dự phóng FY26F (2) cạnh tranh huy động kéo dài làm NIM tiếp tục thu hẹp (3) tiến độ xử lý tài sản đã thu hồi chậm hơn dự kiến.</w:t>
+        <w:t xml:space="preserve">Các giả định FY26F khác: NII 26,704 tỷ đồng (+0.1% CK), NIM 2.92% (-40bps CK) và chi phí dự phòng 11.4 nghìn tỷ đồng (+0.6% CK); lưu ý tăng trưởng tín dụng 1H26 chỉ 1.5% so với 11.7% dự phóng cả năm.</w:t>
       </w:r>
     </w:p>
     <w:p>
@@ -7496,7 +7530,7 @@
                 <w:sz w:val="16"/>
                 <w:szCs w:val="16"/>
               </w:rPr>
-              <w:t xml:space="preserve">26,712</w:t>
+              <w:t xml:space="preserve">26,704</w:t>
             </w:r>
           </w:p>
         </w:tc>
@@ -7531,7 +7565,7 @@
                 <w:sz w:val="16"/>
                 <w:szCs w:val="16"/>
               </w:rPr>
-              <w:t xml:space="preserve">29,560</w:t>
+              <w:t xml:space="preserve">29,544</w:t>
             </w:r>
           </w:p>
         </w:tc>
@@ -7566,7 +7600,7 @@
                 <w:sz w:val="16"/>
                 <w:szCs w:val="16"/>
               </w:rPr>
-              <w:t xml:space="preserve">34,095</w:t>
+              <w:t xml:space="preserve">34,079</w:t>
             </w:r>
           </w:p>
         </w:tc>
@@ -7823,7 +7857,7 @@
                 <w:sz w:val="16"/>
                 <w:szCs w:val="16"/>
               </w:rPr>
-              <w:t xml:space="preserve">8,031</w:t>
+              <w:t xml:space="preserve">8,779</w:t>
             </w:r>
           </w:p>
         </w:tc>
@@ -8003,7 +8037,7 @@
                 <w:sz w:val="16"/>
                 <w:szCs w:val="16"/>
               </w:rPr>
-              <w:t xml:space="preserve">8,151</w:t>
+              <w:t xml:space="preserve">8,143</w:t>
             </w:r>
           </w:p>
         </w:tc>
@@ -8038,7 +8072,7 @@
                 <w:sz w:val="16"/>
                 <w:szCs w:val="16"/>
               </w:rPr>
-              <w:t xml:space="preserve">14,676</w:t>
+              <w:t xml:space="preserve">12,293</w:t>
             </w:r>
           </w:p>
         </w:tc>
@@ -8073,7 +8107,7 @@
                 <w:sz w:val="16"/>
                 <w:szCs w:val="16"/>
               </w:rPr>
-              <w:t xml:space="preserve">21,145</w:t>
+              <w:t xml:space="preserve">20,064</w:t>
             </w:r>
           </w:p>
         </w:tc>
@@ -8258,7 +8292,7 @@
                 <w:sz w:val="16"/>
                 <w:szCs w:val="16"/>
               </w:rPr>
-              <w:t xml:space="preserve">6,346</w:t>
+              <w:t xml:space="preserve">6,340</w:t>
             </w:r>
           </w:p>
         </w:tc>
@@ -8294,7 +8328,7 @@
                 <w:sz w:val="16"/>
                 <w:szCs w:val="16"/>
               </w:rPr>
-              <w:t xml:space="preserve">11,427</w:t>
+              <w:t xml:space="preserve">9,572</w:t>
             </w:r>
           </w:p>
         </w:tc>
@@ -8330,7 +8364,7 @@
                 <w:sz w:val="16"/>
                 <w:szCs w:val="16"/>
               </w:rPr>
-              <w:t xml:space="preserve">16,463</w:t>
+              <w:t xml:space="preserve">15,622</w:t>
             </w:r>
           </w:p>
         </w:tc>
@@ -8510,7 +8544,7 @@
                 <w:sz w:val="16"/>
                 <w:szCs w:val="16"/>
               </w:rPr>
-              <w:t xml:space="preserve">3,080</w:t>
+              <w:t xml:space="preserve">3,077</w:t>
             </w:r>
           </w:p>
         </w:tc>
@@ -8545,7 +8579,7 @@
                 <w:sz w:val="16"/>
                 <w:szCs w:val="16"/>
               </w:rPr>
-              <w:t xml:space="preserve">5,546</w:t>
+              <w:t xml:space="preserve">4,646</w:t>
             </w:r>
           </w:p>
         </w:tc>
@@ -8580,7 +8614,7 @@
                 <w:sz w:val="16"/>
                 <w:szCs w:val="16"/>
               </w:rPr>
-              <w:t xml:space="preserve">7,991</w:t>
+              <w:t xml:space="preserve">7,583</w:t>
             </w:r>
           </w:p>
         </w:tc>
@@ -8801,7 +8835,7 @@
                 <w:sz w:val="16"/>
                 <w:szCs w:val="16"/>
               </w:rPr>
-              <w:t xml:space="preserve">15.9</w:t>
+              <w:t xml:space="preserve">13.5</w:t>
             </w:r>
           </w:p>
         </w:tc>
@@ -8837,7 +8871,7 @@
                 <w:sz w:val="16"/>
                 <w:szCs w:val="16"/>
               </w:rPr>
-              <w:t xml:space="preserve">19.2</w:t>
+              <w:t xml:space="preserve">18.7</w:t>
             </w:r>
           </w:p>
         </w:tc>
@@ -8912,77 +8946,77 @@
                 <w:sz w:val="16"/>
                 <w:szCs w:val="16"/>
               </w:rPr>
-              <w:t xml:space="preserve">20.7</w:t>
-            </w:r>
-          </w:p>
-        </w:tc>
-        <w:tc>
-          <w:tcPr>
-            <w:tcW w:type="dxa" w:w="1148"/>
-            <w:tcBorders>
-              <w:top w:val="single" w:color="BFBFBF" w:sz="2"/>
-              <w:left w:val="none" w:color="FFFFFF" w:sz="0"/>
-              <w:bottom w:val="single" w:color="BFBFBF" w:sz="2"/>
-              <w:right w:val="none" w:color="FFFFFF" w:sz="0"/>
-            </w:tcBorders>
-            <w:tcMar>
-              <w:top w:type="dxa" w:w="40"/>
-              <w:left w:type="dxa" w:w="90"/>
-              <w:bottom w:type="dxa" w:w="40"/>
-              <w:right w:type="dxa" w:w="90"/>
-            </w:tcMar>
-            <w:vAlign w:val="center"/>
-          </w:tcPr>
-          <w:p>
-            <w:pPr>
-              <w:spacing w:after="20" w:before="20" w:line="220"/>
-              <w:jc w:val="right"/>
-            </w:pPr>
-            <w:r>
-              <w:rPr>
-                <w:rFonts w:ascii="Calibri" w:cs="Calibri" w:eastAsia="Calibri" w:hAnsi="Calibri"/>
-                <w:b w:val="false"/>
-                <w:bCs w:val="false"/>
-                <w:color w:val="000000"/>
-                <w:sz w:val="16"/>
-                <w:szCs w:val="16"/>
-              </w:rPr>
-              <w:t xml:space="preserve">15.8</w:t>
-            </w:r>
-          </w:p>
-        </w:tc>
-        <w:tc>
-          <w:tcPr>
-            <w:tcW w:type="dxa" w:w="1148"/>
-            <w:tcBorders>
-              <w:top w:val="single" w:color="BFBFBF" w:sz="2"/>
-              <w:left w:val="none" w:color="FFFFFF" w:sz="0"/>
-              <w:bottom w:val="single" w:color="BFBFBF" w:sz="2"/>
-              <w:right w:val="none" w:color="FFFFFF" w:sz="0"/>
-            </w:tcBorders>
-            <w:tcMar>
-              <w:top w:type="dxa" w:w="40"/>
-              <w:left w:type="dxa" w:w="90"/>
-              <w:bottom w:type="dxa" w:w="40"/>
-              <w:right w:type="dxa" w:w="90"/>
-            </w:tcMar>
-            <w:vAlign w:val="center"/>
-          </w:tcPr>
-          <w:p>
-            <w:pPr>
-              <w:spacing w:after="20" w:before="20" w:line="220"/>
-              <w:jc w:val="right"/>
-            </w:pPr>
-            <w:r>
-              <w:rPr>
-                <w:rFonts w:ascii="Calibri" w:cs="Calibri" w:eastAsia="Calibri" w:hAnsi="Calibri"/>
-                <w:b w:val="false"/>
-                <w:bCs w:val="false"/>
-                <w:color w:val="000000"/>
-                <w:sz w:val="16"/>
-                <w:szCs w:val="16"/>
-              </w:rPr>
-              <w:t xml:space="preserve">26.9</w:t>
+              <w:t xml:space="preserve">21.7</w:t>
+            </w:r>
+          </w:p>
+        </w:tc>
+        <w:tc>
+          <w:tcPr>
+            <w:tcW w:type="dxa" w:w="1148"/>
+            <w:tcBorders>
+              <w:top w:val="single" w:color="BFBFBF" w:sz="2"/>
+              <w:left w:val="none" w:color="FFFFFF" w:sz="0"/>
+              <w:bottom w:val="single" w:color="BFBFBF" w:sz="2"/>
+              <w:right w:val="none" w:color="FFFFFF" w:sz="0"/>
+            </w:tcBorders>
+            <w:tcMar>
+              <w:top w:type="dxa" w:w="40"/>
+              <w:left w:type="dxa" w:w="90"/>
+              <w:bottom w:type="dxa" w:w="40"/>
+              <w:right w:type="dxa" w:w="90"/>
+            </w:tcMar>
+            <w:vAlign w:val="center"/>
+          </w:tcPr>
+          <w:p>
+            <w:pPr>
+              <w:spacing w:after="20" w:before="20" w:line="220"/>
+              <w:jc w:val="right"/>
+            </w:pPr>
+            <w:r>
+              <w:rPr>
+                <w:rFonts w:ascii="Calibri" w:cs="Calibri" w:eastAsia="Calibri" w:hAnsi="Calibri"/>
+                <w:b w:val="false"/>
+                <w:bCs w:val="false"/>
+                <w:color w:val="000000"/>
+                <w:sz w:val="16"/>
+                <w:szCs w:val="16"/>
+              </w:rPr>
+              <w:t xml:space="preserve">16.6</w:t>
+            </w:r>
+          </w:p>
+        </w:tc>
+        <w:tc>
+          <w:tcPr>
+            <w:tcW w:type="dxa" w:w="1148"/>
+            <w:tcBorders>
+              <w:top w:val="single" w:color="BFBFBF" w:sz="2"/>
+              <w:left w:val="none" w:color="FFFFFF" w:sz="0"/>
+              <w:bottom w:val="single" w:color="BFBFBF" w:sz="2"/>
+              <w:right w:val="none" w:color="FFFFFF" w:sz="0"/>
+            </w:tcBorders>
+            <w:tcMar>
+              <w:top w:type="dxa" w:w="40"/>
+              <w:left w:type="dxa" w:w="90"/>
+              <w:bottom w:type="dxa" w:w="40"/>
+              <w:right w:type="dxa" w:w="90"/>
+            </w:tcMar>
+            <w:vAlign w:val="center"/>
+          </w:tcPr>
+          <w:p>
+            <w:pPr>
+              <w:spacing w:after="20" w:before="20" w:line="220"/>
+              <w:jc w:val="right"/>
+            </w:pPr>
+            <w:r>
+              <w:rPr>
+                <w:rFonts w:ascii="Calibri" w:cs="Calibri" w:eastAsia="Calibri" w:hAnsi="Calibri"/>
+                <w:b w:val="false"/>
+                <w:bCs w:val="false"/>
+                <w:color w:val="000000"/>
+                <w:sz w:val="16"/>
+                <w:szCs w:val="16"/>
+              </w:rPr>
+              <w:t xml:space="preserve">28.2</w:t>
             </w:r>
           </w:p>
         </w:tc>
@@ -9017,7 +9051,7 @@
                 <w:sz w:val="16"/>
                 <w:szCs w:val="16"/>
               </w:rPr>
-              <w:t xml:space="preserve">25.3</w:t>
+              <w:t xml:space="preserve">26.5</w:t>
             </w:r>
           </w:p>
         </w:tc>
@@ -9052,7 +9086,7 @@
                 <w:sz w:val="16"/>
                 <w:szCs w:val="16"/>
               </w:rPr>
-              <w:t xml:space="preserve">14.0</w:t>
+              <w:t xml:space="preserve">17.5</w:t>
             </w:r>
           </w:p>
         </w:tc>
@@ -9087,7 +9121,7 @@
                 <w:sz w:val="16"/>
                 <w:szCs w:val="16"/>
               </w:rPr>
-              <w:t xml:space="preserve">9.7</w:t>
+              <w:t xml:space="preserve">10.7</w:t>
             </w:r>
           </w:p>
         </w:tc>
@@ -9164,7 +9198,7 @@
                 <w:sz w:val="16"/>
                 <w:szCs w:val="16"/>
               </w:rPr>
-              <w:t xml:space="preserve">3.5</w:t>
+              <w:t xml:space="preserve">3.7</w:t>
             </w:r>
           </w:p>
         </w:tc>
@@ -9200,7 +9234,7 @@
                 <w:sz w:val="16"/>
                 <w:szCs w:val="16"/>
               </w:rPr>
-              <w:t xml:space="preserve">2.9</w:t>
+              <w:t xml:space="preserve">3.1</w:t>
             </w:r>
           </w:p>
         </w:tc>
@@ -9236,7 +9270,7 @@
                 <w:sz w:val="16"/>
                 <w:szCs w:val="16"/>
               </w:rPr>
-              <w:t xml:space="preserve">2.7</w:t>
+              <w:t xml:space="preserve">2.8</w:t>
             </w:r>
           </w:p>
         </w:tc>
@@ -9272,7 +9306,7 @@
                 <w:sz w:val="16"/>
                 <w:szCs w:val="16"/>
               </w:rPr>
-              <w:t xml:space="preserve">2.4</w:t>
+              <w:t xml:space="preserve">2.5</w:t>
             </w:r>
           </w:p>
         </w:tc>
@@ -9308,7 +9342,7 @@
                 <w:sz w:val="16"/>
                 <w:szCs w:val="16"/>
               </w:rPr>
-              <w:t xml:space="preserve">2.1</w:t>
+              <w:t xml:space="preserve">2.2</w:t>
             </w:r>
           </w:p>
         </w:tc>
@@ -9344,7 +9378,7 @@
                 <w:sz w:val="16"/>
                 <w:szCs w:val="16"/>
               </w:rPr>
-              <w:t xml:space="preserve">1.7</w:t>
+              <w:t xml:space="preserve">1.8</w:t>
             </w:r>
           </w:p>
         </w:tc>
@@ -9524,7 +9558,7 @@
                 <w:sz w:val="16"/>
                 <w:szCs w:val="16"/>
               </w:rPr>
-              <w:t xml:space="preserve">1,014,277</w:t>
+              <w:t xml:space="preserve">1,014,085</w:t>
             </w:r>
           </w:p>
         </w:tc>
@@ -9559,7 +9593,7 @@
                 <w:sz w:val="16"/>
                 <w:szCs w:val="16"/>
               </w:rPr>
-              <w:t xml:space="preserve">1,129,957</w:t>
+              <w:t xml:space="preserve">1,127,812</w:t>
             </w:r>
           </w:p>
         </w:tc>
@@ -9594,7 +9628,7 @@
                 <w:sz w:val="16"/>
                 <w:szCs w:val="16"/>
               </w:rPr>
-              <w:t xml:space="preserve">1,271,622</w:t>
+              <w:t xml:space="preserve">1,268,793</w:t>
             </w:r>
           </w:p>
         </w:tc>
@@ -9779,7 +9813,7 @@
                 <w:sz w:val="16"/>
                 <w:szCs w:val="16"/>
               </w:rPr>
-              <w:t xml:space="preserve">66,266</w:t>
+              <w:t xml:space="preserve">66,260</w:t>
             </w:r>
           </w:p>
         </w:tc>
@@ -9815,7 +9849,7 @@
                 <w:sz w:val="16"/>
                 <w:szCs w:val="16"/>
               </w:rPr>
-              <w:t xml:space="preserve">77,693</w:t>
+              <w:t xml:space="preserve">75,832</w:t>
             </w:r>
           </w:p>
         </w:tc>
@@ -9851,7 +9885,7 @@
                 <w:sz w:val="16"/>
                 <w:szCs w:val="16"/>
               </w:rPr>
-              <w:t xml:space="preserve">94,156</w:t>
+              <w:t xml:space="preserve">91,454</w:t>
             </w:r>
           </w:p>
         </w:tc>
@@ -10031,7 +10065,7 @@
                 <w:sz w:val="16"/>
                 <w:szCs w:val="16"/>
               </w:rPr>
-              <w:t xml:space="preserve">32,166</w:t>
+              <w:t xml:space="preserve">32,163</w:t>
             </w:r>
           </w:p>
         </w:tc>
@@ -10066,7 +10100,7 @@
                 <w:sz w:val="16"/>
                 <w:szCs w:val="16"/>
               </w:rPr>
-              <w:t xml:space="preserve">37,712</w:t>
+              <w:t xml:space="preserve">36,809</w:t>
             </w:r>
           </w:p>
         </w:tc>
@@ -10101,7 +10135,7 @@
                 <w:sz w:val="16"/>
                 <w:szCs w:val="16"/>
               </w:rPr>
-              <w:t xml:space="preserve">45,703</w:t>
+              <w:t xml:space="preserve">44,391</w:t>
             </w:r>
           </w:p>
         </w:tc>
@@ -10185,7 +10219,7 @@
           <w:sz w:val="21"/>
           <w:szCs w:val="21"/>
         </w:rPr>
-        <w:t xml:space="preserve">Resilient growth at a two-year-low valuation</w:t>
+        <w:t xml:space="preserve">Resilient recovery after a two-year-low valuation</w:t>
       </w:r>
     </w:p>
     <w:tbl>
@@ -10514,7 +10548,7 @@
                 <w:sz w:val="15"/>
                 <w:szCs w:val="15"/>
               </w:rPr>
-              <w:t xml:space="preserve">Current price (31/07/26)</w:t>
+              <w:t xml:space="preserve">Current price (04/08/26)</w:t>
             </w:r>
           </w:p>
         </w:tc>
@@ -11096,7 +11130,7 @@
                 <w:sz w:val="15"/>
                 <w:szCs w:val="15"/>
               </w:rPr>
-              <w:t xml:space="preserve">-   /   -   /   -</w:t>
+              <w:t xml:space="preserve">-0.8   /   -29.6   /   -33.0</w:t>
             </w:r>
           </w:p>
         </w:tc>
@@ -11232,7 +11266,7 @@
                 <w:sz w:val="15"/>
                 <w:szCs w:val="15"/>
               </w:rPr>
-              <w:t xml:space="preserve">-   /   -   /   -</w:t>
+              <w:t xml:space="preserve">4.5   /   -28.0   /   -50.9</w:t>
             </w:r>
           </w:p>
         </w:tc>
@@ -11616,7 +11650,7 @@
           <w:sz w:val="17"/>
           <w:szCs w:val="17"/>
         </w:rPr>
-        <w:t xml:space="preserve">1H26 tracking ahead of plan: revenue VND26,269bn (+12.6% YoY) and PBT VND5,714bn (+18.1% YoY), 45%/49% of the FY26 plan, with the group PBT margin widening to 21.8%. In 2Q26: revenue VND13,789bn, PBT VND2,910bn, NPATMI VND2,568bn (+14% YoY). Technology revenue VND23,138bn (+15% YoY; 88% of group) and PBT VND3,314bn (+16.9%); Education, investment and others fell 2.1% to VND3,131bn yet contributed 42% of group PBT on a ~77% margin.</w:t>
+        <w:t xml:space="preserve">1H26 performance: revenue VND26,269bn (+12.6% YoY) and PBT VND5,714bn (+18.1% YoY), 45%/49% of the FY26 plan, with the group PBT margin widening to 21.8% (1H25: 18.9%). In 2Q26: revenue VND13,789bn, PBT VND2,910bn, NPATMI VND2,568bn (+14% YoY). In 1H26, Technology revenue was VND23,138bn (+15% YoY; 88% of group) and PBT VND3,314bn (+16.9%); Education, investment and others fell 2.1% to VND3,131bn yet contributed 42% of group PBT on a ~77% margin.</w:t>
       </w:r>
     </w:p>
     <w:p>
@@ -11633,7 +11667,7 @@
           <w:sz w:val="17"/>
           <w:szCs w:val="17"/>
         </w:rPr>
-        <w:t xml:space="preserve">Public-sector digitalization underpins the domestic pipeline: Domestic IT grew fastest in 6M26 at VND4,236bn (+22.5% YoY), segment PBT doubling to VND308bn on national digital-transformation wins — multi-year work outside the global IT cycle, though its 7.3% margin dilutes the blend. Signed contract value for Global IT reached VND26,338bn in 1H26, +32.3% YoY, including 14 deals above USD10mn — a book-to-bill of 1.39x against 1.07-1.22x through FY21-25. On that basis we look for Global IT to reaccelerate to +16.7% in FY27F and +17.7% in FY28F, from +14.7% in FY26F and +13.4% in 1H26, with the US book cut to +5.9%.</w:t>
+        <w:t xml:space="preserve">Public-sector digitalization underpins the domestic pipeline: Domestic IT grew fastest in 6M26 at VND4,236bn (+22.5% YoY), segment PBT to VND308bn (+100.5%) on national digital-transformation wins — multi-year work outside the global IT cycle, though its 7.3% margin dilutes the blend. Signed contract value for Global IT reached VND26,338bn in 1H26, +32.3% YoY, including 14 deals above USD10mn — a book-to-bill of 1.39x against 1.07-1.22x through FY21-25. On that basis we look for Global IT to reaccelerate to +16.7% in FY27F and +17.7% in FY28F, from +14.7% in FY26F and +13.4% in 1H26. The AI demand expansion versus compression of headcount-based pricing: AI and data analytics revenue reached VND1,842bn in 1H26, +54% YoY against +15% for Technology, lifting its share of the segment to 8.0% from 5.9% and contributing a fifth of Technology's growth; ex-AI the segment grew 12.5%. Both AI Factories, in Vietnam and Japan, ran above 90% utilisation and turned profitable in 2Q26, about a year after launch.</w:t>
       </w:r>
     </w:p>
     <w:p>
@@ -11650,7 +11684,7 @@
           <w:sz w:val="17"/>
           <w:szCs w:val="17"/>
         </w:rPr>
-        <w:t xml:space="preserve">The AI debate — demand expansion versus compression of headcount-based pricing — is answered in FPT's own numbers. AI and data analytics revenue reached VND1,842bn in 1H26, +54% YoY against +15% for Technology, lifting its share of the segment to 8.0% from 5.9% and contributing a fifth of Technology's growth; ex-AI the segment grew 12.5%. Both AI Factories, in Vietnam and Japan, ran above 90% utilisation and turned profitable in 2Q26, about a year after launch. Infosys, for contrast, guides FY27 to 1.5-3.0%.</w:t>
+        <w:t xml:space="preserve">Projection and valuation: we forecast FY26F NPATMI of VND10,944bn (+15.6% YoY), FY27F VND12,674bn (+15.8%) and FY28F VND14,774bn (+16.6%). Associate income — FPT Telecom (45.66%), equity-accounted from FY26, with FPT Retail (46.5%) , Synnex FPT (48%) and FPT Online (49.5%) — rises to VND2,608bn in FY26F and VND3,449bn by FY28F, and grew 40.8% YoY in 1H26. Operating leverage carries the rest: SG&amp;A falls from 17.6% of sales to 16.5% by FY28F, gross margin unchanged. ROE holds near 27% on net cash of around 60% of equity and a maintained DPS of VND2,000.</w:t>
       </w:r>
     </w:p>
     <w:p>
@@ -11667,7 +11701,7 @@
           <w:sz w:val="17"/>
           <w:szCs w:val="17"/>
         </w:rPr>
-        <w:t xml:space="preserve">Projection and valuation: we forecast FY26F NPATMI of VND10,944bn (+15.6% YoY), FY27F VND12,674bn (+15.8%) and FY28F VND14,774bn (+16.6%). Associate income — FPT Telecom (45.66%), equity-accounted from FY26, with FPT Retail, Synnex FPT and FPT Online — rises to VND2,608bn in FY26F and VND3,449bn by FY28F, and grew 40.8% YoY in 1H26. Operating leverage carries the rest: SG&amp;A falls from 17.6% of sales to 16.5% by FY28F, gross margin unchanged. ROE holds near 27% on net cash of around 60% of equity and a maintained DPS of VND2,000. We raise our DCF (FCFF) target price to VND87,950 from VND78,750, cutting the assumed cost of debt to 9.0% from 11.5% — FPT's realised funding cost in 1H26 was 4.0% — which lowers WACC to 11.4%; the equity risk premium stays at 8.97% and long-term growth at 1.5% to carry the risk that AI lowers IT services pricing. At VND71,700 the stock trades at 11.2x FY26F earnings against a five-year median above 18x; at the target price, 13.7x FY26F and 11.8x FY27F, implying 23% upside (BUY). AI newsflow remains supportive: expanded partnerships with Microsoft and Intel, AI programmes with CPF, SCG, UOB, Sembcorp, SATS and ComfortDelGro, and data-intermediary certification with the National Data Centre. Risks: (1) AI-driven price deflation outpacing our long-term growth assumption (2) subdued US and global IT spending and tariff-related contract delays (3) JPY/USD volatility.</w:t>
+        <w:t xml:space="preserve">We raise our DCF (FCFF) target price to VND87,950; the equity risk premium stays at 9% and long-term growth decreased to 1.5% to carry the risk that AI lowers IT services pricing. At VND71,700 the stock trades at 11.2x FY26F earnings against a five-year median above 18x; at the target price, 13.7x FY26F and 11.8x FY27F, implying 23% upside (BUY). Risks: (1) AI-driven price deflation outpacing our long-term growth assumption (2) subdued US and global IT spending and tariff-related contract delays (3) JPY/USD volatility.</w:t>
       </w:r>
     </w:p>
     <w:p>
@@ -12245,7 +12279,7 @@
                 <w:sz w:val="16"/>
                 <w:szCs w:val="16"/>
               </w:rPr>
-              <w:t xml:space="preserve">% YoY</w:t>
+              <w:t xml:space="preserve">Operating profit (VNDbn)</w:t>
             </w:r>
           </w:p>
         </w:tc>
@@ -12281,7 +12315,7 @@
                 <w:sz w:val="16"/>
                 <w:szCs w:val="16"/>
               </w:rPr>
-              <w:t xml:space="preserve">—</w:t>
+              <w:t xml:space="preserve">8,452</w:t>
             </w:r>
           </w:p>
         </w:tc>
@@ -12317,7 +12351,7 @@
                 <w:sz w:val="16"/>
                 <w:szCs w:val="16"/>
               </w:rPr>
-              <w:t xml:space="preserve">+19.4%</w:t>
+              <w:t xml:space="preserve">10,508</w:t>
             </w:r>
           </w:p>
         </w:tc>
@@ -12353,7 +12387,7 @@
                 <w:sz w:val="16"/>
                 <w:szCs w:val="16"/>
               </w:rPr>
-              <w:t xml:space="preserve">+11.7%</w:t>
+              <w:t xml:space="preserve">11,079</w:t>
             </w:r>
           </w:p>
         </w:tc>
@@ -12389,7 +12423,7 @@
                 <w:sz w:val="16"/>
                 <w:szCs w:val="16"/>
               </w:rPr>
-              <w:t xml:space="preserve">-18.4%*</w:t>
+              <w:t xml:space="preserve">9,807</w:t>
             </w:r>
           </w:p>
         </w:tc>
@@ -12425,7 +12459,7 @@
                 <w:sz w:val="16"/>
                 <w:szCs w:val="16"/>
               </w:rPr>
-              <w:t xml:space="preserve">+15.3%</w:t>
+              <w:t xml:space="preserve">11,044</w:t>
             </w:r>
           </w:p>
         </w:tc>
@@ -12461,7 +12495,7 @@
                 <w:sz w:val="16"/>
                 <w:szCs w:val="16"/>
               </w:rPr>
-              <w:t xml:space="preserve">+16.1%</w:t>
+              <w:t xml:space="preserve">13,053</w:t>
             </w:r>
           </w:p>
         </w:tc>
@@ -12501,112 +12535,112 @@
                 <w:sz w:val="16"/>
                 <w:szCs w:val="16"/>
               </w:rPr>
-              <w:t xml:space="preserve">Operating profit (VNDbn)</w:t>
-            </w:r>
-          </w:p>
-        </w:tc>
-        <w:tc>
-          <w:tcPr>
-            <w:tcW w:type="dxa" w:w="1148"/>
-            <w:tcBorders>
-              <w:top w:val="single" w:color="BFBFBF" w:sz="2"/>
-              <w:left w:val="none" w:color="FFFFFF" w:sz="0"/>
-              <w:bottom w:val="single" w:color="BFBFBF" w:sz="2"/>
-              <w:right w:val="none" w:color="FFFFFF" w:sz="0"/>
-            </w:tcBorders>
-            <w:tcMar>
-              <w:top w:type="dxa" w:w="40"/>
-              <w:left w:type="dxa" w:w="90"/>
-              <w:bottom w:type="dxa" w:w="40"/>
-              <w:right w:type="dxa" w:w="90"/>
-            </w:tcMar>
-            <w:vAlign w:val="center"/>
-          </w:tcPr>
-          <w:p>
-            <w:pPr>
-              <w:spacing w:after="20" w:before="20" w:line="220"/>
-              <w:jc w:val="right"/>
-            </w:pPr>
-            <w:r>
-              <w:rPr>
-                <w:rFonts w:ascii="Calibri" w:cs="Calibri" w:eastAsia="Calibri" w:hAnsi="Calibri"/>
-                <w:b w:val="false"/>
-                <w:bCs w:val="false"/>
-                <w:color w:val="000000"/>
-                <w:sz w:val="16"/>
-                <w:szCs w:val="16"/>
-              </w:rPr>
-              <w:t xml:space="preserve">8,452</w:t>
-            </w:r>
-          </w:p>
-        </w:tc>
-        <w:tc>
-          <w:tcPr>
-            <w:tcW w:type="dxa" w:w="1148"/>
-            <w:tcBorders>
-              <w:top w:val="single" w:color="BFBFBF" w:sz="2"/>
-              <w:left w:val="none" w:color="FFFFFF" w:sz="0"/>
-              <w:bottom w:val="single" w:color="BFBFBF" w:sz="2"/>
-              <w:right w:val="none" w:color="FFFFFF" w:sz="0"/>
-            </w:tcBorders>
-            <w:tcMar>
-              <w:top w:type="dxa" w:w="40"/>
-              <w:left w:type="dxa" w:w="90"/>
-              <w:bottom w:type="dxa" w:w="40"/>
-              <w:right w:type="dxa" w:w="90"/>
-            </w:tcMar>
-            <w:vAlign w:val="center"/>
-          </w:tcPr>
-          <w:p>
-            <w:pPr>
-              <w:spacing w:after="20" w:before="20" w:line="220"/>
-              <w:jc w:val="right"/>
-            </w:pPr>
-            <w:r>
-              <w:rPr>
-                <w:rFonts w:ascii="Calibri" w:cs="Calibri" w:eastAsia="Calibri" w:hAnsi="Calibri"/>
-                <w:b w:val="false"/>
-                <w:bCs w:val="false"/>
-                <w:color w:val="000000"/>
-                <w:sz w:val="16"/>
-                <w:szCs w:val="16"/>
-              </w:rPr>
-              <w:t xml:space="preserve">10,508</w:t>
-            </w:r>
-          </w:p>
-        </w:tc>
-        <w:tc>
-          <w:tcPr>
-            <w:tcW w:type="dxa" w:w="1148"/>
-            <w:tcBorders>
-              <w:top w:val="single" w:color="BFBFBF" w:sz="2"/>
-              <w:left w:val="none" w:color="FFFFFF" w:sz="0"/>
-              <w:bottom w:val="single" w:color="BFBFBF" w:sz="2"/>
-              <w:right w:val="none" w:color="FFFFFF" w:sz="0"/>
-            </w:tcBorders>
-            <w:tcMar>
-              <w:top w:type="dxa" w:w="40"/>
-              <w:left w:type="dxa" w:w="90"/>
-              <w:bottom w:type="dxa" w:w="40"/>
-              <w:right w:type="dxa" w:w="90"/>
-            </w:tcMar>
-            <w:vAlign w:val="center"/>
-          </w:tcPr>
-          <w:p>
-            <w:pPr>
-              <w:spacing w:after="20" w:before="20" w:line="220"/>
-              <w:jc w:val="right"/>
-            </w:pPr>
-            <w:r>
-              <w:rPr>
-                <w:rFonts w:ascii="Calibri" w:cs="Calibri" w:eastAsia="Calibri" w:hAnsi="Calibri"/>
-                <w:b w:val="false"/>
-                <w:bCs w:val="false"/>
-                <w:color w:val="000000"/>
-                <w:sz w:val="16"/>
-                <w:szCs w:val="16"/>
-              </w:rPr>
-              <w:t xml:space="preserve">11,079</w:t>
+              <w:t xml:space="preserve">PBT (VNDbn)</w:t>
+            </w:r>
+          </w:p>
+        </w:tc>
+        <w:tc>
+          <w:tcPr>
+            <w:tcW w:type="dxa" w:w="1148"/>
+            <w:tcBorders>
+              <w:top w:val="single" w:color="BFBFBF" w:sz="2"/>
+              <w:left w:val="none" w:color="FFFFFF" w:sz="0"/>
+              <w:bottom w:val="single" w:color="BFBFBF" w:sz="2"/>
+              <w:right w:val="none" w:color="FFFFFF" w:sz="0"/>
+            </w:tcBorders>
+            <w:tcMar>
+              <w:top w:type="dxa" w:w="40"/>
+              <w:left w:type="dxa" w:w="90"/>
+              <w:bottom w:type="dxa" w:w="40"/>
+              <w:right w:type="dxa" w:w="90"/>
+            </w:tcMar>
+            <w:vAlign w:val="center"/>
+          </w:tcPr>
+          <w:p>
+            <w:pPr>
+              <w:spacing w:after="20" w:before="20" w:line="220"/>
+              <w:jc w:val="right"/>
+            </w:pPr>
+            <w:r>
+              <w:rPr>
+                <w:rFonts w:ascii="Calibri" w:cs="Calibri" w:eastAsia="Calibri" w:hAnsi="Calibri"/>
+                <w:b w:val="false"/>
+                <w:bCs w:val="false"/>
+                <w:color w:val="000000"/>
+                <w:sz w:val="16"/>
+                <w:szCs w:val="16"/>
+              </w:rPr>
+              <w:t xml:space="preserve">9,203</w:t>
+            </w:r>
+          </w:p>
+        </w:tc>
+        <w:tc>
+          <w:tcPr>
+            <w:tcW w:type="dxa" w:w="1148"/>
+            <w:tcBorders>
+              <w:top w:val="single" w:color="BFBFBF" w:sz="2"/>
+              <w:left w:val="none" w:color="FFFFFF" w:sz="0"/>
+              <w:bottom w:val="single" w:color="BFBFBF" w:sz="2"/>
+              <w:right w:val="none" w:color="FFFFFF" w:sz="0"/>
+            </w:tcBorders>
+            <w:tcMar>
+              <w:top w:type="dxa" w:w="40"/>
+              <w:left w:type="dxa" w:w="90"/>
+              <w:bottom w:type="dxa" w:w="40"/>
+              <w:right w:type="dxa" w:w="90"/>
+            </w:tcMar>
+            <w:vAlign w:val="center"/>
+          </w:tcPr>
+          <w:p>
+            <w:pPr>
+              <w:spacing w:after="20" w:before="20" w:line="220"/>
+              <w:jc w:val="right"/>
+            </w:pPr>
+            <w:r>
+              <w:rPr>
+                <w:rFonts w:ascii="Calibri" w:cs="Calibri" w:eastAsia="Calibri" w:hAnsi="Calibri"/>
+                <w:b w:val="false"/>
+                <w:bCs w:val="false"/>
+                <w:color w:val="000000"/>
+                <w:sz w:val="16"/>
+                <w:szCs w:val="16"/>
+              </w:rPr>
+              <w:t xml:space="preserve">11,070</w:t>
+            </w:r>
+          </w:p>
+        </w:tc>
+        <w:tc>
+          <w:tcPr>
+            <w:tcW w:type="dxa" w:w="1148"/>
+            <w:tcBorders>
+              <w:top w:val="single" w:color="BFBFBF" w:sz="2"/>
+              <w:left w:val="none" w:color="FFFFFF" w:sz="0"/>
+              <w:bottom w:val="single" w:color="BFBFBF" w:sz="2"/>
+              <w:right w:val="none" w:color="FFFFFF" w:sz="0"/>
+            </w:tcBorders>
+            <w:tcMar>
+              <w:top w:type="dxa" w:w="40"/>
+              <w:left w:type="dxa" w:w="90"/>
+              <w:bottom w:type="dxa" w:w="40"/>
+              <w:right w:type="dxa" w:w="90"/>
+            </w:tcMar>
+            <w:vAlign w:val="center"/>
+          </w:tcPr>
+          <w:p>
+            <w:pPr>
+              <w:spacing w:after="20" w:before="20" w:line="220"/>
+              <w:jc w:val="right"/>
+            </w:pPr>
+            <w:r>
+              <w:rPr>
+                <w:rFonts w:ascii="Calibri" w:cs="Calibri" w:eastAsia="Calibri" w:hAnsi="Calibri"/>
+                <w:b w:val="false"/>
+                <w:bCs w:val="false"/>
+                <w:color w:val="000000"/>
+                <w:sz w:val="16"/>
+                <w:szCs w:val="16"/>
+              </w:rPr>
+              <w:t xml:space="preserve">13,134</w:t>
             </w:r>
           </w:p>
         </w:tc>
@@ -12641,7 +12675,7 @@
                 <w:sz w:val="16"/>
                 <w:szCs w:val="16"/>
               </w:rPr>
-              <w:t xml:space="preserve">9,807</w:t>
+              <w:t xml:space="preserve">13,070</w:t>
             </w:r>
           </w:p>
         </w:tc>
@@ -12676,7 +12710,7 @@
                 <w:sz w:val="16"/>
                 <w:szCs w:val="16"/>
               </w:rPr>
-              <w:t xml:space="preserve">11,044</w:t>
+              <w:t xml:space="preserve">15,159</w:t>
             </w:r>
           </w:p>
         </w:tc>
@@ -12711,7 +12745,7 @@
                 <w:sz w:val="16"/>
                 <w:szCs w:val="16"/>
               </w:rPr>
-              <w:t xml:space="preserve">13,053</w:t>
+              <w:t xml:space="preserve">17,671</w:t>
             </w:r>
           </w:p>
         </w:tc>
@@ -12752,7 +12786,7 @@
                 <w:sz w:val="16"/>
                 <w:szCs w:val="16"/>
               </w:rPr>
-              <w:t xml:space="preserve">PBT (VNDbn)</w:t>
+              <w:t xml:space="preserve">NPATMI (VNDbn)</w:t>
             </w:r>
           </w:p>
         </w:tc>
@@ -12788,7 +12822,7 @@
                 <w:sz w:val="16"/>
                 <w:szCs w:val="16"/>
               </w:rPr>
-              <w:t xml:space="preserve">9,203</w:t>
+              <w:t xml:space="preserve">6,465</w:t>
             </w:r>
           </w:p>
         </w:tc>
@@ -12824,7 +12858,7 @@
                 <w:sz w:val="16"/>
                 <w:szCs w:val="16"/>
               </w:rPr>
-              <w:t xml:space="preserve">11,070</w:t>
+              <w:t xml:space="preserve">7,857</w:t>
             </w:r>
           </w:p>
         </w:tc>
@@ -12860,7 +12894,7 @@
                 <w:sz w:val="16"/>
                 <w:szCs w:val="16"/>
               </w:rPr>
-              <w:t xml:space="preserve">13,134</w:t>
+              <w:t xml:space="preserve">9,464</w:t>
             </w:r>
           </w:p>
         </w:tc>
@@ -12896,7 +12930,7 @@
                 <w:sz w:val="16"/>
                 <w:szCs w:val="16"/>
               </w:rPr>
-              <w:t xml:space="preserve">13,070</w:t>
+              <w:t xml:space="preserve">10,944</w:t>
             </w:r>
           </w:p>
         </w:tc>
@@ -12932,7 +12966,7 @@
                 <w:sz w:val="16"/>
                 <w:szCs w:val="16"/>
               </w:rPr>
-              <w:t xml:space="preserve">15,159</w:t>
+              <w:t xml:space="preserve">12,674</w:t>
             </w:r>
           </w:p>
         </w:tc>
@@ -12968,7 +13002,7 @@
                 <w:sz w:val="16"/>
                 <w:szCs w:val="16"/>
               </w:rPr>
-              <w:t xml:space="preserve">17,671</w:t>
+              <w:t xml:space="preserve">14,774</w:t>
             </w:r>
           </w:p>
         </w:tc>
@@ -13008,112 +13042,112 @@
                 <w:sz w:val="16"/>
                 <w:szCs w:val="16"/>
               </w:rPr>
-              <w:t xml:space="preserve">NPATMI (VNDbn)</w:t>
-            </w:r>
-          </w:p>
-        </w:tc>
-        <w:tc>
-          <w:tcPr>
-            <w:tcW w:type="dxa" w:w="1148"/>
-            <w:tcBorders>
-              <w:top w:val="single" w:color="BFBFBF" w:sz="2"/>
-              <w:left w:val="none" w:color="FFFFFF" w:sz="0"/>
-              <w:bottom w:val="single" w:color="BFBFBF" w:sz="2"/>
-              <w:right w:val="none" w:color="FFFFFF" w:sz="0"/>
-            </w:tcBorders>
-            <w:tcMar>
-              <w:top w:type="dxa" w:w="40"/>
-              <w:left w:type="dxa" w:w="90"/>
-              <w:bottom w:type="dxa" w:w="40"/>
-              <w:right w:type="dxa" w:w="90"/>
-            </w:tcMar>
-            <w:vAlign w:val="center"/>
-          </w:tcPr>
-          <w:p>
-            <w:pPr>
-              <w:spacing w:after="20" w:before="20" w:line="220"/>
-              <w:jc w:val="right"/>
-            </w:pPr>
-            <w:r>
-              <w:rPr>
-                <w:rFonts w:ascii="Calibri" w:cs="Calibri" w:eastAsia="Calibri" w:hAnsi="Calibri"/>
-                <w:b w:val="false"/>
-                <w:bCs w:val="false"/>
-                <w:color w:val="000000"/>
-                <w:sz w:val="16"/>
-                <w:szCs w:val="16"/>
-              </w:rPr>
-              <w:t xml:space="preserve">6,465</w:t>
-            </w:r>
-          </w:p>
-        </w:tc>
-        <w:tc>
-          <w:tcPr>
-            <w:tcW w:type="dxa" w:w="1148"/>
-            <w:tcBorders>
-              <w:top w:val="single" w:color="BFBFBF" w:sz="2"/>
-              <w:left w:val="none" w:color="FFFFFF" w:sz="0"/>
-              <w:bottom w:val="single" w:color="BFBFBF" w:sz="2"/>
-              <w:right w:val="none" w:color="FFFFFF" w:sz="0"/>
-            </w:tcBorders>
-            <w:tcMar>
-              <w:top w:type="dxa" w:w="40"/>
-              <w:left w:type="dxa" w:w="90"/>
-              <w:bottom w:type="dxa" w:w="40"/>
-              <w:right w:type="dxa" w:w="90"/>
-            </w:tcMar>
-            <w:vAlign w:val="center"/>
-          </w:tcPr>
-          <w:p>
-            <w:pPr>
-              <w:spacing w:after="20" w:before="20" w:line="220"/>
-              <w:jc w:val="right"/>
-            </w:pPr>
-            <w:r>
-              <w:rPr>
-                <w:rFonts w:ascii="Calibri" w:cs="Calibri" w:eastAsia="Calibri" w:hAnsi="Calibri"/>
-                <w:b w:val="false"/>
-                <w:bCs w:val="false"/>
-                <w:color w:val="000000"/>
-                <w:sz w:val="16"/>
-                <w:szCs w:val="16"/>
-              </w:rPr>
-              <w:t xml:space="preserve">7,857</w:t>
-            </w:r>
-          </w:p>
-        </w:tc>
-        <w:tc>
-          <w:tcPr>
-            <w:tcW w:type="dxa" w:w="1148"/>
-            <w:tcBorders>
-              <w:top w:val="single" w:color="BFBFBF" w:sz="2"/>
-              <w:left w:val="none" w:color="FFFFFF" w:sz="0"/>
-              <w:bottom w:val="single" w:color="BFBFBF" w:sz="2"/>
-              <w:right w:val="none" w:color="FFFFFF" w:sz="0"/>
-            </w:tcBorders>
-            <w:tcMar>
-              <w:top w:type="dxa" w:w="40"/>
-              <w:left w:type="dxa" w:w="90"/>
-              <w:bottom w:type="dxa" w:w="40"/>
-              <w:right w:type="dxa" w:w="90"/>
-            </w:tcMar>
-            <w:vAlign w:val="center"/>
-          </w:tcPr>
-          <w:p>
-            <w:pPr>
-              <w:spacing w:after="20" w:before="20" w:line="220"/>
-              <w:jc w:val="right"/>
-            </w:pPr>
-            <w:r>
-              <w:rPr>
-                <w:rFonts w:ascii="Calibri" w:cs="Calibri" w:eastAsia="Calibri" w:hAnsi="Calibri"/>
-                <w:b w:val="false"/>
-                <w:bCs w:val="false"/>
-                <w:color w:val="000000"/>
-                <w:sz w:val="16"/>
-                <w:szCs w:val="16"/>
-              </w:rPr>
-              <w:t xml:space="preserve">9,464</w:t>
+              <w:t xml:space="preserve">EPS (VND)</w:t>
+            </w:r>
+          </w:p>
+        </w:tc>
+        <w:tc>
+          <w:tcPr>
+            <w:tcW w:type="dxa" w:w="1148"/>
+            <w:tcBorders>
+              <w:top w:val="single" w:color="BFBFBF" w:sz="2"/>
+              <w:left w:val="none" w:color="FFFFFF" w:sz="0"/>
+              <w:bottom w:val="single" w:color="BFBFBF" w:sz="2"/>
+              <w:right w:val="none" w:color="FFFFFF" w:sz="0"/>
+            </w:tcBorders>
+            <w:tcMar>
+              <w:top w:type="dxa" w:w="40"/>
+              <w:left w:type="dxa" w:w="90"/>
+              <w:bottom w:type="dxa" w:w="40"/>
+              <w:right w:type="dxa" w:w="90"/>
+            </w:tcMar>
+            <w:vAlign w:val="center"/>
+          </w:tcPr>
+          <w:p>
+            <w:pPr>
+              <w:spacing w:after="20" w:before="20" w:line="220"/>
+              <w:jc w:val="right"/>
+            </w:pPr>
+            <w:r>
+              <w:rPr>
+                <w:rFonts w:ascii="Calibri" w:cs="Calibri" w:eastAsia="Calibri" w:hAnsi="Calibri"/>
+                <w:b w:val="false"/>
+                <w:bCs w:val="false"/>
+                <w:color w:val="000000"/>
+                <w:sz w:val="16"/>
+                <w:szCs w:val="16"/>
+              </w:rPr>
+              <w:t xml:space="preserve">4,648</w:t>
+            </w:r>
+          </w:p>
+        </w:tc>
+        <w:tc>
+          <w:tcPr>
+            <w:tcW w:type="dxa" w:w="1148"/>
+            <w:tcBorders>
+              <w:top w:val="single" w:color="BFBFBF" w:sz="2"/>
+              <w:left w:val="none" w:color="FFFFFF" w:sz="0"/>
+              <w:bottom w:val="single" w:color="BFBFBF" w:sz="2"/>
+              <w:right w:val="none" w:color="FFFFFF" w:sz="0"/>
+            </w:tcBorders>
+            <w:tcMar>
+              <w:top w:type="dxa" w:w="40"/>
+              <w:left w:type="dxa" w:w="90"/>
+              <w:bottom w:type="dxa" w:w="40"/>
+              <w:right w:type="dxa" w:w="90"/>
+            </w:tcMar>
+            <w:vAlign w:val="center"/>
+          </w:tcPr>
+          <w:p>
+            <w:pPr>
+              <w:spacing w:after="20" w:before="20" w:line="220"/>
+              <w:jc w:val="right"/>
+            </w:pPr>
+            <w:r>
+              <w:rPr>
+                <w:rFonts w:ascii="Calibri" w:cs="Calibri" w:eastAsia="Calibri" w:hAnsi="Calibri"/>
+                <w:b w:val="false"/>
+                <w:bCs w:val="false"/>
+                <w:color w:val="000000"/>
+                <w:sz w:val="16"/>
+                <w:szCs w:val="16"/>
+              </w:rPr>
+              <w:t xml:space="preserve">4,877</w:t>
+            </w:r>
+          </w:p>
+        </w:tc>
+        <w:tc>
+          <w:tcPr>
+            <w:tcW w:type="dxa" w:w="1148"/>
+            <w:tcBorders>
+              <w:top w:val="single" w:color="BFBFBF" w:sz="2"/>
+              <w:left w:val="none" w:color="FFFFFF" w:sz="0"/>
+              <w:bottom w:val="single" w:color="BFBFBF" w:sz="2"/>
+              <w:right w:val="none" w:color="FFFFFF" w:sz="0"/>
+            </w:tcBorders>
+            <w:tcMar>
+              <w:top w:type="dxa" w:w="40"/>
+              <w:left w:type="dxa" w:w="90"/>
+              <w:bottom w:type="dxa" w:w="40"/>
+              <w:right w:type="dxa" w:w="90"/>
+            </w:tcMar>
+            <w:vAlign w:val="center"/>
+          </w:tcPr>
+          <w:p>
+            <w:pPr>
+              <w:spacing w:after="20" w:before="20" w:line="220"/>
+              <w:jc w:val="right"/>
+            </w:pPr>
+            <w:r>
+              <w:rPr>
+                <w:rFonts w:ascii="Calibri" w:cs="Calibri" w:eastAsia="Calibri" w:hAnsi="Calibri"/>
+                <w:b w:val="false"/>
+                <w:bCs w:val="false"/>
+                <w:color w:val="000000"/>
+                <w:sz w:val="16"/>
+                <w:szCs w:val="16"/>
+              </w:rPr>
+              <w:t xml:space="preserve">5,073</w:t>
             </w:r>
           </w:p>
         </w:tc>
@@ -13148,7 +13182,7 @@
                 <w:sz w:val="16"/>
                 <w:szCs w:val="16"/>
               </w:rPr>
-              <w:t xml:space="preserve">10,944</w:t>
+              <w:t xml:space="preserve">6,424</w:t>
             </w:r>
           </w:p>
         </w:tc>
@@ -13183,7 +13217,7 @@
                 <w:sz w:val="16"/>
                 <w:szCs w:val="16"/>
               </w:rPr>
-              <w:t xml:space="preserve">12,674</w:t>
+              <w:t xml:space="preserve">7,440</w:t>
             </w:r>
           </w:p>
         </w:tc>
@@ -13218,7 +13252,7 @@
                 <w:sz w:val="16"/>
                 <w:szCs w:val="16"/>
               </w:rPr>
-              <w:t xml:space="preserve">14,774</w:t>
+              <w:t xml:space="preserve">8,673</w:t>
             </w:r>
           </w:p>
         </w:tc>
@@ -13259,7 +13293,7 @@
                 <w:sz w:val="16"/>
                 <w:szCs w:val="16"/>
               </w:rPr>
-              <w:t xml:space="preserve">% YoY</w:t>
+              <w:t xml:space="preserve">ROE (%)</w:t>
             </w:r>
           </w:p>
         </w:tc>
@@ -13295,7 +13329,7 @@
                 <w:sz w:val="16"/>
                 <w:szCs w:val="16"/>
               </w:rPr>
-              <w:t xml:space="preserve">—</w:t>
+              <w:t xml:space="preserve">28.1</w:t>
             </w:r>
           </w:p>
         </w:tc>
@@ -13331,7 +13365,7 @@
                 <w:sz w:val="16"/>
                 <w:szCs w:val="16"/>
               </w:rPr>
-              <w:t xml:space="preserve">+21.5%</w:t>
+              <w:t xml:space="preserve">28.7</w:t>
             </w:r>
           </w:p>
         </w:tc>
@@ -13367,7 +13401,7 @@
                 <w:sz w:val="16"/>
                 <w:szCs w:val="16"/>
               </w:rPr>
-              <w:t xml:space="preserve">+20.5%</w:t>
+              <w:t xml:space="preserve">28.6</w:t>
             </w:r>
           </w:p>
         </w:tc>
@@ -13403,7 +13437,7 @@
                 <w:sz w:val="16"/>
                 <w:szCs w:val="16"/>
               </w:rPr>
-              <w:t xml:space="preserve">+15.6%</w:t>
+              <w:t xml:space="preserve">27.6</w:t>
             </w:r>
           </w:p>
         </w:tc>
@@ -13439,7 +13473,7 @@
                 <w:sz w:val="16"/>
                 <w:szCs w:val="16"/>
               </w:rPr>
-              <w:t xml:space="preserve">+15.8%</w:t>
+              <w:t xml:space="preserve">27.1</w:t>
             </w:r>
           </w:p>
         </w:tc>
@@ -13475,7 +13509,7 @@
                 <w:sz w:val="16"/>
                 <w:szCs w:val="16"/>
               </w:rPr>
-              <w:t xml:space="preserve">+16.6%</w:t>
+              <w:t xml:space="preserve">26.5</w:t>
             </w:r>
           </w:p>
         </w:tc>
@@ -13515,513 +13549,6 @@
                 <w:sz w:val="16"/>
                 <w:szCs w:val="16"/>
               </w:rPr>
-              <w:t xml:space="preserve">EPS (VND)</w:t>
-            </w:r>
-          </w:p>
-        </w:tc>
-        <w:tc>
-          <w:tcPr>
-            <w:tcW w:type="dxa" w:w="1148"/>
-            <w:tcBorders>
-              <w:top w:val="single" w:color="BFBFBF" w:sz="2"/>
-              <w:left w:val="none" w:color="FFFFFF" w:sz="0"/>
-              <w:bottom w:val="single" w:color="BFBFBF" w:sz="2"/>
-              <w:right w:val="none" w:color="FFFFFF" w:sz="0"/>
-            </w:tcBorders>
-            <w:tcMar>
-              <w:top w:type="dxa" w:w="40"/>
-              <w:left w:type="dxa" w:w="90"/>
-              <w:bottom w:type="dxa" w:w="40"/>
-              <w:right w:type="dxa" w:w="90"/>
-            </w:tcMar>
-            <w:vAlign w:val="center"/>
-          </w:tcPr>
-          <w:p>
-            <w:pPr>
-              <w:spacing w:after="20" w:before="20" w:line="220"/>
-              <w:jc w:val="right"/>
-            </w:pPr>
-            <w:r>
-              <w:rPr>
-                <w:rFonts w:ascii="Calibri" w:cs="Calibri" w:eastAsia="Calibri" w:hAnsi="Calibri"/>
-                <w:b w:val="false"/>
-                <w:bCs w:val="false"/>
-                <w:color w:val="000000"/>
-                <w:sz w:val="16"/>
-                <w:szCs w:val="16"/>
-              </w:rPr>
-              <w:t xml:space="preserve">4,648</w:t>
-            </w:r>
-          </w:p>
-        </w:tc>
-        <w:tc>
-          <w:tcPr>
-            <w:tcW w:type="dxa" w:w="1148"/>
-            <w:tcBorders>
-              <w:top w:val="single" w:color="BFBFBF" w:sz="2"/>
-              <w:left w:val="none" w:color="FFFFFF" w:sz="0"/>
-              <w:bottom w:val="single" w:color="BFBFBF" w:sz="2"/>
-              <w:right w:val="none" w:color="FFFFFF" w:sz="0"/>
-            </w:tcBorders>
-            <w:tcMar>
-              <w:top w:type="dxa" w:w="40"/>
-              <w:left w:type="dxa" w:w="90"/>
-              <w:bottom w:type="dxa" w:w="40"/>
-              <w:right w:type="dxa" w:w="90"/>
-            </w:tcMar>
-            <w:vAlign w:val="center"/>
-          </w:tcPr>
-          <w:p>
-            <w:pPr>
-              <w:spacing w:after="20" w:before="20" w:line="220"/>
-              <w:jc w:val="right"/>
-            </w:pPr>
-            <w:r>
-              <w:rPr>
-                <w:rFonts w:ascii="Calibri" w:cs="Calibri" w:eastAsia="Calibri" w:hAnsi="Calibri"/>
-                <w:b w:val="false"/>
-                <w:bCs w:val="false"/>
-                <w:color w:val="000000"/>
-                <w:sz w:val="16"/>
-                <w:szCs w:val="16"/>
-              </w:rPr>
-              <w:t xml:space="preserve">4,877</w:t>
-            </w:r>
-          </w:p>
-        </w:tc>
-        <w:tc>
-          <w:tcPr>
-            <w:tcW w:type="dxa" w:w="1148"/>
-            <w:tcBorders>
-              <w:top w:val="single" w:color="BFBFBF" w:sz="2"/>
-              <w:left w:val="none" w:color="FFFFFF" w:sz="0"/>
-              <w:bottom w:val="single" w:color="BFBFBF" w:sz="2"/>
-              <w:right w:val="none" w:color="FFFFFF" w:sz="0"/>
-            </w:tcBorders>
-            <w:tcMar>
-              <w:top w:type="dxa" w:w="40"/>
-              <w:left w:type="dxa" w:w="90"/>
-              <w:bottom w:type="dxa" w:w="40"/>
-              <w:right w:type="dxa" w:w="90"/>
-            </w:tcMar>
-            <w:vAlign w:val="center"/>
-          </w:tcPr>
-          <w:p>
-            <w:pPr>
-              <w:spacing w:after="20" w:before="20" w:line="220"/>
-              <w:jc w:val="right"/>
-            </w:pPr>
-            <w:r>
-              <w:rPr>
-                <w:rFonts w:ascii="Calibri" w:cs="Calibri" w:eastAsia="Calibri" w:hAnsi="Calibri"/>
-                <w:b w:val="false"/>
-                <w:bCs w:val="false"/>
-                <w:color w:val="000000"/>
-                <w:sz w:val="16"/>
-                <w:szCs w:val="16"/>
-              </w:rPr>
-              <w:t xml:space="preserve">5,073</w:t>
-            </w:r>
-          </w:p>
-        </w:tc>
-        <w:tc>
-          <w:tcPr>
-            <w:tcW w:type="dxa" w:w="1148"/>
-            <w:tcBorders>
-              <w:top w:val="single" w:color="BFBFBF" w:sz="2"/>
-              <w:left w:val="none" w:color="FFFFFF" w:sz="0"/>
-              <w:bottom w:val="single" w:color="BFBFBF" w:sz="2"/>
-              <w:right w:val="none" w:color="FFFFFF" w:sz="0"/>
-            </w:tcBorders>
-            <w:tcMar>
-              <w:top w:type="dxa" w:w="40"/>
-              <w:left w:type="dxa" w:w="90"/>
-              <w:bottom w:type="dxa" w:w="40"/>
-              <w:right w:type="dxa" w:w="90"/>
-            </w:tcMar>
-            <w:vAlign w:val="center"/>
-          </w:tcPr>
-          <w:p>
-            <w:pPr>
-              <w:spacing w:after="20" w:before="20" w:line="220"/>
-              <w:jc w:val="right"/>
-            </w:pPr>
-            <w:r>
-              <w:rPr>
-                <w:rFonts w:ascii="Calibri" w:cs="Calibri" w:eastAsia="Calibri" w:hAnsi="Calibri"/>
-                <w:b w:val="false"/>
-                <w:bCs w:val="false"/>
-                <w:color w:val="1F3864"/>
-                <w:sz w:val="16"/>
-                <w:szCs w:val="16"/>
-              </w:rPr>
-              <w:t xml:space="preserve">6,424</w:t>
-            </w:r>
-          </w:p>
-        </w:tc>
-        <w:tc>
-          <w:tcPr>
-            <w:tcW w:type="dxa" w:w="1148"/>
-            <w:tcBorders>
-              <w:top w:val="single" w:color="BFBFBF" w:sz="2"/>
-              <w:left w:val="none" w:color="FFFFFF" w:sz="0"/>
-              <w:bottom w:val="single" w:color="BFBFBF" w:sz="2"/>
-              <w:right w:val="none" w:color="FFFFFF" w:sz="0"/>
-            </w:tcBorders>
-            <w:tcMar>
-              <w:top w:type="dxa" w:w="40"/>
-              <w:left w:type="dxa" w:w="90"/>
-              <w:bottom w:type="dxa" w:w="40"/>
-              <w:right w:type="dxa" w:w="90"/>
-            </w:tcMar>
-            <w:vAlign w:val="center"/>
-          </w:tcPr>
-          <w:p>
-            <w:pPr>
-              <w:spacing w:after="20" w:before="20" w:line="220"/>
-              <w:jc w:val="right"/>
-            </w:pPr>
-            <w:r>
-              <w:rPr>
-                <w:rFonts w:ascii="Calibri" w:cs="Calibri" w:eastAsia="Calibri" w:hAnsi="Calibri"/>
-                <w:b w:val="false"/>
-                <w:bCs w:val="false"/>
-                <w:color w:val="1F3864"/>
-                <w:sz w:val="16"/>
-                <w:szCs w:val="16"/>
-              </w:rPr>
-              <w:t xml:space="preserve">7,440</w:t>
-            </w:r>
-          </w:p>
-        </w:tc>
-        <w:tc>
-          <w:tcPr>
-            <w:tcW w:type="dxa" w:w="1153"/>
-            <w:tcBorders>
-              <w:top w:val="single" w:color="BFBFBF" w:sz="2"/>
-              <w:left w:val="none" w:color="FFFFFF" w:sz="0"/>
-              <w:bottom w:val="single" w:color="BFBFBF" w:sz="2"/>
-              <w:right w:val="none" w:color="FFFFFF" w:sz="0"/>
-            </w:tcBorders>
-            <w:tcMar>
-              <w:top w:type="dxa" w:w="40"/>
-              <w:left w:type="dxa" w:w="90"/>
-              <w:bottom w:type="dxa" w:w="40"/>
-              <w:right w:type="dxa" w:w="90"/>
-            </w:tcMar>
-            <w:vAlign w:val="center"/>
-          </w:tcPr>
-          <w:p>
-            <w:pPr>
-              <w:spacing w:after="20" w:before="20" w:line="220"/>
-              <w:jc w:val="right"/>
-            </w:pPr>
-            <w:r>
-              <w:rPr>
-                <w:rFonts w:ascii="Calibri" w:cs="Calibri" w:eastAsia="Calibri" w:hAnsi="Calibri"/>
-                <w:b w:val="false"/>
-                <w:bCs w:val="false"/>
-                <w:color w:val="1F3864"/>
-                <w:sz w:val="16"/>
-                <w:szCs w:val="16"/>
-              </w:rPr>
-              <w:t xml:space="preserve">8,673</w:t>
-            </w:r>
-          </w:p>
-        </w:tc>
-      </w:tr>
-      <w:tr>
-        <w:trPr>
-          <w:tblHeader w:val="false"/>
-        </w:trPr>
-        <w:tc>
-          <w:tcPr>
-            <w:tcW w:type="dxa" w:w="3200"/>
-            <w:tcBorders>
-              <w:top w:val="single" w:color="BFBFBF" w:sz="2"/>
-              <w:left w:val="none" w:color="FFFFFF" w:sz="0"/>
-              <w:bottom w:val="single" w:color="BFBFBF" w:sz="2"/>
-              <w:right w:val="none" w:color="FFFFFF" w:sz="0"/>
-            </w:tcBorders>
-            <w:shd w:fill="F2F2F2" w:color="auto" w:val="clear"/>
-            <w:tcMar>
-              <w:top w:type="dxa" w:w="40"/>
-              <w:left w:type="dxa" w:w="90"/>
-              <w:bottom w:type="dxa" w:w="40"/>
-              <w:right w:type="dxa" w:w="90"/>
-            </w:tcMar>
-            <w:vAlign w:val="center"/>
-          </w:tcPr>
-          <w:p>
-            <w:pPr>
-              <w:spacing w:after="20" w:before="20" w:line="220"/>
-              <w:jc w:val="left"/>
-            </w:pPr>
-            <w:r>
-              <w:rPr>
-                <w:rFonts w:ascii="Calibri" w:cs="Calibri" w:eastAsia="Calibri" w:hAnsi="Calibri"/>
-                <w:b w:val="false"/>
-                <w:bCs w:val="false"/>
-                <w:color w:val="000000"/>
-                <w:sz w:val="16"/>
-                <w:szCs w:val="16"/>
-              </w:rPr>
-              <w:t xml:space="preserve">ROE (%)</w:t>
-            </w:r>
-          </w:p>
-        </w:tc>
-        <w:tc>
-          <w:tcPr>
-            <w:tcW w:type="dxa" w:w="1148"/>
-            <w:tcBorders>
-              <w:top w:val="single" w:color="BFBFBF" w:sz="2"/>
-              <w:left w:val="none" w:color="FFFFFF" w:sz="0"/>
-              <w:bottom w:val="single" w:color="BFBFBF" w:sz="2"/>
-              <w:right w:val="none" w:color="FFFFFF" w:sz="0"/>
-            </w:tcBorders>
-            <w:shd w:fill="F2F2F2" w:color="auto" w:val="clear"/>
-            <w:tcMar>
-              <w:top w:type="dxa" w:w="40"/>
-              <w:left w:type="dxa" w:w="90"/>
-              <w:bottom w:type="dxa" w:w="40"/>
-              <w:right w:type="dxa" w:w="90"/>
-            </w:tcMar>
-            <w:vAlign w:val="center"/>
-          </w:tcPr>
-          <w:p>
-            <w:pPr>
-              <w:spacing w:after="20" w:before="20" w:line="220"/>
-              <w:jc w:val="right"/>
-            </w:pPr>
-            <w:r>
-              <w:rPr>
-                <w:rFonts w:ascii="Calibri" w:cs="Calibri" w:eastAsia="Calibri" w:hAnsi="Calibri"/>
-                <w:b w:val="false"/>
-                <w:bCs w:val="false"/>
-                <w:color w:val="000000"/>
-                <w:sz w:val="16"/>
-                <w:szCs w:val="16"/>
-              </w:rPr>
-              <w:t xml:space="preserve">28.1</w:t>
-            </w:r>
-          </w:p>
-        </w:tc>
-        <w:tc>
-          <w:tcPr>
-            <w:tcW w:type="dxa" w:w="1148"/>
-            <w:tcBorders>
-              <w:top w:val="single" w:color="BFBFBF" w:sz="2"/>
-              <w:left w:val="none" w:color="FFFFFF" w:sz="0"/>
-              <w:bottom w:val="single" w:color="BFBFBF" w:sz="2"/>
-              <w:right w:val="none" w:color="FFFFFF" w:sz="0"/>
-            </w:tcBorders>
-            <w:shd w:fill="F2F2F2" w:color="auto" w:val="clear"/>
-            <w:tcMar>
-              <w:top w:type="dxa" w:w="40"/>
-              <w:left w:type="dxa" w:w="90"/>
-              <w:bottom w:type="dxa" w:w="40"/>
-              <w:right w:type="dxa" w:w="90"/>
-            </w:tcMar>
-            <w:vAlign w:val="center"/>
-          </w:tcPr>
-          <w:p>
-            <w:pPr>
-              <w:spacing w:after="20" w:before="20" w:line="220"/>
-              <w:jc w:val="right"/>
-            </w:pPr>
-            <w:r>
-              <w:rPr>
-                <w:rFonts w:ascii="Calibri" w:cs="Calibri" w:eastAsia="Calibri" w:hAnsi="Calibri"/>
-                <w:b w:val="false"/>
-                <w:bCs w:val="false"/>
-                <w:color w:val="000000"/>
-                <w:sz w:val="16"/>
-                <w:szCs w:val="16"/>
-              </w:rPr>
-              <w:t xml:space="preserve">28.7</w:t>
-            </w:r>
-          </w:p>
-        </w:tc>
-        <w:tc>
-          <w:tcPr>
-            <w:tcW w:type="dxa" w:w="1148"/>
-            <w:tcBorders>
-              <w:top w:val="single" w:color="BFBFBF" w:sz="2"/>
-              <w:left w:val="none" w:color="FFFFFF" w:sz="0"/>
-              <w:bottom w:val="single" w:color="BFBFBF" w:sz="2"/>
-              <w:right w:val="none" w:color="FFFFFF" w:sz="0"/>
-            </w:tcBorders>
-            <w:shd w:fill="F2F2F2" w:color="auto" w:val="clear"/>
-            <w:tcMar>
-              <w:top w:type="dxa" w:w="40"/>
-              <w:left w:type="dxa" w:w="90"/>
-              <w:bottom w:type="dxa" w:w="40"/>
-              <w:right w:type="dxa" w:w="90"/>
-            </w:tcMar>
-            <w:vAlign w:val="center"/>
-          </w:tcPr>
-          <w:p>
-            <w:pPr>
-              <w:spacing w:after="20" w:before="20" w:line="220"/>
-              <w:jc w:val="right"/>
-            </w:pPr>
-            <w:r>
-              <w:rPr>
-                <w:rFonts w:ascii="Calibri" w:cs="Calibri" w:eastAsia="Calibri" w:hAnsi="Calibri"/>
-                <w:b w:val="false"/>
-                <w:bCs w:val="false"/>
-                <w:color w:val="000000"/>
-                <w:sz w:val="16"/>
-                <w:szCs w:val="16"/>
-              </w:rPr>
-              <w:t xml:space="preserve">28.6</w:t>
-            </w:r>
-          </w:p>
-        </w:tc>
-        <w:tc>
-          <w:tcPr>
-            <w:tcW w:type="dxa" w:w="1148"/>
-            <w:tcBorders>
-              <w:top w:val="single" w:color="BFBFBF" w:sz="2"/>
-              <w:left w:val="none" w:color="FFFFFF" w:sz="0"/>
-              <w:bottom w:val="single" w:color="BFBFBF" w:sz="2"/>
-              <w:right w:val="none" w:color="FFFFFF" w:sz="0"/>
-            </w:tcBorders>
-            <w:shd w:fill="F2F2F2" w:color="auto" w:val="clear"/>
-            <w:tcMar>
-              <w:top w:type="dxa" w:w="40"/>
-              <w:left w:type="dxa" w:w="90"/>
-              <w:bottom w:type="dxa" w:w="40"/>
-              <w:right w:type="dxa" w:w="90"/>
-            </w:tcMar>
-            <w:vAlign w:val="center"/>
-          </w:tcPr>
-          <w:p>
-            <w:pPr>
-              <w:spacing w:after="20" w:before="20" w:line="220"/>
-              <w:jc w:val="right"/>
-            </w:pPr>
-            <w:r>
-              <w:rPr>
-                <w:rFonts w:ascii="Calibri" w:cs="Calibri" w:eastAsia="Calibri" w:hAnsi="Calibri"/>
-                <w:b w:val="false"/>
-                <w:bCs w:val="false"/>
-                <w:color w:val="1F3864"/>
-                <w:sz w:val="16"/>
-                <w:szCs w:val="16"/>
-              </w:rPr>
-              <w:t xml:space="preserve">27.6</w:t>
-            </w:r>
-          </w:p>
-        </w:tc>
-        <w:tc>
-          <w:tcPr>
-            <w:tcW w:type="dxa" w:w="1148"/>
-            <w:tcBorders>
-              <w:top w:val="single" w:color="BFBFBF" w:sz="2"/>
-              <w:left w:val="none" w:color="FFFFFF" w:sz="0"/>
-              <w:bottom w:val="single" w:color="BFBFBF" w:sz="2"/>
-              <w:right w:val="none" w:color="FFFFFF" w:sz="0"/>
-            </w:tcBorders>
-            <w:shd w:fill="F2F2F2" w:color="auto" w:val="clear"/>
-            <w:tcMar>
-              <w:top w:type="dxa" w:w="40"/>
-              <w:left w:type="dxa" w:w="90"/>
-              <w:bottom w:type="dxa" w:w="40"/>
-              <w:right w:type="dxa" w:w="90"/>
-            </w:tcMar>
-            <w:vAlign w:val="center"/>
-          </w:tcPr>
-          <w:p>
-            <w:pPr>
-              <w:spacing w:after="20" w:before="20" w:line="220"/>
-              <w:jc w:val="right"/>
-            </w:pPr>
-            <w:r>
-              <w:rPr>
-                <w:rFonts w:ascii="Calibri" w:cs="Calibri" w:eastAsia="Calibri" w:hAnsi="Calibri"/>
-                <w:b w:val="false"/>
-                <w:bCs w:val="false"/>
-                <w:color w:val="1F3864"/>
-                <w:sz w:val="16"/>
-                <w:szCs w:val="16"/>
-              </w:rPr>
-              <w:t xml:space="preserve">27.1</w:t>
-            </w:r>
-          </w:p>
-        </w:tc>
-        <w:tc>
-          <w:tcPr>
-            <w:tcW w:type="dxa" w:w="1153"/>
-            <w:tcBorders>
-              <w:top w:val="single" w:color="BFBFBF" w:sz="2"/>
-              <w:left w:val="none" w:color="FFFFFF" w:sz="0"/>
-              <w:bottom w:val="single" w:color="BFBFBF" w:sz="2"/>
-              <w:right w:val="none" w:color="FFFFFF" w:sz="0"/>
-            </w:tcBorders>
-            <w:shd w:fill="F2F2F2" w:color="auto" w:val="clear"/>
-            <w:tcMar>
-              <w:top w:type="dxa" w:w="40"/>
-              <w:left w:type="dxa" w:w="90"/>
-              <w:bottom w:type="dxa" w:w="40"/>
-              <w:right w:type="dxa" w:w="90"/>
-            </w:tcMar>
-            <w:vAlign w:val="center"/>
-          </w:tcPr>
-          <w:p>
-            <w:pPr>
-              <w:spacing w:after="20" w:before="20" w:line="220"/>
-              <w:jc w:val="right"/>
-            </w:pPr>
-            <w:r>
-              <w:rPr>
-                <w:rFonts w:ascii="Calibri" w:cs="Calibri" w:eastAsia="Calibri" w:hAnsi="Calibri"/>
-                <w:b w:val="false"/>
-                <w:bCs w:val="false"/>
-                <w:color w:val="1F3864"/>
-                <w:sz w:val="16"/>
-                <w:szCs w:val="16"/>
-              </w:rPr>
-              <w:t xml:space="preserve">26.5</w:t>
-            </w:r>
-          </w:p>
-        </w:tc>
-      </w:tr>
-      <w:tr>
-        <w:trPr>
-          <w:tblHeader w:val="false"/>
-        </w:trPr>
-        <w:tc>
-          <w:tcPr>
-            <w:tcW w:type="dxa" w:w="3200"/>
-            <w:tcBorders>
-              <w:top w:val="single" w:color="BFBFBF" w:sz="2"/>
-              <w:left w:val="none" w:color="FFFFFF" w:sz="0"/>
-              <w:bottom w:val="single" w:color="BFBFBF" w:sz="2"/>
-              <w:right w:val="none" w:color="FFFFFF" w:sz="0"/>
-            </w:tcBorders>
-            <w:tcMar>
-              <w:top w:type="dxa" w:w="40"/>
-              <w:left w:type="dxa" w:w="90"/>
-              <w:bottom w:type="dxa" w:w="40"/>
-              <w:right w:type="dxa" w:w="90"/>
-            </w:tcMar>
-            <w:vAlign w:val="center"/>
-          </w:tcPr>
-          <w:p>
-            <w:pPr>
-              <w:spacing w:after="20" w:before="20" w:line="220"/>
-              <w:jc w:val="left"/>
-            </w:pPr>
-            <w:r>
-              <w:rPr>
-                <w:rFonts w:ascii="Calibri" w:cs="Calibri" w:eastAsia="Calibri" w:hAnsi="Calibri"/>
-                <w:b w:val="false"/>
-                <w:bCs w:val="false"/>
-                <w:color w:val="000000"/>
-                <w:sz w:val="16"/>
-                <w:szCs w:val="16"/>
-              </w:rPr>
               <w:t xml:space="preserve">P/E (x)</w:t>
             </w:r>
           </w:p>
@@ -14057,77 +13584,77 @@
                 <w:sz w:val="16"/>
                 <w:szCs w:val="16"/>
               </w:rPr>
-              <w:t xml:space="preserve">19.7</w:t>
-            </w:r>
-          </w:p>
-        </w:tc>
-        <w:tc>
-          <w:tcPr>
-            <w:tcW w:type="dxa" w:w="1148"/>
-            <w:tcBorders>
-              <w:top w:val="single" w:color="BFBFBF" w:sz="2"/>
-              <w:left w:val="none" w:color="FFFFFF" w:sz="0"/>
-              <w:bottom w:val="single" w:color="BFBFBF" w:sz="2"/>
-              <w:right w:val="none" w:color="FFFFFF" w:sz="0"/>
-            </w:tcBorders>
-            <w:tcMar>
-              <w:top w:type="dxa" w:w="40"/>
-              <w:left w:type="dxa" w:w="90"/>
-              <w:bottom w:type="dxa" w:w="40"/>
-              <w:right w:type="dxa" w:w="90"/>
-            </w:tcMar>
-            <w:vAlign w:val="center"/>
-          </w:tcPr>
-          <w:p>
-            <w:pPr>
-              <w:spacing w:after="20" w:before="20" w:line="220"/>
-              <w:jc w:val="right"/>
-            </w:pPr>
-            <w:r>
-              <w:rPr>
-                <w:rFonts w:ascii="Calibri" w:cs="Calibri" w:eastAsia="Calibri" w:hAnsi="Calibri"/>
-                <w:b w:val="false"/>
-                <w:bCs w:val="false"/>
-                <w:color w:val="000000"/>
-                <w:sz w:val="16"/>
-                <w:szCs w:val="16"/>
-              </w:rPr>
-              <w:t xml:space="preserve">18.8</w:t>
-            </w:r>
-          </w:p>
-        </w:tc>
-        <w:tc>
-          <w:tcPr>
-            <w:tcW w:type="dxa" w:w="1148"/>
-            <w:tcBorders>
-              <w:top w:val="single" w:color="BFBFBF" w:sz="2"/>
-              <w:left w:val="none" w:color="FFFFFF" w:sz="0"/>
-              <w:bottom w:val="single" w:color="BFBFBF" w:sz="2"/>
-              <w:right w:val="none" w:color="FFFFFF" w:sz="0"/>
-            </w:tcBorders>
-            <w:tcMar>
-              <w:top w:type="dxa" w:w="40"/>
-              <w:left w:type="dxa" w:w="90"/>
-              <w:bottom w:type="dxa" w:w="40"/>
-              <w:right w:type="dxa" w:w="90"/>
-            </w:tcMar>
-            <w:vAlign w:val="center"/>
-          </w:tcPr>
-          <w:p>
-            <w:pPr>
-              <w:spacing w:after="20" w:before="20" w:line="220"/>
-              <w:jc w:val="right"/>
-            </w:pPr>
-            <w:r>
-              <w:rPr>
-                <w:rFonts w:ascii="Calibri" w:cs="Calibri" w:eastAsia="Calibri" w:hAnsi="Calibri"/>
-                <w:b w:val="false"/>
-                <w:bCs w:val="false"/>
-                <w:color w:val="000000"/>
-                <w:sz w:val="16"/>
-                <w:szCs w:val="16"/>
-              </w:rPr>
-              <w:t xml:space="preserve">18.1</w:t>
+              <w:t xml:space="preserve">18.9</w:t>
+            </w:r>
+          </w:p>
+        </w:tc>
+        <w:tc>
+          <w:tcPr>
+            <w:tcW w:type="dxa" w:w="1148"/>
+            <w:tcBorders>
+              <w:top w:val="single" w:color="BFBFBF" w:sz="2"/>
+              <w:left w:val="none" w:color="FFFFFF" w:sz="0"/>
+              <w:bottom w:val="single" w:color="BFBFBF" w:sz="2"/>
+              <w:right w:val="none" w:color="FFFFFF" w:sz="0"/>
+            </w:tcBorders>
+            <w:tcMar>
+              <w:top w:type="dxa" w:w="40"/>
+              <w:left w:type="dxa" w:w="90"/>
+              <w:bottom w:type="dxa" w:w="40"/>
+              <w:right w:type="dxa" w:w="90"/>
+            </w:tcMar>
+            <w:vAlign w:val="center"/>
+          </w:tcPr>
+          <w:p>
+            <w:pPr>
+              <w:spacing w:after="20" w:before="20" w:line="220"/>
+              <w:jc w:val="right"/>
+            </w:pPr>
+            <w:r>
+              <w:rPr>
+                <w:rFonts w:ascii="Calibri" w:cs="Calibri" w:eastAsia="Calibri" w:hAnsi="Calibri"/>
+                <w:b w:val="false"/>
+                <w:bCs w:val="false"/>
+                <w:color w:val="000000"/>
+                <w:sz w:val="16"/>
+                <w:szCs w:val="16"/>
+              </w:rPr>
+              <w:t xml:space="preserve">18.0</w:t>
+            </w:r>
+          </w:p>
+        </w:tc>
+        <w:tc>
+          <w:tcPr>
+            <w:tcW w:type="dxa" w:w="1148"/>
+            <w:tcBorders>
+              <w:top w:val="single" w:color="BFBFBF" w:sz="2"/>
+              <w:left w:val="none" w:color="FFFFFF" w:sz="0"/>
+              <w:bottom w:val="single" w:color="BFBFBF" w:sz="2"/>
+              <w:right w:val="none" w:color="FFFFFF" w:sz="0"/>
+            </w:tcBorders>
+            <w:tcMar>
+              <w:top w:type="dxa" w:w="40"/>
+              <w:left w:type="dxa" w:w="90"/>
+              <w:bottom w:type="dxa" w:w="40"/>
+              <w:right w:type="dxa" w:w="90"/>
+            </w:tcMar>
+            <w:vAlign w:val="center"/>
+          </w:tcPr>
+          <w:p>
+            <w:pPr>
+              <w:spacing w:after="20" w:before="20" w:line="220"/>
+              <w:jc w:val="right"/>
+            </w:pPr>
+            <w:r>
+              <w:rPr>
+                <w:rFonts w:ascii="Calibri" w:cs="Calibri" w:eastAsia="Calibri" w:hAnsi="Calibri"/>
+                <w:b w:val="false"/>
+                <w:bCs w:val="false"/>
+                <w:color w:val="000000"/>
+                <w:sz w:val="16"/>
+                <w:szCs w:val="16"/>
+              </w:rPr>
+              <w:t xml:space="preserve">17.3</w:t>
             </w:r>
           </w:p>
         </w:tc>
@@ -15265,7 +14792,7 @@
           <w:sz w:val="14"/>
           <w:szCs w:val="14"/>
         </w:rPr>
-        <w:t xml:space="preserve">Note: FPT Telecom equity-accounted from FY26F, consolidated in FY23-25. * against a restated FY25 revenue of VND50,607bn the change is +13.2%; NPATMI is unaffected by the change of basis. Source: Company data, Mirae Asset Vietnam Research</w:t>
+        <w:t xml:space="preserve">Note: FPT Telecom deconsolidated (equity method) from FY26F. Source: Company data, Mirae Asset Vietnam Research</w:t>
       </w:r>
     </w:p>
     <w:p>
@@ -15330,7 +14857,7 @@
           <w:sz w:val="21"/>
           <w:szCs w:val="21"/>
         </w:rPr>
-        <w:t xml:space="preserve">Tăng trưởng bền bỉ, định giá về đáy 2 năm</w:t>
+        <w:t xml:space="preserve">Tăng trưởng bền bỉ, định giá hồi phục khi về đáy 2 năm</w:t>
       </w:r>
     </w:p>
     <w:tbl>
@@ -15659,7 +15186,7 @@
                 <w:sz w:val="15"/>
                 <w:szCs w:val="15"/>
               </w:rPr>
-              <w:t xml:space="preserve">Thị giá (31/07/26)</w:t>
+              <w:t xml:space="preserve">Thị giá (04/08/26)</w:t>
             </w:r>
           </w:p>
         </w:tc>
@@ -16241,7 +15768,7 @@
                 <w:sz w:val="15"/>
                 <w:szCs w:val="15"/>
               </w:rPr>
-              <w:t xml:space="preserve">-   /   -   /   -</w:t>
+              <w:t xml:space="preserve">-0.8   /   -29.6   /   -33.0</w:t>
             </w:r>
           </w:p>
         </w:tc>
@@ -16377,7 +15904,7 @@
                 <w:sz w:val="15"/>
                 <w:szCs w:val="15"/>
               </w:rPr>
-              <w:t xml:space="preserve">-   /   -   /   -</w:t>
+              <w:t xml:space="preserve">4.5   /   -28.0   /   -50.9</w:t>
             </w:r>
           </w:p>
         </w:tc>
@@ -16761,7 +16288,7 @@
           <w:sz w:val="17"/>
           <w:szCs w:val="17"/>
         </w:rPr>
-        <w:t xml:space="preserve">KQKD 1H26 vượt kế hoạch: doanh thu 26,269 tỷ đồng (+12.6% CK) và LNTT 5,714 tỷ (+18.1% CK), đạt 45%/49% kế hoạch năm, biên LNTT lên 21.8%. Q2/2026: doanh thu 13,789 tỷ, LNTT 2,910 tỷ, LNST-CĐTS 2,568 tỷ (+14% CK). Công nghệ đạt 23,138 tỷ (+15% CK; 88% doanh thu tập đoàn) và LNTT 3,314 tỷ (+16.9%); Giáo dục, đầu tư và khác giảm 2.1% về 3,131 tỷ nhưng vẫn đóng góp 42% LNTT tập đoàn.</w:t>
+        <w:t xml:space="preserve">KQKD 1H26 vượt tiến độ kế hoạch: doanh thu 26,269 tỷ đồng (+12.6% CK) và LNTT 5,714 tỷ (+18.1% CK), hoàn thành 45%/49% kế hoạch năm; biên LNTT mở rộng lên 21.8%. Q2/2026 đạt doanh thu 13,789 tỷ, LNTT 2,910 tỷ và LNST-CĐTS 2,568 tỷ (+14% CK). Công nghệ đạt 23,138 tỷ (+15% CK; 88% doanh thu tập đoàn) và LNTT 3,314 tỷ (+16.9% CK), biên 14.3%; Giáo dục, đầu tư và khác giảm 2.1% về 3,131 tỷ nhưng vẫn đóng góp 42% LNTT tập đoàn.</w:t>
       </w:r>
     </w:p>
     <w:p>
@@ -16778,7 +16305,7 @@
           <w:sz w:val="17"/>
           <w:szCs w:val="17"/>
         </w:rPr>
-        <w:t xml:space="preserve">Số hóa khu vực công là nền tảng danh mục trong nước: CNTT trong nước tăng nhanh nhất 6T26, đạt 4,236 tỷ đồng (+22.5% CK), LNTT mảng tăng gấp đôi lên 308 tỷ nhờ trúng thầu chuyển đổi số quốc gia — nguồn việc nhiều năm, ngoài chu kỳ CNTT toàn cầu, tuy biên 7.3% làm loãng biên. Doanh thu ký mới CNTT nước ngoài đạt 26,338 tỷ trong 1H26 (+32.3% CK), gồm 14 dự án trên 10 triệu USD — tỷ lệ ký mới/doanh thu 1.39 lần so với 1.07-1.22 lần FY21-25. Trên cơ sở đó, dự phóng CNTT nước ngoài tăng lên +16.7% FY27F và +17.7% FY28F, từ +14.7% FY26F và +13.4% của 1H26; Mỹ hạ về +5.9%.</w:t>
+        <w:t xml:space="preserve">Số hóa khu vực công là nền tảng của danh mục trong nước: CNTT trong nước tăng nhanh nhất 6T26, đạt 4,236 tỷ đồng (+22.5% CK), LNTT mảng tăng gấp đôi lên 308 tỷ nhờ trúng thầu chương trình chuyển đổi số quốc gia — nguồn việc nhiều năm, ít phụ thuộc chu kỳ CNTT toàn cầu, tuy biên 7.3% làm loãng biên chung. Doanh thu ký mới CNTT nước ngoài đạt 26,338 tỷ trong 1H26 (+32.3% CK), gồm 14 dự án trên 10 triệu USD — tỷ lệ ký mới/doanh thu 1.39 lần so với 1.07-1.22 lần giai đoạn FY21-25. Trên cơ sở đó, dự phóng CNTT nước ngoài tăng lên +16.7% FY27F và +17.7% FY28F, từ +14.7% FY26F và +13.4% của 1H26; Mỹ hạ về +5.9% do cạnh tranh giá thầu. AI  mở rộng nhu cầu: doanh thu Dịch vụ AI &amp; Data Analytics đạt 1,842 tỷ đồng trong 1H26, tăng 54% CK so với +15% của mảng Công nghệ, nâng tỷ trọng lên 8.0% từ 5.9% và đóng góp một phần năm mức tăng của mảng; loại AI, Công nghệ chỉ tăng 12.5%. Hai cụm AI Factory tại Việt Nam và Nhật Bản đạt hiệu suất trên 90% và có lãi từ Q2/2026. Infosys dự báo FY27 chỉ 1.5-3.0%.</w:t>
       </w:r>
     </w:p>
     <w:p>
@@ -16795,7 +16322,7 @@
           <w:sz w:val="17"/>
           <w:szCs w:val="17"/>
         </w:rPr>
-        <w:t xml:space="preserve">Tranh luận về AI — mở rộng nhu cầu hay thu hẹp định giá theo nhân sự — được trả lời bằng số liệu của chính FPT: doanh thu Dịch vụ AI &amp; Data Analytics đạt 1,842 tỷ đồng trong 1H26, tăng 54% CK so với +15% của mảng Công nghệ, nâng tỷ trọng lên 8.0% từ 5.9% và đóng góp một phần năm mức tăng của mảng; loại AI, Công nghệ chỉ tăng 12.5%. Hai cụm AI Factory tại Việt Nam và Nhật Bản đạt hiệu suất trên 90% và có lãi từ Q2/2026. Infosys dự báo FY27 chỉ 1.5-3.0%.</w:t>
+        <w:t xml:space="preserve">Dự phóng và định giá: LNST-CĐTS FY26F đạt 10,944 tỷ đồng (+15.6% CK), FY27F 12,674 tỷ (+15.8%) và FY28F 14,774 tỷ (+16.6%). Lợi nhuận từ công ty liên kết — FPT Telecom (45.66%, hạch toán theo phương pháp VCSH từ FY26), FPT Retail (46.5%) , Synnex FPT (48%) và FPT Online (49.5%) — tăng lên 2,608 tỷ FY26F và 3,449 tỷ FY28F, đã tăng 40.8% CK trong 1H26. Phần còn lại đến từ đòn bẩy hoạt động: chi phí bán hàng và quản lý giảm từ 17.6% doanh thu xuống 16.5% vào FY28F, biên gộp giữ nguyên. ROE duy trì quanh 27% nhờ tiền ròng khoảng 60% VCSH và cổ tức 2,000 đồng/cp.</w:t>
       </w:r>
     </w:p>
     <w:p>
@@ -16812,7 +16339,7 @@
           <w:sz w:val="17"/>
           <w:szCs w:val="17"/>
         </w:rPr>
-        <w:t xml:space="preserve">Dự phóng và định giá: LNST-CĐTS FY26F đạt 10,944 tỷ đồng (+15.6% CK), FY27F 12,674 tỷ (+15.8%) và FY28F 14,774 tỷ (+16.6%). Lợi nhuận công ty liên kết — FPT Telecom (45.66%, phương pháp VCSH từ FY26), FPT Retail, Synnex FPT, FPT Online — lên 2,608 tỷ FY26F và 3,449 tỷ FY28F, đã tăng 40.8% CK trong 1H26. Đòn bẩy hoạt động: chi phí bán hàng và quản lý giảm từ 17.6% doanh thu xuống 16.5% vào FY28F, biên gộp giữ nguyên. ROE quanh 27% nhờ tiền ròng khoảng 60% VCSH và cổ tức 2,000 đồng/cp. Nâng giá mục tiêu DCF (FCFF) lên 87,950 đồng từ 78,750 đồng, hạ chi phí nợ vay về 9.0% từ 11.5% (thực tế 1H26: 4.0%), đưa WACC xuống 11.4%; phần bù rủi ro vốn cổ phần giữ 8.97% và tăng trưởng dài hạn 1.5%, phản ánh rủi ro AI làm giảm giá dịch vụ CNTT. Tại 71,700 đồng, cổ phiếu ở 11.2x P/E FY26F so với trung vị 5 năm trên 18x; tại giá mục tiêu là 13.7x FY26F và 11.8x FY27F, tiềm năng tăng 23% (MUA). Thông tin AI vẫn tích cực: mở rộng hợp tác với Microsoft tại ASEAN, Nhật Bản, Hàn Quốc và Intel, cùng các tập đoàn CPF, SCG, UOB, Sembcorp, SATS, ComfortDelGro. Rủi ro: (1) giảm phát giá do AI nhanh hơn giả định tăng trưởng dài hạn (2) chi tiêu CNTT tại Mỹ và toàn cầu thấp, hợp đồng trì hoãn do thuế quan (3) biến động tỷ giá JPY/USD.</w:t>
+        <w:t xml:space="preserve">Chúng tôi nâng giá mục tiêu DCF (FCFF) lên 87,950 đồng: Tại 71,700 đồng, cổ phiếu giao dịch ở 11.2x P/E FY26F so với trung vị 5 năm trên 18x; tại giá mục tiêu là 13.7x FY26F và 11.8x FY27F, hàm ý tiềm năng tăng 23% (MUA). Rủi ro: (1) giảm phát giá do AI nhanh hơn giả định tăng trưởng dài hạn (2) chi tiêu CNTT tại Mỹ và toàn cầu thấp cùng hợp đồng trì hoãn do thuế quan (3) biến động tỷ giá JPY/USD.</w:t>
       </w:r>
     </w:p>
     <w:p>
@@ -17390,7 +16917,7 @@
                 <w:sz w:val="16"/>
                 <w:szCs w:val="16"/>
               </w:rPr>
-              <w:t xml:space="preserve">% YoY</w:t>
+              <w:t xml:space="preserve">LN hoạt động (tỷ đồng)</w:t>
             </w:r>
           </w:p>
         </w:tc>
@@ -17426,7 +16953,7 @@
                 <w:sz w:val="16"/>
                 <w:szCs w:val="16"/>
               </w:rPr>
-              <w:t xml:space="preserve">—</w:t>
+              <w:t xml:space="preserve">8,452</w:t>
             </w:r>
           </w:p>
         </w:tc>
@@ -17462,7 +16989,7 @@
                 <w:sz w:val="16"/>
                 <w:szCs w:val="16"/>
               </w:rPr>
-              <w:t xml:space="preserve">+19.4%</w:t>
+              <w:t xml:space="preserve">10,508</w:t>
             </w:r>
           </w:p>
         </w:tc>
@@ -17498,7 +17025,7 @@
                 <w:sz w:val="16"/>
                 <w:szCs w:val="16"/>
               </w:rPr>
-              <w:t xml:space="preserve">+11.7%</w:t>
+              <w:t xml:space="preserve">11,079</w:t>
             </w:r>
           </w:p>
         </w:tc>
@@ -17534,7 +17061,7 @@
                 <w:sz w:val="16"/>
                 <w:szCs w:val="16"/>
               </w:rPr>
-              <w:t xml:space="preserve">-18.4%*</w:t>
+              <w:t xml:space="preserve">9,807</w:t>
             </w:r>
           </w:p>
         </w:tc>
@@ -17570,7 +17097,7 @@
                 <w:sz w:val="16"/>
                 <w:szCs w:val="16"/>
               </w:rPr>
-              <w:t xml:space="preserve">+15.3%</w:t>
+              <w:t xml:space="preserve">11,044</w:t>
             </w:r>
           </w:p>
         </w:tc>
@@ -17606,7 +17133,7 @@
                 <w:sz w:val="16"/>
                 <w:szCs w:val="16"/>
               </w:rPr>
-              <w:t xml:space="preserve">+16.1%</w:t>
+              <w:t xml:space="preserve">13,053</w:t>
             </w:r>
           </w:p>
         </w:tc>
@@ -17646,112 +17173,112 @@
                 <w:sz w:val="16"/>
                 <w:szCs w:val="16"/>
               </w:rPr>
-              <w:t xml:space="preserve">LN hoạt động (tỷ đồng)</w:t>
-            </w:r>
-          </w:p>
-        </w:tc>
-        <w:tc>
-          <w:tcPr>
-            <w:tcW w:type="dxa" w:w="1148"/>
-            <w:tcBorders>
-              <w:top w:val="single" w:color="BFBFBF" w:sz="2"/>
-              <w:left w:val="none" w:color="FFFFFF" w:sz="0"/>
-              <w:bottom w:val="single" w:color="BFBFBF" w:sz="2"/>
-              <w:right w:val="none" w:color="FFFFFF" w:sz="0"/>
-            </w:tcBorders>
-            <w:tcMar>
-              <w:top w:type="dxa" w:w="40"/>
-              <w:left w:type="dxa" w:w="90"/>
-              <w:bottom w:type="dxa" w:w="40"/>
-              <w:right w:type="dxa" w:w="90"/>
-            </w:tcMar>
-            <w:vAlign w:val="center"/>
-          </w:tcPr>
-          <w:p>
-            <w:pPr>
-              <w:spacing w:after="20" w:before="20" w:line="220"/>
-              <w:jc w:val="right"/>
-            </w:pPr>
-            <w:r>
-              <w:rPr>
-                <w:rFonts w:ascii="Calibri" w:cs="Calibri" w:eastAsia="Calibri" w:hAnsi="Calibri"/>
-                <w:b w:val="false"/>
-                <w:bCs w:val="false"/>
-                <w:color w:val="000000"/>
-                <w:sz w:val="16"/>
-                <w:szCs w:val="16"/>
-              </w:rPr>
-              <w:t xml:space="preserve">8,452</w:t>
-            </w:r>
-          </w:p>
-        </w:tc>
-        <w:tc>
-          <w:tcPr>
-            <w:tcW w:type="dxa" w:w="1148"/>
-            <w:tcBorders>
-              <w:top w:val="single" w:color="BFBFBF" w:sz="2"/>
-              <w:left w:val="none" w:color="FFFFFF" w:sz="0"/>
-              <w:bottom w:val="single" w:color="BFBFBF" w:sz="2"/>
-              <w:right w:val="none" w:color="FFFFFF" w:sz="0"/>
-            </w:tcBorders>
-            <w:tcMar>
-              <w:top w:type="dxa" w:w="40"/>
-              <w:left w:type="dxa" w:w="90"/>
-              <w:bottom w:type="dxa" w:w="40"/>
-              <w:right w:type="dxa" w:w="90"/>
-            </w:tcMar>
-            <w:vAlign w:val="center"/>
-          </w:tcPr>
-          <w:p>
-            <w:pPr>
-              <w:spacing w:after="20" w:before="20" w:line="220"/>
-              <w:jc w:val="right"/>
-            </w:pPr>
-            <w:r>
-              <w:rPr>
-                <w:rFonts w:ascii="Calibri" w:cs="Calibri" w:eastAsia="Calibri" w:hAnsi="Calibri"/>
-                <w:b w:val="false"/>
-                <w:bCs w:val="false"/>
-                <w:color w:val="000000"/>
-                <w:sz w:val="16"/>
-                <w:szCs w:val="16"/>
-              </w:rPr>
-              <w:t xml:space="preserve">10,508</w:t>
-            </w:r>
-          </w:p>
-        </w:tc>
-        <w:tc>
-          <w:tcPr>
-            <w:tcW w:type="dxa" w:w="1148"/>
-            <w:tcBorders>
-              <w:top w:val="single" w:color="BFBFBF" w:sz="2"/>
-              <w:left w:val="none" w:color="FFFFFF" w:sz="0"/>
-              <w:bottom w:val="single" w:color="BFBFBF" w:sz="2"/>
-              <w:right w:val="none" w:color="FFFFFF" w:sz="0"/>
-            </w:tcBorders>
-            <w:tcMar>
-              <w:top w:type="dxa" w:w="40"/>
-              <w:left w:type="dxa" w:w="90"/>
-              <w:bottom w:type="dxa" w:w="40"/>
-              <w:right w:type="dxa" w:w="90"/>
-            </w:tcMar>
-            <w:vAlign w:val="center"/>
-          </w:tcPr>
-          <w:p>
-            <w:pPr>
-              <w:spacing w:after="20" w:before="20" w:line="220"/>
-              <w:jc w:val="right"/>
-            </w:pPr>
-            <w:r>
-              <w:rPr>
-                <w:rFonts w:ascii="Calibri" w:cs="Calibri" w:eastAsia="Calibri" w:hAnsi="Calibri"/>
-                <w:b w:val="false"/>
-                <w:bCs w:val="false"/>
-                <w:color w:val="000000"/>
-                <w:sz w:val="16"/>
-                <w:szCs w:val="16"/>
-              </w:rPr>
-              <w:t xml:space="preserve">11,079</w:t>
+              <w:t xml:space="preserve">LNTT (tỷ đồng)</w:t>
+            </w:r>
+          </w:p>
+        </w:tc>
+        <w:tc>
+          <w:tcPr>
+            <w:tcW w:type="dxa" w:w="1148"/>
+            <w:tcBorders>
+              <w:top w:val="single" w:color="BFBFBF" w:sz="2"/>
+              <w:left w:val="none" w:color="FFFFFF" w:sz="0"/>
+              <w:bottom w:val="single" w:color="BFBFBF" w:sz="2"/>
+              <w:right w:val="none" w:color="FFFFFF" w:sz="0"/>
+            </w:tcBorders>
+            <w:tcMar>
+              <w:top w:type="dxa" w:w="40"/>
+              <w:left w:type="dxa" w:w="90"/>
+              <w:bottom w:type="dxa" w:w="40"/>
+              <w:right w:type="dxa" w:w="90"/>
+            </w:tcMar>
+            <w:vAlign w:val="center"/>
+          </w:tcPr>
+          <w:p>
+            <w:pPr>
+              <w:spacing w:after="20" w:before="20" w:line="220"/>
+              <w:jc w:val="right"/>
+            </w:pPr>
+            <w:r>
+              <w:rPr>
+                <w:rFonts w:ascii="Calibri" w:cs="Calibri" w:eastAsia="Calibri" w:hAnsi="Calibri"/>
+                <w:b w:val="false"/>
+                <w:bCs w:val="false"/>
+                <w:color w:val="000000"/>
+                <w:sz w:val="16"/>
+                <w:szCs w:val="16"/>
+              </w:rPr>
+              <w:t xml:space="preserve">9,203</w:t>
+            </w:r>
+          </w:p>
+        </w:tc>
+        <w:tc>
+          <w:tcPr>
+            <w:tcW w:type="dxa" w:w="1148"/>
+            <w:tcBorders>
+              <w:top w:val="single" w:color="BFBFBF" w:sz="2"/>
+              <w:left w:val="none" w:color="FFFFFF" w:sz="0"/>
+              <w:bottom w:val="single" w:color="BFBFBF" w:sz="2"/>
+              <w:right w:val="none" w:color="FFFFFF" w:sz="0"/>
+            </w:tcBorders>
+            <w:tcMar>
+              <w:top w:type="dxa" w:w="40"/>
+              <w:left w:type="dxa" w:w="90"/>
+              <w:bottom w:type="dxa" w:w="40"/>
+              <w:right w:type="dxa" w:w="90"/>
+            </w:tcMar>
+            <w:vAlign w:val="center"/>
+          </w:tcPr>
+          <w:p>
+            <w:pPr>
+              <w:spacing w:after="20" w:before="20" w:line="220"/>
+              <w:jc w:val="right"/>
+            </w:pPr>
+            <w:r>
+              <w:rPr>
+                <w:rFonts w:ascii="Calibri" w:cs="Calibri" w:eastAsia="Calibri" w:hAnsi="Calibri"/>
+                <w:b w:val="false"/>
+                <w:bCs w:val="false"/>
+                <w:color w:val="000000"/>
+                <w:sz w:val="16"/>
+                <w:szCs w:val="16"/>
+              </w:rPr>
+              <w:t xml:space="preserve">11,070</w:t>
+            </w:r>
+          </w:p>
+        </w:tc>
+        <w:tc>
+          <w:tcPr>
+            <w:tcW w:type="dxa" w:w="1148"/>
+            <w:tcBorders>
+              <w:top w:val="single" w:color="BFBFBF" w:sz="2"/>
+              <w:left w:val="none" w:color="FFFFFF" w:sz="0"/>
+              <w:bottom w:val="single" w:color="BFBFBF" w:sz="2"/>
+              <w:right w:val="none" w:color="FFFFFF" w:sz="0"/>
+            </w:tcBorders>
+            <w:tcMar>
+              <w:top w:type="dxa" w:w="40"/>
+              <w:left w:type="dxa" w:w="90"/>
+              <w:bottom w:type="dxa" w:w="40"/>
+              <w:right w:type="dxa" w:w="90"/>
+            </w:tcMar>
+            <w:vAlign w:val="center"/>
+          </w:tcPr>
+          <w:p>
+            <w:pPr>
+              <w:spacing w:after="20" w:before="20" w:line="220"/>
+              <w:jc w:val="right"/>
+            </w:pPr>
+            <w:r>
+              <w:rPr>
+                <w:rFonts w:ascii="Calibri" w:cs="Calibri" w:eastAsia="Calibri" w:hAnsi="Calibri"/>
+                <w:b w:val="false"/>
+                <w:bCs w:val="false"/>
+                <w:color w:val="000000"/>
+                <w:sz w:val="16"/>
+                <w:szCs w:val="16"/>
+              </w:rPr>
+              <w:t xml:space="preserve">13,134</w:t>
             </w:r>
           </w:p>
         </w:tc>
@@ -17786,7 +17313,7 @@
                 <w:sz w:val="16"/>
                 <w:szCs w:val="16"/>
               </w:rPr>
-              <w:t xml:space="preserve">9,807</w:t>
+              <w:t xml:space="preserve">13,070</w:t>
             </w:r>
           </w:p>
         </w:tc>
@@ -17821,7 +17348,7 @@
                 <w:sz w:val="16"/>
                 <w:szCs w:val="16"/>
               </w:rPr>
-              <w:t xml:space="preserve">11,044</w:t>
+              <w:t xml:space="preserve">15,159</w:t>
             </w:r>
           </w:p>
         </w:tc>
@@ -17856,7 +17383,7 @@
                 <w:sz w:val="16"/>
                 <w:szCs w:val="16"/>
               </w:rPr>
-              <w:t xml:space="preserve">13,053</w:t>
+              <w:t xml:space="preserve">17,671</w:t>
             </w:r>
           </w:p>
         </w:tc>
@@ -17897,7 +17424,7 @@
                 <w:sz w:val="16"/>
                 <w:szCs w:val="16"/>
               </w:rPr>
-              <w:t xml:space="preserve">LNTT (tỷ đồng)</w:t>
+              <w:t xml:space="preserve">LNST-CĐTS (tỷ đồng)</w:t>
             </w:r>
           </w:p>
         </w:tc>
@@ -17933,7 +17460,7 @@
                 <w:sz w:val="16"/>
                 <w:szCs w:val="16"/>
               </w:rPr>
-              <w:t xml:space="preserve">9,203</w:t>
+              <w:t xml:space="preserve">6,465</w:t>
             </w:r>
           </w:p>
         </w:tc>
@@ -17969,7 +17496,7 @@
                 <w:sz w:val="16"/>
                 <w:szCs w:val="16"/>
               </w:rPr>
-              <w:t xml:space="preserve">11,070</w:t>
+              <w:t xml:space="preserve">7,857</w:t>
             </w:r>
           </w:p>
         </w:tc>
@@ -18005,7 +17532,7 @@
                 <w:sz w:val="16"/>
                 <w:szCs w:val="16"/>
               </w:rPr>
-              <w:t xml:space="preserve">13,134</w:t>
+              <w:t xml:space="preserve">9,464</w:t>
             </w:r>
           </w:p>
         </w:tc>
@@ -18041,7 +17568,7 @@
                 <w:sz w:val="16"/>
                 <w:szCs w:val="16"/>
               </w:rPr>
-              <w:t xml:space="preserve">13,070</w:t>
+              <w:t xml:space="preserve">10,944</w:t>
             </w:r>
           </w:p>
         </w:tc>
@@ -18077,7 +17604,7 @@
                 <w:sz w:val="16"/>
                 <w:szCs w:val="16"/>
               </w:rPr>
-              <w:t xml:space="preserve">15,159</w:t>
+              <w:t xml:space="preserve">12,674</w:t>
             </w:r>
           </w:p>
         </w:tc>
@@ -18113,7 +17640,7 @@
                 <w:sz w:val="16"/>
                 <w:szCs w:val="16"/>
               </w:rPr>
-              <w:t xml:space="preserve">17,671</w:t>
+              <w:t xml:space="preserve">14,774</w:t>
             </w:r>
           </w:p>
         </w:tc>
@@ -18153,112 +17680,112 @@
                 <w:sz w:val="16"/>
                 <w:szCs w:val="16"/>
               </w:rPr>
-              <w:t xml:space="preserve">LNST-CĐTS (tỷ đồng)</w:t>
-            </w:r>
-          </w:p>
-        </w:tc>
-        <w:tc>
-          <w:tcPr>
-            <w:tcW w:type="dxa" w:w="1148"/>
-            <w:tcBorders>
-              <w:top w:val="single" w:color="BFBFBF" w:sz="2"/>
-              <w:left w:val="none" w:color="FFFFFF" w:sz="0"/>
-              <w:bottom w:val="single" w:color="BFBFBF" w:sz="2"/>
-              <w:right w:val="none" w:color="FFFFFF" w:sz="0"/>
-            </w:tcBorders>
-            <w:tcMar>
-              <w:top w:type="dxa" w:w="40"/>
-              <w:left w:type="dxa" w:w="90"/>
-              <w:bottom w:type="dxa" w:w="40"/>
-              <w:right w:type="dxa" w:w="90"/>
-            </w:tcMar>
-            <w:vAlign w:val="center"/>
-          </w:tcPr>
-          <w:p>
-            <w:pPr>
-              <w:spacing w:after="20" w:before="20" w:line="220"/>
-              <w:jc w:val="right"/>
-            </w:pPr>
-            <w:r>
-              <w:rPr>
-                <w:rFonts w:ascii="Calibri" w:cs="Calibri" w:eastAsia="Calibri" w:hAnsi="Calibri"/>
-                <w:b w:val="false"/>
-                <w:bCs w:val="false"/>
-                <w:color w:val="000000"/>
-                <w:sz w:val="16"/>
-                <w:szCs w:val="16"/>
-              </w:rPr>
-              <w:t xml:space="preserve">6,465</w:t>
-            </w:r>
-          </w:p>
-        </w:tc>
-        <w:tc>
-          <w:tcPr>
-            <w:tcW w:type="dxa" w:w="1148"/>
-            <w:tcBorders>
-              <w:top w:val="single" w:color="BFBFBF" w:sz="2"/>
-              <w:left w:val="none" w:color="FFFFFF" w:sz="0"/>
-              <w:bottom w:val="single" w:color="BFBFBF" w:sz="2"/>
-              <w:right w:val="none" w:color="FFFFFF" w:sz="0"/>
-            </w:tcBorders>
-            <w:tcMar>
-              <w:top w:type="dxa" w:w="40"/>
-              <w:left w:type="dxa" w:w="90"/>
-              <w:bottom w:type="dxa" w:w="40"/>
-              <w:right w:type="dxa" w:w="90"/>
-            </w:tcMar>
-            <w:vAlign w:val="center"/>
-          </w:tcPr>
-          <w:p>
-            <w:pPr>
-              <w:spacing w:after="20" w:before="20" w:line="220"/>
-              <w:jc w:val="right"/>
-            </w:pPr>
-            <w:r>
-              <w:rPr>
-                <w:rFonts w:ascii="Calibri" w:cs="Calibri" w:eastAsia="Calibri" w:hAnsi="Calibri"/>
-                <w:b w:val="false"/>
-                <w:bCs w:val="false"/>
-                <w:color w:val="000000"/>
-                <w:sz w:val="16"/>
-                <w:szCs w:val="16"/>
-              </w:rPr>
-              <w:t xml:space="preserve">7,857</w:t>
-            </w:r>
-          </w:p>
-        </w:tc>
-        <w:tc>
-          <w:tcPr>
-            <w:tcW w:type="dxa" w:w="1148"/>
-            <w:tcBorders>
-              <w:top w:val="single" w:color="BFBFBF" w:sz="2"/>
-              <w:left w:val="none" w:color="FFFFFF" w:sz="0"/>
-              <w:bottom w:val="single" w:color="BFBFBF" w:sz="2"/>
-              <w:right w:val="none" w:color="FFFFFF" w:sz="0"/>
-            </w:tcBorders>
-            <w:tcMar>
-              <w:top w:type="dxa" w:w="40"/>
-              <w:left w:type="dxa" w:w="90"/>
-              <w:bottom w:type="dxa" w:w="40"/>
-              <w:right w:type="dxa" w:w="90"/>
-            </w:tcMar>
-            <w:vAlign w:val="center"/>
-          </w:tcPr>
-          <w:p>
-            <w:pPr>
-              <w:spacing w:after="20" w:before="20" w:line="220"/>
-              <w:jc w:val="right"/>
-            </w:pPr>
-            <w:r>
-              <w:rPr>
-                <w:rFonts w:ascii="Calibri" w:cs="Calibri" w:eastAsia="Calibri" w:hAnsi="Calibri"/>
-                <w:b w:val="false"/>
-                <w:bCs w:val="false"/>
-                <w:color w:val="000000"/>
-                <w:sz w:val="16"/>
-                <w:szCs w:val="16"/>
-              </w:rPr>
-              <w:t xml:space="preserve">9,464</w:t>
+              <w:t xml:space="preserve">EPS (đồng)</w:t>
+            </w:r>
+          </w:p>
+        </w:tc>
+        <w:tc>
+          <w:tcPr>
+            <w:tcW w:type="dxa" w:w="1148"/>
+            <w:tcBorders>
+              <w:top w:val="single" w:color="BFBFBF" w:sz="2"/>
+              <w:left w:val="none" w:color="FFFFFF" w:sz="0"/>
+              <w:bottom w:val="single" w:color="BFBFBF" w:sz="2"/>
+              <w:right w:val="none" w:color="FFFFFF" w:sz="0"/>
+            </w:tcBorders>
+            <w:tcMar>
+              <w:top w:type="dxa" w:w="40"/>
+              <w:left w:type="dxa" w:w="90"/>
+              <w:bottom w:type="dxa" w:w="40"/>
+              <w:right w:type="dxa" w:w="90"/>
+            </w:tcMar>
+            <w:vAlign w:val="center"/>
+          </w:tcPr>
+          <w:p>
+            <w:pPr>
+              <w:spacing w:after="20" w:before="20" w:line="220"/>
+              <w:jc w:val="right"/>
+            </w:pPr>
+            <w:r>
+              <w:rPr>
+                <w:rFonts w:ascii="Calibri" w:cs="Calibri" w:eastAsia="Calibri" w:hAnsi="Calibri"/>
+                <w:b w:val="false"/>
+                <w:bCs w:val="false"/>
+                <w:color w:val="000000"/>
+                <w:sz w:val="16"/>
+                <w:szCs w:val="16"/>
+              </w:rPr>
+              <w:t xml:space="preserve">4,648</w:t>
+            </w:r>
+          </w:p>
+        </w:tc>
+        <w:tc>
+          <w:tcPr>
+            <w:tcW w:type="dxa" w:w="1148"/>
+            <w:tcBorders>
+              <w:top w:val="single" w:color="BFBFBF" w:sz="2"/>
+              <w:left w:val="none" w:color="FFFFFF" w:sz="0"/>
+              <w:bottom w:val="single" w:color="BFBFBF" w:sz="2"/>
+              <w:right w:val="none" w:color="FFFFFF" w:sz="0"/>
+            </w:tcBorders>
+            <w:tcMar>
+              <w:top w:type="dxa" w:w="40"/>
+              <w:left w:type="dxa" w:w="90"/>
+              <w:bottom w:type="dxa" w:w="40"/>
+              <w:right w:type="dxa" w:w="90"/>
+            </w:tcMar>
+            <w:vAlign w:val="center"/>
+          </w:tcPr>
+          <w:p>
+            <w:pPr>
+              <w:spacing w:after="20" w:before="20" w:line="220"/>
+              <w:jc w:val="right"/>
+            </w:pPr>
+            <w:r>
+              <w:rPr>
+                <w:rFonts w:ascii="Calibri" w:cs="Calibri" w:eastAsia="Calibri" w:hAnsi="Calibri"/>
+                <w:b w:val="false"/>
+                <w:bCs w:val="false"/>
+                <w:color w:val="000000"/>
+                <w:sz w:val="16"/>
+                <w:szCs w:val="16"/>
+              </w:rPr>
+              <w:t xml:space="preserve">4,877</w:t>
+            </w:r>
+          </w:p>
+        </w:tc>
+        <w:tc>
+          <w:tcPr>
+            <w:tcW w:type="dxa" w:w="1148"/>
+            <w:tcBorders>
+              <w:top w:val="single" w:color="BFBFBF" w:sz="2"/>
+              <w:left w:val="none" w:color="FFFFFF" w:sz="0"/>
+              <w:bottom w:val="single" w:color="BFBFBF" w:sz="2"/>
+              <w:right w:val="none" w:color="FFFFFF" w:sz="0"/>
+            </w:tcBorders>
+            <w:tcMar>
+              <w:top w:type="dxa" w:w="40"/>
+              <w:left w:type="dxa" w:w="90"/>
+              <w:bottom w:type="dxa" w:w="40"/>
+              <w:right w:type="dxa" w:w="90"/>
+            </w:tcMar>
+            <w:vAlign w:val="center"/>
+          </w:tcPr>
+          <w:p>
+            <w:pPr>
+              <w:spacing w:after="20" w:before="20" w:line="220"/>
+              <w:jc w:val="right"/>
+            </w:pPr>
+            <w:r>
+              <w:rPr>
+                <w:rFonts w:ascii="Calibri" w:cs="Calibri" w:eastAsia="Calibri" w:hAnsi="Calibri"/>
+                <w:b w:val="false"/>
+                <w:bCs w:val="false"/>
+                <w:color w:val="000000"/>
+                <w:sz w:val="16"/>
+                <w:szCs w:val="16"/>
+              </w:rPr>
+              <w:t xml:space="preserve">5,073</w:t>
             </w:r>
           </w:p>
         </w:tc>
@@ -18293,7 +17820,7 @@
                 <w:sz w:val="16"/>
                 <w:szCs w:val="16"/>
               </w:rPr>
-              <w:t xml:space="preserve">10,944</w:t>
+              <w:t xml:space="preserve">6,424</w:t>
             </w:r>
           </w:p>
         </w:tc>
@@ -18328,7 +17855,7 @@
                 <w:sz w:val="16"/>
                 <w:szCs w:val="16"/>
               </w:rPr>
-              <w:t xml:space="preserve">12,674</w:t>
+              <w:t xml:space="preserve">7,440</w:t>
             </w:r>
           </w:p>
         </w:tc>
@@ -18363,7 +17890,7 @@
                 <w:sz w:val="16"/>
                 <w:szCs w:val="16"/>
               </w:rPr>
-              <w:t xml:space="preserve">14,774</w:t>
+              <w:t xml:space="preserve">8,673</w:t>
             </w:r>
           </w:p>
         </w:tc>
@@ -18404,7 +17931,7 @@
                 <w:sz w:val="16"/>
                 <w:szCs w:val="16"/>
               </w:rPr>
-              <w:t xml:space="preserve">% YoY</w:t>
+              <w:t xml:space="preserve">ROE (%)</w:t>
             </w:r>
           </w:p>
         </w:tc>
@@ -18440,7 +17967,7 @@
                 <w:sz w:val="16"/>
                 <w:szCs w:val="16"/>
               </w:rPr>
-              <w:t xml:space="preserve">—</w:t>
+              <w:t xml:space="preserve">28.1</w:t>
             </w:r>
           </w:p>
         </w:tc>
@@ -18476,7 +18003,7 @@
                 <w:sz w:val="16"/>
                 <w:szCs w:val="16"/>
               </w:rPr>
-              <w:t xml:space="preserve">+21.5%</w:t>
+              <w:t xml:space="preserve">28.7</w:t>
             </w:r>
           </w:p>
         </w:tc>
@@ -18512,7 +18039,7 @@
                 <w:sz w:val="16"/>
                 <w:szCs w:val="16"/>
               </w:rPr>
-              <w:t xml:space="preserve">+20.5%</w:t>
+              <w:t xml:space="preserve">28.6</w:t>
             </w:r>
           </w:p>
         </w:tc>
@@ -18548,7 +18075,7 @@
                 <w:sz w:val="16"/>
                 <w:szCs w:val="16"/>
               </w:rPr>
-              <w:t xml:space="preserve">+15.6%</w:t>
+              <w:t xml:space="preserve">27.6</w:t>
             </w:r>
           </w:p>
         </w:tc>
@@ -18584,7 +18111,7 @@
                 <w:sz w:val="16"/>
                 <w:szCs w:val="16"/>
               </w:rPr>
-              <w:t xml:space="preserve">+15.8%</w:t>
+              <w:t xml:space="preserve">27.1</w:t>
             </w:r>
           </w:p>
         </w:tc>
@@ -18620,7 +18147,7 @@
                 <w:sz w:val="16"/>
                 <w:szCs w:val="16"/>
               </w:rPr>
-              <w:t xml:space="preserve">+16.6%</w:t>
+              <w:t xml:space="preserve">26.5</w:t>
             </w:r>
           </w:p>
         </w:tc>
@@ -18660,513 +18187,6 @@
                 <w:sz w:val="16"/>
                 <w:szCs w:val="16"/>
               </w:rPr>
-              <w:t xml:space="preserve">EPS (đồng)</w:t>
-            </w:r>
-          </w:p>
-        </w:tc>
-        <w:tc>
-          <w:tcPr>
-            <w:tcW w:type="dxa" w:w="1148"/>
-            <w:tcBorders>
-              <w:top w:val="single" w:color="BFBFBF" w:sz="2"/>
-              <w:left w:val="none" w:color="FFFFFF" w:sz="0"/>
-              <w:bottom w:val="single" w:color="BFBFBF" w:sz="2"/>
-              <w:right w:val="none" w:color="FFFFFF" w:sz="0"/>
-            </w:tcBorders>
-            <w:tcMar>
-              <w:top w:type="dxa" w:w="40"/>
-              <w:left w:type="dxa" w:w="90"/>
-              <w:bottom w:type="dxa" w:w="40"/>
-              <w:right w:type="dxa" w:w="90"/>
-            </w:tcMar>
-            <w:vAlign w:val="center"/>
-          </w:tcPr>
-          <w:p>
-            <w:pPr>
-              <w:spacing w:after="20" w:before="20" w:line="220"/>
-              <w:jc w:val="right"/>
-            </w:pPr>
-            <w:r>
-              <w:rPr>
-                <w:rFonts w:ascii="Calibri" w:cs="Calibri" w:eastAsia="Calibri" w:hAnsi="Calibri"/>
-                <w:b w:val="false"/>
-                <w:bCs w:val="false"/>
-                <w:color w:val="000000"/>
-                <w:sz w:val="16"/>
-                <w:szCs w:val="16"/>
-              </w:rPr>
-              <w:t xml:space="preserve">4,648</w:t>
-            </w:r>
-          </w:p>
-        </w:tc>
-        <w:tc>
-          <w:tcPr>
-            <w:tcW w:type="dxa" w:w="1148"/>
-            <w:tcBorders>
-              <w:top w:val="single" w:color="BFBFBF" w:sz="2"/>
-              <w:left w:val="none" w:color="FFFFFF" w:sz="0"/>
-              <w:bottom w:val="single" w:color="BFBFBF" w:sz="2"/>
-              <w:right w:val="none" w:color="FFFFFF" w:sz="0"/>
-            </w:tcBorders>
-            <w:tcMar>
-              <w:top w:type="dxa" w:w="40"/>
-              <w:left w:type="dxa" w:w="90"/>
-              <w:bottom w:type="dxa" w:w="40"/>
-              <w:right w:type="dxa" w:w="90"/>
-            </w:tcMar>
-            <w:vAlign w:val="center"/>
-          </w:tcPr>
-          <w:p>
-            <w:pPr>
-              <w:spacing w:after="20" w:before="20" w:line="220"/>
-              <w:jc w:val="right"/>
-            </w:pPr>
-            <w:r>
-              <w:rPr>
-                <w:rFonts w:ascii="Calibri" w:cs="Calibri" w:eastAsia="Calibri" w:hAnsi="Calibri"/>
-                <w:b w:val="false"/>
-                <w:bCs w:val="false"/>
-                <w:color w:val="000000"/>
-                <w:sz w:val="16"/>
-                <w:szCs w:val="16"/>
-              </w:rPr>
-              <w:t xml:space="preserve">4,877</w:t>
-            </w:r>
-          </w:p>
-        </w:tc>
-        <w:tc>
-          <w:tcPr>
-            <w:tcW w:type="dxa" w:w="1148"/>
-            <w:tcBorders>
-              <w:top w:val="single" w:color="BFBFBF" w:sz="2"/>
-              <w:left w:val="none" w:color="FFFFFF" w:sz="0"/>
-              <w:bottom w:val="single" w:color="BFBFBF" w:sz="2"/>
-              <w:right w:val="none" w:color="FFFFFF" w:sz="0"/>
-            </w:tcBorders>
-            <w:tcMar>
-              <w:top w:type="dxa" w:w="40"/>
-              <w:left w:type="dxa" w:w="90"/>
-              <w:bottom w:type="dxa" w:w="40"/>
-              <w:right w:type="dxa" w:w="90"/>
-            </w:tcMar>
-            <w:vAlign w:val="center"/>
-          </w:tcPr>
-          <w:p>
-            <w:pPr>
-              <w:spacing w:after="20" w:before="20" w:line="220"/>
-              <w:jc w:val="right"/>
-            </w:pPr>
-            <w:r>
-              <w:rPr>
-                <w:rFonts w:ascii="Calibri" w:cs="Calibri" w:eastAsia="Calibri" w:hAnsi="Calibri"/>
-                <w:b w:val="false"/>
-                <w:bCs w:val="false"/>
-                <w:color w:val="000000"/>
-                <w:sz w:val="16"/>
-                <w:szCs w:val="16"/>
-              </w:rPr>
-              <w:t xml:space="preserve">5,073</w:t>
-            </w:r>
-          </w:p>
-        </w:tc>
-        <w:tc>
-          <w:tcPr>
-            <w:tcW w:type="dxa" w:w="1148"/>
-            <w:tcBorders>
-              <w:top w:val="single" w:color="BFBFBF" w:sz="2"/>
-              <w:left w:val="none" w:color="FFFFFF" w:sz="0"/>
-              <w:bottom w:val="single" w:color="BFBFBF" w:sz="2"/>
-              <w:right w:val="none" w:color="FFFFFF" w:sz="0"/>
-            </w:tcBorders>
-            <w:tcMar>
-              <w:top w:type="dxa" w:w="40"/>
-              <w:left w:type="dxa" w:w="90"/>
-              <w:bottom w:type="dxa" w:w="40"/>
-              <w:right w:type="dxa" w:w="90"/>
-            </w:tcMar>
-            <w:vAlign w:val="center"/>
-          </w:tcPr>
-          <w:p>
-            <w:pPr>
-              <w:spacing w:after="20" w:before="20" w:line="220"/>
-              <w:jc w:val="right"/>
-            </w:pPr>
-            <w:r>
-              <w:rPr>
-                <w:rFonts w:ascii="Calibri" w:cs="Calibri" w:eastAsia="Calibri" w:hAnsi="Calibri"/>
-                <w:b w:val="false"/>
-                <w:bCs w:val="false"/>
-                <w:color w:val="1F3864"/>
-                <w:sz w:val="16"/>
-                <w:szCs w:val="16"/>
-              </w:rPr>
-              <w:t xml:space="preserve">6,424</w:t>
-            </w:r>
-          </w:p>
-        </w:tc>
-        <w:tc>
-          <w:tcPr>
-            <w:tcW w:type="dxa" w:w="1148"/>
-            <w:tcBorders>
-              <w:top w:val="single" w:color="BFBFBF" w:sz="2"/>
-              <w:left w:val="none" w:color="FFFFFF" w:sz="0"/>
-              <w:bottom w:val="single" w:color="BFBFBF" w:sz="2"/>
-              <w:right w:val="none" w:color="FFFFFF" w:sz="0"/>
-            </w:tcBorders>
-            <w:tcMar>
-              <w:top w:type="dxa" w:w="40"/>
-              <w:left w:type="dxa" w:w="90"/>
-              <w:bottom w:type="dxa" w:w="40"/>
-              <w:right w:type="dxa" w:w="90"/>
-            </w:tcMar>
-            <w:vAlign w:val="center"/>
-          </w:tcPr>
-          <w:p>
-            <w:pPr>
-              <w:spacing w:after="20" w:before="20" w:line="220"/>
-              <w:jc w:val="right"/>
-            </w:pPr>
-            <w:r>
-              <w:rPr>
-                <w:rFonts w:ascii="Calibri" w:cs="Calibri" w:eastAsia="Calibri" w:hAnsi="Calibri"/>
-                <w:b w:val="false"/>
-                <w:bCs w:val="false"/>
-                <w:color w:val="1F3864"/>
-                <w:sz w:val="16"/>
-                <w:szCs w:val="16"/>
-              </w:rPr>
-              <w:t xml:space="preserve">7,440</w:t>
-            </w:r>
-          </w:p>
-        </w:tc>
-        <w:tc>
-          <w:tcPr>
-            <w:tcW w:type="dxa" w:w="1153"/>
-            <w:tcBorders>
-              <w:top w:val="single" w:color="BFBFBF" w:sz="2"/>
-              <w:left w:val="none" w:color="FFFFFF" w:sz="0"/>
-              <w:bottom w:val="single" w:color="BFBFBF" w:sz="2"/>
-              <w:right w:val="none" w:color="FFFFFF" w:sz="0"/>
-            </w:tcBorders>
-            <w:tcMar>
-              <w:top w:type="dxa" w:w="40"/>
-              <w:left w:type="dxa" w:w="90"/>
-              <w:bottom w:type="dxa" w:w="40"/>
-              <w:right w:type="dxa" w:w="90"/>
-            </w:tcMar>
-            <w:vAlign w:val="center"/>
-          </w:tcPr>
-          <w:p>
-            <w:pPr>
-              <w:spacing w:after="20" w:before="20" w:line="220"/>
-              <w:jc w:val="right"/>
-            </w:pPr>
-            <w:r>
-              <w:rPr>
-                <w:rFonts w:ascii="Calibri" w:cs="Calibri" w:eastAsia="Calibri" w:hAnsi="Calibri"/>
-                <w:b w:val="false"/>
-                <w:bCs w:val="false"/>
-                <w:color w:val="1F3864"/>
-                <w:sz w:val="16"/>
-                <w:szCs w:val="16"/>
-              </w:rPr>
-              <w:t xml:space="preserve">8,673</w:t>
-            </w:r>
-          </w:p>
-        </w:tc>
-      </w:tr>
-      <w:tr>
-        <w:trPr>
-          <w:tblHeader w:val="false"/>
-        </w:trPr>
-        <w:tc>
-          <w:tcPr>
-            <w:tcW w:type="dxa" w:w="3200"/>
-            <w:tcBorders>
-              <w:top w:val="single" w:color="BFBFBF" w:sz="2"/>
-              <w:left w:val="none" w:color="FFFFFF" w:sz="0"/>
-              <w:bottom w:val="single" w:color="BFBFBF" w:sz="2"/>
-              <w:right w:val="none" w:color="FFFFFF" w:sz="0"/>
-            </w:tcBorders>
-            <w:shd w:fill="F2F2F2" w:color="auto" w:val="clear"/>
-            <w:tcMar>
-              <w:top w:type="dxa" w:w="40"/>
-              <w:left w:type="dxa" w:w="90"/>
-              <w:bottom w:type="dxa" w:w="40"/>
-              <w:right w:type="dxa" w:w="90"/>
-            </w:tcMar>
-            <w:vAlign w:val="center"/>
-          </w:tcPr>
-          <w:p>
-            <w:pPr>
-              <w:spacing w:after="20" w:before="20" w:line="220"/>
-              <w:jc w:val="left"/>
-            </w:pPr>
-            <w:r>
-              <w:rPr>
-                <w:rFonts w:ascii="Calibri" w:cs="Calibri" w:eastAsia="Calibri" w:hAnsi="Calibri"/>
-                <w:b w:val="false"/>
-                <w:bCs w:val="false"/>
-                <w:color w:val="000000"/>
-                <w:sz w:val="16"/>
-                <w:szCs w:val="16"/>
-              </w:rPr>
-              <w:t xml:space="preserve">ROE (%)</w:t>
-            </w:r>
-          </w:p>
-        </w:tc>
-        <w:tc>
-          <w:tcPr>
-            <w:tcW w:type="dxa" w:w="1148"/>
-            <w:tcBorders>
-              <w:top w:val="single" w:color="BFBFBF" w:sz="2"/>
-              <w:left w:val="none" w:color="FFFFFF" w:sz="0"/>
-              <w:bottom w:val="single" w:color="BFBFBF" w:sz="2"/>
-              <w:right w:val="none" w:color="FFFFFF" w:sz="0"/>
-            </w:tcBorders>
-            <w:shd w:fill="F2F2F2" w:color="auto" w:val="clear"/>
-            <w:tcMar>
-              <w:top w:type="dxa" w:w="40"/>
-              <w:left w:type="dxa" w:w="90"/>
-              <w:bottom w:type="dxa" w:w="40"/>
-              <w:right w:type="dxa" w:w="90"/>
-            </w:tcMar>
-            <w:vAlign w:val="center"/>
-          </w:tcPr>
-          <w:p>
-            <w:pPr>
-              <w:spacing w:after="20" w:before="20" w:line="220"/>
-              <w:jc w:val="right"/>
-            </w:pPr>
-            <w:r>
-              <w:rPr>
-                <w:rFonts w:ascii="Calibri" w:cs="Calibri" w:eastAsia="Calibri" w:hAnsi="Calibri"/>
-                <w:b w:val="false"/>
-                <w:bCs w:val="false"/>
-                <w:color w:val="000000"/>
-                <w:sz w:val="16"/>
-                <w:szCs w:val="16"/>
-              </w:rPr>
-              <w:t xml:space="preserve">28.1</w:t>
-            </w:r>
-          </w:p>
-        </w:tc>
-        <w:tc>
-          <w:tcPr>
-            <w:tcW w:type="dxa" w:w="1148"/>
-            <w:tcBorders>
-              <w:top w:val="single" w:color="BFBFBF" w:sz="2"/>
-              <w:left w:val="none" w:color="FFFFFF" w:sz="0"/>
-              <w:bottom w:val="single" w:color="BFBFBF" w:sz="2"/>
-              <w:right w:val="none" w:color="FFFFFF" w:sz="0"/>
-            </w:tcBorders>
-            <w:shd w:fill="F2F2F2" w:color="auto" w:val="clear"/>
-            <w:tcMar>
-              <w:top w:type="dxa" w:w="40"/>
-              <w:left w:type="dxa" w:w="90"/>
-              <w:bottom w:type="dxa" w:w="40"/>
-              <w:right w:type="dxa" w:w="90"/>
-            </w:tcMar>
-            <w:vAlign w:val="center"/>
-          </w:tcPr>
-          <w:p>
-            <w:pPr>
-              <w:spacing w:after="20" w:before="20" w:line="220"/>
-              <w:jc w:val="right"/>
-            </w:pPr>
-            <w:r>
-              <w:rPr>
-                <w:rFonts w:ascii="Calibri" w:cs="Calibri" w:eastAsia="Calibri" w:hAnsi="Calibri"/>
-                <w:b w:val="false"/>
-                <w:bCs w:val="false"/>
-                <w:color w:val="000000"/>
-                <w:sz w:val="16"/>
-                <w:szCs w:val="16"/>
-              </w:rPr>
-              <w:t xml:space="preserve">28.7</w:t>
-            </w:r>
-          </w:p>
-        </w:tc>
-        <w:tc>
-          <w:tcPr>
-            <w:tcW w:type="dxa" w:w="1148"/>
-            <w:tcBorders>
-              <w:top w:val="single" w:color="BFBFBF" w:sz="2"/>
-              <w:left w:val="none" w:color="FFFFFF" w:sz="0"/>
-              <w:bottom w:val="single" w:color="BFBFBF" w:sz="2"/>
-              <w:right w:val="none" w:color="FFFFFF" w:sz="0"/>
-            </w:tcBorders>
-            <w:shd w:fill="F2F2F2" w:color="auto" w:val="clear"/>
-            <w:tcMar>
-              <w:top w:type="dxa" w:w="40"/>
-              <w:left w:type="dxa" w:w="90"/>
-              <w:bottom w:type="dxa" w:w="40"/>
-              <w:right w:type="dxa" w:w="90"/>
-            </w:tcMar>
-            <w:vAlign w:val="center"/>
-          </w:tcPr>
-          <w:p>
-            <w:pPr>
-              <w:spacing w:after="20" w:before="20" w:line="220"/>
-              <w:jc w:val="right"/>
-            </w:pPr>
-            <w:r>
-              <w:rPr>
-                <w:rFonts w:ascii="Calibri" w:cs="Calibri" w:eastAsia="Calibri" w:hAnsi="Calibri"/>
-                <w:b w:val="false"/>
-                <w:bCs w:val="false"/>
-                <w:color w:val="000000"/>
-                <w:sz w:val="16"/>
-                <w:szCs w:val="16"/>
-              </w:rPr>
-              <w:t xml:space="preserve">28.6</w:t>
-            </w:r>
-          </w:p>
-        </w:tc>
-        <w:tc>
-          <w:tcPr>
-            <w:tcW w:type="dxa" w:w="1148"/>
-            <w:tcBorders>
-              <w:top w:val="single" w:color="BFBFBF" w:sz="2"/>
-              <w:left w:val="none" w:color="FFFFFF" w:sz="0"/>
-              <w:bottom w:val="single" w:color="BFBFBF" w:sz="2"/>
-              <w:right w:val="none" w:color="FFFFFF" w:sz="0"/>
-            </w:tcBorders>
-            <w:shd w:fill="F2F2F2" w:color="auto" w:val="clear"/>
-            <w:tcMar>
-              <w:top w:type="dxa" w:w="40"/>
-              <w:left w:type="dxa" w:w="90"/>
-              <w:bottom w:type="dxa" w:w="40"/>
-              <w:right w:type="dxa" w:w="90"/>
-            </w:tcMar>
-            <w:vAlign w:val="center"/>
-          </w:tcPr>
-          <w:p>
-            <w:pPr>
-              <w:spacing w:after="20" w:before="20" w:line="220"/>
-              <w:jc w:val="right"/>
-            </w:pPr>
-            <w:r>
-              <w:rPr>
-                <w:rFonts w:ascii="Calibri" w:cs="Calibri" w:eastAsia="Calibri" w:hAnsi="Calibri"/>
-                <w:b w:val="false"/>
-                <w:bCs w:val="false"/>
-                <w:color w:val="1F3864"/>
-                <w:sz w:val="16"/>
-                <w:szCs w:val="16"/>
-              </w:rPr>
-              <w:t xml:space="preserve">27.6</w:t>
-            </w:r>
-          </w:p>
-        </w:tc>
-        <w:tc>
-          <w:tcPr>
-            <w:tcW w:type="dxa" w:w="1148"/>
-            <w:tcBorders>
-              <w:top w:val="single" w:color="BFBFBF" w:sz="2"/>
-              <w:left w:val="none" w:color="FFFFFF" w:sz="0"/>
-              <w:bottom w:val="single" w:color="BFBFBF" w:sz="2"/>
-              <w:right w:val="none" w:color="FFFFFF" w:sz="0"/>
-            </w:tcBorders>
-            <w:shd w:fill="F2F2F2" w:color="auto" w:val="clear"/>
-            <w:tcMar>
-              <w:top w:type="dxa" w:w="40"/>
-              <w:left w:type="dxa" w:w="90"/>
-              <w:bottom w:type="dxa" w:w="40"/>
-              <w:right w:type="dxa" w:w="90"/>
-            </w:tcMar>
-            <w:vAlign w:val="center"/>
-          </w:tcPr>
-          <w:p>
-            <w:pPr>
-              <w:spacing w:after="20" w:before="20" w:line="220"/>
-              <w:jc w:val="right"/>
-            </w:pPr>
-            <w:r>
-              <w:rPr>
-                <w:rFonts w:ascii="Calibri" w:cs="Calibri" w:eastAsia="Calibri" w:hAnsi="Calibri"/>
-                <w:b w:val="false"/>
-                <w:bCs w:val="false"/>
-                <w:color w:val="1F3864"/>
-                <w:sz w:val="16"/>
-                <w:szCs w:val="16"/>
-              </w:rPr>
-              <w:t xml:space="preserve">27.1</w:t>
-            </w:r>
-          </w:p>
-        </w:tc>
-        <w:tc>
-          <w:tcPr>
-            <w:tcW w:type="dxa" w:w="1153"/>
-            <w:tcBorders>
-              <w:top w:val="single" w:color="BFBFBF" w:sz="2"/>
-              <w:left w:val="none" w:color="FFFFFF" w:sz="0"/>
-              <w:bottom w:val="single" w:color="BFBFBF" w:sz="2"/>
-              <w:right w:val="none" w:color="FFFFFF" w:sz="0"/>
-            </w:tcBorders>
-            <w:shd w:fill="F2F2F2" w:color="auto" w:val="clear"/>
-            <w:tcMar>
-              <w:top w:type="dxa" w:w="40"/>
-              <w:left w:type="dxa" w:w="90"/>
-              <w:bottom w:type="dxa" w:w="40"/>
-              <w:right w:type="dxa" w:w="90"/>
-            </w:tcMar>
-            <w:vAlign w:val="center"/>
-          </w:tcPr>
-          <w:p>
-            <w:pPr>
-              <w:spacing w:after="20" w:before="20" w:line="220"/>
-              <w:jc w:val="right"/>
-            </w:pPr>
-            <w:r>
-              <w:rPr>
-                <w:rFonts w:ascii="Calibri" w:cs="Calibri" w:eastAsia="Calibri" w:hAnsi="Calibri"/>
-                <w:b w:val="false"/>
-                <w:bCs w:val="false"/>
-                <w:color w:val="1F3864"/>
-                <w:sz w:val="16"/>
-                <w:szCs w:val="16"/>
-              </w:rPr>
-              <w:t xml:space="preserve">26.5</w:t>
-            </w:r>
-          </w:p>
-        </w:tc>
-      </w:tr>
-      <w:tr>
-        <w:trPr>
-          <w:tblHeader w:val="false"/>
-        </w:trPr>
-        <w:tc>
-          <w:tcPr>
-            <w:tcW w:type="dxa" w:w="3200"/>
-            <w:tcBorders>
-              <w:top w:val="single" w:color="BFBFBF" w:sz="2"/>
-              <w:left w:val="none" w:color="FFFFFF" w:sz="0"/>
-              <w:bottom w:val="single" w:color="BFBFBF" w:sz="2"/>
-              <w:right w:val="none" w:color="FFFFFF" w:sz="0"/>
-            </w:tcBorders>
-            <w:tcMar>
-              <w:top w:type="dxa" w:w="40"/>
-              <w:left w:type="dxa" w:w="90"/>
-              <w:bottom w:type="dxa" w:w="40"/>
-              <w:right w:type="dxa" w:w="90"/>
-            </w:tcMar>
-            <w:vAlign w:val="center"/>
-          </w:tcPr>
-          <w:p>
-            <w:pPr>
-              <w:spacing w:after="20" w:before="20" w:line="220"/>
-              <w:jc w:val="left"/>
-            </w:pPr>
-            <w:r>
-              <w:rPr>
-                <w:rFonts w:ascii="Calibri" w:cs="Calibri" w:eastAsia="Calibri" w:hAnsi="Calibri"/>
-                <w:b w:val="false"/>
-                <w:bCs w:val="false"/>
-                <w:color w:val="000000"/>
-                <w:sz w:val="16"/>
-                <w:szCs w:val="16"/>
-              </w:rPr>
               <w:t xml:space="preserve">P/E (x)</w:t>
             </w:r>
           </w:p>
@@ -19202,77 +18222,77 @@
                 <w:sz w:val="16"/>
                 <w:szCs w:val="16"/>
               </w:rPr>
-              <w:t xml:space="preserve">19.7</w:t>
-            </w:r>
-          </w:p>
-        </w:tc>
-        <w:tc>
-          <w:tcPr>
-            <w:tcW w:type="dxa" w:w="1148"/>
-            <w:tcBorders>
-              <w:top w:val="single" w:color="BFBFBF" w:sz="2"/>
-              <w:left w:val="none" w:color="FFFFFF" w:sz="0"/>
-              <w:bottom w:val="single" w:color="BFBFBF" w:sz="2"/>
-              <w:right w:val="none" w:color="FFFFFF" w:sz="0"/>
-            </w:tcBorders>
-            <w:tcMar>
-              <w:top w:type="dxa" w:w="40"/>
-              <w:left w:type="dxa" w:w="90"/>
-              <w:bottom w:type="dxa" w:w="40"/>
-              <w:right w:type="dxa" w:w="90"/>
-            </w:tcMar>
-            <w:vAlign w:val="center"/>
-          </w:tcPr>
-          <w:p>
-            <w:pPr>
-              <w:spacing w:after="20" w:before="20" w:line="220"/>
-              <w:jc w:val="right"/>
-            </w:pPr>
-            <w:r>
-              <w:rPr>
-                <w:rFonts w:ascii="Calibri" w:cs="Calibri" w:eastAsia="Calibri" w:hAnsi="Calibri"/>
-                <w:b w:val="false"/>
-                <w:bCs w:val="false"/>
-                <w:color w:val="000000"/>
-                <w:sz w:val="16"/>
-                <w:szCs w:val="16"/>
-              </w:rPr>
-              <w:t xml:space="preserve">18.8</w:t>
-            </w:r>
-          </w:p>
-        </w:tc>
-        <w:tc>
-          <w:tcPr>
-            <w:tcW w:type="dxa" w:w="1148"/>
-            <w:tcBorders>
-              <w:top w:val="single" w:color="BFBFBF" w:sz="2"/>
-              <w:left w:val="none" w:color="FFFFFF" w:sz="0"/>
-              <w:bottom w:val="single" w:color="BFBFBF" w:sz="2"/>
-              <w:right w:val="none" w:color="FFFFFF" w:sz="0"/>
-            </w:tcBorders>
-            <w:tcMar>
-              <w:top w:type="dxa" w:w="40"/>
-              <w:left w:type="dxa" w:w="90"/>
-              <w:bottom w:type="dxa" w:w="40"/>
-              <w:right w:type="dxa" w:w="90"/>
-            </w:tcMar>
-            <w:vAlign w:val="center"/>
-          </w:tcPr>
-          <w:p>
-            <w:pPr>
-              <w:spacing w:after="20" w:before="20" w:line="220"/>
-              <w:jc w:val="right"/>
-            </w:pPr>
-            <w:r>
-              <w:rPr>
-                <w:rFonts w:ascii="Calibri" w:cs="Calibri" w:eastAsia="Calibri" w:hAnsi="Calibri"/>
-                <w:b w:val="false"/>
-                <w:bCs w:val="false"/>
-                <w:color w:val="000000"/>
-                <w:sz w:val="16"/>
-                <w:szCs w:val="16"/>
-              </w:rPr>
-              <w:t xml:space="preserve">18.1</w:t>
+              <w:t xml:space="preserve">18.9</w:t>
+            </w:r>
+          </w:p>
+        </w:tc>
+        <w:tc>
+          <w:tcPr>
+            <w:tcW w:type="dxa" w:w="1148"/>
+            <w:tcBorders>
+              <w:top w:val="single" w:color="BFBFBF" w:sz="2"/>
+              <w:left w:val="none" w:color="FFFFFF" w:sz="0"/>
+              <w:bottom w:val="single" w:color="BFBFBF" w:sz="2"/>
+              <w:right w:val="none" w:color="FFFFFF" w:sz="0"/>
+            </w:tcBorders>
+            <w:tcMar>
+              <w:top w:type="dxa" w:w="40"/>
+              <w:left w:type="dxa" w:w="90"/>
+              <w:bottom w:type="dxa" w:w="40"/>
+              <w:right w:type="dxa" w:w="90"/>
+            </w:tcMar>
+            <w:vAlign w:val="center"/>
+          </w:tcPr>
+          <w:p>
+            <w:pPr>
+              <w:spacing w:after="20" w:before="20" w:line="220"/>
+              <w:jc w:val="right"/>
+            </w:pPr>
+            <w:r>
+              <w:rPr>
+                <w:rFonts w:ascii="Calibri" w:cs="Calibri" w:eastAsia="Calibri" w:hAnsi="Calibri"/>
+                <w:b w:val="false"/>
+                <w:bCs w:val="false"/>
+                <w:color w:val="000000"/>
+                <w:sz w:val="16"/>
+                <w:szCs w:val="16"/>
+              </w:rPr>
+              <w:t xml:space="preserve">18.0</w:t>
+            </w:r>
+          </w:p>
+        </w:tc>
+        <w:tc>
+          <w:tcPr>
+            <w:tcW w:type="dxa" w:w="1148"/>
+            <w:tcBorders>
+              <w:top w:val="single" w:color="BFBFBF" w:sz="2"/>
+              <w:left w:val="none" w:color="FFFFFF" w:sz="0"/>
+              <w:bottom w:val="single" w:color="BFBFBF" w:sz="2"/>
+              <w:right w:val="none" w:color="FFFFFF" w:sz="0"/>
+            </w:tcBorders>
+            <w:tcMar>
+              <w:top w:type="dxa" w:w="40"/>
+              <w:left w:type="dxa" w:w="90"/>
+              <w:bottom w:type="dxa" w:w="40"/>
+              <w:right w:type="dxa" w:w="90"/>
+            </w:tcMar>
+            <w:vAlign w:val="center"/>
+          </w:tcPr>
+          <w:p>
+            <w:pPr>
+              <w:spacing w:after="20" w:before="20" w:line="220"/>
+              <w:jc w:val="right"/>
+            </w:pPr>
+            <w:r>
+              <w:rPr>
+                <w:rFonts w:ascii="Calibri" w:cs="Calibri" w:eastAsia="Calibri" w:hAnsi="Calibri"/>
+                <w:b w:val="false"/>
+                <w:bCs w:val="false"/>
+                <w:color w:val="000000"/>
+                <w:sz w:val="16"/>
+                <w:szCs w:val="16"/>
+              </w:rPr>
+              <w:t xml:space="preserve">17.3</w:t>
             </w:r>
           </w:p>
         </w:tc>
@@ -20410,7 +19430,7 @@
           <w:sz w:val="14"/>
           <w:szCs w:val="14"/>
         </w:rPr>
-        <w:t xml:space="preserve">Ghi chú: FPT Telecom hợp nhất theo phương pháp VCSH từ FY26F, hợp nhất toàn bộ giai đoạn FY23-25. * so với doanh thu FY25 tính lại 50,607 tỷ đồng, mức tăng là +13.2%; LNST-CĐTS không đổi khi chuyển phương pháp. Nguồn: Dữ liệu công ty, Mirae Asset Vietnam Research</w:t>
+        <w:t xml:space="preserve">Ghi chú: FPT Telecom hợp nhất theo phương pháp VCSH từ FY26F. Nguồn: Dữ liệu công ty, Mirae Asset Vietnam Research</w:t>
       </w:r>
     </w:p>
     <w:p>

--- a/MASVN_RS_2H26_Outlook_STB_FPT_Note_Aug2026.docx
+++ b/MASVN_RS_2H26_Outlook_STB_FPT_Note_Aug2026.docx
@@ -790,7 +790,7 @@
           <w:sz w:val="28"/>
           <w:szCs w:val="28"/>
         </w:rPr>
-        <w:t xml:space="preserve">Saigon Thuong Tin Commercial Joint Stock Bank (STB VN)</w:t>
+        <w:t xml:space="preserve">Saigon Treasure Commercial Joint Stock Bank(STB VN)</w:t>
       </w:r>
     </w:p>
     <w:p>
@@ -961,7 +961,7 @@
                 <w:sz w:val="15"/>
                 <w:szCs w:val="15"/>
               </w:rPr>
-              <w:t xml:space="preserve">6,340</w:t>
+              <w:t xml:space="preserve">5,514</w:t>
             </w:r>
           </w:p>
         </w:tc>
@@ -1237,7 +1237,7 @@
                 <w:sz w:val="15"/>
                 <w:szCs w:val="15"/>
               </w:rPr>
-              <w:t xml:space="preserve">6.7</w:t>
+              <w:t xml:space="preserve">-7.2</w:t>
             </w:r>
           </w:p>
         </w:tc>
@@ -1375,7 +1375,7 @@
                 <w:sz w:val="15"/>
                 <w:szCs w:val="15"/>
               </w:rPr>
-              <w:t xml:space="preserve">26.5</w:t>
+              <w:t xml:space="preserve">30.4</w:t>
             </w:r>
           </w:p>
         </w:tc>
@@ -1511,7 +1511,7 @@
                 <w:sz w:val="15"/>
                 <w:szCs w:val="15"/>
               </w:rPr>
-              <w:t xml:space="preserve">139,694.5</w:t>
+              <w:t xml:space="preserve">139,694</w:t>
             </w:r>
           </w:p>
         </w:tc>
@@ -1647,7 +1647,7 @@
                 <w:sz w:val="15"/>
                 <w:szCs w:val="15"/>
               </w:rPr>
-              <w:t xml:space="preserve">1,885.2</w:t>
+              <w:t xml:space="preserve">1,885</w:t>
             </w:r>
           </w:p>
         </w:tc>
@@ -2272,7 +2272,7 @@
           <w:sz w:val="17"/>
           <w:szCs w:val="17"/>
         </w:rPr>
-        <w:t xml:space="preserve">The NPL ratio reached 7.54% at end-2Q26, up 1.13%p year-to-date and the highest in the system, against management guidance of approximately 5.6%. Group 3-5 balances rose approximately VND7,800bn to VND47,957bn, of which about 67% (VND32,000bn) is Group 5, while Group 4 more than doubled (+156%).</w:t>
+        <w:t xml:space="preserve">The NPL ratio reached 7.54% at end-2Q26, up 1.13%p year-to-date and the highest in the system; Broad NPL at 10.2% (+7%p YoY).  Group 3-5 balances rose approximately VND7,800bn to VND47,957bn, of which about 67% (VND32,000bn) is Group 5, while Group 4 more than doubled (+156%).</w:t>
       </w:r>
     </w:p>
     <w:p>
@@ -2289,7 +2289,7 @@
           <w:sz w:val="17"/>
           <w:szCs w:val="17"/>
         </w:rPr>
-        <w:t xml:space="preserve">We set FY26F NPL at 5.5%, from below 4.5%, and FY27F at 4.0% from 3.1%. Reserves reached VND27.2tn at end-2Q26 — 56.7% coverage, up from 50.0% at end-FY25 — after VND7.1tn of 1H26 charges. A further VND4.3tn charge in 2H26 funds write-offs of VND11.8tn, or 37% of the Group 5 balance, leaving coverage at 50.9%.</w:t>
+        <w:t xml:space="preserve">We set FY26F NPL at 5.5%, from below 4.5%, and FY27F at 4.0% from 3.1%. Reserves reached VND27.2tn at end-2Q26 — 56.7% coverage, up from 50.0% at end-FY25 — after VND7.1tn of 1H26 charges. A further VND3.3tn charge in 2H26 funds write-offs of VND11.0tn, or 34% of the Group 5 balance, leaving coverage at 54.2%.</w:t>
       </w:r>
     </w:p>
     <w:p>
@@ -2306,7 +2306,7 @@
           <w:sz w:val="17"/>
           <w:szCs w:val="17"/>
         </w:rPr>
-        <w:t xml:space="preserve">FY26F PBT lifted on the cost line, against a low 2H25 base:</w:t>
+        <w:t xml:space="preserve">FY26F PBT cut on the loan growth reset:</w:t>
       </w:r>
     </w:p>
     <w:p>
@@ -2340,7 +2340,7 @@
           <w:sz w:val="17"/>
           <w:szCs w:val="17"/>
         </w:rPr>
-        <w:t xml:space="preserve">We set FY26F PBT at VND8,143bn (+6.7% YoY), marginally above the board-approved plan of VND8,100bn. The cost line does the lifting — 1H26 CIR came in at 35.6% against the 42.9% previously carried, and we now assume 40.0% (-0.7%p YoY), 38.0% in FY27F and 35.4% in FY28F — with the balance taken back in provisioning. That implies 2H26 PBT of VND4,007bn, around 13x the 2H25 base.</w:t>
+        <w:t xml:space="preserve">We now carry FY26F loan growth of 2.3%, against the 11.7% previously assumed and the 1.5% delivered in 1H26. That takes gross loans to VND640,643bn and NII to VND24,570bn (-7.9% YoY), and cuts FY26F PBT to VND7,082bn (-7.2% YoY) — 13% below the board-approved plan of VND8,100bn, where we previously sat marginally above it. The implied 2H26 PBT is VND2,946bn against VND297bn in 2H25.</w:t>
       </w:r>
     </w:p>
     <w:p>
@@ -2357,7 +2357,7 @@
           <w:sz w:val="17"/>
           <w:szCs w:val="17"/>
         </w:rPr>
-        <w:t xml:space="preserve">Other FY26F assumptions: NII of VND26,704bn (+0.1% YoY), NIM of 2.92% (-40bps YoY) and provisioning of VND11.4tn (+0.6% YoY); we flag 1H26 loan growth of 1.5% against the 11.7% carried for the full year.</w:t>
+        <w:t xml:space="preserve">Other FY26F assumptions: a provisioning charge of VND10.4tn (-8.9% YoY) and non-interest income of VND5,950bn. We flag that the opex build is unchanged while total operating income has fallen, so CIR now reads 42.8% against the 40.0% we targeted — on 1H26 opex of VND6,233bn, holding 40.0% would need 2H26 costs below the first half. Separately, STB's seizure of 507 land-use right certificates at LDG's Viva City against VND350bn of overdue principal is immaterial in size but shows the collateral channel the write-off programme depends on.</w:t>
       </w:r>
     </w:p>
     <w:p>
@@ -2824,7 +2824,7 @@
                 <w:sz w:val="16"/>
                 <w:szCs w:val="16"/>
               </w:rPr>
-              <w:t xml:space="preserve">26,704</w:t>
+              <w:t xml:space="preserve">24,570</w:t>
             </w:r>
           </w:p>
         </w:tc>
@@ -2859,7 +2859,7 @@
                 <w:sz w:val="16"/>
                 <w:szCs w:val="16"/>
               </w:rPr>
-              <w:t xml:space="preserve">29,544</w:t>
+              <w:t xml:space="preserve">24,388</w:t>
             </w:r>
           </w:p>
         </w:tc>
@@ -2894,7 +2894,7 @@
                 <w:sz w:val="16"/>
                 <w:szCs w:val="16"/>
               </w:rPr>
-              <w:t xml:space="preserve">34,079</w:t>
+              <w:t xml:space="preserve">27,512</w:t>
             </w:r>
           </w:p>
         </w:tc>
@@ -3115,7 +3115,7 @@
                 <w:sz w:val="16"/>
                 <w:szCs w:val="16"/>
               </w:rPr>
-              <w:t xml:space="preserve">7,382</w:t>
+              <w:t xml:space="preserve">7,226</w:t>
             </w:r>
           </w:p>
         </w:tc>
@@ -3151,7 +3151,7 @@
                 <w:sz w:val="16"/>
                 <w:szCs w:val="16"/>
               </w:rPr>
-              <w:t xml:space="preserve">8,779</w:t>
+              <w:t xml:space="preserve">8,517</w:t>
             </w:r>
           </w:p>
         </w:tc>
@@ -3331,7 +3331,7 @@
                 <w:sz w:val="16"/>
                 <w:szCs w:val="16"/>
               </w:rPr>
-              <w:t xml:space="preserve">8,143</w:t>
+              <w:t xml:space="preserve">7,082</w:t>
             </w:r>
           </w:p>
         </w:tc>
@@ -3366,7 +3366,7 @@
                 <w:sz w:val="16"/>
                 <w:szCs w:val="16"/>
               </w:rPr>
-              <w:t xml:space="preserve">12,293</w:t>
+              <w:t xml:space="preserve">7,949</w:t>
             </w:r>
           </w:p>
         </w:tc>
@@ -3401,7 +3401,7 @@
                 <w:sz w:val="16"/>
                 <w:szCs w:val="16"/>
               </w:rPr>
-              <w:t xml:space="preserve">20,064</w:t>
+              <w:t xml:space="preserve">13,882</w:t>
             </w:r>
           </w:p>
         </w:tc>
@@ -3586,7 +3586,7 @@
                 <w:sz w:val="16"/>
                 <w:szCs w:val="16"/>
               </w:rPr>
-              <w:t xml:space="preserve">6,340</w:t>
+              <w:t xml:space="preserve">5,514</w:t>
             </w:r>
           </w:p>
         </w:tc>
@@ -3622,7 +3622,7 @@
                 <w:sz w:val="16"/>
                 <w:szCs w:val="16"/>
               </w:rPr>
-              <w:t xml:space="preserve">9,572</w:t>
+              <w:t xml:space="preserve">6,189</w:t>
             </w:r>
           </w:p>
         </w:tc>
@@ -3658,7 +3658,7 @@
                 <w:sz w:val="16"/>
                 <w:szCs w:val="16"/>
               </w:rPr>
-              <w:t xml:space="preserve">15,622</w:t>
+              <w:t xml:space="preserve">10,808</w:t>
             </w:r>
           </w:p>
         </w:tc>
@@ -3838,7 +3838,7 @@
                 <w:sz w:val="16"/>
                 <w:szCs w:val="16"/>
               </w:rPr>
-              <w:t xml:space="preserve">3,077</w:t>
+              <w:t xml:space="preserve">2,676</w:t>
             </w:r>
           </w:p>
         </w:tc>
@@ -3873,7 +3873,7 @@
                 <w:sz w:val="16"/>
                 <w:szCs w:val="16"/>
               </w:rPr>
-              <w:t xml:space="preserve">4,646</w:t>
+              <w:t xml:space="preserve">3,004</w:t>
             </w:r>
           </w:p>
         </w:tc>
@@ -3908,7 +3908,7 @@
                 <w:sz w:val="16"/>
                 <w:szCs w:val="16"/>
               </w:rPr>
-              <w:t xml:space="preserve">7,583</w:t>
+              <w:t xml:space="preserve">5,246</w:t>
             </w:r>
           </w:p>
         </w:tc>
@@ -4093,7 +4093,7 @@
                 <w:sz w:val="16"/>
                 <w:szCs w:val="16"/>
               </w:rPr>
-              <w:t xml:space="preserve">9.6</w:t>
+              <w:t xml:space="preserve">8.4</w:t>
             </w:r>
           </w:p>
         </w:tc>
@@ -4129,7 +4129,7 @@
                 <w:sz w:val="16"/>
                 <w:szCs w:val="16"/>
               </w:rPr>
-              <w:t xml:space="preserve">13.5</w:t>
+              <w:t xml:space="preserve">9.0</w:t>
             </w:r>
           </w:p>
         </w:tc>
@@ -4165,7 +4165,7 @@
                 <w:sz w:val="16"/>
                 <w:szCs w:val="16"/>
               </w:rPr>
-              <w:t xml:space="preserve">18.7</w:t>
+              <w:t xml:space="preserve">14.0</w:t>
             </w:r>
           </w:p>
         </w:tc>
@@ -4345,7 +4345,7 @@
                 <w:sz w:val="16"/>
                 <w:szCs w:val="16"/>
               </w:rPr>
-              <w:t xml:space="preserve">26.5</w:t>
+              <w:t xml:space="preserve">30.4</w:t>
             </w:r>
           </w:p>
         </w:tc>
@@ -4380,7 +4380,7 @@
                 <w:sz w:val="16"/>
                 <w:szCs w:val="16"/>
               </w:rPr>
-              <w:t xml:space="preserve">17.5</w:t>
+              <w:t xml:space="preserve">27.1</w:t>
             </w:r>
           </w:p>
         </w:tc>
@@ -4415,7 +4415,7 @@
                 <w:sz w:val="16"/>
                 <w:szCs w:val="16"/>
               </w:rPr>
-              <w:t xml:space="preserve">10.7</w:t>
+              <w:t xml:space="preserve">15.5</w:t>
             </w:r>
           </w:p>
         </w:tc>
@@ -4600,7 +4600,7 @@
                 <w:sz w:val="16"/>
                 <w:szCs w:val="16"/>
               </w:rPr>
-              <w:t xml:space="preserve">2.5</w:t>
+              <w:t xml:space="preserve">2.6</w:t>
             </w:r>
           </w:p>
         </w:tc>
@@ -4636,7 +4636,7 @@
                 <w:sz w:val="16"/>
                 <w:szCs w:val="16"/>
               </w:rPr>
-              <w:t xml:space="preserve">2.2</w:t>
+              <w:t xml:space="preserve">2.3</w:t>
             </w:r>
           </w:p>
         </w:tc>
@@ -4672,7 +4672,7 @@
                 <w:sz w:val="16"/>
                 <w:szCs w:val="16"/>
               </w:rPr>
-              <w:t xml:space="preserve">1.8</w:t>
+              <w:t xml:space="preserve">2.0</w:t>
             </w:r>
           </w:p>
         </w:tc>
@@ -4852,7 +4852,7 @@
                 <w:sz w:val="16"/>
                 <w:szCs w:val="16"/>
               </w:rPr>
-              <w:t xml:space="preserve">1,014,085</w:t>
+              <w:t xml:space="preserve">1,013,259</w:t>
             </w:r>
           </w:p>
         </w:tc>
@@ -4887,7 +4887,7 @@
                 <w:sz w:val="16"/>
                 <w:szCs w:val="16"/>
               </w:rPr>
-              <w:t xml:space="preserve">1,127,812</w:t>
+              <w:t xml:space="preserve">1,123,604</w:t>
             </w:r>
           </w:p>
         </w:tc>
@@ -4922,7 +4922,7 @@
                 <w:sz w:val="16"/>
                 <w:szCs w:val="16"/>
               </w:rPr>
-              <w:t xml:space="preserve">1,268,793</w:t>
+              <w:t xml:space="preserve">1,259,770</w:t>
             </w:r>
           </w:p>
         </w:tc>
@@ -5107,7 +5107,7 @@
                 <w:sz w:val="16"/>
                 <w:szCs w:val="16"/>
               </w:rPr>
-              <w:t xml:space="preserve">66,260</w:t>
+              <w:t xml:space="preserve">65,434</w:t>
             </w:r>
           </w:p>
         </w:tc>
@@ -5143,7 +5143,7 @@
                 <w:sz w:val="16"/>
                 <w:szCs w:val="16"/>
               </w:rPr>
-              <w:t xml:space="preserve">75,832</w:t>
+              <w:t xml:space="preserve">71,623</w:t>
             </w:r>
           </w:p>
         </w:tc>
@@ -5179,7 +5179,7 @@
                 <w:sz w:val="16"/>
                 <w:szCs w:val="16"/>
               </w:rPr>
-              <w:t xml:space="preserve">91,454</w:t>
+              <w:t xml:space="preserve">82,431</w:t>
             </w:r>
           </w:p>
         </w:tc>
@@ -5359,7 +5359,7 @@
                 <w:sz w:val="16"/>
                 <w:szCs w:val="16"/>
               </w:rPr>
-              <w:t xml:space="preserve">32,163</w:t>
+              <w:t xml:space="preserve">31,762</w:t>
             </w:r>
           </w:p>
         </w:tc>
@@ -5394,7 +5394,7 @@
                 <w:sz w:val="16"/>
                 <w:szCs w:val="16"/>
               </w:rPr>
-              <w:t xml:space="preserve">36,809</w:t>
+              <w:t xml:space="preserve">34,766</w:t>
             </w:r>
           </w:p>
         </w:tc>
@@ -5429,7 +5429,7 @@
                 <w:sz w:val="16"/>
                 <w:szCs w:val="16"/>
               </w:rPr>
-              <w:t xml:space="preserve">44,391</w:t>
+              <w:t xml:space="preserve">40,012</w:t>
             </w:r>
           </w:p>
         </w:tc>
@@ -5496,7 +5496,7 @@
           <w:sz w:val="28"/>
           <w:szCs w:val="28"/>
         </w:rPr>
-        <w:t xml:space="preserve">Ngân hàng TMCP Sài Gòn Thương Tín (HOSE: STB)</w:t>
+        <w:t xml:space="preserve">Ngân hàng TMCP Sài Gòn Tài Lộc (HOSE: STB)</w:t>
       </w:r>
     </w:p>
     <w:p>
@@ -5667,7 +5667,7 @@
                 <w:sz w:val="15"/>
                 <w:szCs w:val="15"/>
               </w:rPr>
-              <w:t xml:space="preserve">6,340</w:t>
+              <w:t xml:space="preserve">5,514</w:t>
             </w:r>
           </w:p>
         </w:tc>
@@ -5943,7 +5943,7 @@
                 <w:sz w:val="15"/>
                 <w:szCs w:val="15"/>
               </w:rPr>
-              <w:t xml:space="preserve">6.7</w:t>
+              <w:t xml:space="preserve">-7.2</w:t>
             </w:r>
           </w:p>
         </w:tc>
@@ -6081,7 +6081,7 @@
                 <w:sz w:val="15"/>
                 <w:szCs w:val="15"/>
               </w:rPr>
-              <w:t xml:space="preserve">26.5</w:t>
+              <w:t xml:space="preserve">30.4</w:t>
             </w:r>
           </w:p>
         </w:tc>
@@ -6217,7 +6217,7 @@
                 <w:sz w:val="15"/>
                 <w:szCs w:val="15"/>
               </w:rPr>
-              <w:t xml:space="preserve">139,694.5</w:t>
+              <w:t xml:space="preserve">139,694</w:t>
             </w:r>
           </w:p>
         </w:tc>
@@ -6353,7 +6353,7 @@
                 <w:sz w:val="15"/>
                 <w:szCs w:val="15"/>
               </w:rPr>
-              <w:t xml:space="preserve">1,885.2</w:t>
+              <w:t xml:space="preserve">1,885</w:t>
             </w:r>
           </w:p>
         </w:tc>
@@ -6995,7 +6995,7 @@
           <w:sz w:val="17"/>
           <w:szCs w:val="17"/>
         </w:rPr>
-        <w:t xml:space="preserve">Chúng tôi đặt giả định nợ xấu FY26F ở 5.5% (từ dưới 4.5%) và FY27F ở 4.0% (từ 3.1%). Dự phòng đạt 27.2 nghìn tỷ đồng cuối Q2/2026 — bao phủ 56.7%, tăng từ 50.0% cuối 2025 — sau khi trích 7.1 nghìn tỷ đồng trong 1H26 và trích thêm 4.3 nghìn tỷ đồng trong 2H26 đủ để xóa 11.8 nghìn tỷ đồng, tương đương 37% dư nợ nhóm 5, đưa bao phủ về 50.9%. Việc giữ bao phủ quanh 50% giới hạn mức cải thiện ở 5.5%.</w:t>
+        <w:t xml:space="preserve">Chúng tôi đặt giả định nợ xấu FY26F ở 5.5% (từ dưới 4.5%) và FY27F ở 4.0% (từ 3.1%). Dự phòng đạt 27.2 nghìn tỷ đồng cuối Q2/2026 — bao phủ 56.7%, tăng từ 50.0% cuối 2025 — sau khi trích 7.1 nghìn tỷ đồng trong 1H26 và trích thêm 3.3 nghìn tỷ đồng trong 2H26 đủ để xóa 11.0 nghìn tỷ đồng, tương đương 34% dư nợ nhóm 5, đưa bao phủ về 54.2%.</w:t>
       </w:r>
     </w:p>
     <w:p>
@@ -7012,7 +7012,7 @@
           <w:sz w:val="17"/>
           <w:szCs w:val="17"/>
         </w:rPr>
-        <w:t xml:space="preserve">Nâng dự phóng LNTT FY26F nhờ chi phí hoạt động, trên nền 2H25 thấp:</w:t>
+        <w:t xml:space="preserve">Hạ dự phóng LNTT FY26F do điều chỉnh tăng trưởng tín dụng:</w:t>
       </w:r>
     </w:p>
     <w:p>
@@ -7046,7 +7046,7 @@
           <w:sz w:val="17"/>
           <w:szCs w:val="17"/>
         </w:rPr>
-        <w:t xml:space="preserve">Chúng tôi đặt dự phóng LNTT FY26F ở 8,143 tỷ đồng (+6.7% CK), nhỉnh hơn kế hoạch 8,100 tỷ đồng đã được ĐHĐCĐ thông qua. Chi phí hoạt động là động lực chính — CIR 1H26 chỉ 35.6% so với 42.9% dự phóng trước đây, và chúng tôi điều chỉnh về 40.0% (-0.7%p CK), 38.0% FY27F và 35.4% FY28F — phần chênh còn lại đưa vào chi phí dự phòng. Mức này hàm ý LNTT 2H26 khoảng 4,007 tỷ đồng, tương đương khoảng 13 lần nền 2H25.</w:t>
+        <w:t xml:space="preserve">Chúng tôi hạ giả định tăng trưởng tín dụng FY26F về 2.3%, so với 11.7% trước đây và 1.5% thực hiện trong 1H26. Dư nợ theo đó còn 640,643 tỷ đồng và NII còn 24,570 tỷ đồng (-7.9% CK), kéo LNTT FY26F xuống 7,082 tỷ đồng (-7.2% CK) — thấp hơn 13% so với kế hoạch 8,100 tỷ đồng đã được ĐHĐCĐ thông qua, trong khi bản trước còn nhỉnh hơn kế hoạch. Mức này hàm ý LNTT 2H26 khoảng 2,946 tỷ đồng so với 297 tỷ đồng của 2H25.</w:t>
       </w:r>
     </w:p>
     <w:p>
@@ -7063,7 +7063,7 @@
           <w:sz w:val="17"/>
           <w:szCs w:val="17"/>
         </w:rPr>
-        <w:t xml:space="preserve">Các giả định FY26F khác: NII 26,704 tỷ đồng (+0.1% CK), NIM 2.92% (-40bps CK) và chi phí dự phòng 11.4 nghìn tỷ đồng (+0.6% CK); lưu ý tăng trưởng tín dụng 1H26 chỉ 1.5% so với 11.7% dự phóng cả năm.</w:t>
+        <w:t xml:space="preserve">Các giả định FY26F khác: chi phí dự phòng 10.4 nghìn tỷ đồng (-8.9% CK) và thu nhập ngoài lãi 5,950 tỷ đồng. Lưu ý cấu phần chi phí hoạt động giữ nguyên trong khi tổng thu nhập hoạt động giảm, nên CIR hiện ở 42.8% thay vì mục tiêu 40.0% — với chi phí 1H26 là 6,233 tỷ đồng, muốn giữ 40.0% thì chi phí 2H26 phải thấp hơn cả nửa đầu năm. Ở diễn biến khác, việc Sacombank thu giữ 507 giấy chứng nhận quyền sử dụng đất tại dự án Viva City đối với 350 tỷ đồng dư nợ gốc quá hạn tuy chưa trọng yếu nhưng cho thấy kênh xử lý tài sản đảm bảo mà chương trình xóa nợ 2H26 phụ thuộc vào.</w:t>
       </w:r>
     </w:p>
     <w:p>
@@ -7530,7 +7530,7 @@
                 <w:sz w:val="16"/>
                 <w:szCs w:val="16"/>
               </w:rPr>
-              <w:t xml:space="preserve">26,704</w:t>
+              <w:t xml:space="preserve">24,570</w:t>
             </w:r>
           </w:p>
         </w:tc>
@@ -7565,7 +7565,7 @@
                 <w:sz w:val="16"/>
                 <w:szCs w:val="16"/>
               </w:rPr>
-              <w:t xml:space="preserve">29,544</w:t>
+              <w:t xml:space="preserve">24,388</w:t>
             </w:r>
           </w:p>
         </w:tc>
@@ -7600,7 +7600,7 @@
                 <w:sz w:val="16"/>
                 <w:szCs w:val="16"/>
               </w:rPr>
-              <w:t xml:space="preserve">34,079</w:t>
+              <w:t xml:space="preserve">27,512</w:t>
             </w:r>
           </w:p>
         </w:tc>
@@ -7821,7 +7821,7 @@
                 <w:sz w:val="16"/>
                 <w:szCs w:val="16"/>
               </w:rPr>
-              <w:t xml:space="preserve">7,382</w:t>
+              <w:t xml:space="preserve">7,226</w:t>
             </w:r>
           </w:p>
         </w:tc>
@@ -7857,7 +7857,7 @@
                 <w:sz w:val="16"/>
                 <w:szCs w:val="16"/>
               </w:rPr>
-              <w:t xml:space="preserve">8,779</w:t>
+              <w:t xml:space="preserve">8,517</w:t>
             </w:r>
           </w:p>
         </w:tc>
@@ -8037,7 +8037,7 @@
                 <w:sz w:val="16"/>
                 <w:szCs w:val="16"/>
               </w:rPr>
-              <w:t xml:space="preserve">8,143</w:t>
+              <w:t xml:space="preserve">7,082</w:t>
             </w:r>
           </w:p>
         </w:tc>
@@ -8072,7 +8072,7 @@
                 <w:sz w:val="16"/>
                 <w:szCs w:val="16"/>
               </w:rPr>
-              <w:t xml:space="preserve">12,293</w:t>
+              <w:t xml:space="preserve">7,949</w:t>
             </w:r>
           </w:p>
         </w:tc>
@@ -8107,7 +8107,7 @@
                 <w:sz w:val="16"/>
                 <w:szCs w:val="16"/>
               </w:rPr>
-              <w:t xml:space="preserve">20,064</w:t>
+              <w:t xml:space="preserve">13,882</w:t>
             </w:r>
           </w:p>
         </w:tc>
@@ -8292,7 +8292,7 @@
                 <w:sz w:val="16"/>
                 <w:szCs w:val="16"/>
               </w:rPr>
-              <w:t xml:space="preserve">6,340</w:t>
+              <w:t xml:space="preserve">5,514</w:t>
             </w:r>
           </w:p>
         </w:tc>
@@ -8328,7 +8328,7 @@
                 <w:sz w:val="16"/>
                 <w:szCs w:val="16"/>
               </w:rPr>
-              <w:t xml:space="preserve">9,572</w:t>
+              <w:t xml:space="preserve">6,189</w:t>
             </w:r>
           </w:p>
         </w:tc>
@@ -8364,7 +8364,7 @@
                 <w:sz w:val="16"/>
                 <w:szCs w:val="16"/>
               </w:rPr>
-              <w:t xml:space="preserve">15,622</w:t>
+              <w:t xml:space="preserve">10,808</w:t>
             </w:r>
           </w:p>
         </w:tc>
@@ -8544,7 +8544,7 @@
                 <w:sz w:val="16"/>
                 <w:szCs w:val="16"/>
               </w:rPr>
-              <w:t xml:space="preserve">3,077</w:t>
+              <w:t xml:space="preserve">2,676</w:t>
             </w:r>
           </w:p>
         </w:tc>
@@ -8579,7 +8579,7 @@
                 <w:sz w:val="16"/>
                 <w:szCs w:val="16"/>
               </w:rPr>
-              <w:t xml:space="preserve">4,646</w:t>
+              <w:t xml:space="preserve">3,004</w:t>
             </w:r>
           </w:p>
         </w:tc>
@@ -8614,7 +8614,7 @@
                 <w:sz w:val="16"/>
                 <w:szCs w:val="16"/>
               </w:rPr>
-              <w:t xml:space="preserve">7,583</w:t>
+              <w:t xml:space="preserve">5,246</w:t>
             </w:r>
           </w:p>
         </w:tc>
@@ -8799,7 +8799,7 @@
                 <w:sz w:val="16"/>
                 <w:szCs w:val="16"/>
               </w:rPr>
-              <w:t xml:space="preserve">9.6</w:t>
+              <w:t xml:space="preserve">8.4</w:t>
             </w:r>
           </w:p>
         </w:tc>
@@ -8835,7 +8835,7 @@
                 <w:sz w:val="16"/>
                 <w:szCs w:val="16"/>
               </w:rPr>
-              <w:t xml:space="preserve">13.5</w:t>
+              <w:t xml:space="preserve">9.0</w:t>
             </w:r>
           </w:p>
         </w:tc>
@@ -8871,7 +8871,7 @@
                 <w:sz w:val="16"/>
                 <w:szCs w:val="16"/>
               </w:rPr>
-              <w:t xml:space="preserve">18.7</w:t>
+              <w:t xml:space="preserve">14.0</w:t>
             </w:r>
           </w:p>
         </w:tc>
@@ -9051,7 +9051,7 @@
                 <w:sz w:val="16"/>
                 <w:szCs w:val="16"/>
               </w:rPr>
-              <w:t xml:space="preserve">26.5</w:t>
+              <w:t xml:space="preserve">30.4</w:t>
             </w:r>
           </w:p>
         </w:tc>
@@ -9086,7 +9086,7 @@
                 <w:sz w:val="16"/>
                 <w:szCs w:val="16"/>
               </w:rPr>
-              <w:t xml:space="preserve">17.5</w:t>
+              <w:t xml:space="preserve">27.1</w:t>
             </w:r>
           </w:p>
         </w:tc>
@@ -9121,7 +9121,7 @@
                 <w:sz w:val="16"/>
                 <w:szCs w:val="16"/>
               </w:rPr>
-              <w:t xml:space="preserve">10.7</w:t>
+              <w:t xml:space="preserve">15.5</w:t>
             </w:r>
           </w:p>
         </w:tc>
@@ -9306,7 +9306,7 @@
                 <w:sz w:val="16"/>
                 <w:szCs w:val="16"/>
               </w:rPr>
-              <w:t xml:space="preserve">2.5</w:t>
+              <w:t xml:space="preserve">2.6</w:t>
             </w:r>
           </w:p>
         </w:tc>
@@ -9342,7 +9342,7 @@
                 <w:sz w:val="16"/>
                 <w:szCs w:val="16"/>
               </w:rPr>
-              <w:t xml:space="preserve">2.2</w:t>
+              <w:t xml:space="preserve">2.3</w:t>
             </w:r>
           </w:p>
         </w:tc>
@@ -9378,7 +9378,7 @@
                 <w:sz w:val="16"/>
                 <w:szCs w:val="16"/>
               </w:rPr>
-              <w:t xml:space="preserve">1.8</w:t>
+              <w:t xml:space="preserve">2.0</w:t>
             </w:r>
           </w:p>
         </w:tc>
@@ -9558,7 +9558,7 @@
                 <w:sz w:val="16"/>
                 <w:szCs w:val="16"/>
               </w:rPr>
-              <w:t xml:space="preserve">1,014,085</w:t>
+              <w:t xml:space="preserve">1,013,259</w:t>
             </w:r>
           </w:p>
         </w:tc>
@@ -9593,7 +9593,7 @@
                 <w:sz w:val="16"/>
                 <w:szCs w:val="16"/>
               </w:rPr>
-              <w:t xml:space="preserve">1,127,812</w:t>
+              <w:t xml:space="preserve">1,123,604</w:t>
             </w:r>
           </w:p>
         </w:tc>
@@ -9628,7 +9628,7 @@
                 <w:sz w:val="16"/>
                 <w:szCs w:val="16"/>
               </w:rPr>
-              <w:t xml:space="preserve">1,268,793</w:t>
+              <w:t xml:space="preserve">1,259,770</w:t>
             </w:r>
           </w:p>
         </w:tc>
@@ -9813,7 +9813,7 @@
                 <w:sz w:val="16"/>
                 <w:szCs w:val="16"/>
               </w:rPr>
-              <w:t xml:space="preserve">66,260</w:t>
+              <w:t xml:space="preserve">65,434</w:t>
             </w:r>
           </w:p>
         </w:tc>
@@ -9849,7 +9849,7 @@
                 <w:sz w:val="16"/>
                 <w:szCs w:val="16"/>
               </w:rPr>
-              <w:t xml:space="preserve">75,832</w:t>
+              <w:t xml:space="preserve">71,623</w:t>
             </w:r>
           </w:p>
         </w:tc>
@@ -9885,7 +9885,7 @@
                 <w:sz w:val="16"/>
                 <w:szCs w:val="16"/>
               </w:rPr>
-              <w:t xml:space="preserve">91,454</w:t>
+              <w:t xml:space="preserve">82,431</w:t>
             </w:r>
           </w:p>
         </w:tc>
@@ -10065,7 +10065,7 @@
                 <w:sz w:val="16"/>
                 <w:szCs w:val="16"/>
               </w:rPr>
-              <w:t xml:space="preserve">32,163</w:t>
+              <w:t xml:space="preserve">31,762</w:t>
             </w:r>
           </w:p>
         </w:tc>
@@ -10100,7 +10100,7 @@
                 <w:sz w:val="16"/>
                 <w:szCs w:val="16"/>
               </w:rPr>
-              <w:t xml:space="preserve">36,809</w:t>
+              <w:t xml:space="preserve">34,766</w:t>
             </w:r>
           </w:p>
         </w:tc>
@@ -10135,7 +10135,7 @@
                 <w:sz w:val="16"/>
                 <w:szCs w:val="16"/>
               </w:rPr>
-              <w:t xml:space="preserve">44,391</w:t>
+              <w:t xml:space="preserve">40,012</w:t>
             </w:r>
           </w:p>
         </w:tc>
@@ -11667,7 +11667,7 @@
           <w:sz w:val="17"/>
           <w:szCs w:val="17"/>
         </w:rPr>
-        <w:t xml:space="preserve">Public-sector digitalization underpins the domestic pipeline: Domestic IT grew fastest in 6M26 at VND4,236bn (+22.5% YoY), segment PBT to VND308bn (+100.5%) on national digital-transformation wins — multi-year work outside the global IT cycle, though its 7.3% margin dilutes the blend. Signed contract value for Global IT reached VND26,338bn in 1H26, +32.3% YoY, including 14 deals above USD10mn — a book-to-bill of 1.39x against 1.07-1.22x through FY21-25. On that basis we look for Global IT to reaccelerate to +16.7% in FY27F and +17.7% in FY28F, from +14.7% in FY26F and +13.4% in 1H26. The AI demand expansion versus compression of headcount-based pricing: AI and data analytics revenue reached VND1,842bn in 1H26, +54% YoY against +15% for Technology, lifting its share of the segment to 8.0% from 5.9% and contributing a fifth of Technology's growth; ex-AI the segment grew 12.5%. Both AI Factories, in Vietnam and Japan, ran above 90% utilisation and turned profitable in 2Q26, about a year after launch.</w:t>
+        <w:t xml:space="preserve">Public-sector digitalization underpins the domestic pipeline: Domestic IT grew fastest in 6M26 at VND4,236bn (+22.5% YoY), segment PBT to VND308bn (+100.5%) on national digital-transformation wins — multi-year work outside the global IT cycle, though its 7.3% margin dilutes the blend. Signed contract value for Global IT reached VND26,338bn in 1H26, +32.3% YoY, including 14 deals above USD10mn — a book-to-bill of 1.39x against 1.07-1.22x through FY21-25. On that basis we look for Global IT to reaccelerate to +16.7% in FY27F and +17.7% in FY28F, from +14.7% in FY26F and +13.4% in 1H26.</w:t>
       </w:r>
     </w:p>
     <w:p>
@@ -11684,7 +11684,7 @@
           <w:sz w:val="17"/>
           <w:szCs w:val="17"/>
         </w:rPr>
-        <w:t xml:space="preserve">Projection and valuation: we forecast FY26F NPATMI of VND10,944bn (+15.6% YoY), FY27F VND12,674bn (+15.8%) and FY28F VND14,774bn (+16.6%). Associate income — FPT Telecom (45.66%), equity-accounted from FY26, with FPT Retail (46.5%) , Synnex FPT (48%) and FPT Online (49.5%) — rises to VND2,608bn in FY26F and VND3,449bn by FY28F, and grew 40.8% YoY in 1H26. Operating leverage carries the rest: SG&amp;A falls from 17.6% of sales to 16.5% by FY28F, gross margin unchanged. ROE holds near 27% on net cash of around 60% of equity and a maintained DPS of VND2,000.</w:t>
+        <w:t xml:space="preserve">The AI demand expansion versus compression of headcount-based pricing: AI and data analytics revenue reached VND1,842bn in 1H26, +54% YoY against +15% for Technology, lifting its share of the segment to 8.0% from 5.9% and contributing a fifth of Technology's growth; ex-AI the segment grew 12.5%. Both AI Factories, in Vietnam and Japan, ran above 90% utilisation and turned profitable in 2Q26, about a year after launch.</w:t>
       </w:r>
     </w:p>
     <w:p>
@@ -11701,7 +11701,24 @@
           <w:sz w:val="17"/>
           <w:szCs w:val="17"/>
         </w:rPr>
-        <w:t xml:space="preserve">We raise our DCF (FCFF) target price to VND87,950; the equity risk premium stays at 9% and long-term growth decreased to 1.5% to carry the risk that AI lowers IT services pricing. At VND71,700 the stock trades at 11.2x FY26F earnings against a five-year median above 18x; at the target price, 13.7x FY26F and 11.8x FY27F, implying 23% upside (BUY). Risks: (1) AI-driven price deflation outpacing our long-term growth assumption (2) subdued US and global IT spending and tariff-related contract delays (3) JPY/USD volatility.</w:t>
+        <w:t xml:space="preserve">Projection and valuation: we forecast FY26F NPATMI of VND10,944bn (+15.6% YoY), FY27F VND12,674bn (+15.8%) and FY28F VND14,774bn (+16.6%). Associate income — FPT Telecom (45.66%), equity-accounted from FY26, with FPT Retail (46.5%) , Synnex FPT (48%) and FPT Online (49.5%) — rises to VND2,608bn in FY26F and VND3,449bn by FY28F, and grew 40.8% YoY in 1H26. Operating leverage carries the rest: SG&amp;A falls from 17.6% of sales to 16.5% by FY28F thanks to cost-savings in AI. ROE holds near 27% on net cash of around 60% of equity and a maintained DPS of VND2,000.</w:t>
+      </w:r>
+    </w:p>
+    <w:p>
+      <w:pPr>
+        <w:spacing w:after="140" w:line="250"/>
+        <w:jc w:val="both"/>
+      </w:pPr>
+      <w:r>
+        <w:rPr>
+          <w:rFonts w:ascii="Calibri" w:cs="Calibri" w:eastAsia="Calibri" w:hAnsi="Calibri"/>
+          <w:b w:val="false"/>
+          <w:bCs w:val="false"/>
+          <w:color w:val="000000"/>
+          <w:sz w:val="17"/>
+          <w:szCs w:val="17"/>
+        </w:rPr>
+        <w:t xml:space="preserve">We raise our DCF (FCFF) target price to VND87,950; at the target price, 13.7x FY26F and 11.8x FY27F. Risks: (1) AI-driven price deflation outpacing our long-term growth assumption (2) subdued US and global IT spending and tariff-related contract delays (3) JPY/USD volatility.</w:t>
       </w:r>
     </w:p>
     <w:p>
@@ -16305,7 +16322,24 @@
           <w:sz w:val="17"/>
           <w:szCs w:val="17"/>
         </w:rPr>
-        <w:t xml:space="preserve">Số hóa khu vực công là nền tảng của danh mục trong nước: CNTT trong nước tăng nhanh nhất 6T26, đạt 4,236 tỷ đồng (+22.5% CK), LNTT mảng tăng gấp đôi lên 308 tỷ nhờ trúng thầu chương trình chuyển đổi số quốc gia — nguồn việc nhiều năm, ít phụ thuộc chu kỳ CNTT toàn cầu, tuy biên 7.3% làm loãng biên chung. Doanh thu ký mới CNTT nước ngoài đạt 26,338 tỷ trong 1H26 (+32.3% CK), gồm 14 dự án trên 10 triệu USD — tỷ lệ ký mới/doanh thu 1.39 lần so với 1.07-1.22 lần giai đoạn FY21-25. Trên cơ sở đó, dự phóng CNTT nước ngoài tăng lên +16.7% FY27F và +17.7% FY28F, từ +14.7% FY26F và +13.4% của 1H26; Mỹ hạ về +5.9% do cạnh tranh giá thầu. AI  mở rộng nhu cầu: doanh thu Dịch vụ AI &amp; Data Analytics đạt 1,842 tỷ đồng trong 1H26, tăng 54% CK so với +15% của mảng Công nghệ, nâng tỷ trọng lên 8.0% từ 5.9% và đóng góp một phần năm mức tăng của mảng; loại AI, Công nghệ chỉ tăng 12.5%. Hai cụm AI Factory tại Việt Nam và Nhật Bản đạt hiệu suất trên 90% và có lãi từ Q2/2026. Infosys dự báo FY27 chỉ 1.5-3.0%.</w:t>
+        <w:t xml:space="preserve">Số hóa khu vực công là nền tảng của danh mục trong nước: CNTT trong nước tăng nhanh nhất 6T26, đạt 4,236 tỷ đồng (+22.5% CK), LNTT mảng tăng gấp đôi lên 308 tỷ nhờ trúng thầu chương trình chuyển đổi số quốc gia — nguồn việc nhiều năm, ít phụ thuộc chu kỳ CNTT toàn cầu, tuy biên 7.3% làm loãng biên chung. Doanh thu ký mới CNTT nước ngoài đạt 26,338 tỷ trong 1H26 (+32.3% CK), gồm 14 dự án trên 10 triệu USD — tỷ lệ ký mới/doanh thu 1.39 lần so với 1.07-1.22 lần giai đoạn FY21-25. Trên cơ sở đó, dự phóng CNTT nước ngoài tăng lên +16.7% FY27F và +17.7% FY28F, từ +14.7% FY26F và +13.4% của 1H26; Mỹ hạ về +5.9% do cạnh tranh giá thầu.</w:t>
+      </w:r>
+    </w:p>
+    <w:p>
+      <w:pPr>
+        <w:spacing w:after="140" w:line="250"/>
+        <w:jc w:val="both"/>
+      </w:pPr>
+      <w:r>
+        <w:rPr>
+          <w:rFonts w:ascii="Calibri" w:cs="Calibri" w:eastAsia="Calibri" w:hAnsi="Calibri"/>
+          <w:b w:val="false"/>
+          <w:bCs w:val="false"/>
+          <w:color w:val="000000"/>
+          <w:sz w:val="17"/>
+          <w:szCs w:val="17"/>
+        </w:rPr>
+        <w:t xml:space="preserve">AI  mở rộng nhu cầu: doanh thu Dịch vụ AI &amp; Data Analytics đạt 1,842 tỷ đồng trong 1H26, tăng 54% CK so với +15% của mảng Công nghệ, nâng tỷ trọng lên 8.0% từ 5.9% và đóng góp một phần năm mức tăng của mảng; loại AI, Công nghệ chỉ tăng 12.5%. Hai cụm AI Factory tại Việt Nam và Nhật Bản đạt hiệu suất trên 90% và có lãi từ 2Q26.</w:t>
       </w:r>
     </w:p>
     <w:p>
@@ -16339,7 +16373,7 @@
           <w:sz w:val="17"/>
           <w:szCs w:val="17"/>
         </w:rPr>
-        <w:t xml:space="preserve">Chúng tôi nâng giá mục tiêu DCF (FCFF) lên 87,950 đồng: Tại 71,700 đồng, cổ phiếu giao dịch ở 11.2x P/E FY26F so với trung vị 5 năm trên 18x; tại giá mục tiêu là 13.7x FY26F và 11.8x FY27F, hàm ý tiềm năng tăng 23% (MUA). Rủi ro: (1) giảm phát giá do AI nhanh hơn giả định tăng trưởng dài hạn (2) chi tiêu CNTT tại Mỹ và toàn cầu thấp cùng hợp đồng trì hoãn do thuế quan (3) biến động tỷ giá JPY/USD.</w:t>
+        <w:t xml:space="preserve">Chúng tôi nâng giá mục tiêu DCF (FCFF) lên 87,950 đồng: tại giá mục tiêu là mức P/E forward là 13.7x FY26F và 11.8x FY27F. Rủi ro: (1) giảm phát giá do AI nhanh hơn giả định tăng trưởng dài hạn (2) chi tiêu CNTT tại Mỹ và toàn cầu thấp cùng hợp đồng trì hoãn do thuế quan (3) biến động tỷ giá JPY/USD.</w:t>
       </w:r>
     </w:p>
     <w:p>

--- a/MASVN_RS_2H26_Outlook_STB_FPT_Note_Aug2026.docx
+++ b/MASVN_RS_2H26_Outlook_STB_FPT_Note_Aug2026.docx
@@ -961,7 +961,7 @@
                 <w:sz w:val="15"/>
                 <w:szCs w:val="15"/>
               </w:rPr>
-              <w:t xml:space="preserve">5,514</w:t>
+              <w:t xml:space="preserve">5,839</w:t>
             </w:r>
           </w:p>
         </w:tc>
@@ -1237,7 +1237,7 @@
                 <w:sz w:val="15"/>
                 <w:szCs w:val="15"/>
               </w:rPr>
-              <w:t xml:space="preserve">-7.2</w:t>
+              <w:t xml:space="preserve">-1.7</w:t>
             </w:r>
           </w:p>
         </w:tc>
@@ -1375,7 +1375,7 @@
                 <w:sz w:val="15"/>
                 <w:szCs w:val="15"/>
               </w:rPr>
-              <w:t xml:space="preserve">30.4</w:t>
+              <w:t xml:space="preserve">28.7</w:t>
             </w:r>
           </w:p>
         </w:tc>
@@ -2289,7 +2289,7 @@
           <w:sz w:val="17"/>
           <w:szCs w:val="17"/>
         </w:rPr>
-        <w:t xml:space="preserve">We set FY26F NPL at 5.5%, from below 4.5%, and FY27F at 4.0% from 3.1%. Reserves reached VND27.2tn at end-2Q26 — 56.7% coverage, up from 50.0% at end-FY25 — after VND7.1tn of 1H26 charges. A further VND3.3tn charge in 2H26 funds write-offs of VND11.0tn, or 34% of the Group 5 balance, leaving coverage at 54.2%.</w:t>
+        <w:t xml:space="preserve">We set FY26F NPL at 5.5%, from below 4.5%, and FY27F at 4.0% from 3.1%. Reserves reached VND27.2tn at end-2Q26 — 56.7% coverage, up from 50.0% at end-FY25 — after VND7.1tn of 1H26 charges. A further VND3.7tn charge in 2H26 funds write-offs of VND11.0tn, or 34% of the Group 5 balance, leaving coverage at 55.4%.</w:t>
       </w:r>
     </w:p>
     <w:p>
@@ -2306,7 +2306,7 @@
           <w:sz w:val="17"/>
           <w:szCs w:val="17"/>
         </w:rPr>
-        <w:t xml:space="preserve">FY26F PBT cut on the loan growth reset:</w:t>
+        <w:t xml:space="preserve">FY26F PBT set at VND7,500bn on the loan growth reset:</w:t>
       </w:r>
     </w:p>
     <w:p>
@@ -2340,7 +2340,7 @@
           <w:sz w:val="17"/>
           <w:szCs w:val="17"/>
         </w:rPr>
-        <w:t xml:space="preserve">We now carry FY26F loan growth of 2.3%, against the 11.7% previously assumed and the 1.5% delivered in 1H26. That takes gross loans to VND640,643bn and NII to VND24,570bn (-7.9% YoY), and cuts FY26F PBT to VND7,082bn (-7.2% YoY) — 13% below the board-approved plan of VND8,100bn, where we previously sat marginally above it. The implied 2H26 PBT is VND2,946bn against VND297bn in 2H25.</w:t>
+        <w:t xml:space="preserve">We now carry FY26F loan growth of 2.3%, against the 11.7% previously assumed and the 1.5% delivered in 1H26. That takes gross loans to VND640,643bn and NII to VND24,570bn (-7.9% YoY), and we set FY26F PBT at VND7,500bn (-1.7% YoY) — 7.4% below the board-approved plan of VND8,100bn, where we previously sat marginally above it. The implied 2H26 PBT is VND3,363bn against VND297bn in 2H25.</w:t>
       </w:r>
     </w:p>
     <w:p>
@@ -2357,7 +2357,7 @@
           <w:sz w:val="17"/>
           <w:szCs w:val="17"/>
         </w:rPr>
-        <w:t xml:space="preserve">Other FY26F assumptions: a provisioning charge of VND10.4tn (-8.9% YoY) and non-interest income of VND5,950bn. We flag that the opex build is unchanged while total operating income has fallen, so CIR now reads 42.8% against the 40.0% we targeted — on 1H26 opex of VND6,233bn, holding 40.0% would need 2H26 costs below the first half. Separately, STB's seizure of 507 land-use right certificates at LDG's Viva City against VND350bn of overdue principal is immaterial in size but shows the collateral channel the write-off programme depends on.</w:t>
+        <w:t xml:space="preserve">Other FY26F assumptions: a provisioning charge of VND10.8tn (-5.0% YoY) and non-interest income of VND5,950bn. We hold CIR at 40.0%, easing to 38.0% in FY27F and 36.0% in FY28F; on 1H26 opex of VND6,233bn that needs 2H26 costs of VND5,975bn, 4.1% below the first half — a real cost reduction, not an accrual shift. Separately, STB's seizure of 507 land-use right certificates at LDG's Viva City against VND350bn of overdue principal is immaterial in size but shows the collateral channel the write-off programme depends on.</w:t>
       </w:r>
     </w:p>
     <w:p>
@@ -3331,7 +3331,7 @@
                 <w:sz w:val="16"/>
                 <w:szCs w:val="16"/>
               </w:rPr>
-              <w:t xml:space="preserve">7,082</w:t>
+              <w:t xml:space="preserve">7,500</w:t>
             </w:r>
           </w:p>
         </w:tc>
@@ -3366,7 +3366,7 @@
                 <w:sz w:val="16"/>
                 <w:szCs w:val="16"/>
               </w:rPr>
-              <w:t xml:space="preserve">7,949</w:t>
+              <w:t xml:space="preserve">9,973</w:t>
             </w:r>
           </w:p>
         </w:tc>
@@ -3401,7 +3401,7 @@
                 <w:sz w:val="16"/>
                 <w:szCs w:val="16"/>
               </w:rPr>
-              <w:t xml:space="preserve">13,882</w:t>
+              <w:t xml:space="preserve">16,076</w:t>
             </w:r>
           </w:p>
         </w:tc>
@@ -3586,7 +3586,7 @@
                 <w:sz w:val="16"/>
                 <w:szCs w:val="16"/>
               </w:rPr>
-              <w:t xml:space="preserve">5,514</w:t>
+              <w:t xml:space="preserve">5,839</w:t>
             </w:r>
           </w:p>
         </w:tc>
@@ -3622,7 +3622,7 @@
                 <w:sz w:val="16"/>
                 <w:szCs w:val="16"/>
               </w:rPr>
-              <w:t xml:space="preserve">6,189</w:t>
+              <w:t xml:space="preserve">7,765</w:t>
             </w:r>
           </w:p>
         </w:tc>
@@ -3658,7 +3658,7 @@
                 <w:sz w:val="16"/>
                 <w:szCs w:val="16"/>
               </w:rPr>
-              <w:t xml:space="preserve">10,808</w:t>
+              <w:t xml:space="preserve">12,516</w:t>
             </w:r>
           </w:p>
         </w:tc>
@@ -3838,7 +3838,7 @@
                 <w:sz w:val="16"/>
                 <w:szCs w:val="16"/>
               </w:rPr>
-              <w:t xml:space="preserve">2,676</w:t>
+              <w:t xml:space="preserve">2,834</w:t>
             </w:r>
           </w:p>
         </w:tc>
@@ -3873,7 +3873,7 @@
                 <w:sz w:val="16"/>
                 <w:szCs w:val="16"/>
               </w:rPr>
-              <w:t xml:space="preserve">3,004</w:t>
+              <w:t xml:space="preserve">3,769</w:t>
             </w:r>
           </w:p>
         </w:tc>
@@ -3908,7 +3908,7 @@
                 <w:sz w:val="16"/>
                 <w:szCs w:val="16"/>
               </w:rPr>
-              <w:t xml:space="preserve">5,246</w:t>
+              <w:t xml:space="preserve">6,075</w:t>
             </w:r>
           </w:p>
         </w:tc>
@@ -4093,7 +4093,7 @@
                 <w:sz w:val="16"/>
                 <w:szCs w:val="16"/>
               </w:rPr>
-              <w:t xml:space="preserve">8.4</w:t>
+              <w:t xml:space="preserve">8.9</w:t>
             </w:r>
           </w:p>
         </w:tc>
@@ -4129,7 +4129,7 @@
                 <w:sz w:val="16"/>
                 <w:szCs w:val="16"/>
               </w:rPr>
-              <w:t xml:space="preserve">9.0</w:t>
+              <w:t xml:space="preserve">11.1</w:t>
             </w:r>
           </w:p>
         </w:tc>
@@ -4165,7 +4165,7 @@
                 <w:sz w:val="16"/>
                 <w:szCs w:val="16"/>
               </w:rPr>
-              <w:t xml:space="preserve">14.0</w:t>
+              <w:t xml:space="preserve">15.7</w:t>
             </w:r>
           </w:p>
         </w:tc>
@@ -4345,7 +4345,7 @@
                 <w:sz w:val="16"/>
                 <w:szCs w:val="16"/>
               </w:rPr>
-              <w:t xml:space="preserve">30.4</w:t>
+              <w:t xml:space="preserve">28.7</w:t>
             </w:r>
           </w:p>
         </w:tc>
@@ -4380,7 +4380,7 @@
                 <w:sz w:val="16"/>
                 <w:szCs w:val="16"/>
               </w:rPr>
-              <w:t xml:space="preserve">27.1</w:t>
+              <w:t xml:space="preserve">21.6</w:t>
             </w:r>
           </w:p>
         </w:tc>
@@ -4415,7 +4415,7 @@
                 <w:sz w:val="16"/>
                 <w:szCs w:val="16"/>
               </w:rPr>
-              <w:t xml:space="preserve">15.5</w:t>
+              <w:t xml:space="preserve">13.4</w:t>
             </w:r>
           </w:p>
         </w:tc>
@@ -4672,7 +4672,7 @@
                 <w:sz w:val="16"/>
                 <w:szCs w:val="16"/>
               </w:rPr>
-              <w:t xml:space="preserve">2.0</w:t>
+              <w:t xml:space="preserve">1.9</w:t>
             </w:r>
           </w:p>
         </w:tc>
@@ -4852,7 +4852,7 @@
                 <w:sz w:val="16"/>
                 <w:szCs w:val="16"/>
               </w:rPr>
-              <w:t xml:space="preserve">1,013,259</w:t>
+              <w:t xml:space="preserve">1,013,584</w:t>
             </w:r>
           </w:p>
         </w:tc>
@@ -4887,7 +4887,7 @@
                 <w:sz w:val="16"/>
                 <w:szCs w:val="16"/>
               </w:rPr>
-              <w:t xml:space="preserve">1,123,604</w:t>
+              <w:t xml:space="preserve">1,124,067</w:t>
             </w:r>
           </w:p>
         </w:tc>
@@ -4922,7 +4922,7 @@
                 <w:sz w:val="16"/>
                 <w:szCs w:val="16"/>
               </w:rPr>
-              <w:t xml:space="preserve">1,259,770</w:t>
+              <w:t xml:space="preserve">1,260,548</w:t>
             </w:r>
           </w:p>
         </w:tc>
@@ -5107,7 +5107,7 @@
                 <w:sz w:val="16"/>
                 <w:szCs w:val="16"/>
               </w:rPr>
-              <w:t xml:space="preserve">65,434</w:t>
+              <w:t xml:space="preserve">65,759</w:t>
             </w:r>
           </w:p>
         </w:tc>
@@ -5143,7 +5143,7 @@
                 <w:sz w:val="16"/>
                 <w:szCs w:val="16"/>
               </w:rPr>
-              <w:t xml:space="preserve">71,623</w:t>
+              <w:t xml:space="preserve">73,524</w:t>
             </w:r>
           </w:p>
         </w:tc>
@@ -5179,7 +5179,7 @@
                 <w:sz w:val="16"/>
                 <w:szCs w:val="16"/>
               </w:rPr>
-              <w:t xml:space="preserve">82,431</w:t>
+              <w:t xml:space="preserve">86,040</w:t>
             </w:r>
           </w:p>
         </w:tc>
@@ -5359,7 +5359,7 @@
                 <w:sz w:val="16"/>
                 <w:szCs w:val="16"/>
               </w:rPr>
-              <w:t xml:space="preserve">31,762</w:t>
+              <w:t xml:space="preserve">31,919</w:t>
             </w:r>
           </w:p>
         </w:tc>
@@ -5394,7 +5394,7 @@
                 <w:sz w:val="16"/>
                 <w:szCs w:val="16"/>
               </w:rPr>
-              <w:t xml:space="preserve">34,766</w:t>
+              <w:t xml:space="preserve">35,689</w:t>
             </w:r>
           </w:p>
         </w:tc>
@@ -5429,7 +5429,7 @@
                 <w:sz w:val="16"/>
                 <w:szCs w:val="16"/>
               </w:rPr>
-              <w:t xml:space="preserve">40,012</w:t>
+              <w:t xml:space="preserve">41,764</w:t>
             </w:r>
           </w:p>
         </w:tc>
@@ -5667,7 +5667,7 @@
                 <w:sz w:val="15"/>
                 <w:szCs w:val="15"/>
               </w:rPr>
-              <w:t xml:space="preserve">5,514</w:t>
+              <w:t xml:space="preserve">5,839</w:t>
             </w:r>
           </w:p>
         </w:tc>
@@ -5943,7 +5943,7 @@
                 <w:sz w:val="15"/>
                 <w:szCs w:val="15"/>
               </w:rPr>
-              <w:t xml:space="preserve">-7.2</w:t>
+              <w:t xml:space="preserve">-1.7</w:t>
             </w:r>
           </w:p>
         </w:tc>
@@ -6081,7 +6081,7 @@
                 <w:sz w:val="15"/>
                 <w:szCs w:val="15"/>
               </w:rPr>
-              <w:t xml:space="preserve">30.4</w:t>
+              <w:t xml:space="preserve">28.7</w:t>
             </w:r>
           </w:p>
         </w:tc>
@@ -6995,7 +6995,7 @@
           <w:sz w:val="17"/>
           <w:szCs w:val="17"/>
         </w:rPr>
-        <w:t xml:space="preserve">Chúng tôi đặt giả định nợ xấu FY26F ở 5.5% (từ dưới 4.5%) và FY27F ở 4.0% (từ 3.1%). Dự phòng đạt 27.2 nghìn tỷ đồng cuối Q2/2026 — bao phủ 56.7%, tăng từ 50.0% cuối 2025 — sau khi trích 7.1 nghìn tỷ đồng trong 1H26 và trích thêm 3.3 nghìn tỷ đồng trong 2H26 đủ để xóa 11.0 nghìn tỷ đồng, tương đương 34% dư nợ nhóm 5, đưa bao phủ về 54.2%.</w:t>
+        <w:t xml:space="preserve">Chúng tôi đặt giả định nợ xấu FY26F ở 5.5% (từ dưới 4.5%) và FY27F ở 4.0% (từ 3.1%). Dự phòng đạt 27.2 nghìn tỷ đồng cuối Q2/2026 — bao phủ 56.7%, tăng từ 50.0% cuối 2025 — sau khi trích 7.1 nghìn tỷ đồng trong 1H26 và trích thêm 3.7 nghìn tỷ đồng trong 2H26 đủ để xóa 11.0 nghìn tỷ đồng, tương đương 34% dư nợ nhóm 5, đưa bao phủ về 55.4%.</w:t>
       </w:r>
     </w:p>
     <w:p>
@@ -7012,7 +7012,7 @@
           <w:sz w:val="17"/>
           <w:szCs w:val="17"/>
         </w:rPr>
-        <w:t xml:space="preserve">Hạ dự phóng LNTT FY26F do điều chỉnh tăng trưởng tín dụng:</w:t>
+        <w:t xml:space="preserve">Đặt LNTT FY26F ở 7,500 tỷ đồng sau khi điều chỉnh tăng trưởng tín dụng:</w:t>
       </w:r>
     </w:p>
     <w:p>
@@ -7046,7 +7046,7 @@
           <w:sz w:val="17"/>
           <w:szCs w:val="17"/>
         </w:rPr>
-        <w:t xml:space="preserve">Chúng tôi hạ giả định tăng trưởng tín dụng FY26F về 2.3%, so với 11.7% trước đây và 1.5% thực hiện trong 1H26. Dư nợ theo đó còn 640,643 tỷ đồng và NII còn 24,570 tỷ đồng (-7.9% CK), kéo LNTT FY26F xuống 7,082 tỷ đồng (-7.2% CK) — thấp hơn 13% so với kế hoạch 8,100 tỷ đồng đã được ĐHĐCĐ thông qua, trong khi bản trước còn nhỉnh hơn kế hoạch. Mức này hàm ý LNTT 2H26 khoảng 2,946 tỷ đồng so với 297 tỷ đồng của 2H25.</w:t>
+        <w:t xml:space="preserve">Chúng tôi hạ giả định tăng trưởng tín dụng FY26F về 2.3%, so với 11.7% trước đây và 1.5% thực hiện trong 1H26. Dư nợ theo đó còn 640,643 tỷ đồng và NII còn 24,570 tỷ đồng (-7.9% CK), kéo LNTT FY26F xuống 7,500 tỷ đồng (-1.7% CK) — thấp hơn 7% so với kế hoạch 8,100 tỷ đồng đã được ĐHĐCĐ thông qua, trong khi bản trước còn nhỉnh hơn kế hoạch. Mức này hàm ý LNTT 2H26 khoảng 3,363 tỷ đồng so với 297 tỷ đồng của 2H25.</w:t>
       </w:r>
     </w:p>
     <w:p>
@@ -7063,7 +7063,7 @@
           <w:sz w:val="17"/>
           <w:szCs w:val="17"/>
         </w:rPr>
-        <w:t xml:space="preserve">Các giả định FY26F khác: chi phí dự phòng 10.4 nghìn tỷ đồng (-8.9% CK) và thu nhập ngoài lãi 5,950 tỷ đồng. Lưu ý cấu phần chi phí hoạt động giữ nguyên trong khi tổng thu nhập hoạt động giảm, nên CIR hiện ở 42.8% thay vì mục tiêu 40.0% — với chi phí 1H26 là 6,233 tỷ đồng, muốn giữ 40.0% thì chi phí 2H26 phải thấp hơn cả nửa đầu năm. Ở diễn biến khác, việc Sacombank thu giữ 507 giấy chứng nhận quyền sử dụng đất tại dự án Viva City đối với 350 tỷ đồng dư nợ gốc quá hạn tuy chưa trọng yếu nhưng cho thấy kênh xử lý tài sản đảm bảo mà chương trình xóa nợ 2H26 phụ thuộc vào.</w:t>
+        <w:t xml:space="preserve">Các giả định FY26F khác: chi phí dự phòng 10.8 nghìn tỷ đồng (-5.0% CK) và thu nhập ngoài lãi 5,950 tỷ đồng. CIR giữ ở 40.0%, giảm về 38.0% năm FY27F và 36.0% năm FY28F; với chi phí 1H26 là 6,233 tỷ đồng, mức này đòi hỏi chi phí 2H26 chỉ 5,975 tỷ đồng, thấp hơn nửa đầu năm 4.1% — tức phải cắt giảm chi phí thực sự, không chỉ là dồn dịch hạch toán. Ở diễn biến khác, việc Sacombank thu giữ 507 giấy chứng nhận quyền sử dụng đất tại dự án Viva City đối với 350 tỷ đồng dư nợ gốc quá hạn tuy chưa trọng yếu nhưng cho thấy kênh xử lý tài sản đảm bảo mà chương trình xóa nợ 2H26 phụ thuộc vào.</w:t>
       </w:r>
     </w:p>
     <w:p>
@@ -8037,7 +8037,7 @@
                 <w:sz w:val="16"/>
                 <w:szCs w:val="16"/>
               </w:rPr>
-              <w:t xml:space="preserve">7,082</w:t>
+              <w:t xml:space="preserve">7,500</w:t>
             </w:r>
           </w:p>
         </w:tc>
@@ -8072,7 +8072,7 @@
                 <w:sz w:val="16"/>
                 <w:szCs w:val="16"/>
               </w:rPr>
-              <w:t xml:space="preserve">7,949</w:t>
+              <w:t xml:space="preserve">9,973</w:t>
             </w:r>
           </w:p>
         </w:tc>
@@ -8107,7 +8107,7 @@
                 <w:sz w:val="16"/>
                 <w:szCs w:val="16"/>
               </w:rPr>
-              <w:t xml:space="preserve">13,882</w:t>
+              <w:t xml:space="preserve">16,076</w:t>
             </w:r>
           </w:p>
         </w:tc>
@@ -8292,7 +8292,7 @@
                 <w:sz w:val="16"/>
                 <w:szCs w:val="16"/>
               </w:rPr>
-              <w:t xml:space="preserve">5,514</w:t>
+              <w:t xml:space="preserve">5,839</w:t>
             </w:r>
           </w:p>
         </w:tc>
@@ -8328,7 +8328,7 @@
                 <w:sz w:val="16"/>
                 <w:szCs w:val="16"/>
               </w:rPr>
-              <w:t xml:space="preserve">6,189</w:t>
+              <w:t xml:space="preserve">7,765</w:t>
             </w:r>
           </w:p>
         </w:tc>
@@ -8364,7 +8364,7 @@
                 <w:sz w:val="16"/>
                 <w:szCs w:val="16"/>
               </w:rPr>
-              <w:t xml:space="preserve">10,808</w:t>
+              <w:t xml:space="preserve">12,516</w:t>
             </w:r>
           </w:p>
         </w:tc>
@@ -8544,7 +8544,7 @@
                 <w:sz w:val="16"/>
                 <w:szCs w:val="16"/>
               </w:rPr>
-              <w:t xml:space="preserve">2,676</w:t>
+              <w:t xml:space="preserve">2,834</w:t>
             </w:r>
           </w:p>
         </w:tc>
@@ -8579,7 +8579,7 @@
                 <w:sz w:val="16"/>
                 <w:szCs w:val="16"/>
               </w:rPr>
-              <w:t xml:space="preserve">3,004</w:t>
+              <w:t xml:space="preserve">3,769</w:t>
             </w:r>
           </w:p>
         </w:tc>
@@ -8614,7 +8614,7 @@
                 <w:sz w:val="16"/>
                 <w:szCs w:val="16"/>
               </w:rPr>
-              <w:t xml:space="preserve">5,246</w:t>
+              <w:t xml:space="preserve">6,075</w:t>
             </w:r>
           </w:p>
         </w:tc>
@@ -8799,7 +8799,7 @@
                 <w:sz w:val="16"/>
                 <w:szCs w:val="16"/>
               </w:rPr>
-              <w:t xml:space="preserve">8.4</w:t>
+              <w:t xml:space="preserve">8.9</w:t>
             </w:r>
           </w:p>
         </w:tc>
@@ -8835,7 +8835,7 @@
                 <w:sz w:val="16"/>
                 <w:szCs w:val="16"/>
               </w:rPr>
-              <w:t xml:space="preserve">9.0</w:t>
+              <w:t xml:space="preserve">11.1</w:t>
             </w:r>
           </w:p>
         </w:tc>
@@ -8871,7 +8871,7 @@
                 <w:sz w:val="16"/>
                 <w:szCs w:val="16"/>
               </w:rPr>
-              <w:t xml:space="preserve">14.0</w:t>
+              <w:t xml:space="preserve">15.7</w:t>
             </w:r>
           </w:p>
         </w:tc>
@@ -9051,7 +9051,7 @@
                 <w:sz w:val="16"/>
                 <w:szCs w:val="16"/>
               </w:rPr>
-              <w:t xml:space="preserve">30.4</w:t>
+              <w:t xml:space="preserve">28.7</w:t>
             </w:r>
           </w:p>
         </w:tc>
@@ -9086,7 +9086,7 @@
                 <w:sz w:val="16"/>
                 <w:szCs w:val="16"/>
               </w:rPr>
-              <w:t xml:space="preserve">27.1</w:t>
+              <w:t xml:space="preserve">21.6</w:t>
             </w:r>
           </w:p>
         </w:tc>
@@ -9121,7 +9121,7 @@
                 <w:sz w:val="16"/>
                 <w:szCs w:val="16"/>
               </w:rPr>
-              <w:t xml:space="preserve">15.5</w:t>
+              <w:t xml:space="preserve">13.4</w:t>
             </w:r>
           </w:p>
         </w:tc>
@@ -9378,7 +9378,7 @@
                 <w:sz w:val="16"/>
                 <w:szCs w:val="16"/>
               </w:rPr>
-              <w:t xml:space="preserve">2.0</w:t>
+              <w:t xml:space="preserve">1.9</w:t>
             </w:r>
           </w:p>
         </w:tc>
@@ -9558,7 +9558,7 @@
                 <w:sz w:val="16"/>
                 <w:szCs w:val="16"/>
               </w:rPr>
-              <w:t xml:space="preserve">1,013,259</w:t>
+              <w:t xml:space="preserve">1,013,584</w:t>
             </w:r>
           </w:p>
         </w:tc>
@@ -9593,7 +9593,7 @@
                 <w:sz w:val="16"/>
                 <w:szCs w:val="16"/>
               </w:rPr>
-              <w:t xml:space="preserve">1,123,604</w:t>
+              <w:t xml:space="preserve">1,124,067</w:t>
             </w:r>
           </w:p>
         </w:tc>
@@ -9628,7 +9628,7 @@
                 <w:sz w:val="16"/>
                 <w:szCs w:val="16"/>
               </w:rPr>
-              <w:t xml:space="preserve">1,259,770</w:t>
+              <w:t xml:space="preserve">1,260,548</w:t>
             </w:r>
           </w:p>
         </w:tc>
@@ -9813,7 +9813,7 @@
                 <w:sz w:val="16"/>
                 <w:szCs w:val="16"/>
               </w:rPr>
-              <w:t xml:space="preserve">65,434</w:t>
+              <w:t xml:space="preserve">65,759</w:t>
             </w:r>
           </w:p>
         </w:tc>
@@ -9849,7 +9849,7 @@
                 <w:sz w:val="16"/>
                 <w:szCs w:val="16"/>
               </w:rPr>
-              <w:t xml:space="preserve">71,623</w:t>
+              <w:t xml:space="preserve">73,524</w:t>
             </w:r>
           </w:p>
         </w:tc>
@@ -9885,7 +9885,7 @@
                 <w:sz w:val="16"/>
                 <w:szCs w:val="16"/>
               </w:rPr>
-              <w:t xml:space="preserve">82,431</w:t>
+              <w:t xml:space="preserve">86,040</w:t>
             </w:r>
           </w:p>
         </w:tc>
@@ -10065,7 +10065,7 @@
                 <w:sz w:val="16"/>
                 <w:szCs w:val="16"/>
               </w:rPr>
-              <w:t xml:space="preserve">31,762</w:t>
+              <w:t xml:space="preserve">31,919</w:t>
             </w:r>
           </w:p>
         </w:tc>
@@ -10100,7 +10100,7 @@
                 <w:sz w:val="16"/>
                 <w:szCs w:val="16"/>
               </w:rPr>
-              <w:t xml:space="preserve">34,766</w:t>
+              <w:t xml:space="preserve">35,689</w:t>
             </w:r>
           </w:p>
         </w:tc>
@@ -10135,7 +10135,7 @@
                 <w:sz w:val="16"/>
                 <w:szCs w:val="16"/>
               </w:rPr>
-              <w:t xml:space="preserve">40,012</w:t>
+              <w:t xml:space="preserve">41,764</w:t>
             </w:r>
           </w:p>
         </w:tc>

--- a/MASVN_RS_2H26_Outlook_STB_FPT_Note_Aug2026.docx
+++ b/MASVN_RS_2H26_Outlook_STB_FPT_Note_Aug2026.docx
@@ -961,7 +961,7 @@
                 <w:sz w:val="15"/>
                 <w:szCs w:val="15"/>
               </w:rPr>
-              <w:t xml:space="preserve">5,839</w:t>
+              <w:t xml:space="preserve">5,840</w:t>
             </w:r>
           </w:p>
         </w:tc>
@@ -1375,7 +1375,7 @@
                 <w:sz w:val="15"/>
                 <w:szCs w:val="15"/>
               </w:rPr>
-              <w:t xml:space="preserve">28.7</w:t>
+              <w:t xml:space="preserve">26.5</w:t>
             </w:r>
           </w:p>
         </w:tc>
@@ -2289,7 +2289,7 @@
           <w:sz w:val="17"/>
           <w:szCs w:val="17"/>
         </w:rPr>
-        <w:t xml:space="preserve">We set FY26F NPL at 5.5%, from below 4.5%, and FY27F at 4.0% from 3.1%. Reserves reached VND27.2tn at end-2Q26 — 56.7% coverage, up from 50.0% at end-FY25 — after VND7.1tn of 1H26 charges. A further VND3.7tn charge in 2H26 funds write-offs of VND11.0tn, or 34% of the Group 5 balance, leaving coverage at 55.4%.</w:t>
+        <w:t xml:space="preserve">We set FY26F NPL at 5.8%, from below 4.5%, and FY27F at 4.0% from 3.1%. Holding the ratio at 5.5% on the smaller loan book would have required net NPL recoveries in 2H26; 5.8% keeps the absolute balance at VND37,157bn and implied net formation just positive. Reserves reached VND27.2tn at end-2Q26 — 56.7% coverage, up from 50.0% at end-FY25 — after VND7.1tn of 1H26 charges. A further VND3.1tn charge in 2H26 funds write-offs of VND11.0tn, or 34% of the Group 5 balance, leaving coverage at 49.8%.</w:t>
       </w:r>
     </w:p>
     <w:p>
@@ -2340,7 +2340,7 @@
           <w:sz w:val="17"/>
           <w:szCs w:val="17"/>
         </w:rPr>
-        <w:t xml:space="preserve">We now carry FY26F loan growth of 2.3%, against the 11.7% previously assumed and the 1.5% delivered in 1H26. That takes gross loans to VND640,643bn and NII to VND24,570bn (-7.9% YoY), and we set FY26F PBT at VND7,500bn (-1.7% YoY) — 7.4% below the board-approved plan of VND8,100bn, where we previously sat marginally above it. The implied 2H26 PBT is VND3,363bn against VND297bn in 2H25.</w:t>
+        <w:t xml:space="preserve">We now carry FY26F loan growth of 2.3%, against the 11.7% previously assumed and the 1.5% delivered in 1H26. That takes gross loans to VND640,643bn and NII to VND24,570bn (-7.9% YoY), and we set FY26F PBT at VND7,500bn (-1.7% YoY) — 7.4% below the board-approved plan of VND8,100bn, where we previously sat marginally above it. The implied 2H26 PBT is VND3,364bn against VND297bn in 2H25.</w:t>
       </w:r>
     </w:p>
     <w:p>
@@ -2357,7 +2357,7 @@
           <w:sz w:val="17"/>
           <w:szCs w:val="17"/>
         </w:rPr>
-        <w:t xml:space="preserve">Other FY26F assumptions: a provisioning charge of VND10.8tn (-5.0% YoY) and non-interest income of VND5,950bn. We hold CIR at 40.0%, easing to 38.0% in FY27F and 36.0% in FY28F; on 1H26 opex of VND6,233bn that needs 2H26 costs of VND5,975bn, 4.1% below the first half — a real cost reduction, not an accrual shift. Separately, STB's seizure of 507 land-use right certificates at LDG's Viva City against VND350bn of overdue principal is immaterial in size but shows the collateral channel the write-off programme depends on.</w:t>
+        <w:t xml:space="preserve">Other FY26F assumptions: a provisioning charge of VND10.2tn (-10.4% YoY) and non-interest income of VND5,950bn. We carry CIR at 42.0% across all three years; on 1H26 opex of VND6,233bn that puts 2H26 costs at VND6,585bn, +5.6% on the first half, so no cost reduction is being assumed. FY27F NII grows 15.0% as NIM recovers — NII/average loans goes from 3.88% to 4.15% — which carries FY27F PBT to VND10,953bn (+46%) and FY28F to VND16,448bn (+50%). Separately, STB's seizure of 507 land-use right certificates at LDG's Viva City against VND350bn of overdue principal is immaterial in size but shows the collateral channel the write-off programme depends on.</w:t>
       </w:r>
     </w:p>
     <w:p>
@@ -2859,7 +2859,7 @@
                 <w:sz w:val="16"/>
                 <w:szCs w:val="16"/>
               </w:rPr>
-              <w:t xml:space="preserve">24,388</w:t>
+              <w:t xml:space="preserve">28,256</w:t>
             </w:r>
           </w:p>
         </w:tc>
@@ -2894,7 +2894,7 @@
                 <w:sz w:val="16"/>
                 <w:szCs w:val="16"/>
               </w:rPr>
-              <w:t xml:space="preserve">27,512</w:t>
+              <w:t xml:space="preserve">31,876</w:t>
             </w:r>
           </w:p>
         </w:tc>
@@ -3366,7 +3366,7 @@
                 <w:sz w:val="16"/>
                 <w:szCs w:val="16"/>
               </w:rPr>
-              <w:t xml:space="preserve">9,973</w:t>
+              <w:t xml:space="preserve">10,953</w:t>
             </w:r>
           </w:p>
         </w:tc>
@@ -3401,7 +3401,7 @@
                 <w:sz w:val="16"/>
                 <w:szCs w:val="16"/>
               </w:rPr>
-              <w:t xml:space="preserve">16,076</w:t>
+              <w:t xml:space="preserve">16,448</w:t>
             </w:r>
           </w:p>
         </w:tc>
@@ -3586,7 +3586,7 @@
                 <w:sz w:val="16"/>
                 <w:szCs w:val="16"/>
               </w:rPr>
-              <w:t xml:space="preserve">5,839</w:t>
+              <w:t xml:space="preserve">5,840</w:t>
             </w:r>
           </w:p>
         </w:tc>
@@ -3622,7 +3622,7 @@
                 <w:sz w:val="16"/>
                 <w:szCs w:val="16"/>
               </w:rPr>
-              <w:t xml:space="preserve">7,765</w:t>
+              <w:t xml:space="preserve">8,528</w:t>
             </w:r>
           </w:p>
         </w:tc>
@@ -3658,7 +3658,7 @@
                 <w:sz w:val="16"/>
                 <w:szCs w:val="16"/>
               </w:rPr>
-              <w:t xml:space="preserve">12,516</w:t>
+              <w:t xml:space="preserve">12,806</w:t>
             </w:r>
           </w:p>
         </w:tc>
@@ -3873,7 +3873,7 @@
                 <w:sz w:val="16"/>
                 <w:szCs w:val="16"/>
               </w:rPr>
-              <w:t xml:space="preserve">3,769</w:t>
+              <w:t xml:space="preserve">4,139</w:t>
             </w:r>
           </w:p>
         </w:tc>
@@ -3908,7 +3908,7 @@
                 <w:sz w:val="16"/>
                 <w:szCs w:val="16"/>
               </w:rPr>
-              <w:t xml:space="preserve">6,075</w:t>
+              <w:t xml:space="preserve">6,216</w:t>
             </w:r>
           </w:p>
         </w:tc>
@@ -4129,7 +4129,7 @@
                 <w:sz w:val="16"/>
                 <w:szCs w:val="16"/>
               </w:rPr>
-              <w:t xml:space="preserve">11.1</w:t>
+              <w:t xml:space="preserve">12.2</w:t>
             </w:r>
           </w:p>
         </w:tc>
@@ -4165,7 +4165,7 @@
                 <w:sz w:val="16"/>
                 <w:szCs w:val="16"/>
               </w:rPr>
-              <w:t xml:space="preserve">15.7</w:t>
+              <w:t xml:space="preserve">15.9</w:t>
             </w:r>
           </w:p>
         </w:tc>
@@ -4240,77 +4240,77 @@
                 <w:sz w:val="16"/>
                 <w:szCs w:val="16"/>
               </w:rPr>
-              <w:t xml:space="preserve">21.7</w:t>
-            </w:r>
-          </w:p>
-        </w:tc>
-        <w:tc>
-          <w:tcPr>
-            <w:tcW w:type="dxa" w:w="1148"/>
-            <w:tcBorders>
-              <w:top w:val="single" w:color="BFBFBF" w:sz="2"/>
-              <w:left w:val="none" w:color="FFFFFF" w:sz="0"/>
-              <w:bottom w:val="single" w:color="BFBFBF" w:sz="2"/>
-              <w:right w:val="none" w:color="FFFFFF" w:sz="0"/>
-            </w:tcBorders>
-            <w:tcMar>
-              <w:top w:type="dxa" w:w="40"/>
-              <w:left w:type="dxa" w:w="90"/>
-              <w:bottom w:type="dxa" w:w="40"/>
-              <w:right w:type="dxa" w:w="90"/>
-            </w:tcMar>
-            <w:vAlign w:val="center"/>
-          </w:tcPr>
-          <w:p>
-            <w:pPr>
-              <w:spacing w:after="20" w:before="20" w:line="220"/>
-              <w:jc w:val="right"/>
-            </w:pPr>
-            <w:r>
-              <w:rPr>
-                <w:rFonts w:ascii="Calibri" w:cs="Calibri" w:eastAsia="Calibri" w:hAnsi="Calibri"/>
-                <w:b w:val="false"/>
-                <w:bCs w:val="false"/>
-                <w:color w:val="000000"/>
-                <w:sz w:val="16"/>
-                <w:szCs w:val="16"/>
-              </w:rPr>
-              <w:t xml:space="preserve">16.6</w:t>
-            </w:r>
-          </w:p>
-        </w:tc>
-        <w:tc>
-          <w:tcPr>
-            <w:tcW w:type="dxa" w:w="1148"/>
-            <w:tcBorders>
-              <w:top w:val="single" w:color="BFBFBF" w:sz="2"/>
-              <w:left w:val="none" w:color="FFFFFF" w:sz="0"/>
-              <w:bottom w:val="single" w:color="BFBFBF" w:sz="2"/>
-              <w:right w:val="none" w:color="FFFFFF" w:sz="0"/>
-            </w:tcBorders>
-            <w:tcMar>
-              <w:top w:type="dxa" w:w="40"/>
-              <w:left w:type="dxa" w:w="90"/>
-              <w:bottom w:type="dxa" w:w="40"/>
-              <w:right w:type="dxa" w:w="90"/>
-            </w:tcMar>
-            <w:vAlign w:val="center"/>
-          </w:tcPr>
-          <w:p>
-            <w:pPr>
-              <w:spacing w:after="20" w:before="20" w:line="220"/>
-              <w:jc w:val="right"/>
-            </w:pPr>
-            <w:r>
-              <w:rPr>
-                <w:rFonts w:ascii="Calibri" w:cs="Calibri" w:eastAsia="Calibri" w:hAnsi="Calibri"/>
-                <w:b w:val="false"/>
-                <w:bCs w:val="false"/>
-                <w:color w:val="000000"/>
-                <w:sz w:val="16"/>
-                <w:szCs w:val="16"/>
-              </w:rPr>
-              <w:t xml:space="preserve">28.2</w:t>
+              <w:t xml:space="preserve">20.0</w:t>
+            </w:r>
+          </w:p>
+        </w:tc>
+        <w:tc>
+          <w:tcPr>
+            <w:tcW w:type="dxa" w:w="1148"/>
+            <w:tcBorders>
+              <w:top w:val="single" w:color="BFBFBF" w:sz="2"/>
+              <w:left w:val="none" w:color="FFFFFF" w:sz="0"/>
+              <w:bottom w:val="single" w:color="BFBFBF" w:sz="2"/>
+              <w:right w:val="none" w:color="FFFFFF" w:sz="0"/>
+            </w:tcBorders>
+            <w:tcMar>
+              <w:top w:type="dxa" w:w="40"/>
+              <w:left w:type="dxa" w:w="90"/>
+              <w:bottom w:type="dxa" w:w="40"/>
+              <w:right w:type="dxa" w:w="90"/>
+            </w:tcMar>
+            <w:vAlign w:val="center"/>
+          </w:tcPr>
+          <w:p>
+            <w:pPr>
+              <w:spacing w:after="20" w:before="20" w:line="220"/>
+              <w:jc w:val="right"/>
+            </w:pPr>
+            <w:r>
+              <w:rPr>
+                <w:rFonts w:ascii="Calibri" w:cs="Calibri" w:eastAsia="Calibri" w:hAnsi="Calibri"/>
+                <w:b w:val="false"/>
+                <w:bCs w:val="false"/>
+                <w:color w:val="000000"/>
+                <w:sz w:val="16"/>
+                <w:szCs w:val="16"/>
+              </w:rPr>
+              <w:t xml:space="preserve">15.3</w:t>
+            </w:r>
+          </w:p>
+        </w:tc>
+        <w:tc>
+          <w:tcPr>
+            <w:tcW w:type="dxa" w:w="1148"/>
+            <w:tcBorders>
+              <w:top w:val="single" w:color="BFBFBF" w:sz="2"/>
+              <w:left w:val="none" w:color="FFFFFF" w:sz="0"/>
+              <w:bottom w:val="single" w:color="BFBFBF" w:sz="2"/>
+              <w:right w:val="none" w:color="FFFFFF" w:sz="0"/>
+            </w:tcBorders>
+            <w:tcMar>
+              <w:top w:type="dxa" w:w="40"/>
+              <w:left w:type="dxa" w:w="90"/>
+              <w:bottom w:type="dxa" w:w="40"/>
+              <w:right w:type="dxa" w:w="90"/>
+            </w:tcMar>
+            <w:vAlign w:val="center"/>
+          </w:tcPr>
+          <w:p>
+            <w:pPr>
+              <w:spacing w:after="20" w:before="20" w:line="220"/>
+              <w:jc w:val="right"/>
+            </w:pPr>
+            <w:r>
+              <w:rPr>
+                <w:rFonts w:ascii="Calibri" w:cs="Calibri" w:eastAsia="Calibri" w:hAnsi="Calibri"/>
+                <w:b w:val="false"/>
+                <w:bCs w:val="false"/>
+                <w:color w:val="000000"/>
+                <w:sz w:val="16"/>
+                <w:szCs w:val="16"/>
+              </w:rPr>
+              <w:t xml:space="preserve">26.0</w:t>
             </w:r>
           </w:p>
         </w:tc>
@@ -4345,7 +4345,7 @@
                 <w:sz w:val="16"/>
                 <w:szCs w:val="16"/>
               </w:rPr>
-              <w:t xml:space="preserve">28.7</w:t>
+              <w:t xml:space="preserve">26.5</w:t>
             </w:r>
           </w:p>
         </w:tc>
@@ -4380,7 +4380,7 @@
                 <w:sz w:val="16"/>
                 <w:szCs w:val="16"/>
               </w:rPr>
-              <w:t xml:space="preserve">21.6</w:t>
+              <w:t xml:space="preserve">18.1</w:t>
             </w:r>
           </w:p>
         </w:tc>
@@ -4415,7 +4415,7 @@
                 <w:sz w:val="16"/>
                 <w:szCs w:val="16"/>
               </w:rPr>
-              <w:t xml:space="preserve">13.4</w:t>
+              <w:t xml:space="preserve">12.1</w:t>
             </w:r>
           </w:p>
         </w:tc>
@@ -4492,7 +4492,7 @@
                 <w:sz w:val="16"/>
                 <w:szCs w:val="16"/>
               </w:rPr>
-              <w:t xml:space="preserve">3.7</w:t>
+              <w:t xml:space="preserve">3.4</w:t>
             </w:r>
           </w:p>
         </w:tc>
@@ -4528,7 +4528,7 @@
                 <w:sz w:val="16"/>
                 <w:szCs w:val="16"/>
               </w:rPr>
-              <w:t xml:space="preserve">3.1</w:t>
+              <w:t xml:space="preserve">2.8</w:t>
             </w:r>
           </w:p>
         </w:tc>
@@ -4564,7 +4564,7 @@
                 <w:sz w:val="16"/>
                 <w:szCs w:val="16"/>
               </w:rPr>
-              <w:t xml:space="preserve">2.8</w:t>
+              <w:t xml:space="preserve">2.6</w:t>
             </w:r>
           </w:p>
         </w:tc>
@@ -4600,7 +4600,7 @@
                 <w:sz w:val="16"/>
                 <w:szCs w:val="16"/>
               </w:rPr>
-              <w:t xml:space="preserve">2.6</w:t>
+              <w:t xml:space="preserve">2.3</w:t>
             </w:r>
           </w:p>
         </w:tc>
@@ -4636,7 +4636,7 @@
                 <w:sz w:val="16"/>
                 <w:szCs w:val="16"/>
               </w:rPr>
-              <w:t xml:space="preserve">2.3</w:t>
+              <w:t xml:space="preserve">2.1</w:t>
             </w:r>
           </w:p>
         </w:tc>
@@ -4672,7 +4672,7 @@
                 <w:sz w:val="16"/>
                 <w:szCs w:val="16"/>
               </w:rPr>
-              <w:t xml:space="preserve">1.9</w:t>
+              <w:t xml:space="preserve">1.8</w:t>
             </w:r>
           </w:p>
         </w:tc>
@@ -4887,7 +4887,7 @@
                 <w:sz w:val="16"/>
                 <w:szCs w:val="16"/>
               </w:rPr>
-              <w:t xml:space="preserve">1,124,067</w:t>
+              <w:t xml:space="preserve">1,124,830</w:t>
             </w:r>
           </w:p>
         </w:tc>
@@ -4922,7 +4922,7 @@
                 <w:sz w:val="16"/>
                 <w:szCs w:val="16"/>
               </w:rPr>
-              <w:t xml:space="preserve">1,260,548</w:t>
+              <w:t xml:space="preserve">1,261,601</w:t>
             </w:r>
           </w:p>
         </w:tc>
@@ -5107,7 +5107,7 @@
                 <w:sz w:val="16"/>
                 <w:szCs w:val="16"/>
               </w:rPr>
-              <w:t xml:space="preserve">65,759</w:t>
+              <w:t xml:space="preserve">65,760</w:t>
             </w:r>
           </w:p>
         </w:tc>
@@ -5143,7 +5143,7 @@
                 <w:sz w:val="16"/>
                 <w:szCs w:val="16"/>
               </w:rPr>
-              <w:t xml:space="preserve">73,524</w:t>
+              <w:t xml:space="preserve">74,288</w:t>
             </w:r>
           </w:p>
         </w:tc>
@@ -5179,7 +5179,7 @@
                 <w:sz w:val="16"/>
                 <w:szCs w:val="16"/>
               </w:rPr>
-              <w:t xml:space="preserve">86,040</w:t>
+              <w:t xml:space="preserve">87,094</w:t>
             </w:r>
           </w:p>
         </w:tc>
@@ -5359,7 +5359,7 @@
                 <w:sz w:val="16"/>
                 <w:szCs w:val="16"/>
               </w:rPr>
-              <w:t xml:space="preserve">31,919</w:t>
+              <w:t xml:space="preserve">31,920</w:t>
             </w:r>
           </w:p>
         </w:tc>
@@ -5394,7 +5394,7 @@
                 <w:sz w:val="16"/>
                 <w:szCs w:val="16"/>
               </w:rPr>
-              <w:t xml:space="preserve">35,689</w:t>
+              <w:t xml:space="preserve">36,059</w:t>
             </w:r>
           </w:p>
         </w:tc>
@@ -5429,7 +5429,7 @@
                 <w:sz w:val="16"/>
                 <w:szCs w:val="16"/>
               </w:rPr>
-              <w:t xml:space="preserve">41,764</w:t>
+              <w:t xml:space="preserve">42,275</w:t>
             </w:r>
           </w:p>
         </w:tc>
@@ -5667,7 +5667,7 @@
                 <w:sz w:val="15"/>
                 <w:szCs w:val="15"/>
               </w:rPr>
-              <w:t xml:space="preserve">5,839</w:t>
+              <w:t xml:space="preserve">5,840</w:t>
             </w:r>
           </w:p>
         </w:tc>
@@ -6081,7 +6081,7 @@
                 <w:sz w:val="15"/>
                 <w:szCs w:val="15"/>
               </w:rPr>
-              <w:t xml:space="preserve">28.7</w:t>
+              <w:t xml:space="preserve">26.5</w:t>
             </w:r>
           </w:p>
         </w:tc>
@@ -6995,7 +6995,7 @@
           <w:sz w:val="17"/>
           <w:szCs w:val="17"/>
         </w:rPr>
-        <w:t xml:space="preserve">Chúng tôi đặt giả định nợ xấu FY26F ở 5.5% (từ dưới 4.5%) và FY27F ở 4.0% (từ 3.1%). Dự phòng đạt 27.2 nghìn tỷ đồng cuối Q2/2026 — bao phủ 56.7%, tăng từ 50.0% cuối 2025 — sau khi trích 7.1 nghìn tỷ đồng trong 1H26 và trích thêm 3.7 nghìn tỷ đồng trong 2H26 đủ để xóa 11.0 nghìn tỷ đồng, tương đương 34% dư nợ nhóm 5, đưa bao phủ về 55.4%.</w:t>
+        <w:t xml:space="preserve">Chúng tôi đặt giả định nợ xấu FY26F ở 5.8% (từ dưới 4.5%) và FY27F ở 4.0% (từ 3.1%). Giữ 5.5% trên nền dư nợ đã thu hẹp sẽ đòi hỏi nợ xấu phải được thu hồi ròng trong 2H26; mức 5.8% giữ số dư tuyệt đối ở 37,157 tỷ đồng và nợ xấu phát sinh mới vẫn dương. Dự phòng đạt 27.2 nghìn tỷ đồng cuối Q2/2026 — bao phủ 56.7%, tăng từ 50.0% cuối 2025 — sau khi trích 7.1 nghìn tỷ đồng trong 1H26 và trích thêm 3.1 nghìn tỷ đồng trong 2H26 đủ để xóa 11.0 nghìn tỷ đồng, tương đương 34% dư nợ nhóm 5, đưa bao phủ về 49.8%.</w:t>
       </w:r>
     </w:p>
     <w:p>
@@ -7046,7 +7046,7 @@
           <w:sz w:val="17"/>
           <w:szCs w:val="17"/>
         </w:rPr>
-        <w:t xml:space="preserve">Chúng tôi hạ giả định tăng trưởng tín dụng FY26F về 2.3%, so với 11.7% trước đây và 1.5% thực hiện trong 1H26. Dư nợ theo đó còn 640,643 tỷ đồng và NII còn 24,570 tỷ đồng (-7.9% CK), kéo LNTT FY26F xuống 7,500 tỷ đồng (-1.7% CK) — thấp hơn 7% so với kế hoạch 8,100 tỷ đồng đã được ĐHĐCĐ thông qua, trong khi bản trước còn nhỉnh hơn kế hoạch. Mức này hàm ý LNTT 2H26 khoảng 3,363 tỷ đồng so với 297 tỷ đồng của 2H25.</w:t>
+        <w:t xml:space="preserve">Chúng tôi hạ giả định tăng trưởng tín dụng FY26F về 2.3%, so với 11.7% trước đây và 1.5% thực hiện trong 1H26. Dư nợ theo đó còn 640,643 tỷ đồng và NII còn 24,570 tỷ đồng (-7.9% CK), kéo LNTT FY26F xuống 7,500 tỷ đồng (-1.7% CK) — thấp hơn 7% so với kế hoạch 8,100 tỷ đồng đã được ĐHĐCĐ thông qua, trong khi bản trước còn nhỉnh hơn kế hoạch. Mức này hàm ý LNTT 2H26 khoảng 3,364 tỷ đồng so với 297 tỷ đồng của 2H25.</w:t>
       </w:r>
     </w:p>
     <w:p>
@@ -7063,7 +7063,7 @@
           <w:sz w:val="17"/>
           <w:szCs w:val="17"/>
         </w:rPr>
-        <w:t xml:space="preserve">Các giả định FY26F khác: chi phí dự phòng 10.8 nghìn tỷ đồng (-5.0% CK) và thu nhập ngoài lãi 5,950 tỷ đồng. CIR giữ ở 40.0%, giảm về 38.0% năm FY27F và 36.0% năm FY28F; với chi phí 1H26 là 6,233 tỷ đồng, mức này đòi hỏi chi phí 2H26 chỉ 5,975 tỷ đồng, thấp hơn nửa đầu năm 4.1% — tức phải cắt giảm chi phí thực sự, không chỉ là dồn dịch hạch toán. Ở diễn biến khác, việc Sacombank thu giữ 507 giấy chứng nhận quyền sử dụng đất tại dự án Viva City đối với 350 tỷ đồng dư nợ gốc quá hạn tuy chưa trọng yếu nhưng cho thấy kênh xử lý tài sản đảm bảo mà chương trình xóa nợ 2H26 phụ thuộc vào.</w:t>
+        <w:t xml:space="preserve">Các giả định FY26F khác: chi phí dự phòng 10.2 nghìn tỷ đồng (-10.4% CK) và thu nhập ngoài lãi 5,950 tỷ đồng. CIR giữ 42.0% cho cả ba năm; với chi phí 1H26 là 6,233 tỷ đồng, mức này cho chi phí 2H26 ở 6,585 tỷ đồng, +5.6% so với nửa đầu năm, tức không giả định cắt giảm chi phí. NII FY27F tăng 15.0% khi NIM hồi phục — NII/dư nợ bình quân từ 3.88% lên 4.15% — đưa LNTT FY27F lên 10,953 tỷ đồng (+46%) và FY28F lên 16,448 tỷ đồng (+50%). Ở diễn biến khác, việc Sacombank thu giữ 507 giấy chứng nhận quyền sử dụng đất tại dự án Viva City đối với 350 tỷ đồng dư nợ gốc quá hạn tuy chưa trọng yếu nhưng cho thấy kênh xử lý tài sản đảm bảo mà chương trình xóa nợ 2H26 phụ thuộc vào.</w:t>
       </w:r>
     </w:p>
     <w:p>
@@ -7565,7 +7565,7 @@
                 <w:sz w:val="16"/>
                 <w:szCs w:val="16"/>
               </w:rPr>
-              <w:t xml:space="preserve">24,388</w:t>
+              <w:t xml:space="preserve">28,256</w:t>
             </w:r>
           </w:p>
         </w:tc>
@@ -7600,7 +7600,7 @@
                 <w:sz w:val="16"/>
                 <w:szCs w:val="16"/>
               </w:rPr>
-              <w:t xml:space="preserve">27,512</w:t>
+              <w:t xml:space="preserve">31,876</w:t>
             </w:r>
           </w:p>
         </w:tc>
@@ -8072,7 +8072,7 @@
                 <w:sz w:val="16"/>
                 <w:szCs w:val="16"/>
               </w:rPr>
-              <w:t xml:space="preserve">9,973</w:t>
+              <w:t xml:space="preserve">10,953</w:t>
             </w:r>
           </w:p>
         </w:tc>
@@ -8107,7 +8107,7 @@
                 <w:sz w:val="16"/>
                 <w:szCs w:val="16"/>
               </w:rPr>
-              <w:t xml:space="preserve">16,076</w:t>
+              <w:t xml:space="preserve">16,448</w:t>
             </w:r>
           </w:p>
         </w:tc>
@@ -8292,7 +8292,7 @@
                 <w:sz w:val="16"/>
                 <w:szCs w:val="16"/>
               </w:rPr>
-              <w:t xml:space="preserve">5,839</w:t>
+              <w:t xml:space="preserve">5,840</w:t>
             </w:r>
           </w:p>
         </w:tc>
@@ -8328,7 +8328,7 @@
                 <w:sz w:val="16"/>
                 <w:szCs w:val="16"/>
               </w:rPr>
-              <w:t xml:space="preserve">7,765</w:t>
+              <w:t xml:space="preserve">8,528</w:t>
             </w:r>
           </w:p>
         </w:tc>
@@ -8364,7 +8364,7 @@
                 <w:sz w:val="16"/>
                 <w:szCs w:val="16"/>
               </w:rPr>
-              <w:t xml:space="preserve">12,516</w:t>
+              <w:t xml:space="preserve">12,806</w:t>
             </w:r>
           </w:p>
         </w:tc>
@@ -8579,7 +8579,7 @@
                 <w:sz w:val="16"/>
                 <w:szCs w:val="16"/>
               </w:rPr>
-              <w:t xml:space="preserve">3,769</w:t>
+              <w:t xml:space="preserve">4,139</w:t>
             </w:r>
           </w:p>
         </w:tc>
@@ -8614,7 +8614,7 @@
                 <w:sz w:val="16"/>
                 <w:szCs w:val="16"/>
               </w:rPr>
-              <w:t xml:space="preserve">6,075</w:t>
+              <w:t xml:space="preserve">6,216</w:t>
             </w:r>
           </w:p>
         </w:tc>
@@ -8835,7 +8835,7 @@
                 <w:sz w:val="16"/>
                 <w:szCs w:val="16"/>
               </w:rPr>
-              <w:t xml:space="preserve">11.1</w:t>
+              <w:t xml:space="preserve">12.2</w:t>
             </w:r>
           </w:p>
         </w:tc>
@@ -8871,7 +8871,7 @@
                 <w:sz w:val="16"/>
                 <w:szCs w:val="16"/>
               </w:rPr>
-              <w:t xml:space="preserve">15.7</w:t>
+              <w:t xml:space="preserve">15.9</w:t>
             </w:r>
           </w:p>
         </w:tc>
@@ -8946,77 +8946,77 @@
                 <w:sz w:val="16"/>
                 <w:szCs w:val="16"/>
               </w:rPr>
-              <w:t xml:space="preserve">21.7</w:t>
-            </w:r>
-          </w:p>
-        </w:tc>
-        <w:tc>
-          <w:tcPr>
-            <w:tcW w:type="dxa" w:w="1148"/>
-            <w:tcBorders>
-              <w:top w:val="single" w:color="BFBFBF" w:sz="2"/>
-              <w:left w:val="none" w:color="FFFFFF" w:sz="0"/>
-              <w:bottom w:val="single" w:color="BFBFBF" w:sz="2"/>
-              <w:right w:val="none" w:color="FFFFFF" w:sz="0"/>
-            </w:tcBorders>
-            <w:tcMar>
-              <w:top w:type="dxa" w:w="40"/>
-              <w:left w:type="dxa" w:w="90"/>
-              <w:bottom w:type="dxa" w:w="40"/>
-              <w:right w:type="dxa" w:w="90"/>
-            </w:tcMar>
-            <w:vAlign w:val="center"/>
-          </w:tcPr>
-          <w:p>
-            <w:pPr>
-              <w:spacing w:after="20" w:before="20" w:line="220"/>
-              <w:jc w:val="right"/>
-            </w:pPr>
-            <w:r>
-              <w:rPr>
-                <w:rFonts w:ascii="Calibri" w:cs="Calibri" w:eastAsia="Calibri" w:hAnsi="Calibri"/>
-                <w:b w:val="false"/>
-                <w:bCs w:val="false"/>
-                <w:color w:val="000000"/>
-                <w:sz w:val="16"/>
-                <w:szCs w:val="16"/>
-              </w:rPr>
-              <w:t xml:space="preserve">16.6</w:t>
-            </w:r>
-          </w:p>
-        </w:tc>
-        <w:tc>
-          <w:tcPr>
-            <w:tcW w:type="dxa" w:w="1148"/>
-            <w:tcBorders>
-              <w:top w:val="single" w:color="BFBFBF" w:sz="2"/>
-              <w:left w:val="none" w:color="FFFFFF" w:sz="0"/>
-              <w:bottom w:val="single" w:color="BFBFBF" w:sz="2"/>
-              <w:right w:val="none" w:color="FFFFFF" w:sz="0"/>
-            </w:tcBorders>
-            <w:tcMar>
-              <w:top w:type="dxa" w:w="40"/>
-              <w:left w:type="dxa" w:w="90"/>
-              <w:bottom w:type="dxa" w:w="40"/>
-              <w:right w:type="dxa" w:w="90"/>
-            </w:tcMar>
-            <w:vAlign w:val="center"/>
-          </w:tcPr>
-          <w:p>
-            <w:pPr>
-              <w:spacing w:after="20" w:before="20" w:line="220"/>
-              <w:jc w:val="right"/>
-            </w:pPr>
-            <w:r>
-              <w:rPr>
-                <w:rFonts w:ascii="Calibri" w:cs="Calibri" w:eastAsia="Calibri" w:hAnsi="Calibri"/>
-                <w:b w:val="false"/>
-                <w:bCs w:val="false"/>
-                <w:color w:val="000000"/>
-                <w:sz w:val="16"/>
-                <w:szCs w:val="16"/>
-              </w:rPr>
-              <w:t xml:space="preserve">28.2</w:t>
+              <w:t xml:space="preserve">20.0</w:t>
+            </w:r>
+          </w:p>
+        </w:tc>
+        <w:tc>
+          <w:tcPr>
+            <w:tcW w:type="dxa" w:w="1148"/>
+            <w:tcBorders>
+              <w:top w:val="single" w:color="BFBFBF" w:sz="2"/>
+              <w:left w:val="none" w:color="FFFFFF" w:sz="0"/>
+              <w:bottom w:val="single" w:color="BFBFBF" w:sz="2"/>
+              <w:right w:val="none" w:color="FFFFFF" w:sz="0"/>
+            </w:tcBorders>
+            <w:tcMar>
+              <w:top w:type="dxa" w:w="40"/>
+              <w:left w:type="dxa" w:w="90"/>
+              <w:bottom w:type="dxa" w:w="40"/>
+              <w:right w:type="dxa" w:w="90"/>
+            </w:tcMar>
+            <w:vAlign w:val="center"/>
+          </w:tcPr>
+          <w:p>
+            <w:pPr>
+              <w:spacing w:after="20" w:before="20" w:line="220"/>
+              <w:jc w:val="right"/>
+            </w:pPr>
+            <w:r>
+              <w:rPr>
+                <w:rFonts w:ascii="Calibri" w:cs="Calibri" w:eastAsia="Calibri" w:hAnsi="Calibri"/>
+                <w:b w:val="false"/>
+                <w:bCs w:val="false"/>
+                <w:color w:val="000000"/>
+                <w:sz w:val="16"/>
+                <w:szCs w:val="16"/>
+              </w:rPr>
+              <w:t xml:space="preserve">15.3</w:t>
+            </w:r>
+          </w:p>
+        </w:tc>
+        <w:tc>
+          <w:tcPr>
+            <w:tcW w:type="dxa" w:w="1148"/>
+            <w:tcBorders>
+              <w:top w:val="single" w:color="BFBFBF" w:sz="2"/>
+              <w:left w:val="none" w:color="FFFFFF" w:sz="0"/>
+              <w:bottom w:val="single" w:color="BFBFBF" w:sz="2"/>
+              <w:right w:val="none" w:color="FFFFFF" w:sz="0"/>
+            </w:tcBorders>
+            <w:tcMar>
+              <w:top w:type="dxa" w:w="40"/>
+              <w:left w:type="dxa" w:w="90"/>
+              <w:bottom w:type="dxa" w:w="40"/>
+              <w:right w:type="dxa" w:w="90"/>
+            </w:tcMar>
+            <w:vAlign w:val="center"/>
+          </w:tcPr>
+          <w:p>
+            <w:pPr>
+              <w:spacing w:after="20" w:before="20" w:line="220"/>
+              <w:jc w:val="right"/>
+            </w:pPr>
+            <w:r>
+              <w:rPr>
+                <w:rFonts w:ascii="Calibri" w:cs="Calibri" w:eastAsia="Calibri" w:hAnsi="Calibri"/>
+                <w:b w:val="false"/>
+                <w:bCs w:val="false"/>
+                <w:color w:val="000000"/>
+                <w:sz w:val="16"/>
+                <w:szCs w:val="16"/>
+              </w:rPr>
+              <w:t xml:space="preserve">26.0</w:t>
             </w:r>
           </w:p>
         </w:tc>
@@ -9051,7 +9051,7 @@
                 <w:sz w:val="16"/>
                 <w:szCs w:val="16"/>
               </w:rPr>
-              <w:t xml:space="preserve">28.7</w:t>
+              <w:t xml:space="preserve">26.5</w:t>
             </w:r>
           </w:p>
         </w:tc>
@@ -9086,7 +9086,7 @@
                 <w:sz w:val="16"/>
                 <w:szCs w:val="16"/>
               </w:rPr>
-              <w:t xml:space="preserve">21.6</w:t>
+              <w:t xml:space="preserve">18.1</w:t>
             </w:r>
           </w:p>
         </w:tc>
@@ -9121,7 +9121,7 @@
                 <w:sz w:val="16"/>
                 <w:szCs w:val="16"/>
               </w:rPr>
-              <w:t xml:space="preserve">13.4</w:t>
+              <w:t xml:space="preserve">12.1</w:t>
             </w:r>
           </w:p>
         </w:tc>
@@ -9198,7 +9198,7 @@
                 <w:sz w:val="16"/>
                 <w:szCs w:val="16"/>
               </w:rPr>
-              <w:t xml:space="preserve">3.7</w:t>
+              <w:t xml:space="preserve">3.4</w:t>
             </w:r>
           </w:p>
         </w:tc>
@@ -9234,7 +9234,7 @@
                 <w:sz w:val="16"/>
                 <w:szCs w:val="16"/>
               </w:rPr>
-              <w:t xml:space="preserve">3.1</w:t>
+              <w:t xml:space="preserve">2.8</w:t>
             </w:r>
           </w:p>
         </w:tc>
@@ -9270,7 +9270,7 @@
                 <w:sz w:val="16"/>
                 <w:szCs w:val="16"/>
               </w:rPr>
-              <w:t xml:space="preserve">2.8</w:t>
+              <w:t xml:space="preserve">2.6</w:t>
             </w:r>
           </w:p>
         </w:tc>
@@ -9306,7 +9306,7 @@
                 <w:sz w:val="16"/>
                 <w:szCs w:val="16"/>
               </w:rPr>
-              <w:t xml:space="preserve">2.6</w:t>
+              <w:t xml:space="preserve">2.3</w:t>
             </w:r>
           </w:p>
         </w:tc>
@@ -9342,7 +9342,7 @@
                 <w:sz w:val="16"/>
                 <w:szCs w:val="16"/>
               </w:rPr>
-              <w:t xml:space="preserve">2.3</w:t>
+              <w:t xml:space="preserve">2.1</w:t>
             </w:r>
           </w:p>
         </w:tc>
@@ -9378,7 +9378,7 @@
                 <w:sz w:val="16"/>
                 <w:szCs w:val="16"/>
               </w:rPr>
-              <w:t xml:space="preserve">1.9</w:t>
+              <w:t xml:space="preserve">1.8</w:t>
             </w:r>
           </w:p>
         </w:tc>
@@ -9593,7 +9593,7 @@
                 <w:sz w:val="16"/>
                 <w:szCs w:val="16"/>
               </w:rPr>
-              <w:t xml:space="preserve">1,124,067</w:t>
+              <w:t xml:space="preserve">1,124,830</w:t>
             </w:r>
           </w:p>
         </w:tc>
@@ -9628,7 +9628,7 @@
                 <w:sz w:val="16"/>
                 <w:szCs w:val="16"/>
               </w:rPr>
-              <w:t xml:space="preserve">1,260,548</w:t>
+              <w:t xml:space="preserve">1,261,601</w:t>
             </w:r>
           </w:p>
         </w:tc>
@@ -9813,7 +9813,7 @@
                 <w:sz w:val="16"/>
                 <w:szCs w:val="16"/>
               </w:rPr>
-              <w:t xml:space="preserve">65,759</w:t>
+              <w:t xml:space="preserve">65,760</w:t>
             </w:r>
           </w:p>
         </w:tc>
@@ -9849,7 +9849,7 @@
                 <w:sz w:val="16"/>
                 <w:szCs w:val="16"/>
               </w:rPr>
-              <w:t xml:space="preserve">73,524</w:t>
+              <w:t xml:space="preserve">74,288</w:t>
             </w:r>
           </w:p>
         </w:tc>
@@ -9885,7 +9885,7 @@
                 <w:sz w:val="16"/>
                 <w:szCs w:val="16"/>
               </w:rPr>
-              <w:t xml:space="preserve">86,040</w:t>
+              <w:t xml:space="preserve">87,094</w:t>
             </w:r>
           </w:p>
         </w:tc>
@@ -10065,7 +10065,7 @@
                 <w:sz w:val="16"/>
                 <w:szCs w:val="16"/>
               </w:rPr>
-              <w:t xml:space="preserve">31,919</w:t>
+              <w:t xml:space="preserve">31,920</w:t>
             </w:r>
           </w:p>
         </w:tc>
@@ -10100,7 +10100,7 @@
                 <w:sz w:val="16"/>
                 <w:szCs w:val="16"/>
               </w:rPr>
-              <w:t xml:space="preserve">35,689</w:t>
+              <w:t xml:space="preserve">36,059</w:t>
             </w:r>
           </w:p>
         </w:tc>
@@ -10135,7 +10135,7 @@
                 <w:sz w:val="16"/>
                 <w:szCs w:val="16"/>
               </w:rPr>
-              <w:t xml:space="preserve">41,764</w:t>
+              <w:t xml:space="preserve">42,275</w:t>
             </w:r>
           </w:p>
         </w:tc>

--- a/MASVN_RS_2H26_Outlook_STB_FPT_Note_Aug2026.docx
+++ b/MASVN_RS_2H26_Outlook_STB_FPT_Note_Aug2026.docx
@@ -961,7 +961,7 @@
                 <w:sz w:val="15"/>
                 <w:szCs w:val="15"/>
               </w:rPr>
-              <w:t xml:space="preserve">5,840</w:t>
+              <w:t xml:space="preserve">5,809</w:t>
             </w:r>
           </w:p>
         </w:tc>
@@ -1237,7 +1237,7 @@
                 <w:sz w:val="15"/>
                 <w:szCs w:val="15"/>
               </w:rPr>
-              <w:t xml:space="preserve">-1.7</w:t>
+              <w:t xml:space="preserve">-2.2</w:t>
             </w:r>
           </w:p>
         </w:tc>
@@ -1375,7 +1375,7 @@
                 <w:sz w:val="15"/>
                 <w:szCs w:val="15"/>
               </w:rPr>
-              <w:t xml:space="preserve">26.5</w:t>
+              <w:t xml:space="preserve">26.6</w:t>
             </w:r>
           </w:p>
         </w:tc>
@@ -2289,7 +2289,7 @@
           <w:sz w:val="17"/>
           <w:szCs w:val="17"/>
         </w:rPr>
-        <w:t xml:space="preserve">We set FY26F NPL at 5.8%, from below 4.5%, and FY27F at 4.0% from 3.1%. Holding the ratio at 5.5% on the smaller loan book would have required net NPL recoveries in 2H26; 5.8% keeps the absolute balance at VND37,157bn and implied net formation just positive. Reserves reached VND27.2tn at end-2Q26 — 56.7% coverage, up from 50.0% at end-FY25 — after VND7.1tn of 1H26 charges. A further VND3.1tn charge in 2H26 funds write-offs of VND11.0tn, or 34% of the Group 5 balance, leaving coverage at 49.8%.</w:t>
+        <w:t xml:space="preserve">We set FY26F NPL at 5.8%, from below 4.5%, and FY27F at 4.0% from 3.1%. Holding the ratio at 5.5% on the smaller loan book would have required net NPL recoveries in 2H26; 5.8% keeps the absolute balance at VND37,157bn and implied net formation just positive. Reserves reached VND27.2tn at end-2Q26 — 56.7% coverage, up from 50.0% at end-FY25 — after VND7.1tn of 1H26 charges. A further VND3.1tn charge in 2H26 funds write-offs of VND11.0tn, or 34% of the Group 5 balance, leaving coverage at 50.9%.</w:t>
       </w:r>
     </w:p>
     <w:p>
@@ -2306,7 +2306,7 @@
           <w:sz w:val="17"/>
           <w:szCs w:val="17"/>
         </w:rPr>
-        <w:t xml:space="preserve">FY26F PBT set at VND7,500bn on the loan growth reset:</w:t>
+        <w:t xml:space="preserve">FY26F PBT of VND7,461bn on the loan growth reset:</w:t>
       </w:r>
     </w:p>
     <w:p>
@@ -2340,7 +2340,7 @@
           <w:sz w:val="17"/>
           <w:szCs w:val="17"/>
         </w:rPr>
-        <w:t xml:space="preserve">We now carry FY26F loan growth of 2.3%, against the 11.7% previously assumed and the 1.5% delivered in 1H26. That takes gross loans to VND640,643bn and NII to VND24,570bn (-7.9% YoY), and we set FY26F PBT at VND7,500bn (-1.7% YoY) — 7.4% below the board-approved plan of VND8,100bn, where we previously sat marginally above it. The implied 2H26 PBT is VND3,364bn against VND297bn in 2H25.</w:t>
+        <w:t xml:space="preserve">We now carry FY26F loan growth of 2.3%, against the 11.7% previously assumed and the 1.5% delivered in 1H26. That takes gross loans to VND640,643bn and NII to VND24,531bn (-8.1% YoY), and FY26F PBT to VND7,461bn (-2.2% YoY) — 7.9% below the board-approved plan of VND8,100bn, where we previously sat marginally above it. The implied 2H26 PBT is VND3,324bn against VND297bn in 2H25.</w:t>
       </w:r>
     </w:p>
     <w:p>
@@ -2357,7 +2357,7 @@
           <w:sz w:val="17"/>
           <w:szCs w:val="17"/>
         </w:rPr>
-        <w:t xml:space="preserve">Other FY26F assumptions: a provisioning charge of VND10.2tn (-10.4% YoY) and non-interest income of VND5,950bn. We carry CIR at 42.0% across all three years; on 1H26 opex of VND6,233bn that puts 2H26 costs at VND6,585bn, +5.6% on the first half, so no cost reduction is being assumed. FY27F NII grows 15.0% as NIM recovers — NII/average loans goes from 3.88% to 4.15% — which carries FY27F PBT to VND10,953bn (+46%) and FY28F to VND16,448bn (+50%). Separately, STB's seizure of 507 land-use right certificates at LDG's Viva City against VND350bn of overdue principal is immaterial in size but shows the collateral channel the write-off programme depends on.</w:t>
+        <w:t xml:space="preserve">Other FY26F assumptions: a provisioning charge of VND10.2tn (-10.4% YoY) and non-interest income of VND5,950bn. CIR is 42.1% in FY26F, 43.6% in FY27F and 43.4% in FY28F; on 1H26 opex of VND6,233bn that puts 2H26 costs at VND6,585bn, +5.6% on the first half, so no cost reduction is assumed. FY27F NII grows 9.9% as NIM turns — NII/average loans goes from 3.87% to 3.96% — carrying FY27F PBT to VND9,642bn (+29%) and FY28F to VND15,170bn (+57%). Separately, STB's seizure of 507 land-use right certificates at LDG's Viva City against VND350bn of overdue principal is immaterial in size but shows the collateral channel the write-off programme depends on.</w:t>
       </w:r>
     </w:p>
     <w:p>
@@ -2824,7 +2824,7 @@
                 <w:sz w:val="16"/>
                 <w:szCs w:val="16"/>
               </w:rPr>
-              <w:t xml:space="preserve">24,570</w:t>
+              <w:t xml:space="preserve">24,531</w:t>
             </w:r>
           </w:p>
         </w:tc>
@@ -2859,7 +2859,7 @@
                 <w:sz w:val="16"/>
                 <w:szCs w:val="16"/>
               </w:rPr>
-              <w:t xml:space="preserve">28,256</w:t>
+              <w:t xml:space="preserve">26,954</w:t>
             </w:r>
           </w:p>
         </w:tc>
@@ -2894,7 +2894,7 @@
                 <w:sz w:val="16"/>
                 <w:szCs w:val="16"/>
               </w:rPr>
-              <w:t xml:space="preserve">31,876</w:t>
+              <w:t xml:space="preserve">30,600</w:t>
             </w:r>
           </w:p>
         </w:tc>
@@ -3331,7 +3331,7 @@
                 <w:sz w:val="16"/>
                 <w:szCs w:val="16"/>
               </w:rPr>
-              <w:t xml:space="preserve">7,500</w:t>
+              <w:t xml:space="preserve">7,461</w:t>
             </w:r>
           </w:p>
         </w:tc>
@@ -3366,7 +3366,7 @@
                 <w:sz w:val="16"/>
                 <w:szCs w:val="16"/>
               </w:rPr>
-              <w:t xml:space="preserve">10,953</w:t>
+              <w:t xml:space="preserve">9,642</w:t>
             </w:r>
           </w:p>
         </w:tc>
@@ -3401,7 +3401,7 @@
                 <w:sz w:val="16"/>
                 <w:szCs w:val="16"/>
               </w:rPr>
-              <w:t xml:space="preserve">16,448</w:t>
+              <w:t xml:space="preserve">15,170</w:t>
             </w:r>
           </w:p>
         </w:tc>
@@ -3586,7 +3586,7 @@
                 <w:sz w:val="16"/>
                 <w:szCs w:val="16"/>
               </w:rPr>
-              <w:t xml:space="preserve">5,840</w:t>
+              <w:t xml:space="preserve">5,809</w:t>
             </w:r>
           </w:p>
         </w:tc>
@@ -3622,7 +3622,7 @@
                 <w:sz w:val="16"/>
                 <w:szCs w:val="16"/>
               </w:rPr>
-              <w:t xml:space="preserve">8,528</w:t>
+              <w:t xml:space="preserve">7,507</w:t>
             </w:r>
           </w:p>
         </w:tc>
@@ -3658,7 +3658,7 @@
                 <w:sz w:val="16"/>
                 <w:szCs w:val="16"/>
               </w:rPr>
-              <w:t xml:space="preserve">12,806</w:t>
+              <w:t xml:space="preserve">11,811</w:t>
             </w:r>
           </w:p>
         </w:tc>
@@ -3838,7 +3838,7 @@
                 <w:sz w:val="16"/>
                 <w:szCs w:val="16"/>
               </w:rPr>
-              <w:t xml:space="preserve">2,834</w:t>
+              <w:t xml:space="preserve">2,820</w:t>
             </w:r>
           </w:p>
         </w:tc>
@@ -3873,7 +3873,7 @@
                 <w:sz w:val="16"/>
                 <w:szCs w:val="16"/>
               </w:rPr>
-              <w:t xml:space="preserve">4,139</w:t>
+              <w:t xml:space="preserve">3,644</w:t>
             </w:r>
           </w:p>
         </w:tc>
@@ -3908,7 +3908,7 @@
                 <w:sz w:val="16"/>
                 <w:szCs w:val="16"/>
               </w:rPr>
-              <w:t xml:space="preserve">6,216</w:t>
+              <w:t xml:space="preserve">5,733</w:t>
             </w:r>
           </w:p>
         </w:tc>
@@ -4093,7 +4093,7 @@
                 <w:sz w:val="16"/>
                 <w:szCs w:val="16"/>
               </w:rPr>
-              <w:t xml:space="preserve">8.9</w:t>
+              <w:t xml:space="preserve">8.8</w:t>
             </w:r>
           </w:p>
         </w:tc>
@@ -4129,7 +4129,7 @@
                 <w:sz w:val="16"/>
                 <w:szCs w:val="16"/>
               </w:rPr>
-              <w:t xml:space="preserve">12.2</w:t>
+              <w:t xml:space="preserve">10.8</w:t>
             </w:r>
           </w:p>
         </w:tc>
@@ -4165,7 +4165,7 @@
                 <w:sz w:val="16"/>
                 <w:szCs w:val="16"/>
               </w:rPr>
-              <w:t xml:space="preserve">15.9</w:t>
+              <w:t xml:space="preserve">14.9</w:t>
             </w:r>
           </w:p>
         </w:tc>
@@ -4345,7 +4345,7 @@
                 <w:sz w:val="16"/>
                 <w:szCs w:val="16"/>
               </w:rPr>
-              <w:t xml:space="preserve">26.5</w:t>
+              <w:t xml:space="preserve">26.6</w:t>
             </w:r>
           </w:p>
         </w:tc>
@@ -4380,7 +4380,7 @@
                 <w:sz w:val="16"/>
                 <w:szCs w:val="16"/>
               </w:rPr>
-              <w:t xml:space="preserve">18.1</w:t>
+              <w:t xml:space="preserve">20.6</w:t>
             </w:r>
           </w:p>
         </w:tc>
@@ -4415,7 +4415,7 @@
                 <w:sz w:val="16"/>
                 <w:szCs w:val="16"/>
               </w:rPr>
-              <w:t xml:space="preserve">12.1</w:t>
+              <w:t xml:space="preserve">13.1</w:t>
             </w:r>
           </w:p>
         </w:tc>
@@ -4600,7 +4600,7 @@
                 <w:sz w:val="16"/>
                 <w:szCs w:val="16"/>
               </w:rPr>
-              <w:t xml:space="preserve">2.3</w:t>
+              <w:t xml:space="preserve">2.4</w:t>
             </w:r>
           </w:p>
         </w:tc>
@@ -4852,7 +4852,7 @@
                 <w:sz w:val="16"/>
                 <w:szCs w:val="16"/>
               </w:rPr>
-              <w:t xml:space="preserve">1,013,584</w:t>
+              <w:t xml:space="preserve">1,013,554</w:t>
             </w:r>
           </w:p>
         </w:tc>
@@ -4887,7 +4887,7 @@
                 <w:sz w:val="16"/>
                 <w:szCs w:val="16"/>
               </w:rPr>
-              <w:t xml:space="preserve">1,124,830</w:t>
+              <w:t xml:space="preserve">1,125,217</w:t>
             </w:r>
           </w:p>
         </w:tc>
@@ -4922,7 +4922,7 @@
                 <w:sz w:val="16"/>
                 <w:szCs w:val="16"/>
               </w:rPr>
-              <w:t xml:space="preserve">1,261,601</w:t>
+              <w:t xml:space="preserve">1,262,387</w:t>
             </w:r>
           </w:p>
         </w:tc>
@@ -5107,7 +5107,7 @@
                 <w:sz w:val="16"/>
                 <w:szCs w:val="16"/>
               </w:rPr>
-              <w:t xml:space="preserve">65,760</w:t>
+              <w:t xml:space="preserve">65,729</w:t>
             </w:r>
           </w:p>
         </w:tc>
@@ -5143,7 +5143,7 @@
                 <w:sz w:val="16"/>
                 <w:szCs w:val="16"/>
               </w:rPr>
-              <w:t xml:space="preserve">74,288</w:t>
+              <w:t xml:space="preserve">73,236</w:t>
             </w:r>
           </w:p>
         </w:tc>
@@ -5179,7 +5179,7 @@
                 <w:sz w:val="16"/>
                 <w:szCs w:val="16"/>
               </w:rPr>
-              <w:t xml:space="preserve">87,094</w:t>
+              <w:t xml:space="preserve">85,047</w:t>
             </w:r>
           </w:p>
         </w:tc>
@@ -5359,7 +5359,7 @@
                 <w:sz w:val="16"/>
                 <w:szCs w:val="16"/>
               </w:rPr>
-              <w:t xml:space="preserve">31,920</w:t>
+              <w:t xml:space="preserve">31,905</w:t>
             </w:r>
           </w:p>
         </w:tc>
@@ -5394,7 +5394,7 @@
                 <w:sz w:val="16"/>
                 <w:szCs w:val="16"/>
               </w:rPr>
-              <w:t xml:space="preserve">36,059</w:t>
+              <w:t xml:space="preserve">35,549</w:t>
             </w:r>
           </w:p>
         </w:tc>
@@ -5429,7 +5429,7 @@
                 <w:sz w:val="16"/>
                 <w:szCs w:val="16"/>
               </w:rPr>
-              <w:t xml:space="preserve">42,275</w:t>
+              <w:t xml:space="preserve">41,282</w:t>
             </w:r>
           </w:p>
         </w:tc>
@@ -5667,7 +5667,7 @@
                 <w:sz w:val="15"/>
                 <w:szCs w:val="15"/>
               </w:rPr>
-              <w:t xml:space="preserve">5,840</w:t>
+              <w:t xml:space="preserve">5,809</w:t>
             </w:r>
           </w:p>
         </w:tc>
@@ -5943,7 +5943,7 @@
                 <w:sz w:val="15"/>
                 <w:szCs w:val="15"/>
               </w:rPr>
-              <w:t xml:space="preserve">-1.7</w:t>
+              <w:t xml:space="preserve">-2.2</w:t>
             </w:r>
           </w:p>
         </w:tc>
@@ -6081,7 +6081,7 @@
                 <w:sz w:val="15"/>
                 <w:szCs w:val="15"/>
               </w:rPr>
-              <w:t xml:space="preserve">26.5</w:t>
+              <w:t xml:space="preserve">26.6</w:t>
             </w:r>
           </w:p>
         </w:tc>
@@ -6995,7 +6995,7 @@
           <w:sz w:val="17"/>
           <w:szCs w:val="17"/>
         </w:rPr>
-        <w:t xml:space="preserve">Chúng tôi đặt giả định nợ xấu FY26F ở 5.8% (từ dưới 4.5%) và FY27F ở 4.0% (từ 3.1%). Giữ 5.5% trên nền dư nợ đã thu hẹp sẽ đòi hỏi nợ xấu phải được thu hồi ròng trong 2H26; mức 5.8% giữ số dư tuyệt đối ở 37,157 tỷ đồng và nợ xấu phát sinh mới vẫn dương. Dự phòng đạt 27.2 nghìn tỷ đồng cuối Q2/2026 — bao phủ 56.7%, tăng từ 50.0% cuối 2025 — sau khi trích 7.1 nghìn tỷ đồng trong 1H26 và trích thêm 3.1 nghìn tỷ đồng trong 2H26 đủ để xóa 11.0 nghìn tỷ đồng, tương đương 34% dư nợ nhóm 5, đưa bao phủ về 49.8%.</w:t>
+        <w:t xml:space="preserve">Chúng tôi đặt giả định nợ xấu FY26F ở 5.8% (từ dưới 4.5%) và FY27F ở 4.0% (từ 3.1%). Giữ 5.5% trên nền dư nợ đã thu hẹp sẽ đòi hỏi nợ xấu phải được thu hồi ròng trong 2H26; mức 5.8% giữ số dư tuyệt đối ở 37,157 tỷ đồng và nợ xấu phát sinh mới vẫn dương. Dự phòng đạt 27.2 nghìn tỷ đồng cuối Q2/2026 — bao phủ 56.7%, tăng từ 50.0% cuối 2025 — sau khi trích 7.1 nghìn tỷ đồng trong 1H26 và trích thêm 3.1 nghìn tỷ đồng trong 2H26 đủ để xóa 11.0 nghìn tỷ đồng, tương đương 34% dư nợ nhóm 5, đưa bao phủ về 50.9%.</w:t>
       </w:r>
     </w:p>
     <w:p>
@@ -7046,7 +7046,7 @@
           <w:sz w:val="17"/>
           <w:szCs w:val="17"/>
         </w:rPr>
-        <w:t xml:space="preserve">Chúng tôi hạ giả định tăng trưởng tín dụng FY26F về 2.3%, so với 11.7% trước đây và 1.5% thực hiện trong 1H26. Dư nợ theo đó còn 640,643 tỷ đồng và NII còn 24,570 tỷ đồng (-7.9% CK), kéo LNTT FY26F xuống 7,500 tỷ đồng (-1.7% CK) — thấp hơn 7% so với kế hoạch 8,100 tỷ đồng đã được ĐHĐCĐ thông qua, trong khi bản trước còn nhỉnh hơn kế hoạch. Mức này hàm ý LNTT 2H26 khoảng 3,364 tỷ đồng so với 297 tỷ đồng của 2H25.</w:t>
+        <w:t xml:space="preserve">Chúng tôi hạ giả định tăng trưởng tín dụng FY26F về 2.3%, so với 11.7% trước đây và 1.5% thực hiện trong 1H26. Dư nợ theo đó còn 640,643 tỷ đồng và NII còn 24,531 tỷ đồng (-8.1% CK), kéo LNTT FY26F xuống 7,461 tỷ đồng (-2.2% CK) — thấp hơn 8% so với kế hoạch 8,100 tỷ đồng đã được ĐHĐCĐ thông qua, trong khi bản trước còn nhỉnh hơn kế hoạch. Mức này hàm ý LNTT 2H26 khoảng 3,324 tỷ đồng so với 297 tỷ đồng của 2H25.</w:t>
       </w:r>
     </w:p>
     <w:p>
@@ -7063,7 +7063,7 @@
           <w:sz w:val="17"/>
           <w:szCs w:val="17"/>
         </w:rPr>
-        <w:t xml:space="preserve">Các giả định FY26F khác: chi phí dự phòng 10.2 nghìn tỷ đồng (-10.4% CK) và thu nhập ngoài lãi 5,950 tỷ đồng. CIR giữ 42.0% cho cả ba năm; với chi phí 1H26 là 6,233 tỷ đồng, mức này cho chi phí 2H26 ở 6,585 tỷ đồng, +5.6% so với nửa đầu năm, tức không giả định cắt giảm chi phí. NII FY27F tăng 15.0% khi NIM hồi phục — NII/dư nợ bình quân từ 3.88% lên 4.15% — đưa LNTT FY27F lên 10,953 tỷ đồng (+46%) và FY28F lên 16,448 tỷ đồng (+50%). Ở diễn biến khác, việc Sacombank thu giữ 507 giấy chứng nhận quyền sử dụng đất tại dự án Viva City đối với 350 tỷ đồng dư nợ gốc quá hạn tuy chưa trọng yếu nhưng cho thấy kênh xử lý tài sản đảm bảo mà chương trình xóa nợ 2H26 phụ thuộc vào.</w:t>
+        <w:t xml:space="preserve">Các giả định FY26F khác: chi phí dự phòng 10.2 nghìn tỷ đồng (-10.4% CK) và thu nhập ngoài lãi 5,950 tỷ đồng. CIR ở 42.1% năm FY26F, 43.6% FY27F và 43.4% FY28F; với chi phí 1H26 là 6,233 tỷ đồng, mức này cho chi phí 2H26 ở 6,585 tỷ đồng, +5.6% so với nửa đầu năm, tức không giả định cắt giảm chi phí. NII FY27F tăng 9.9% khi NIM đảo chiều — NII/dư nợ bình quân từ 3.87% lên 3.96% — đưa LNTT FY27F lên 9,642 tỷ đồng (+29%) và FY28F lên 15,170 tỷ đồng (+57%). Ở diễn biến khác, việc Sacombank thu giữ 507 giấy chứng nhận quyền sử dụng đất tại dự án Viva City đối với 350 tỷ đồng dư nợ gốc quá hạn tuy chưa trọng yếu nhưng cho thấy kênh xử lý tài sản đảm bảo mà chương trình xóa nợ 2H26 phụ thuộc vào.</w:t>
       </w:r>
     </w:p>
     <w:p>
@@ -7530,7 +7530,7 @@
                 <w:sz w:val="16"/>
                 <w:szCs w:val="16"/>
               </w:rPr>
-              <w:t xml:space="preserve">24,570</w:t>
+              <w:t xml:space="preserve">24,531</w:t>
             </w:r>
           </w:p>
         </w:tc>
@@ -7565,7 +7565,7 @@
                 <w:sz w:val="16"/>
                 <w:szCs w:val="16"/>
               </w:rPr>
-              <w:t xml:space="preserve">28,256</w:t>
+              <w:t xml:space="preserve">26,954</w:t>
             </w:r>
           </w:p>
         </w:tc>
@@ -7600,7 +7600,7 @@
                 <w:sz w:val="16"/>
                 <w:szCs w:val="16"/>
               </w:rPr>
-              <w:t xml:space="preserve">31,876</w:t>
+              <w:t xml:space="preserve">30,600</w:t>
             </w:r>
           </w:p>
         </w:tc>
@@ -8037,7 +8037,7 @@
                 <w:sz w:val="16"/>
                 <w:szCs w:val="16"/>
               </w:rPr>
-              <w:t xml:space="preserve">7,500</w:t>
+              <w:t xml:space="preserve">7,461</w:t>
             </w:r>
           </w:p>
         </w:tc>
@@ -8072,7 +8072,7 @@
                 <w:sz w:val="16"/>
                 <w:szCs w:val="16"/>
               </w:rPr>
-              <w:t xml:space="preserve">10,953</w:t>
+              <w:t xml:space="preserve">9,642</w:t>
             </w:r>
           </w:p>
         </w:tc>
@@ -8107,7 +8107,7 @@
                 <w:sz w:val="16"/>
                 <w:szCs w:val="16"/>
               </w:rPr>
-              <w:t xml:space="preserve">16,448</w:t>
+              <w:t xml:space="preserve">15,170</w:t>
             </w:r>
           </w:p>
         </w:tc>
@@ -8292,7 +8292,7 @@
                 <w:sz w:val="16"/>
                 <w:szCs w:val="16"/>
               </w:rPr>
-              <w:t xml:space="preserve">5,840</w:t>
+              <w:t xml:space="preserve">5,809</w:t>
             </w:r>
           </w:p>
         </w:tc>
@@ -8328,7 +8328,7 @@
                 <w:sz w:val="16"/>
                 <w:szCs w:val="16"/>
               </w:rPr>
-              <w:t xml:space="preserve">8,528</w:t>
+              <w:t xml:space="preserve">7,507</w:t>
             </w:r>
           </w:p>
         </w:tc>
@@ -8364,7 +8364,7 @@
                 <w:sz w:val="16"/>
                 <w:szCs w:val="16"/>
               </w:rPr>
-              <w:t xml:space="preserve">12,806</w:t>
+              <w:t xml:space="preserve">11,811</w:t>
             </w:r>
           </w:p>
         </w:tc>
@@ -8544,7 +8544,7 @@
                 <w:sz w:val="16"/>
                 <w:szCs w:val="16"/>
               </w:rPr>
-              <w:t xml:space="preserve">2,834</w:t>
+              <w:t xml:space="preserve">2,820</w:t>
             </w:r>
           </w:p>
         </w:tc>
@@ -8579,7 +8579,7 @@
                 <w:sz w:val="16"/>
                 <w:szCs w:val="16"/>
               </w:rPr>
-              <w:t xml:space="preserve">4,139</w:t>
+              <w:t xml:space="preserve">3,644</w:t>
             </w:r>
           </w:p>
         </w:tc>
@@ -8614,7 +8614,7 @@
                 <w:sz w:val="16"/>
                 <w:szCs w:val="16"/>
               </w:rPr>
-              <w:t xml:space="preserve">6,216</w:t>
+              <w:t xml:space="preserve">5,733</w:t>
             </w:r>
           </w:p>
         </w:tc>
@@ -8799,7 +8799,7 @@
                 <w:sz w:val="16"/>
                 <w:szCs w:val="16"/>
               </w:rPr>
-              <w:t xml:space="preserve">8.9</w:t>
+              <w:t xml:space="preserve">8.8</w:t>
             </w:r>
           </w:p>
         </w:tc>
@@ -8835,7 +8835,7 @@
                 <w:sz w:val="16"/>
                 <w:szCs w:val="16"/>
               </w:rPr>
-              <w:t xml:space="preserve">12.2</w:t>
+              <w:t xml:space="preserve">10.8</w:t>
             </w:r>
           </w:p>
         </w:tc>
@@ -8871,7 +8871,7 @@
                 <w:sz w:val="16"/>
                 <w:szCs w:val="16"/>
               </w:rPr>
-              <w:t xml:space="preserve">15.9</w:t>
+              <w:t xml:space="preserve">14.9</w:t>
             </w:r>
           </w:p>
         </w:tc>
@@ -9051,7 +9051,7 @@
                 <w:sz w:val="16"/>
                 <w:szCs w:val="16"/>
               </w:rPr>
-              <w:t xml:space="preserve">26.5</w:t>
+              <w:t xml:space="preserve">26.6</w:t>
             </w:r>
           </w:p>
         </w:tc>
@@ -9086,7 +9086,7 @@
                 <w:sz w:val="16"/>
                 <w:szCs w:val="16"/>
               </w:rPr>
-              <w:t xml:space="preserve">18.1</w:t>
+              <w:t xml:space="preserve">20.6</w:t>
             </w:r>
           </w:p>
         </w:tc>
@@ -9121,7 +9121,7 @@
                 <w:sz w:val="16"/>
                 <w:szCs w:val="16"/>
               </w:rPr>
-              <w:t xml:space="preserve">12.1</w:t>
+              <w:t xml:space="preserve">13.1</w:t>
             </w:r>
           </w:p>
         </w:tc>
@@ -9306,7 +9306,7 @@
                 <w:sz w:val="16"/>
                 <w:szCs w:val="16"/>
               </w:rPr>
-              <w:t xml:space="preserve">2.3</w:t>
+              <w:t xml:space="preserve">2.4</w:t>
             </w:r>
           </w:p>
         </w:tc>
@@ -9558,7 +9558,7 @@
                 <w:sz w:val="16"/>
                 <w:szCs w:val="16"/>
               </w:rPr>
-              <w:t xml:space="preserve">1,013,584</w:t>
+              <w:t xml:space="preserve">1,013,554</w:t>
             </w:r>
           </w:p>
         </w:tc>
@@ -9593,7 +9593,7 @@
                 <w:sz w:val="16"/>
                 <w:szCs w:val="16"/>
               </w:rPr>
-              <w:t xml:space="preserve">1,124,830</w:t>
+              <w:t xml:space="preserve">1,125,217</w:t>
             </w:r>
           </w:p>
         </w:tc>
@@ -9628,7 +9628,7 @@
                 <w:sz w:val="16"/>
                 <w:szCs w:val="16"/>
               </w:rPr>
-              <w:t xml:space="preserve">1,261,601</w:t>
+              <w:t xml:space="preserve">1,262,387</w:t>
             </w:r>
           </w:p>
         </w:tc>
@@ -9813,7 +9813,7 @@
                 <w:sz w:val="16"/>
                 <w:szCs w:val="16"/>
               </w:rPr>
-              <w:t xml:space="preserve">65,760</w:t>
+              <w:t xml:space="preserve">65,729</w:t>
             </w:r>
           </w:p>
         </w:tc>
@@ -9849,7 +9849,7 @@
                 <w:sz w:val="16"/>
                 <w:szCs w:val="16"/>
               </w:rPr>
-              <w:t xml:space="preserve">74,288</w:t>
+              <w:t xml:space="preserve">73,236</w:t>
             </w:r>
           </w:p>
         </w:tc>
@@ -9885,7 +9885,7 @@
                 <w:sz w:val="16"/>
                 <w:szCs w:val="16"/>
               </w:rPr>
-              <w:t xml:space="preserve">87,094</w:t>
+              <w:t xml:space="preserve">85,047</w:t>
             </w:r>
           </w:p>
         </w:tc>
@@ -10065,7 +10065,7 @@
                 <w:sz w:val="16"/>
                 <w:szCs w:val="16"/>
               </w:rPr>
-              <w:t xml:space="preserve">31,920</w:t>
+              <w:t xml:space="preserve">31,905</w:t>
             </w:r>
           </w:p>
         </w:tc>
@@ -10100,7 +10100,7 @@
                 <w:sz w:val="16"/>
                 <w:szCs w:val="16"/>
               </w:rPr>
-              <w:t xml:space="preserve">36,059</w:t>
+              <w:t xml:space="preserve">35,549</w:t>
             </w:r>
           </w:p>
         </w:tc>
@@ -10135,7 +10135,7 @@
                 <w:sz w:val="16"/>
                 <w:szCs w:val="16"/>
               </w:rPr>
-              <w:t xml:space="preserve">42,275</w:t>
+              <w:t xml:space="preserve">41,282</w:t>
             </w:r>
           </w:p>
         </w:tc>

--- a/MASVN_RS_2H26_Outlook_STB_FPT_Note_Aug2026.docx
+++ b/MASVN_RS_2H26_Outlook_STB_FPT_Note_Aug2026.docx
@@ -2357,7 +2357,7 @@
           <w:sz w:val="17"/>
           <w:szCs w:val="17"/>
         </w:rPr>
-        <w:t xml:space="preserve">Other FY26F assumptions: a provisioning charge of VND10.2tn (-10.4% YoY) and non-interest income of VND5,950bn. CIR is 42.1% in FY26F, 43.6% in FY27F and 43.4% in FY28F; on 1H26 opex of VND6,233bn that puts 2H26 costs at VND6,585bn, +5.6% on the first half, so no cost reduction is assumed. FY27F NII grows 9.9% as NIM turns — NII/average loans goes from 3.87% to 3.96% — carrying FY27F PBT to VND9,642bn (+29%) and FY28F to VND15,170bn (+57%). Separately, STB's seizure of 507 land-use right certificates at LDG's Viva City against VND350bn of overdue principal is immaterial in size but shows the collateral channel the write-off programme depends on.</w:t>
+        <w:t xml:space="preserve">Other FY26F assumptions: a provisioning charge of VND10.2tn (-10.4% YoY) and non-interest income of VND5,950bn. CIR steps down from 42.1% in FY26F to 40.0% in FY27F and 38.0% in FY28F; on 1H26 opex of VND6,233bn that puts 2H26 costs at VND6,585bn, +5.6% on the first half, so no cost reduction is assumed. FY27F NII grows 9.9% as NIM turns — NII/average loans goes from 3.87% to 3.96% — carrying FY27F PBT to VND10,872bn (+46%) and FY28F to VND17,271bn (+59%). Separately, STB's seizure of 507 land-use right certificates at LDG's Viva City against VND350bn of overdue principal is immaterial in size but shows the collateral channel the write-off programme depends on.</w:t>
       </w:r>
     </w:p>
     <w:p>
@@ -3366,7 +3366,7 @@
                 <w:sz w:val="16"/>
                 <w:szCs w:val="16"/>
               </w:rPr>
-              <w:t xml:space="preserve">9,642</w:t>
+              <w:t xml:space="preserve">10,872</w:t>
             </w:r>
           </w:p>
         </w:tc>
@@ -3401,7 +3401,7 @@
                 <w:sz w:val="16"/>
                 <w:szCs w:val="16"/>
               </w:rPr>
-              <w:t xml:space="preserve">15,170</w:t>
+              <w:t xml:space="preserve">17,271</w:t>
             </w:r>
           </w:p>
         </w:tc>
@@ -3622,7 +3622,7 @@
                 <w:sz w:val="16"/>
                 <w:szCs w:val="16"/>
               </w:rPr>
-              <w:t xml:space="preserve">7,507</w:t>
+              <w:t xml:space="preserve">8,465</w:t>
             </w:r>
           </w:p>
         </w:tc>
@@ -3658,7 +3658,7 @@
                 <w:sz w:val="16"/>
                 <w:szCs w:val="16"/>
               </w:rPr>
-              <w:t xml:space="preserve">11,811</w:t>
+              <w:t xml:space="preserve">13,447</w:t>
             </w:r>
           </w:p>
         </w:tc>
@@ -3873,7 +3873,7 @@
                 <w:sz w:val="16"/>
                 <w:szCs w:val="16"/>
               </w:rPr>
-              <w:t xml:space="preserve">3,644</w:t>
+              <w:t xml:space="preserve">4,109</w:t>
             </w:r>
           </w:p>
         </w:tc>
@@ -3908,7 +3908,7 @@
                 <w:sz w:val="16"/>
                 <w:szCs w:val="16"/>
               </w:rPr>
-              <w:t xml:space="preserve">5,733</w:t>
+              <w:t xml:space="preserve">6,527</w:t>
             </w:r>
           </w:p>
         </w:tc>
@@ -4129,7 +4129,7 @@
                 <w:sz w:val="16"/>
                 <w:szCs w:val="16"/>
               </w:rPr>
-              <w:t xml:space="preserve">10.8</w:t>
+              <w:t xml:space="preserve">12.1</w:t>
             </w:r>
           </w:p>
         </w:tc>
@@ -4165,7 +4165,7 @@
                 <w:sz w:val="16"/>
                 <w:szCs w:val="16"/>
               </w:rPr>
-              <w:t xml:space="preserve">14.9</w:t>
+              <w:t xml:space="preserve">16.6</w:t>
             </w:r>
           </w:p>
         </w:tc>
@@ -4380,7 +4380,7 @@
                 <w:sz w:val="16"/>
                 <w:szCs w:val="16"/>
               </w:rPr>
-              <w:t xml:space="preserve">20.6</w:t>
+              <w:t xml:space="preserve">18.3</w:t>
             </w:r>
           </w:p>
         </w:tc>
@@ -4415,7 +4415,7 @@
                 <w:sz w:val="16"/>
                 <w:szCs w:val="16"/>
               </w:rPr>
-              <w:t xml:space="preserve">13.1</w:t>
+              <w:t xml:space="preserve">11.5</w:t>
             </w:r>
           </w:p>
         </w:tc>
@@ -4887,7 +4887,7 @@
                 <w:sz w:val="16"/>
                 <w:szCs w:val="16"/>
               </w:rPr>
-              <w:t xml:space="preserve">1,125,217</w:t>
+              <w:t xml:space="preserve">1,126,174</w:t>
             </w:r>
           </w:p>
         </w:tc>
@@ -4922,7 +4922,7 @@
                 <w:sz w:val="16"/>
                 <w:szCs w:val="16"/>
               </w:rPr>
-              <w:t xml:space="preserve">1,262,387</w:t>
+              <w:t xml:space="preserve">1,264,980</w:t>
             </w:r>
           </w:p>
         </w:tc>
@@ -5143,7 +5143,7 @@
                 <w:sz w:val="16"/>
                 <w:szCs w:val="16"/>
               </w:rPr>
-              <w:t xml:space="preserve">73,236</w:t>
+              <w:t xml:space="preserve">74,194</w:t>
             </w:r>
           </w:p>
         </w:tc>
@@ -5179,7 +5179,7 @@
                 <w:sz w:val="16"/>
                 <w:szCs w:val="16"/>
               </w:rPr>
-              <w:t xml:space="preserve">85,047</w:t>
+              <w:t xml:space="preserve">87,641</w:t>
             </w:r>
           </w:p>
         </w:tc>
@@ -5394,7 +5394,7 @@
                 <w:sz w:val="16"/>
                 <w:szCs w:val="16"/>
               </w:rPr>
-              <w:t xml:space="preserve">35,549</w:t>
+              <w:t xml:space="preserve">36,014</w:t>
             </w:r>
           </w:p>
         </w:tc>
@@ -5429,7 +5429,7 @@
                 <w:sz w:val="16"/>
                 <w:szCs w:val="16"/>
               </w:rPr>
-              <w:t xml:space="preserve">41,282</w:t>
+              <w:t xml:space="preserve">42,541</w:t>
             </w:r>
           </w:p>
         </w:tc>
@@ -7063,7 +7063,7 @@
           <w:sz w:val="17"/>
           <w:szCs w:val="17"/>
         </w:rPr>
-        <w:t xml:space="preserve">Các giả định FY26F khác: chi phí dự phòng 10.2 nghìn tỷ đồng (-10.4% CK) và thu nhập ngoài lãi 5,950 tỷ đồng. CIR ở 42.1% năm FY26F, 43.6% FY27F và 43.4% FY28F; với chi phí 1H26 là 6,233 tỷ đồng, mức này cho chi phí 2H26 ở 6,585 tỷ đồng, +5.6% so với nửa đầu năm, tức không giả định cắt giảm chi phí. NII FY27F tăng 9.9% khi NIM đảo chiều — NII/dư nợ bình quân từ 3.87% lên 3.96% — đưa LNTT FY27F lên 9,642 tỷ đồng (+29%) và FY28F lên 15,170 tỷ đồng (+57%). Ở diễn biến khác, việc Sacombank thu giữ 507 giấy chứng nhận quyền sử dụng đất tại dự án Viva City đối với 350 tỷ đồng dư nợ gốc quá hạn tuy chưa trọng yếu nhưng cho thấy kênh xử lý tài sản đảm bảo mà chương trình xóa nợ 2H26 phụ thuộc vào.</w:t>
+        <w:t xml:space="preserve">Các giả định FY26F khác: chi phí dự phòng 10.2 nghìn tỷ đồng (-10.4% CK) và thu nhập ngoài lãi 5,950 tỷ đồng. CIR giảm dần từ 42.1% năm FY26F về 40.0% FY27F và 38.0% FY28F; với chi phí 1H26 là 6,233 tỷ đồng, mức này cho chi phí 2H26 ở 6,585 tỷ đồng, +5.6% so với nửa đầu năm, tức không giả định cắt giảm chi phí. NII FY27F tăng 9.9% khi NIM đảo chiều — NII/dư nợ bình quân từ 3.87% lên 3.96% — đưa LNTT FY27F lên 10,872 tỷ đồng (+46%) và FY28F lên 17,271 tỷ đồng (+59%). Ở diễn biến khác, việc Sacombank thu giữ 507 giấy chứng nhận quyền sử dụng đất tại dự án Viva City đối với 350 tỷ đồng dư nợ gốc quá hạn tuy chưa trọng yếu nhưng cho thấy kênh xử lý tài sản đảm bảo mà chương trình xóa nợ 2H26 phụ thuộc vào.</w:t>
       </w:r>
     </w:p>
     <w:p>
@@ -8072,7 +8072,7 @@
                 <w:sz w:val="16"/>
                 <w:szCs w:val="16"/>
               </w:rPr>
-              <w:t xml:space="preserve">9,642</w:t>
+              <w:t xml:space="preserve">10,872</w:t>
             </w:r>
           </w:p>
         </w:tc>
@@ -8107,7 +8107,7 @@
                 <w:sz w:val="16"/>
                 <w:szCs w:val="16"/>
               </w:rPr>
-              <w:t xml:space="preserve">15,170</w:t>
+              <w:t xml:space="preserve">17,271</w:t>
             </w:r>
           </w:p>
         </w:tc>
@@ -8328,7 +8328,7 @@
                 <w:sz w:val="16"/>
                 <w:szCs w:val="16"/>
               </w:rPr>
-              <w:t xml:space="preserve">7,507</w:t>
+              <w:t xml:space="preserve">8,465</w:t>
             </w:r>
           </w:p>
         </w:tc>
@@ -8364,7 +8364,7 @@
                 <w:sz w:val="16"/>
                 <w:szCs w:val="16"/>
               </w:rPr>
-              <w:t xml:space="preserve">11,811</w:t>
+              <w:t xml:space="preserve">13,447</w:t>
             </w:r>
           </w:p>
         </w:tc>
@@ -8579,7 +8579,7 @@
                 <w:sz w:val="16"/>
                 <w:szCs w:val="16"/>
               </w:rPr>
-              <w:t xml:space="preserve">3,644</w:t>
+              <w:t xml:space="preserve">4,109</w:t>
             </w:r>
           </w:p>
         </w:tc>
@@ -8614,7 +8614,7 @@
                 <w:sz w:val="16"/>
                 <w:szCs w:val="16"/>
               </w:rPr>
-              <w:t xml:space="preserve">5,733</w:t>
+              <w:t xml:space="preserve">6,527</w:t>
             </w:r>
           </w:p>
         </w:tc>
@@ -8835,7 +8835,7 @@
                 <w:sz w:val="16"/>
                 <w:szCs w:val="16"/>
               </w:rPr>
-              <w:t xml:space="preserve">10.8</w:t>
+              <w:t xml:space="preserve">12.1</w:t>
             </w:r>
           </w:p>
         </w:tc>
@@ -8871,7 +8871,7 @@
                 <w:sz w:val="16"/>
                 <w:szCs w:val="16"/>
               </w:rPr>
-              <w:t xml:space="preserve">14.9</w:t>
+              <w:t xml:space="preserve">16.6</w:t>
             </w:r>
           </w:p>
         </w:tc>
@@ -9086,7 +9086,7 @@
                 <w:sz w:val="16"/>
                 <w:szCs w:val="16"/>
               </w:rPr>
-              <w:t xml:space="preserve">20.6</w:t>
+              <w:t xml:space="preserve">18.3</w:t>
             </w:r>
           </w:p>
         </w:tc>
@@ -9121,7 +9121,7 @@
                 <w:sz w:val="16"/>
                 <w:szCs w:val="16"/>
               </w:rPr>
-              <w:t xml:space="preserve">13.1</w:t>
+              <w:t xml:space="preserve">11.5</w:t>
             </w:r>
           </w:p>
         </w:tc>
@@ -9593,7 +9593,7 @@
                 <w:sz w:val="16"/>
                 <w:szCs w:val="16"/>
               </w:rPr>
-              <w:t xml:space="preserve">1,125,217</w:t>
+              <w:t xml:space="preserve">1,126,174</w:t>
             </w:r>
           </w:p>
         </w:tc>
@@ -9628,7 +9628,7 @@
                 <w:sz w:val="16"/>
                 <w:szCs w:val="16"/>
               </w:rPr>
-              <w:t xml:space="preserve">1,262,387</w:t>
+              <w:t xml:space="preserve">1,264,980</w:t>
             </w:r>
           </w:p>
         </w:tc>
@@ -9849,7 +9849,7 @@
                 <w:sz w:val="16"/>
                 <w:szCs w:val="16"/>
               </w:rPr>
-              <w:t xml:space="preserve">73,236</w:t>
+              <w:t xml:space="preserve">74,194</w:t>
             </w:r>
           </w:p>
         </w:tc>
@@ -9885,7 +9885,7 @@
                 <w:sz w:val="16"/>
                 <w:szCs w:val="16"/>
               </w:rPr>
-              <w:t xml:space="preserve">85,047</w:t>
+              <w:t xml:space="preserve">87,641</w:t>
             </w:r>
           </w:p>
         </w:tc>
@@ -10100,7 +10100,7 @@
                 <w:sz w:val="16"/>
                 <w:szCs w:val="16"/>
               </w:rPr>
-              <w:t xml:space="preserve">35,549</w:t>
+              <w:t xml:space="preserve">36,014</w:t>
             </w:r>
           </w:p>
         </w:tc>
@@ -10135,7 +10135,7 @@
                 <w:sz w:val="16"/>
                 <w:szCs w:val="16"/>
               </w:rPr>
-              <w:t xml:space="preserve">41,282</w:t>
+              <w:t xml:space="preserve">42,541</w:t>
             </w:r>
           </w:p>
         </w:tc>

--- a/MASVN_RS_2H26_Outlook_STB_FPT_Note_Aug2026.docx
+++ b/MASVN_RS_2H26_Outlook_STB_FPT_Note_Aug2026.docx
@@ -2357,7 +2357,7 @@
           <w:sz w:val="17"/>
           <w:szCs w:val="17"/>
         </w:rPr>
-        <w:t xml:space="preserve">Other FY26F assumptions: a provisioning charge of VND10.2tn (-10.4% YoY) and non-interest income of VND5,950bn. CIR steps down from 42.1% in FY26F to 40.0% in FY27F and 38.0% in FY28F; on 1H26 opex of VND6,233bn that puts 2H26 costs at VND6,585bn, +5.6% on the first half, so no cost reduction is assumed. FY27F NII grows 9.9% as NIM turns — NII/average loans goes from 3.87% to 3.96% — carrying FY27F PBT to VND10,872bn (+46%) and FY28F to VND17,271bn (+59%). Separately, STB's seizure of 507 land-use right certificates at LDG's Viva City against VND350bn of overdue principal is immaterial in size but shows the collateral channel the write-off programme depends on.</w:t>
+        <w:t xml:space="preserve">Other FY26F assumptions: a provisioning charge of VND10.2tn (-10.4% YoY) and non-interest income of VND5,950bn. CIR steps down from 42.1% in FY26F to 40.0% in FY27F and 38.0% in FY28F; on 1H26 opex of VND6,233bn that puts 2H26 costs at VND6,585bn, +5.6% on the first half, so no cost reduction is assumed. FY27F and FY28F each carry VND1,000bn of specific charge above what write-offs consume, so reserve stock builds rather than merely funding disposals. FY27F NII grows 9.9% as NIM turns — NII/average loans goes from 3.87% to 3.96% — carrying FY27F PBT to VND9,872bn (+32%) and FY28F to VND16,271bn (+65%). Separately, STB's seizure of 507 land-use right certificates at LDG's Viva City against VND350bn of overdue principal is immaterial in size but shows the collateral channel the write-off programme depends on.</w:t>
       </w:r>
     </w:p>
     <w:p>
@@ -3366,7 +3366,7 @@
                 <w:sz w:val="16"/>
                 <w:szCs w:val="16"/>
               </w:rPr>
-              <w:t xml:space="preserve">10,872</w:t>
+              <w:t xml:space="preserve">9,872</w:t>
             </w:r>
           </w:p>
         </w:tc>
@@ -3401,7 +3401,7 @@
                 <w:sz w:val="16"/>
                 <w:szCs w:val="16"/>
               </w:rPr>
-              <w:t xml:space="preserve">17,271</w:t>
+              <w:t xml:space="preserve">16,271</w:t>
             </w:r>
           </w:p>
         </w:tc>
@@ -3622,7 +3622,7 @@
                 <w:sz w:val="16"/>
                 <w:szCs w:val="16"/>
               </w:rPr>
-              <w:t xml:space="preserve">8,465</w:t>
+              <w:t xml:space="preserve">7,686</w:t>
             </w:r>
           </w:p>
         </w:tc>
@@ -3658,7 +3658,7 @@
                 <w:sz w:val="16"/>
                 <w:szCs w:val="16"/>
               </w:rPr>
-              <w:t xml:space="preserve">13,447</w:t>
+              <w:t xml:space="preserve">12,668</w:t>
             </w:r>
           </w:p>
         </w:tc>
@@ -3873,7 +3873,7 @@
                 <w:sz w:val="16"/>
                 <w:szCs w:val="16"/>
               </w:rPr>
-              <w:t xml:space="preserve">4,109</w:t>
+              <w:t xml:space="preserve">3,731</w:t>
             </w:r>
           </w:p>
         </w:tc>
@@ -3908,7 +3908,7 @@
                 <w:sz w:val="16"/>
                 <w:szCs w:val="16"/>
               </w:rPr>
-              <w:t xml:space="preserve">6,527</w:t>
+              <w:t xml:space="preserve">6,149</w:t>
             </w:r>
           </w:p>
         </w:tc>
@@ -4129,7 +4129,7 @@
                 <w:sz w:val="16"/>
                 <w:szCs w:val="16"/>
               </w:rPr>
-              <w:t xml:space="preserve">12.1</w:t>
+              <w:t xml:space="preserve">11.0</w:t>
             </w:r>
           </w:p>
         </w:tc>
@@ -4165,7 +4165,7 @@
                 <w:sz w:val="16"/>
                 <w:szCs w:val="16"/>
               </w:rPr>
-              <w:t xml:space="preserve">16.6</w:t>
+              <w:t xml:space="preserve">15.9</w:t>
             </w:r>
           </w:p>
         </w:tc>
@@ -4380,7 +4380,7 @@
                 <w:sz w:val="16"/>
                 <w:szCs w:val="16"/>
               </w:rPr>
-              <w:t xml:space="preserve">18.3</w:t>
+              <w:t xml:space="preserve">20.1</w:t>
             </w:r>
           </w:p>
         </w:tc>
@@ -4415,7 +4415,7 @@
                 <w:sz w:val="16"/>
                 <w:szCs w:val="16"/>
               </w:rPr>
-              <w:t xml:space="preserve">11.5</w:t>
+              <w:t xml:space="preserve">12.2</w:t>
             </w:r>
           </w:p>
         </w:tc>
@@ -4887,7 +4887,7 @@
                 <w:sz w:val="16"/>
                 <w:szCs w:val="16"/>
               </w:rPr>
-              <w:t xml:space="preserve">1,126,174</w:t>
+              <w:t xml:space="preserve">1,125,396</w:t>
             </w:r>
           </w:p>
         </w:tc>
@@ -4922,7 +4922,7 @@
                 <w:sz w:val="16"/>
                 <w:szCs w:val="16"/>
               </w:rPr>
-              <w:t xml:space="preserve">1,264,980</w:t>
+              <w:t xml:space="preserve">1,263,423</w:t>
             </w:r>
           </w:p>
         </w:tc>
@@ -5143,7 +5143,7 @@
                 <w:sz w:val="16"/>
                 <w:szCs w:val="16"/>
               </w:rPr>
-              <w:t xml:space="preserve">74,194</w:t>
+              <w:t xml:space="preserve">73,415</w:t>
             </w:r>
           </w:p>
         </w:tc>
@@ -5179,7 +5179,7 @@
                 <w:sz w:val="16"/>
                 <w:szCs w:val="16"/>
               </w:rPr>
-              <w:t xml:space="preserve">87,641</w:t>
+              <w:t xml:space="preserve">86,084</w:t>
             </w:r>
           </w:p>
         </w:tc>
@@ -5394,7 +5394,7 @@
                 <w:sz w:val="16"/>
                 <w:szCs w:val="16"/>
               </w:rPr>
-              <w:t xml:space="preserve">36,014</w:t>
+              <w:t xml:space="preserve">35,636</w:t>
             </w:r>
           </w:p>
         </w:tc>
@@ -5429,7 +5429,7 @@
                 <w:sz w:val="16"/>
                 <w:szCs w:val="16"/>
               </w:rPr>
-              <w:t xml:space="preserve">42,541</w:t>
+              <w:t xml:space="preserve">41,785</w:t>
             </w:r>
           </w:p>
         </w:tc>
@@ -7063,7 +7063,7 @@
           <w:sz w:val="17"/>
           <w:szCs w:val="17"/>
         </w:rPr>
-        <w:t xml:space="preserve">Các giả định FY26F khác: chi phí dự phòng 10.2 nghìn tỷ đồng (-10.4% CK) và thu nhập ngoài lãi 5,950 tỷ đồng. CIR giảm dần từ 42.1% năm FY26F về 40.0% FY27F và 38.0% FY28F; với chi phí 1H26 là 6,233 tỷ đồng, mức này cho chi phí 2H26 ở 6,585 tỷ đồng, +5.6% so với nửa đầu năm, tức không giả định cắt giảm chi phí. NII FY27F tăng 9.9% khi NIM đảo chiều — NII/dư nợ bình quân từ 3.87% lên 3.96% — đưa LNTT FY27F lên 10,872 tỷ đồng (+46%) và FY28F lên 17,271 tỷ đồng (+59%). Ở diễn biến khác, việc Sacombank thu giữ 507 giấy chứng nhận quyền sử dụng đất tại dự án Viva City đối với 350 tỷ đồng dư nợ gốc quá hạn tuy chưa trọng yếu nhưng cho thấy kênh xử lý tài sản đảm bảo mà chương trình xóa nợ 2H26 phụ thuộc vào.</w:t>
+        <w:t xml:space="preserve">Các giả định FY26F khác: chi phí dự phòng 10.2 nghìn tỷ đồng (-10.4% CK) và thu nhập ngoài lãi 5,950 tỷ đồng. CIR giảm dần từ 42.1% năm FY26F về 40.0% FY27F và 38.0% FY28F; với chi phí 1H26 là 6,233 tỷ đồng, mức này cho chi phí 2H26 ở 6,585 tỷ đồng, +5.6% so với nửa đầu năm, tức không giả định cắt giảm chi phí. FY27F và FY28F mỗi năm trích thêm 1,000 tỷ đồng ngoài phần đủ bù xóa nợ, tức bộ đệm dự phòng được bồi đắp chứ không chỉ tài trợ xử lý nợ. NII FY27F tăng 9.9% khi NIM đảo chiều — NII/dư nợ bình quân từ 3.87% lên 3.96% — đưa LNTT FY27F lên 9,872 tỷ đồng (+32%) và FY28F lên 16,271 tỷ đồng (+65%). Ở diễn biến khác, việc Sacombank thu giữ 507 giấy chứng nhận quyền sử dụng đất tại dự án Viva City đối với 350 tỷ đồng dư nợ gốc quá hạn tuy chưa trọng yếu nhưng cho thấy kênh xử lý tài sản đảm bảo mà chương trình xóa nợ 2H26 phụ thuộc vào.</w:t>
       </w:r>
     </w:p>
     <w:p>
@@ -8072,7 +8072,7 @@
                 <w:sz w:val="16"/>
                 <w:szCs w:val="16"/>
               </w:rPr>
-              <w:t xml:space="preserve">10,872</w:t>
+              <w:t xml:space="preserve">9,872</w:t>
             </w:r>
           </w:p>
         </w:tc>
@@ -8107,7 +8107,7 @@
                 <w:sz w:val="16"/>
                 <w:szCs w:val="16"/>
               </w:rPr>
-              <w:t xml:space="preserve">17,271</w:t>
+              <w:t xml:space="preserve">16,271</w:t>
             </w:r>
           </w:p>
         </w:tc>
@@ -8328,7 +8328,7 @@
                 <w:sz w:val="16"/>
                 <w:szCs w:val="16"/>
               </w:rPr>
-              <w:t xml:space="preserve">8,465</w:t>
+              <w:t xml:space="preserve">7,686</w:t>
             </w:r>
           </w:p>
         </w:tc>
@@ -8364,7 +8364,7 @@
                 <w:sz w:val="16"/>
                 <w:szCs w:val="16"/>
               </w:rPr>
-              <w:t xml:space="preserve">13,447</w:t>
+              <w:t xml:space="preserve">12,668</w:t>
             </w:r>
           </w:p>
         </w:tc>
@@ -8579,7 +8579,7 @@
                 <w:sz w:val="16"/>
                 <w:szCs w:val="16"/>
               </w:rPr>
-              <w:t xml:space="preserve">4,109</w:t>
+              <w:t xml:space="preserve">3,731</w:t>
             </w:r>
           </w:p>
         </w:tc>
@@ -8614,7 +8614,7 @@
                 <w:sz w:val="16"/>
                 <w:szCs w:val="16"/>
               </w:rPr>
-              <w:t xml:space="preserve">6,527</w:t>
+              <w:t xml:space="preserve">6,149</w:t>
             </w:r>
           </w:p>
         </w:tc>
@@ -8835,7 +8835,7 @@
                 <w:sz w:val="16"/>
                 <w:szCs w:val="16"/>
               </w:rPr>
-              <w:t xml:space="preserve">12.1</w:t>
+              <w:t xml:space="preserve">11.0</w:t>
             </w:r>
           </w:p>
         </w:tc>
@@ -8871,7 +8871,7 @@
                 <w:sz w:val="16"/>
                 <w:szCs w:val="16"/>
               </w:rPr>
-              <w:t xml:space="preserve">16.6</w:t>
+              <w:t xml:space="preserve">15.9</w:t>
             </w:r>
           </w:p>
         </w:tc>
@@ -9086,7 +9086,7 @@
                 <w:sz w:val="16"/>
                 <w:szCs w:val="16"/>
               </w:rPr>
-              <w:t xml:space="preserve">18.3</w:t>
+              <w:t xml:space="preserve">20.1</w:t>
             </w:r>
           </w:p>
         </w:tc>
@@ -9121,7 +9121,7 @@
                 <w:sz w:val="16"/>
                 <w:szCs w:val="16"/>
               </w:rPr>
-              <w:t xml:space="preserve">11.5</w:t>
+              <w:t xml:space="preserve">12.2</w:t>
             </w:r>
           </w:p>
         </w:tc>
@@ -9593,7 +9593,7 @@
                 <w:sz w:val="16"/>
                 <w:szCs w:val="16"/>
               </w:rPr>
-              <w:t xml:space="preserve">1,126,174</w:t>
+              <w:t xml:space="preserve">1,125,396</w:t>
             </w:r>
           </w:p>
         </w:tc>
@@ -9628,7 +9628,7 @@
                 <w:sz w:val="16"/>
                 <w:szCs w:val="16"/>
               </w:rPr>
-              <w:t xml:space="preserve">1,264,980</w:t>
+              <w:t xml:space="preserve">1,263,423</w:t>
             </w:r>
           </w:p>
         </w:tc>
@@ -9849,7 +9849,7 @@
                 <w:sz w:val="16"/>
                 <w:szCs w:val="16"/>
               </w:rPr>
-              <w:t xml:space="preserve">74,194</w:t>
+              <w:t xml:space="preserve">73,415</w:t>
             </w:r>
           </w:p>
         </w:tc>
@@ -9885,7 +9885,7 @@
                 <w:sz w:val="16"/>
                 <w:szCs w:val="16"/>
               </w:rPr>
-              <w:t xml:space="preserve">87,641</w:t>
+              <w:t xml:space="preserve">86,084</w:t>
             </w:r>
           </w:p>
         </w:tc>
@@ -10100,7 +10100,7 @@
                 <w:sz w:val="16"/>
                 <w:szCs w:val="16"/>
               </w:rPr>
-              <w:t xml:space="preserve">36,014</w:t>
+              <w:t xml:space="preserve">35,636</w:t>
             </w:r>
           </w:p>
         </w:tc>
@@ -10135,7 +10135,7 @@
                 <w:sz w:val="16"/>
                 <w:szCs w:val="16"/>
               </w:rPr>
-              <w:t xml:space="preserve">42,541</w:t>
+              <w:t xml:space="preserve">41,785</w:t>
             </w:r>
           </w:p>
         </w:tc>

--- a/MASVN_RS_2H26_Outlook_STB_FPT_Note_Aug2026.docx
+++ b/MASVN_RS_2H26_Outlook_STB_FPT_Note_Aug2026.docx
@@ -2357,7 +2357,7 @@
           <w:sz w:val="17"/>
           <w:szCs w:val="17"/>
         </w:rPr>
-        <w:t xml:space="preserve">Other FY26F assumptions: a provisioning charge of VND10.2tn (-10.4% YoY) and non-interest income of VND5,950bn. CIR steps down from 42.1% in FY26F to 40.0% in FY27F and 38.0% in FY28F; on 1H26 opex of VND6,233bn that puts 2H26 costs at VND6,585bn, +5.6% on the first half, so no cost reduction is assumed. FY27F and FY28F each carry VND1,000bn of specific charge above what write-offs consume, so reserve stock builds rather than merely funding disposals. FY27F NII grows 9.9% as NIM turns — NII/average loans goes from 3.87% to 3.96% — carrying FY27F PBT to VND9,872bn (+32%) and FY28F to VND16,271bn (+65%). Separately, STB's seizure of 507 land-use right certificates at LDG's Viva City against VND350bn of overdue principal is immaterial in size but shows the collateral channel the write-off programme depends on.</w:t>
+        <w:t xml:space="preserve">Other FY26F assumptions: a provisioning charge of VND10.2tn (-10.4% YoY) and non-interest income of VND5,950bn. CIR steps down from 42.1% in FY26F to 40.0% in FY27F and 38.0% in FY28F; on 1H26 opex of VND6,233bn that puts 2H26 costs at VND6,585bn, +5.6% on the first half, so no cost reduction is assumed. FY27F carries VND1,000bn of specific charge above what write-offs consume and FY28F VND2,000bn, so reserve stock builds rather than merely funding disposals. FY27F NII grows 9.9% as NIM turns — NII/average loans goes from 3.87% to 3.96% — carrying FY27F PBT to VND9,872bn (+32%) and FY28F to VND15,271bn (+55%). Separately, STB's seizure of 507 land-use right certificates at LDG's Viva City against VND350bn of overdue principal is immaterial in size but shows the collateral channel the write-off programme depends on.</w:t>
       </w:r>
     </w:p>
     <w:p>
@@ -3401,7 +3401,7 @@
                 <w:sz w:val="16"/>
                 <w:szCs w:val="16"/>
               </w:rPr>
-              <w:t xml:space="preserve">16,271</w:t>
+              <w:t xml:space="preserve">15,271</w:t>
             </w:r>
           </w:p>
         </w:tc>
@@ -3658,7 +3658,7 @@
                 <w:sz w:val="16"/>
                 <w:szCs w:val="16"/>
               </w:rPr>
-              <w:t xml:space="preserve">12,668</w:t>
+              <w:t xml:space="preserve">11,890</w:t>
             </w:r>
           </w:p>
         </w:tc>
@@ -3908,7 +3908,7 @@
                 <w:sz w:val="16"/>
                 <w:szCs w:val="16"/>
               </w:rPr>
-              <w:t xml:space="preserve">6,149</w:t>
+              <w:t xml:space="preserve">5,771</w:t>
             </w:r>
           </w:p>
         </w:tc>
@@ -4165,7 +4165,7 @@
                 <w:sz w:val="16"/>
                 <w:szCs w:val="16"/>
               </w:rPr>
-              <w:t xml:space="preserve">15.9</w:t>
+              <w:t xml:space="preserve">15.0</w:t>
             </w:r>
           </w:p>
         </w:tc>
@@ -4415,7 +4415,7 @@
                 <w:sz w:val="16"/>
                 <w:szCs w:val="16"/>
               </w:rPr>
-              <w:t xml:space="preserve">12.2</w:t>
+              <w:t xml:space="preserve">13.0</w:t>
             </w:r>
           </w:p>
         </w:tc>
@@ -4922,7 +4922,7 @@
                 <w:sz w:val="16"/>
                 <w:szCs w:val="16"/>
               </w:rPr>
-              <w:t xml:space="preserve">1,263,423</w:t>
+              <w:t xml:space="preserve">1,262,644</w:t>
             </w:r>
           </w:p>
         </w:tc>
@@ -5179,7 +5179,7 @@
                 <w:sz w:val="16"/>
                 <w:szCs w:val="16"/>
               </w:rPr>
-              <w:t xml:space="preserve">86,084</w:t>
+              <w:t xml:space="preserve">85,305</w:t>
             </w:r>
           </w:p>
         </w:tc>
@@ -5429,7 +5429,7 @@
                 <w:sz w:val="16"/>
                 <w:szCs w:val="16"/>
               </w:rPr>
-              <w:t xml:space="preserve">41,785</w:t>
+              <w:t xml:space="preserve">41,407</w:t>
             </w:r>
           </w:p>
         </w:tc>
@@ -7063,7 +7063,7 @@
           <w:sz w:val="17"/>
           <w:szCs w:val="17"/>
         </w:rPr>
-        <w:t xml:space="preserve">Các giả định FY26F khác: chi phí dự phòng 10.2 nghìn tỷ đồng (-10.4% CK) và thu nhập ngoài lãi 5,950 tỷ đồng. CIR giảm dần từ 42.1% năm FY26F về 40.0% FY27F và 38.0% FY28F; với chi phí 1H26 là 6,233 tỷ đồng, mức này cho chi phí 2H26 ở 6,585 tỷ đồng, +5.6% so với nửa đầu năm, tức không giả định cắt giảm chi phí. FY27F và FY28F mỗi năm trích thêm 1,000 tỷ đồng ngoài phần đủ bù xóa nợ, tức bộ đệm dự phòng được bồi đắp chứ không chỉ tài trợ xử lý nợ. NII FY27F tăng 9.9% khi NIM đảo chiều — NII/dư nợ bình quân từ 3.87% lên 3.96% — đưa LNTT FY27F lên 9,872 tỷ đồng (+32%) và FY28F lên 16,271 tỷ đồng (+65%). Ở diễn biến khác, việc Sacombank thu giữ 507 giấy chứng nhận quyền sử dụng đất tại dự án Viva City đối với 350 tỷ đồng dư nợ gốc quá hạn tuy chưa trọng yếu nhưng cho thấy kênh xử lý tài sản đảm bảo mà chương trình xóa nợ 2H26 phụ thuộc vào.</w:t>
+        <w:t xml:space="preserve">Các giả định FY26F khác: chi phí dự phòng 10.2 nghìn tỷ đồng (-10.4% CK) và thu nhập ngoài lãi 5,950 tỷ đồng. CIR giảm dần từ 42.1% năm FY26F về 40.0% FY27F và 38.0% FY28F; với chi phí 1H26 là 6,233 tỷ đồng, mức này cho chi phí 2H26 ở 6,585 tỷ đồng, +5.6% so với nửa đầu năm, tức không giả định cắt giảm chi phí. FY27F trích thêm 1,000 tỷ đồng và FY28F 2,000 tỷ đồng ngoài phần đủ bù xóa nợ, tức bộ đệm dự phòng được bồi đắp chứ không chỉ tài trợ xử lý nợ. NII FY27F tăng 9.9% khi NIM đảo chiều — NII/dư nợ bình quân từ 3.87% lên 3.96% — đưa LNTT FY27F lên 9,872 tỷ đồng (+32%) và FY28F lên 15,271 tỷ đồng (+55%). Ở diễn biến khác, việc Sacombank thu giữ 507 giấy chứng nhận quyền sử dụng đất tại dự án Viva City đối với 350 tỷ đồng dư nợ gốc quá hạn tuy chưa trọng yếu nhưng cho thấy kênh xử lý tài sản đảm bảo mà chương trình xóa nợ 2H26 phụ thuộc vào.</w:t>
       </w:r>
     </w:p>
     <w:p>
@@ -8107,7 +8107,7 @@
                 <w:sz w:val="16"/>
                 <w:szCs w:val="16"/>
               </w:rPr>
-              <w:t xml:space="preserve">16,271</w:t>
+              <w:t xml:space="preserve">15,271</w:t>
             </w:r>
           </w:p>
         </w:tc>
@@ -8364,7 +8364,7 @@
                 <w:sz w:val="16"/>
                 <w:szCs w:val="16"/>
               </w:rPr>
-              <w:t xml:space="preserve">12,668</w:t>
+              <w:t xml:space="preserve">11,890</w:t>
             </w:r>
           </w:p>
         </w:tc>
@@ -8614,7 +8614,7 @@
                 <w:sz w:val="16"/>
                 <w:szCs w:val="16"/>
               </w:rPr>
-              <w:t xml:space="preserve">6,149</w:t>
+              <w:t xml:space="preserve">5,771</w:t>
             </w:r>
           </w:p>
         </w:tc>
@@ -8871,7 +8871,7 @@
                 <w:sz w:val="16"/>
                 <w:szCs w:val="16"/>
               </w:rPr>
-              <w:t xml:space="preserve">15.9</w:t>
+              <w:t xml:space="preserve">15.0</w:t>
             </w:r>
           </w:p>
         </w:tc>
@@ -9121,7 +9121,7 @@
                 <w:sz w:val="16"/>
                 <w:szCs w:val="16"/>
               </w:rPr>
-              <w:t xml:space="preserve">12.2</w:t>
+              <w:t xml:space="preserve">13.0</w:t>
             </w:r>
           </w:p>
         </w:tc>
@@ -9628,7 +9628,7 @@
                 <w:sz w:val="16"/>
                 <w:szCs w:val="16"/>
               </w:rPr>
-              <w:t xml:space="preserve">1,263,423</w:t>
+              <w:t xml:space="preserve">1,262,644</w:t>
             </w:r>
           </w:p>
         </w:tc>
@@ -9885,7 +9885,7 @@
                 <w:sz w:val="16"/>
                 <w:szCs w:val="16"/>
               </w:rPr>
-              <w:t xml:space="preserve">86,084</w:t>
+              <w:t xml:space="preserve">85,305</w:t>
             </w:r>
           </w:p>
         </w:tc>
@@ -10135,7 +10135,7 @@
                 <w:sz w:val="16"/>
                 <w:szCs w:val="16"/>
               </w:rPr>
-              <w:t xml:space="preserve">41,785</w:t>
+              <w:t xml:space="preserve">41,407</w:t>
             </w:r>
           </w:p>
         </w:tc>

--- a/MASVN_RS_2H26_Outlook_STB_FPT_Note_Aug2026.docx
+++ b/MASVN_RS_2H26_Outlook_STB_FPT_Note_Aug2026.docx
@@ -1511,7 +1511,7 @@
                 <w:sz w:val="15"/>
                 <w:szCs w:val="15"/>
               </w:rPr>
-              <w:t xml:space="preserve">139,694</w:t>
+              <w:t xml:space="preserve">152,658</w:t>
             </w:r>
           </w:p>
         </w:tc>
@@ -1647,7 +1647,7 @@
                 <w:sz w:val="15"/>
                 <w:szCs w:val="15"/>
               </w:rPr>
-              <w:t xml:space="preserve">1,885</w:t>
+              <w:t xml:space="preserve">2,060</w:t>
             </w:r>
           </w:p>
         </w:tc>
@@ -2340,7 +2340,7 @@
           <w:sz w:val="17"/>
           <w:szCs w:val="17"/>
         </w:rPr>
-        <w:t xml:space="preserve">We now carry FY26F loan growth of 2.3%, against the 11.7% previously assumed and the 1.5% delivered in 1H26. That takes gross loans to VND640,643bn and NII to VND24,531bn (-8.1% YoY), and FY26F PBT to VND7,461bn (-2.2% YoY) — 7.9% below the board-approved plan of VND8,100bn, where we previously sat marginally above it. The implied 2H26 PBT is VND3,324bn against VND297bn in 2H25.</w:t>
+        <w:t xml:space="preserve">We now carry FY26F loan growth of 2.3%, against the 11.7% previously assumed and the 1.5% delivered in 1H26. That takes gross loans to VND640,643bn and NII to VND24,531bn (-8.1% YoY), and FY26F PBT to VND7,461bn (-2.2% YoY) — 7.9% below the board-approved plan of VND8,100bn, where we previously sat marginally above it. The implied 2H26 PBT is VND3,325bn against VND297bn in 2H25.</w:t>
       </w:r>
     </w:p>
     <w:p>
@@ -2859,7 +2859,7 @@
                 <w:sz w:val="16"/>
                 <w:szCs w:val="16"/>
               </w:rPr>
-              <w:t xml:space="preserve">26,954</w:t>
+              <w:t xml:space="preserve">26,953</w:t>
             </w:r>
           </w:p>
         </w:tc>
@@ -6217,7 +6217,7 @@
                 <w:sz w:val="15"/>
                 <w:szCs w:val="15"/>
               </w:rPr>
-              <w:t xml:space="preserve">139,694</w:t>
+              <w:t xml:space="preserve">152,658</w:t>
             </w:r>
           </w:p>
         </w:tc>
@@ -6353,7 +6353,7 @@
                 <w:sz w:val="15"/>
                 <w:szCs w:val="15"/>
               </w:rPr>
-              <w:t xml:space="preserve">1,885</w:t>
+              <w:t xml:space="preserve">2,060</w:t>
             </w:r>
           </w:p>
         </w:tc>
@@ -7046,7 +7046,7 @@
           <w:sz w:val="17"/>
           <w:szCs w:val="17"/>
         </w:rPr>
-        <w:t xml:space="preserve">Chúng tôi hạ giả định tăng trưởng tín dụng FY26F về 2.3%, so với 11.7% trước đây và 1.5% thực hiện trong 1H26. Dư nợ theo đó còn 640,643 tỷ đồng và NII còn 24,531 tỷ đồng (-8.1% CK), kéo LNTT FY26F xuống 7,461 tỷ đồng (-2.2% CK) — thấp hơn 8% so với kế hoạch 8,100 tỷ đồng đã được ĐHĐCĐ thông qua, trong khi bản trước còn nhỉnh hơn kế hoạch. Mức này hàm ý LNTT 2H26 khoảng 3,324 tỷ đồng so với 297 tỷ đồng của 2H25.</w:t>
+        <w:t xml:space="preserve">Chúng tôi hạ giả định tăng trưởng tín dụng FY26F về 2.3%, so với 11.7% trước đây và 1.5% thực hiện trong 1H26. Dư nợ theo đó còn 640,643 tỷ đồng và NII còn 24,531 tỷ đồng (-8.1% CK), kéo LNTT FY26F xuống 7,461 tỷ đồng (-2.2% CK) — thấp hơn 8% so với kế hoạch 8,100 tỷ đồng đã được ĐHĐCĐ thông qua, trong khi bản trước còn nhỉnh hơn kế hoạch. Mức này hàm ý LNTT 2H26 khoảng 3,325 tỷ đồng so với 297 tỷ đồng của 2H25.</w:t>
       </w:r>
     </w:p>
     <w:p>
@@ -7565,7 +7565,7 @@
                 <w:sz w:val="16"/>
                 <w:szCs w:val="16"/>
               </w:rPr>
-              <w:t xml:space="preserve">26,954</w:t>
+              <w:t xml:space="preserve">26,953</w:t>
             </w:r>
           </w:p>
         </w:tc>

--- a/MASVN_RS_2H26_Outlook_STB_FPT_Note_Aug2026.docx
+++ b/MASVN_RS_2H26_Outlook_STB_FPT_Note_Aug2026.docx
@@ -1375,7 +1375,7 @@
                 <w:sz w:val="15"/>
                 <w:szCs w:val="15"/>
               </w:rPr>
-              <w:t xml:space="preserve">26.6</w:t>
+              <w:t xml:space="preserve">24.3</w:t>
             </w:r>
           </w:p>
         </w:tc>
@@ -1511,7 +1511,7 @@
                 <w:sz w:val="15"/>
                 <w:szCs w:val="15"/>
               </w:rPr>
-              <w:t xml:space="preserve">152,658</w:t>
+              <w:t xml:space="preserve">139,694</w:t>
             </w:r>
           </w:p>
         </w:tc>
@@ -1647,7 +1647,7 @@
                 <w:sz w:val="15"/>
                 <w:szCs w:val="15"/>
               </w:rPr>
-              <w:t xml:space="preserve">2,060</w:t>
+              <w:t xml:space="preserve">1,885</w:t>
             </w:r>
           </w:p>
         </w:tc>
@@ -3733,77 +3733,77 @@
                 <w:sz w:val="16"/>
                 <w:szCs w:val="16"/>
               </w:rPr>
-              <w:t xml:space="preserve">3,747</w:t>
-            </w:r>
-          </w:p>
-        </w:tc>
-        <w:tc>
-          <w:tcPr>
-            <w:tcW w:type="dxa" w:w="1148"/>
-            <w:tcBorders>
-              <w:top w:val="single" w:color="BFBFBF" w:sz="2"/>
-              <w:left w:val="none" w:color="FFFFFF" w:sz="0"/>
-              <w:bottom w:val="single" w:color="BFBFBF" w:sz="2"/>
-              <w:right w:val="none" w:color="FFFFFF" w:sz="0"/>
-            </w:tcBorders>
-            <w:tcMar>
-              <w:top w:type="dxa" w:w="40"/>
-              <w:left w:type="dxa" w:w="90"/>
-              <w:bottom w:type="dxa" w:w="40"/>
-              <w:right w:type="dxa" w:w="90"/>
-            </w:tcMar>
-            <w:vAlign w:val="center"/>
-          </w:tcPr>
-          <w:p>
-            <w:pPr>
-              <w:spacing w:after="20" w:before="20" w:line="220"/>
-              <w:jc w:val="right"/>
-            </w:pPr>
-            <w:r>
-              <w:rPr>
-                <w:rFonts w:ascii="Calibri" w:cs="Calibri" w:eastAsia="Calibri" w:hAnsi="Calibri"/>
-                <w:b w:val="false"/>
-                <w:bCs w:val="false"/>
-                <w:color w:val="000000"/>
-                <w:sz w:val="16"/>
-                <w:szCs w:val="16"/>
-              </w:rPr>
-              <w:t xml:space="preserve">4,896</w:t>
-            </w:r>
-          </w:p>
-        </w:tc>
-        <w:tc>
-          <w:tcPr>
-            <w:tcW w:type="dxa" w:w="1148"/>
-            <w:tcBorders>
-              <w:top w:val="single" w:color="BFBFBF" w:sz="2"/>
-              <w:left w:val="none" w:color="FFFFFF" w:sz="0"/>
-              <w:bottom w:val="single" w:color="BFBFBF" w:sz="2"/>
-              <w:right w:val="none" w:color="FFFFFF" w:sz="0"/>
-            </w:tcBorders>
-            <w:tcMar>
-              <w:top w:type="dxa" w:w="40"/>
-              <w:left w:type="dxa" w:w="90"/>
-              <w:bottom w:type="dxa" w:w="40"/>
-              <w:right w:type="dxa" w:w="90"/>
-            </w:tcMar>
-            <w:vAlign w:val="center"/>
-          </w:tcPr>
-          <w:p>
-            <w:pPr>
-              <w:spacing w:after="20" w:before="20" w:line="220"/>
-              <w:jc w:val="right"/>
-            </w:pPr>
-            <w:r>
-              <w:rPr>
-                <w:rFonts w:ascii="Calibri" w:cs="Calibri" w:eastAsia="Calibri" w:hAnsi="Calibri"/>
-                <w:b w:val="false"/>
-                <w:bCs w:val="false"/>
-                <w:color w:val="000000"/>
-                <w:sz w:val="16"/>
-                <w:szCs w:val="16"/>
-              </w:rPr>
-              <w:t xml:space="preserve">2,883</w:t>
+              <w:t xml:space="preserve">4,094</w:t>
+            </w:r>
+          </w:p>
+        </w:tc>
+        <w:tc>
+          <w:tcPr>
+            <w:tcW w:type="dxa" w:w="1148"/>
+            <w:tcBorders>
+              <w:top w:val="single" w:color="BFBFBF" w:sz="2"/>
+              <w:left w:val="none" w:color="FFFFFF" w:sz="0"/>
+              <w:bottom w:val="single" w:color="BFBFBF" w:sz="2"/>
+              <w:right w:val="none" w:color="FFFFFF" w:sz="0"/>
+            </w:tcBorders>
+            <w:tcMar>
+              <w:top w:type="dxa" w:w="40"/>
+              <w:left w:type="dxa" w:w="90"/>
+              <w:bottom w:type="dxa" w:w="40"/>
+              <w:right w:type="dxa" w:w="90"/>
+            </w:tcMar>
+            <w:vAlign w:val="center"/>
+          </w:tcPr>
+          <w:p>
+            <w:pPr>
+              <w:spacing w:after="20" w:before="20" w:line="220"/>
+              <w:jc w:val="right"/>
+            </w:pPr>
+            <w:r>
+              <w:rPr>
+                <w:rFonts w:ascii="Calibri" w:cs="Calibri" w:eastAsia="Calibri" w:hAnsi="Calibri"/>
+                <w:b w:val="false"/>
+                <w:bCs w:val="false"/>
+                <w:color w:val="000000"/>
+                <w:sz w:val="16"/>
+                <w:szCs w:val="16"/>
+              </w:rPr>
+              <w:t xml:space="preserve">5,351</w:t>
+            </w:r>
+          </w:p>
+        </w:tc>
+        <w:tc>
+          <w:tcPr>
+            <w:tcW w:type="dxa" w:w="1148"/>
+            <w:tcBorders>
+              <w:top w:val="single" w:color="BFBFBF" w:sz="2"/>
+              <w:left w:val="none" w:color="FFFFFF" w:sz="0"/>
+              <w:bottom w:val="single" w:color="BFBFBF" w:sz="2"/>
+              <w:right w:val="none" w:color="FFFFFF" w:sz="0"/>
+            </w:tcBorders>
+            <w:tcMar>
+              <w:top w:type="dxa" w:w="40"/>
+              <w:left w:type="dxa" w:w="90"/>
+              <w:bottom w:type="dxa" w:w="40"/>
+              <w:right w:type="dxa" w:w="90"/>
+            </w:tcMar>
+            <w:vAlign w:val="center"/>
+          </w:tcPr>
+          <w:p>
+            <w:pPr>
+              <w:spacing w:after="20" w:before="20" w:line="220"/>
+              <w:jc w:val="right"/>
+            </w:pPr>
+            <w:r>
+              <w:rPr>
+                <w:rFonts w:ascii="Calibri" w:cs="Calibri" w:eastAsia="Calibri" w:hAnsi="Calibri"/>
+                <w:b w:val="false"/>
+                <w:bCs w:val="false"/>
+                <w:color w:val="000000"/>
+                <w:sz w:val="16"/>
+                <w:szCs w:val="16"/>
+              </w:rPr>
+              <w:t xml:space="preserve">3,150</w:t>
             </w:r>
           </w:p>
         </w:tc>
@@ -3838,7 +3838,7 @@
                 <w:sz w:val="16"/>
                 <w:szCs w:val="16"/>
               </w:rPr>
-              <w:t xml:space="preserve">2,820</w:t>
+              <w:t xml:space="preserve">3,081</w:t>
             </w:r>
           </w:p>
         </w:tc>
@@ -3873,7 +3873,7 @@
                 <w:sz w:val="16"/>
                 <w:szCs w:val="16"/>
               </w:rPr>
-              <w:t xml:space="preserve">3,731</w:t>
+              <w:t xml:space="preserve">4,077</w:t>
             </w:r>
           </w:p>
         </w:tc>
@@ -3908,7 +3908,7 @@
                 <w:sz w:val="16"/>
                 <w:szCs w:val="16"/>
               </w:rPr>
-              <w:t xml:space="preserve">5,771</w:t>
+              <w:t xml:space="preserve">6,307</w:t>
             </w:r>
           </w:p>
         </w:tc>
@@ -4240,77 +4240,77 @@
                 <w:sz w:val="16"/>
                 <w:szCs w:val="16"/>
               </w:rPr>
-              <w:t xml:space="preserve">20.0</w:t>
-            </w:r>
-          </w:p>
-        </w:tc>
-        <w:tc>
-          <w:tcPr>
-            <w:tcW w:type="dxa" w:w="1148"/>
-            <w:tcBorders>
-              <w:top w:val="single" w:color="BFBFBF" w:sz="2"/>
-              <w:left w:val="none" w:color="FFFFFF" w:sz="0"/>
-              <w:bottom w:val="single" w:color="BFBFBF" w:sz="2"/>
-              <w:right w:val="none" w:color="FFFFFF" w:sz="0"/>
-            </w:tcBorders>
-            <w:tcMar>
-              <w:top w:type="dxa" w:w="40"/>
-              <w:left w:type="dxa" w:w="90"/>
-              <w:bottom w:type="dxa" w:w="40"/>
-              <w:right w:type="dxa" w:w="90"/>
-            </w:tcMar>
-            <w:vAlign w:val="center"/>
-          </w:tcPr>
-          <w:p>
-            <w:pPr>
-              <w:spacing w:after="20" w:before="20" w:line="220"/>
-              <w:jc w:val="right"/>
-            </w:pPr>
-            <w:r>
-              <w:rPr>
-                <w:rFonts w:ascii="Calibri" w:cs="Calibri" w:eastAsia="Calibri" w:hAnsi="Calibri"/>
-                <w:b w:val="false"/>
-                <w:bCs w:val="false"/>
-                <w:color w:val="000000"/>
-                <w:sz w:val="16"/>
-                <w:szCs w:val="16"/>
-              </w:rPr>
-              <w:t xml:space="preserve">15.3</w:t>
-            </w:r>
-          </w:p>
-        </w:tc>
-        <w:tc>
-          <w:tcPr>
-            <w:tcW w:type="dxa" w:w="1148"/>
-            <w:tcBorders>
-              <w:top w:val="single" w:color="BFBFBF" w:sz="2"/>
-              <w:left w:val="none" w:color="FFFFFF" w:sz="0"/>
-              <w:bottom w:val="single" w:color="BFBFBF" w:sz="2"/>
-              <w:right w:val="none" w:color="FFFFFF" w:sz="0"/>
-            </w:tcBorders>
-            <w:tcMar>
-              <w:top w:type="dxa" w:w="40"/>
-              <w:left w:type="dxa" w:w="90"/>
-              <w:bottom w:type="dxa" w:w="40"/>
-              <w:right w:type="dxa" w:w="90"/>
-            </w:tcMar>
-            <w:vAlign w:val="center"/>
-          </w:tcPr>
-          <w:p>
-            <w:pPr>
-              <w:spacing w:after="20" w:before="20" w:line="220"/>
-              <w:jc w:val="right"/>
-            </w:pPr>
-            <w:r>
-              <w:rPr>
-                <w:rFonts w:ascii="Calibri" w:cs="Calibri" w:eastAsia="Calibri" w:hAnsi="Calibri"/>
-                <w:b w:val="false"/>
-                <w:bCs w:val="false"/>
-                <w:color w:val="000000"/>
-                <w:sz w:val="16"/>
-                <w:szCs w:val="16"/>
-              </w:rPr>
-              <w:t xml:space="preserve">26.0</w:t>
+              <w:t xml:space="preserve">18.3</w:t>
+            </w:r>
+          </w:p>
+        </w:tc>
+        <w:tc>
+          <w:tcPr>
+            <w:tcW w:type="dxa" w:w="1148"/>
+            <w:tcBorders>
+              <w:top w:val="single" w:color="BFBFBF" w:sz="2"/>
+              <w:left w:val="none" w:color="FFFFFF" w:sz="0"/>
+              <w:bottom w:val="single" w:color="BFBFBF" w:sz="2"/>
+              <w:right w:val="none" w:color="FFFFFF" w:sz="0"/>
+            </w:tcBorders>
+            <w:tcMar>
+              <w:top w:type="dxa" w:w="40"/>
+              <w:left w:type="dxa" w:w="90"/>
+              <w:bottom w:type="dxa" w:w="40"/>
+              <w:right w:type="dxa" w:w="90"/>
+            </w:tcMar>
+            <w:vAlign w:val="center"/>
+          </w:tcPr>
+          <w:p>
+            <w:pPr>
+              <w:spacing w:after="20" w:before="20" w:line="220"/>
+              <w:jc w:val="right"/>
+            </w:pPr>
+            <w:r>
+              <w:rPr>
+                <w:rFonts w:ascii="Calibri" w:cs="Calibri" w:eastAsia="Calibri" w:hAnsi="Calibri"/>
+                <w:b w:val="false"/>
+                <w:bCs w:val="false"/>
+                <w:color w:val="000000"/>
+                <w:sz w:val="16"/>
+                <w:szCs w:val="16"/>
+              </w:rPr>
+              <w:t xml:space="preserve">14.0</w:t>
+            </w:r>
+          </w:p>
+        </w:tc>
+        <w:tc>
+          <w:tcPr>
+            <w:tcW w:type="dxa" w:w="1148"/>
+            <w:tcBorders>
+              <w:top w:val="single" w:color="BFBFBF" w:sz="2"/>
+              <w:left w:val="none" w:color="FFFFFF" w:sz="0"/>
+              <w:bottom w:val="single" w:color="BFBFBF" w:sz="2"/>
+              <w:right w:val="none" w:color="FFFFFF" w:sz="0"/>
+            </w:tcBorders>
+            <w:tcMar>
+              <w:top w:type="dxa" w:w="40"/>
+              <w:left w:type="dxa" w:w="90"/>
+              <w:bottom w:type="dxa" w:w="40"/>
+              <w:right w:type="dxa" w:w="90"/>
+            </w:tcMar>
+            <w:vAlign w:val="center"/>
+          </w:tcPr>
+          <w:p>
+            <w:pPr>
+              <w:spacing w:after="20" w:before="20" w:line="220"/>
+              <w:jc w:val="right"/>
+            </w:pPr>
+            <w:r>
+              <w:rPr>
+                <w:rFonts w:ascii="Calibri" w:cs="Calibri" w:eastAsia="Calibri" w:hAnsi="Calibri"/>
+                <w:b w:val="false"/>
+                <w:bCs w:val="false"/>
+                <w:color w:val="000000"/>
+                <w:sz w:val="16"/>
+                <w:szCs w:val="16"/>
+              </w:rPr>
+              <w:t xml:space="preserve">23.8</w:t>
             </w:r>
           </w:p>
         </w:tc>
@@ -4345,7 +4345,7 @@
                 <w:sz w:val="16"/>
                 <w:szCs w:val="16"/>
               </w:rPr>
-              <w:t xml:space="preserve">26.6</w:t>
+              <w:t xml:space="preserve">24.3</w:t>
             </w:r>
           </w:p>
         </w:tc>
@@ -4380,7 +4380,7 @@
                 <w:sz w:val="16"/>
                 <w:szCs w:val="16"/>
               </w:rPr>
-              <w:t xml:space="preserve">20.1</w:t>
+              <w:t xml:space="preserve">18.4</w:t>
             </w:r>
           </w:p>
         </w:tc>
@@ -4415,7 +4415,7 @@
                 <w:sz w:val="16"/>
                 <w:szCs w:val="16"/>
               </w:rPr>
-              <w:t xml:space="preserve">13.0</w:t>
+              <w:t xml:space="preserve">11.9</w:t>
             </w:r>
           </w:p>
         </w:tc>
@@ -4492,7 +4492,7 @@
                 <w:sz w:val="16"/>
                 <w:szCs w:val="16"/>
               </w:rPr>
-              <w:t xml:space="preserve">3.4</w:t>
+              <w:t xml:space="preserve">3.1</w:t>
             </w:r>
           </w:p>
         </w:tc>
@@ -4528,7 +4528,7 @@
                 <w:sz w:val="16"/>
                 <w:szCs w:val="16"/>
               </w:rPr>
-              <w:t xml:space="preserve">2.8</w:t>
+              <w:t xml:space="preserve">2.6</w:t>
             </w:r>
           </w:p>
         </w:tc>
@@ -4564,7 +4564,7 @@
                 <w:sz w:val="16"/>
                 <w:szCs w:val="16"/>
               </w:rPr>
-              <w:t xml:space="preserve">2.6</w:t>
+              <w:t xml:space="preserve">2.4</w:t>
             </w:r>
           </w:p>
         </w:tc>
@@ -4600,7 +4600,7 @@
                 <w:sz w:val="16"/>
                 <w:szCs w:val="16"/>
               </w:rPr>
-              <w:t xml:space="preserve">2.4</w:t>
+              <w:t xml:space="preserve">2.2</w:t>
             </w:r>
           </w:p>
         </w:tc>
@@ -4636,7 +4636,7 @@
                 <w:sz w:val="16"/>
                 <w:szCs w:val="16"/>
               </w:rPr>
-              <w:t xml:space="preserve">2.1</w:t>
+              <w:t xml:space="preserve">1.9</w:t>
             </w:r>
           </w:p>
         </w:tc>
@@ -4672,7 +4672,7 @@
                 <w:sz w:val="16"/>
                 <w:szCs w:val="16"/>
               </w:rPr>
-              <w:t xml:space="preserve">1.8</w:t>
+              <w:t xml:space="preserve">1.7</w:t>
             </w:r>
           </w:p>
         </w:tc>
@@ -5254,77 +5254,77 @@
                 <w:sz w:val="16"/>
                 <w:szCs w:val="16"/>
               </w:rPr>
-              <w:t xml:space="preserve">22,199</w:t>
-            </w:r>
-          </w:p>
-        </w:tc>
-        <w:tc>
-          <w:tcPr>
-            <w:tcW w:type="dxa" w:w="1148"/>
-            <w:tcBorders>
-              <w:top w:val="single" w:color="BFBFBF" w:sz="2"/>
-              <w:left w:val="none" w:color="FFFFFF" w:sz="0"/>
-              <w:bottom w:val="single" w:color="BFBFBF" w:sz="2"/>
-              <w:right w:val="none" w:color="FFFFFF" w:sz="0"/>
-            </w:tcBorders>
-            <w:tcMar>
-              <w:top w:type="dxa" w:w="40"/>
-              <w:left w:type="dxa" w:w="90"/>
-              <w:bottom w:type="dxa" w:w="40"/>
-              <w:right w:type="dxa" w:w="90"/>
-            </w:tcMar>
-            <w:vAlign w:val="center"/>
-          </w:tcPr>
-          <w:p>
-            <w:pPr>
-              <w:spacing w:after="20" w:before="20" w:line="220"/>
-              <w:jc w:val="right"/>
-            </w:pPr>
-            <w:r>
-              <w:rPr>
-                <w:rFonts w:ascii="Calibri" w:cs="Calibri" w:eastAsia="Calibri" w:hAnsi="Calibri"/>
-                <w:b w:val="false"/>
-                <w:bCs w:val="false"/>
-                <w:color w:val="000000"/>
-                <w:sz w:val="16"/>
-                <w:szCs w:val="16"/>
-              </w:rPr>
-              <w:t xml:space="preserve">26,683</w:t>
-            </w:r>
-          </w:p>
-        </w:tc>
-        <w:tc>
-          <w:tcPr>
-            <w:tcW w:type="dxa" w:w="1148"/>
-            <w:tcBorders>
-              <w:top w:val="single" w:color="BFBFBF" w:sz="2"/>
-              <w:left w:val="none" w:color="FFFFFF" w:sz="0"/>
-              <w:bottom w:val="single" w:color="BFBFBF" w:sz="2"/>
-              <w:right w:val="none" w:color="FFFFFF" w:sz="0"/>
-            </w:tcBorders>
-            <w:tcMar>
-              <w:top w:type="dxa" w:w="40"/>
-              <w:left w:type="dxa" w:w="90"/>
-              <w:bottom w:type="dxa" w:w="40"/>
-              <w:right w:type="dxa" w:w="90"/>
-            </w:tcMar>
-            <w:vAlign w:val="center"/>
-          </w:tcPr>
-          <w:p>
-            <w:pPr>
-              <w:spacing w:after="20" w:before="20" w:line="220"/>
-              <w:jc w:val="right"/>
-            </w:pPr>
-            <w:r>
-              <w:rPr>
-                <w:rFonts w:ascii="Calibri" w:cs="Calibri" w:eastAsia="Calibri" w:hAnsi="Calibri"/>
-                <w:b w:val="false"/>
-                <w:bCs w:val="false"/>
-                <w:color w:val="000000"/>
-                <w:sz w:val="16"/>
-                <w:szCs w:val="16"/>
-              </w:rPr>
-              <w:t xml:space="preserve">29,059</w:t>
+              <w:t xml:space="preserve">24,259</w:t>
+            </w:r>
+          </w:p>
+        </w:tc>
+        <w:tc>
+          <w:tcPr>
+            <w:tcW w:type="dxa" w:w="1148"/>
+            <w:tcBorders>
+              <w:top w:val="single" w:color="BFBFBF" w:sz="2"/>
+              <w:left w:val="none" w:color="FFFFFF" w:sz="0"/>
+              <w:bottom w:val="single" w:color="BFBFBF" w:sz="2"/>
+              <w:right w:val="none" w:color="FFFFFF" w:sz="0"/>
+            </w:tcBorders>
+            <w:tcMar>
+              <w:top w:type="dxa" w:w="40"/>
+              <w:left w:type="dxa" w:w="90"/>
+              <w:bottom w:type="dxa" w:w="40"/>
+              <w:right w:type="dxa" w:w="90"/>
+            </w:tcMar>
+            <w:vAlign w:val="center"/>
+          </w:tcPr>
+          <w:p>
+            <w:pPr>
+              <w:spacing w:after="20" w:before="20" w:line="220"/>
+              <w:jc w:val="right"/>
+            </w:pPr>
+            <w:r>
+              <w:rPr>
+                <w:rFonts w:ascii="Calibri" w:cs="Calibri" w:eastAsia="Calibri" w:hAnsi="Calibri"/>
+                <w:b w:val="false"/>
+                <w:bCs w:val="false"/>
+                <w:color w:val="000000"/>
+                <w:sz w:val="16"/>
+                <w:szCs w:val="16"/>
+              </w:rPr>
+              <w:t xml:space="preserve">29,160</w:t>
+            </w:r>
+          </w:p>
+        </w:tc>
+        <w:tc>
+          <w:tcPr>
+            <w:tcW w:type="dxa" w:w="1148"/>
+            <w:tcBorders>
+              <w:top w:val="single" w:color="BFBFBF" w:sz="2"/>
+              <w:left w:val="none" w:color="FFFFFF" w:sz="0"/>
+              <w:bottom w:val="single" w:color="BFBFBF" w:sz="2"/>
+              <w:right w:val="none" w:color="FFFFFF" w:sz="0"/>
+            </w:tcBorders>
+            <w:tcMar>
+              <w:top w:type="dxa" w:w="40"/>
+              <w:left w:type="dxa" w:w="90"/>
+              <w:bottom w:type="dxa" w:w="40"/>
+              <w:right w:type="dxa" w:w="90"/>
+            </w:tcMar>
+            <w:vAlign w:val="center"/>
+          </w:tcPr>
+          <w:p>
+            <w:pPr>
+              <w:spacing w:after="20" w:before="20" w:line="220"/>
+              <w:jc w:val="right"/>
+            </w:pPr>
+            <w:r>
+              <w:rPr>
+                <w:rFonts w:ascii="Calibri" w:cs="Calibri" w:eastAsia="Calibri" w:hAnsi="Calibri"/>
+                <w:b w:val="false"/>
+                <w:bCs w:val="false"/>
+                <w:color w:val="000000"/>
+                <w:sz w:val="16"/>
+                <w:szCs w:val="16"/>
+              </w:rPr>
+              <w:t xml:space="preserve">31,756</w:t>
             </w:r>
           </w:p>
         </w:tc>
@@ -5359,7 +5359,7 @@
                 <w:sz w:val="16"/>
                 <w:szCs w:val="16"/>
               </w:rPr>
-              <w:t xml:space="preserve">31,905</w:t>
+              <w:t xml:space="preserve">34,865</w:t>
             </w:r>
           </w:p>
         </w:tc>
@@ -5394,7 +5394,7 @@
                 <w:sz w:val="16"/>
                 <w:szCs w:val="16"/>
               </w:rPr>
-              <w:t xml:space="preserve">35,636</w:t>
+              <w:t xml:space="preserve">38,943</w:t>
             </w:r>
           </w:p>
         </w:tc>
@@ -5429,7 +5429,7 @@
                 <w:sz w:val="16"/>
                 <w:szCs w:val="16"/>
               </w:rPr>
-              <w:t xml:space="preserve">41,407</w:t>
+              <w:t xml:space="preserve">45,249</w:t>
             </w:r>
           </w:p>
         </w:tc>
@@ -6081,7 +6081,7 @@
                 <w:sz w:val="15"/>
                 <w:szCs w:val="15"/>
               </w:rPr>
-              <w:t xml:space="preserve">26.6</w:t>
+              <w:t xml:space="preserve">24.3</w:t>
             </w:r>
           </w:p>
         </w:tc>
@@ -6217,7 +6217,7 @@
                 <w:sz w:val="15"/>
                 <w:szCs w:val="15"/>
               </w:rPr>
-              <w:t xml:space="preserve">152,658</w:t>
+              <w:t xml:space="preserve">139,694</w:t>
             </w:r>
           </w:p>
         </w:tc>
@@ -6353,7 +6353,7 @@
                 <w:sz w:val="15"/>
                 <w:szCs w:val="15"/>
               </w:rPr>
-              <w:t xml:space="preserve">2,060</w:t>
+              <w:t xml:space="preserve">1,885</w:t>
             </w:r>
           </w:p>
         </w:tc>
@@ -8439,77 +8439,77 @@
                 <w:sz w:val="16"/>
                 <w:szCs w:val="16"/>
               </w:rPr>
-              <w:t xml:space="preserve">3,747</w:t>
-            </w:r>
-          </w:p>
-        </w:tc>
-        <w:tc>
-          <w:tcPr>
-            <w:tcW w:type="dxa" w:w="1148"/>
-            <w:tcBorders>
-              <w:top w:val="single" w:color="BFBFBF" w:sz="2"/>
-              <w:left w:val="none" w:color="FFFFFF" w:sz="0"/>
-              <w:bottom w:val="single" w:color="BFBFBF" w:sz="2"/>
-              <w:right w:val="none" w:color="FFFFFF" w:sz="0"/>
-            </w:tcBorders>
-            <w:tcMar>
-              <w:top w:type="dxa" w:w="40"/>
-              <w:left w:type="dxa" w:w="90"/>
-              <w:bottom w:type="dxa" w:w="40"/>
-              <w:right w:type="dxa" w:w="90"/>
-            </w:tcMar>
-            <w:vAlign w:val="center"/>
-          </w:tcPr>
-          <w:p>
-            <w:pPr>
-              <w:spacing w:after="20" w:before="20" w:line="220"/>
-              <w:jc w:val="right"/>
-            </w:pPr>
-            <w:r>
-              <w:rPr>
-                <w:rFonts w:ascii="Calibri" w:cs="Calibri" w:eastAsia="Calibri" w:hAnsi="Calibri"/>
-                <w:b w:val="false"/>
-                <w:bCs w:val="false"/>
-                <w:color w:val="000000"/>
-                <w:sz w:val="16"/>
-                <w:szCs w:val="16"/>
-              </w:rPr>
-              <w:t xml:space="preserve">4,896</w:t>
-            </w:r>
-          </w:p>
-        </w:tc>
-        <w:tc>
-          <w:tcPr>
-            <w:tcW w:type="dxa" w:w="1148"/>
-            <w:tcBorders>
-              <w:top w:val="single" w:color="BFBFBF" w:sz="2"/>
-              <w:left w:val="none" w:color="FFFFFF" w:sz="0"/>
-              <w:bottom w:val="single" w:color="BFBFBF" w:sz="2"/>
-              <w:right w:val="none" w:color="FFFFFF" w:sz="0"/>
-            </w:tcBorders>
-            <w:tcMar>
-              <w:top w:type="dxa" w:w="40"/>
-              <w:left w:type="dxa" w:w="90"/>
-              <w:bottom w:type="dxa" w:w="40"/>
-              <w:right w:type="dxa" w:w="90"/>
-            </w:tcMar>
-            <w:vAlign w:val="center"/>
-          </w:tcPr>
-          <w:p>
-            <w:pPr>
-              <w:spacing w:after="20" w:before="20" w:line="220"/>
-              <w:jc w:val="right"/>
-            </w:pPr>
-            <w:r>
-              <w:rPr>
-                <w:rFonts w:ascii="Calibri" w:cs="Calibri" w:eastAsia="Calibri" w:hAnsi="Calibri"/>
-                <w:b w:val="false"/>
-                <w:bCs w:val="false"/>
-                <w:color w:val="000000"/>
-                <w:sz w:val="16"/>
-                <w:szCs w:val="16"/>
-              </w:rPr>
-              <w:t xml:space="preserve">2,883</w:t>
+              <w:t xml:space="preserve">4,094</w:t>
+            </w:r>
+          </w:p>
+        </w:tc>
+        <w:tc>
+          <w:tcPr>
+            <w:tcW w:type="dxa" w:w="1148"/>
+            <w:tcBorders>
+              <w:top w:val="single" w:color="BFBFBF" w:sz="2"/>
+              <w:left w:val="none" w:color="FFFFFF" w:sz="0"/>
+              <w:bottom w:val="single" w:color="BFBFBF" w:sz="2"/>
+              <w:right w:val="none" w:color="FFFFFF" w:sz="0"/>
+            </w:tcBorders>
+            <w:tcMar>
+              <w:top w:type="dxa" w:w="40"/>
+              <w:left w:type="dxa" w:w="90"/>
+              <w:bottom w:type="dxa" w:w="40"/>
+              <w:right w:type="dxa" w:w="90"/>
+            </w:tcMar>
+            <w:vAlign w:val="center"/>
+          </w:tcPr>
+          <w:p>
+            <w:pPr>
+              <w:spacing w:after="20" w:before="20" w:line="220"/>
+              <w:jc w:val="right"/>
+            </w:pPr>
+            <w:r>
+              <w:rPr>
+                <w:rFonts w:ascii="Calibri" w:cs="Calibri" w:eastAsia="Calibri" w:hAnsi="Calibri"/>
+                <w:b w:val="false"/>
+                <w:bCs w:val="false"/>
+                <w:color w:val="000000"/>
+                <w:sz w:val="16"/>
+                <w:szCs w:val="16"/>
+              </w:rPr>
+              <w:t xml:space="preserve">5,351</w:t>
+            </w:r>
+          </w:p>
+        </w:tc>
+        <w:tc>
+          <w:tcPr>
+            <w:tcW w:type="dxa" w:w="1148"/>
+            <w:tcBorders>
+              <w:top w:val="single" w:color="BFBFBF" w:sz="2"/>
+              <w:left w:val="none" w:color="FFFFFF" w:sz="0"/>
+              <w:bottom w:val="single" w:color="BFBFBF" w:sz="2"/>
+              <w:right w:val="none" w:color="FFFFFF" w:sz="0"/>
+            </w:tcBorders>
+            <w:tcMar>
+              <w:top w:type="dxa" w:w="40"/>
+              <w:left w:type="dxa" w:w="90"/>
+              <w:bottom w:type="dxa" w:w="40"/>
+              <w:right w:type="dxa" w:w="90"/>
+            </w:tcMar>
+            <w:vAlign w:val="center"/>
+          </w:tcPr>
+          <w:p>
+            <w:pPr>
+              <w:spacing w:after="20" w:before="20" w:line="220"/>
+              <w:jc w:val="right"/>
+            </w:pPr>
+            <w:r>
+              <w:rPr>
+                <w:rFonts w:ascii="Calibri" w:cs="Calibri" w:eastAsia="Calibri" w:hAnsi="Calibri"/>
+                <w:b w:val="false"/>
+                <w:bCs w:val="false"/>
+                <w:color w:val="000000"/>
+                <w:sz w:val="16"/>
+                <w:szCs w:val="16"/>
+              </w:rPr>
+              <w:t xml:space="preserve">3,150</w:t>
             </w:r>
           </w:p>
         </w:tc>
@@ -8544,7 +8544,7 @@
                 <w:sz w:val="16"/>
                 <w:szCs w:val="16"/>
               </w:rPr>
-              <w:t xml:space="preserve">2,820</w:t>
+              <w:t xml:space="preserve">3,081</w:t>
             </w:r>
           </w:p>
         </w:tc>
@@ -8579,7 +8579,7 @@
                 <w:sz w:val="16"/>
                 <w:szCs w:val="16"/>
               </w:rPr>
-              <w:t xml:space="preserve">3,731</w:t>
+              <w:t xml:space="preserve">4,077</w:t>
             </w:r>
           </w:p>
         </w:tc>
@@ -8614,7 +8614,7 @@
                 <w:sz w:val="16"/>
                 <w:szCs w:val="16"/>
               </w:rPr>
-              <w:t xml:space="preserve">5,771</w:t>
+              <w:t xml:space="preserve">6,307</w:t>
             </w:r>
           </w:p>
         </w:tc>
@@ -8946,77 +8946,77 @@
                 <w:sz w:val="16"/>
                 <w:szCs w:val="16"/>
               </w:rPr>
-              <w:t xml:space="preserve">20.0</w:t>
-            </w:r>
-          </w:p>
-        </w:tc>
-        <w:tc>
-          <w:tcPr>
-            <w:tcW w:type="dxa" w:w="1148"/>
-            <w:tcBorders>
-              <w:top w:val="single" w:color="BFBFBF" w:sz="2"/>
-              <w:left w:val="none" w:color="FFFFFF" w:sz="0"/>
-              <w:bottom w:val="single" w:color="BFBFBF" w:sz="2"/>
-              <w:right w:val="none" w:color="FFFFFF" w:sz="0"/>
-            </w:tcBorders>
-            <w:tcMar>
-              <w:top w:type="dxa" w:w="40"/>
-              <w:left w:type="dxa" w:w="90"/>
-              <w:bottom w:type="dxa" w:w="40"/>
-              <w:right w:type="dxa" w:w="90"/>
-            </w:tcMar>
-            <w:vAlign w:val="center"/>
-          </w:tcPr>
-          <w:p>
-            <w:pPr>
-              <w:spacing w:after="20" w:before="20" w:line="220"/>
-              <w:jc w:val="right"/>
-            </w:pPr>
-            <w:r>
-              <w:rPr>
-                <w:rFonts w:ascii="Calibri" w:cs="Calibri" w:eastAsia="Calibri" w:hAnsi="Calibri"/>
-                <w:b w:val="false"/>
-                <w:bCs w:val="false"/>
-                <w:color w:val="000000"/>
-                <w:sz w:val="16"/>
-                <w:szCs w:val="16"/>
-              </w:rPr>
-              <w:t xml:space="preserve">15.3</w:t>
-            </w:r>
-          </w:p>
-        </w:tc>
-        <w:tc>
-          <w:tcPr>
-            <w:tcW w:type="dxa" w:w="1148"/>
-            <w:tcBorders>
-              <w:top w:val="single" w:color="BFBFBF" w:sz="2"/>
-              <w:left w:val="none" w:color="FFFFFF" w:sz="0"/>
-              <w:bottom w:val="single" w:color="BFBFBF" w:sz="2"/>
-              <w:right w:val="none" w:color="FFFFFF" w:sz="0"/>
-            </w:tcBorders>
-            <w:tcMar>
-              <w:top w:type="dxa" w:w="40"/>
-              <w:left w:type="dxa" w:w="90"/>
-              <w:bottom w:type="dxa" w:w="40"/>
-              <w:right w:type="dxa" w:w="90"/>
-            </w:tcMar>
-            <w:vAlign w:val="center"/>
-          </w:tcPr>
-          <w:p>
-            <w:pPr>
-              <w:spacing w:after="20" w:before="20" w:line="220"/>
-              <w:jc w:val="right"/>
-            </w:pPr>
-            <w:r>
-              <w:rPr>
-                <w:rFonts w:ascii="Calibri" w:cs="Calibri" w:eastAsia="Calibri" w:hAnsi="Calibri"/>
-                <w:b w:val="false"/>
-                <w:bCs w:val="false"/>
-                <w:color w:val="000000"/>
-                <w:sz w:val="16"/>
-                <w:szCs w:val="16"/>
-              </w:rPr>
-              <w:t xml:space="preserve">26.0</w:t>
+              <w:t xml:space="preserve">18.3</w:t>
+            </w:r>
+          </w:p>
+        </w:tc>
+        <w:tc>
+          <w:tcPr>
+            <w:tcW w:type="dxa" w:w="1148"/>
+            <w:tcBorders>
+              <w:top w:val="single" w:color="BFBFBF" w:sz="2"/>
+              <w:left w:val="none" w:color="FFFFFF" w:sz="0"/>
+              <w:bottom w:val="single" w:color="BFBFBF" w:sz="2"/>
+              <w:right w:val="none" w:color="FFFFFF" w:sz="0"/>
+            </w:tcBorders>
+            <w:tcMar>
+              <w:top w:type="dxa" w:w="40"/>
+              <w:left w:type="dxa" w:w="90"/>
+              <w:bottom w:type="dxa" w:w="40"/>
+              <w:right w:type="dxa" w:w="90"/>
+            </w:tcMar>
+            <w:vAlign w:val="center"/>
+          </w:tcPr>
+          <w:p>
+            <w:pPr>
+              <w:spacing w:after="20" w:before="20" w:line="220"/>
+              <w:jc w:val="right"/>
+            </w:pPr>
+            <w:r>
+              <w:rPr>
+                <w:rFonts w:ascii="Calibri" w:cs="Calibri" w:eastAsia="Calibri" w:hAnsi="Calibri"/>
+                <w:b w:val="false"/>
+                <w:bCs w:val="false"/>
+                <w:color w:val="000000"/>
+                <w:sz w:val="16"/>
+                <w:szCs w:val="16"/>
+              </w:rPr>
+              <w:t xml:space="preserve">14.0</w:t>
+            </w:r>
+          </w:p>
+        </w:tc>
+        <w:tc>
+          <w:tcPr>
+            <w:tcW w:type="dxa" w:w="1148"/>
+            <w:tcBorders>
+              <w:top w:val="single" w:color="BFBFBF" w:sz="2"/>
+              <w:left w:val="none" w:color="FFFFFF" w:sz="0"/>
+              <w:bottom w:val="single" w:color="BFBFBF" w:sz="2"/>
+              <w:right w:val="none" w:color="FFFFFF" w:sz="0"/>
+            </w:tcBorders>
+            <w:tcMar>
+              <w:top w:type="dxa" w:w="40"/>
+              <w:left w:type="dxa" w:w="90"/>
+              <w:bottom w:type="dxa" w:w="40"/>
+              <w:right w:type="dxa" w:w="90"/>
+            </w:tcMar>
+            <w:vAlign w:val="center"/>
+          </w:tcPr>
+          <w:p>
+            <w:pPr>
+              <w:spacing w:after="20" w:before="20" w:line="220"/>
+              <w:jc w:val="right"/>
+            </w:pPr>
+            <w:r>
+              <w:rPr>
+                <w:rFonts w:ascii="Calibri" w:cs="Calibri" w:eastAsia="Calibri" w:hAnsi="Calibri"/>
+                <w:b w:val="false"/>
+                <w:bCs w:val="false"/>
+                <w:color w:val="000000"/>
+                <w:sz w:val="16"/>
+                <w:szCs w:val="16"/>
+              </w:rPr>
+              <w:t xml:space="preserve">23.8</w:t>
             </w:r>
           </w:p>
         </w:tc>
@@ -9051,7 +9051,7 @@
                 <w:sz w:val="16"/>
                 <w:szCs w:val="16"/>
               </w:rPr>
-              <w:t xml:space="preserve">26.6</w:t>
+              <w:t xml:space="preserve">24.3</w:t>
             </w:r>
           </w:p>
         </w:tc>
@@ -9086,7 +9086,7 @@
                 <w:sz w:val="16"/>
                 <w:szCs w:val="16"/>
               </w:rPr>
-              <w:t xml:space="preserve">20.1</w:t>
+              <w:t xml:space="preserve">18.4</w:t>
             </w:r>
           </w:p>
         </w:tc>
@@ -9121,7 +9121,7 @@
                 <w:sz w:val="16"/>
                 <w:szCs w:val="16"/>
               </w:rPr>
-              <w:t xml:space="preserve">13.0</w:t>
+              <w:t xml:space="preserve">11.9</w:t>
             </w:r>
           </w:p>
         </w:tc>
@@ -9198,7 +9198,7 @@
                 <w:sz w:val="16"/>
                 <w:szCs w:val="16"/>
               </w:rPr>
-              <w:t xml:space="preserve">3.4</w:t>
+              <w:t xml:space="preserve">3.1</w:t>
             </w:r>
           </w:p>
         </w:tc>
@@ -9234,7 +9234,7 @@
                 <w:sz w:val="16"/>
                 <w:szCs w:val="16"/>
               </w:rPr>
-              <w:t xml:space="preserve">2.8</w:t>
+              <w:t xml:space="preserve">2.6</w:t>
             </w:r>
           </w:p>
         </w:tc>
@@ -9270,7 +9270,7 @@
                 <w:sz w:val="16"/>
                 <w:szCs w:val="16"/>
               </w:rPr>
-              <w:t xml:space="preserve">2.6</w:t>
+              <w:t xml:space="preserve">2.4</w:t>
             </w:r>
           </w:p>
         </w:tc>
@@ -9306,7 +9306,7 @@
                 <w:sz w:val="16"/>
                 <w:szCs w:val="16"/>
               </w:rPr>
-              <w:t xml:space="preserve">2.4</w:t>
+              <w:t xml:space="preserve">2.2</w:t>
             </w:r>
           </w:p>
         </w:tc>
@@ -9342,7 +9342,7 @@
                 <w:sz w:val="16"/>
                 <w:szCs w:val="16"/>
               </w:rPr>
-              <w:t xml:space="preserve">2.1</w:t>
+              <w:t xml:space="preserve">1.9</w:t>
             </w:r>
           </w:p>
         </w:tc>
@@ -9378,7 +9378,7 @@
                 <w:sz w:val="16"/>
                 <w:szCs w:val="16"/>
               </w:rPr>
-              <w:t xml:space="preserve">1.8</w:t>
+              <w:t xml:space="preserve">1.7</w:t>
             </w:r>
           </w:p>
         </w:tc>
@@ -9960,77 +9960,77 @@
                 <w:sz w:val="16"/>
                 <w:szCs w:val="16"/>
               </w:rPr>
-              <w:t xml:space="preserve">22,199</w:t>
-            </w:r>
-          </w:p>
-        </w:tc>
-        <w:tc>
-          <w:tcPr>
-            <w:tcW w:type="dxa" w:w="1148"/>
-            <w:tcBorders>
-              <w:top w:val="single" w:color="BFBFBF" w:sz="2"/>
-              <w:left w:val="none" w:color="FFFFFF" w:sz="0"/>
-              <w:bottom w:val="single" w:color="BFBFBF" w:sz="2"/>
-              <w:right w:val="none" w:color="FFFFFF" w:sz="0"/>
-            </w:tcBorders>
-            <w:tcMar>
-              <w:top w:type="dxa" w:w="40"/>
-              <w:left w:type="dxa" w:w="90"/>
-              <w:bottom w:type="dxa" w:w="40"/>
-              <w:right w:type="dxa" w:w="90"/>
-            </w:tcMar>
-            <w:vAlign w:val="center"/>
-          </w:tcPr>
-          <w:p>
-            <w:pPr>
-              <w:spacing w:after="20" w:before="20" w:line="220"/>
-              <w:jc w:val="right"/>
-            </w:pPr>
-            <w:r>
-              <w:rPr>
-                <w:rFonts w:ascii="Calibri" w:cs="Calibri" w:eastAsia="Calibri" w:hAnsi="Calibri"/>
-                <w:b w:val="false"/>
-                <w:bCs w:val="false"/>
-                <w:color w:val="000000"/>
-                <w:sz w:val="16"/>
-                <w:szCs w:val="16"/>
-              </w:rPr>
-              <w:t xml:space="preserve">26,683</w:t>
-            </w:r>
-          </w:p>
-        </w:tc>
-        <w:tc>
-          <w:tcPr>
-            <w:tcW w:type="dxa" w:w="1148"/>
-            <w:tcBorders>
-              <w:top w:val="single" w:color="BFBFBF" w:sz="2"/>
-              <w:left w:val="none" w:color="FFFFFF" w:sz="0"/>
-              <w:bottom w:val="single" w:color="BFBFBF" w:sz="2"/>
-              <w:right w:val="none" w:color="FFFFFF" w:sz="0"/>
-            </w:tcBorders>
-            <w:tcMar>
-              <w:top w:type="dxa" w:w="40"/>
-              <w:left w:type="dxa" w:w="90"/>
-              <w:bottom w:type="dxa" w:w="40"/>
-              <w:right w:type="dxa" w:w="90"/>
-            </w:tcMar>
-            <w:vAlign w:val="center"/>
-          </w:tcPr>
-          <w:p>
-            <w:pPr>
-              <w:spacing w:after="20" w:before="20" w:line="220"/>
-              <w:jc w:val="right"/>
-            </w:pPr>
-            <w:r>
-              <w:rPr>
-                <w:rFonts w:ascii="Calibri" w:cs="Calibri" w:eastAsia="Calibri" w:hAnsi="Calibri"/>
-                <w:b w:val="false"/>
-                <w:bCs w:val="false"/>
-                <w:color w:val="000000"/>
-                <w:sz w:val="16"/>
-                <w:szCs w:val="16"/>
-              </w:rPr>
-              <w:t xml:space="preserve">29,059</w:t>
+              <w:t xml:space="preserve">24,259</w:t>
+            </w:r>
+          </w:p>
+        </w:tc>
+        <w:tc>
+          <w:tcPr>
+            <w:tcW w:type="dxa" w:w="1148"/>
+            <w:tcBorders>
+              <w:top w:val="single" w:color="BFBFBF" w:sz="2"/>
+              <w:left w:val="none" w:color="FFFFFF" w:sz="0"/>
+              <w:bottom w:val="single" w:color="BFBFBF" w:sz="2"/>
+              <w:right w:val="none" w:color="FFFFFF" w:sz="0"/>
+            </w:tcBorders>
+            <w:tcMar>
+              <w:top w:type="dxa" w:w="40"/>
+              <w:left w:type="dxa" w:w="90"/>
+              <w:bottom w:type="dxa" w:w="40"/>
+              <w:right w:type="dxa" w:w="90"/>
+            </w:tcMar>
+            <w:vAlign w:val="center"/>
+          </w:tcPr>
+          <w:p>
+            <w:pPr>
+              <w:spacing w:after="20" w:before="20" w:line="220"/>
+              <w:jc w:val="right"/>
+            </w:pPr>
+            <w:r>
+              <w:rPr>
+                <w:rFonts w:ascii="Calibri" w:cs="Calibri" w:eastAsia="Calibri" w:hAnsi="Calibri"/>
+                <w:b w:val="false"/>
+                <w:bCs w:val="false"/>
+                <w:color w:val="000000"/>
+                <w:sz w:val="16"/>
+                <w:szCs w:val="16"/>
+              </w:rPr>
+              <w:t xml:space="preserve">29,160</w:t>
+            </w:r>
+          </w:p>
+        </w:tc>
+        <w:tc>
+          <w:tcPr>
+            <w:tcW w:type="dxa" w:w="1148"/>
+            <w:tcBorders>
+              <w:top w:val="single" w:color="BFBFBF" w:sz="2"/>
+              <w:left w:val="none" w:color="FFFFFF" w:sz="0"/>
+              <w:bottom w:val="single" w:color="BFBFBF" w:sz="2"/>
+              <w:right w:val="none" w:color="FFFFFF" w:sz="0"/>
+            </w:tcBorders>
+            <w:tcMar>
+              <w:top w:type="dxa" w:w="40"/>
+              <w:left w:type="dxa" w:w="90"/>
+              <w:bottom w:type="dxa" w:w="40"/>
+              <w:right w:type="dxa" w:w="90"/>
+            </w:tcMar>
+            <w:vAlign w:val="center"/>
+          </w:tcPr>
+          <w:p>
+            <w:pPr>
+              <w:spacing w:after="20" w:before="20" w:line="220"/>
+              <w:jc w:val="right"/>
+            </w:pPr>
+            <w:r>
+              <w:rPr>
+                <w:rFonts w:ascii="Calibri" w:cs="Calibri" w:eastAsia="Calibri" w:hAnsi="Calibri"/>
+                <w:b w:val="false"/>
+                <w:bCs w:val="false"/>
+                <w:color w:val="000000"/>
+                <w:sz w:val="16"/>
+                <w:szCs w:val="16"/>
+              </w:rPr>
+              <w:t xml:space="preserve">31,756</w:t>
             </w:r>
           </w:p>
         </w:tc>
@@ -10065,7 +10065,7 @@
                 <w:sz w:val="16"/>
                 <w:szCs w:val="16"/>
               </w:rPr>
-              <w:t xml:space="preserve">31,905</w:t>
+              <w:t xml:space="preserve">34,865</w:t>
             </w:r>
           </w:p>
         </w:tc>
@@ -10100,7 +10100,7 @@
                 <w:sz w:val="16"/>
                 <w:szCs w:val="16"/>
               </w:rPr>
-              <w:t xml:space="preserve">35,636</w:t>
+              <w:t xml:space="preserve">38,943</w:t>
             </w:r>
           </w:p>
         </w:tc>
@@ -10135,7 +10135,7 @@
                 <w:sz w:val="16"/>
                 <w:szCs w:val="16"/>
               </w:rPr>
-              <w:t xml:space="preserve">41,407</w:t>
+              <w:t xml:space="preserve">45,249</w:t>
             </w:r>
           </w:p>
         </w:tc>

--- a/MASVN_RS_2H26_Outlook_STB_FPT_Note_Aug2026.docx
+++ b/MASVN_RS_2H26_Outlook_STB_FPT_Note_Aug2026.docx
@@ -961,7 +961,7 @@
                 <w:sz w:val="15"/>
                 <w:szCs w:val="15"/>
               </w:rPr>
-              <w:t xml:space="preserve">5,809</w:t>
+              <w:t xml:space="preserve">5,896</w:t>
             </w:r>
           </w:p>
         </w:tc>
@@ -1237,7 +1237,7 @@
                 <w:sz w:val="15"/>
                 <w:szCs w:val="15"/>
               </w:rPr>
-              <w:t xml:space="preserve">-2.2</w:t>
+              <w:t xml:space="preserve">-0.7</w:t>
             </w:r>
           </w:p>
         </w:tc>
@@ -1375,7 +1375,7 @@
                 <w:sz w:val="15"/>
                 <w:szCs w:val="15"/>
               </w:rPr>
-              <w:t xml:space="preserve">24.3</w:t>
+              <w:t xml:space="preserve">24.0</w:t>
             </w:r>
           </w:p>
         </w:tc>
@@ -2289,7 +2289,7 @@
           <w:sz w:val="17"/>
           <w:szCs w:val="17"/>
         </w:rPr>
-        <w:t xml:space="preserve">We set FY26F NPL at 5.8%, from below 4.5%, and FY27F at 4.0% from 3.1%. Holding the ratio at 5.5% on the smaller loan book would have required net NPL recoveries in 2H26; 5.8% keeps the absolute balance at VND37,157bn and implied net formation just positive. Reserves reached VND27.2tn at end-2Q26 — 56.7% coverage, up from 50.0% at end-FY25 — after VND7.1tn of 1H26 charges. A further VND3.1tn charge in 2H26 funds write-offs of VND11.0tn, or 34% of the Group 5 balance, leaving coverage at 50.9%.</w:t>
+        <w:t xml:space="preserve">We set FY26F NPL at 5.8%, from below 4.5%, and FY27F at 4.0% from 3.1%. On an 8% loan book that is a balance of VND39,237bn, so the ratio improves on 2Q26’s 7.54% through write-offs and a bigger denominator rather than through cures. Reserves reached VND27.2tn at end-2Q26 — 56.7% coverage, up from 50.0% at end-FY25 — after VND7.1tn of 1H26 charges. A further VND3.9tn charge in 2H26 funds write-offs of VND11.6tn, or 36% of the Group 5 balance, leaving coverage at 48.6%.</w:t>
       </w:r>
     </w:p>
     <w:p>
@@ -2306,7 +2306,7 @@
           <w:sz w:val="17"/>
           <w:szCs w:val="17"/>
         </w:rPr>
-        <w:t xml:space="preserve">FY26F PBT of VND7,461bn on the loan growth reset:</w:t>
+        <w:t xml:space="preserve">FY26F PBT of VND7,573bn on an 8% loan book:</w:t>
       </w:r>
     </w:p>
     <w:p>
@@ -2340,7 +2340,7 @@
           <w:sz w:val="17"/>
           <w:szCs w:val="17"/>
         </w:rPr>
-        <w:t xml:space="preserve">We now carry FY26F loan growth of 2.3%, against the 11.7% previously assumed and the 1.5% delivered in 1H26. That takes gross loans to VND640,643bn and NII to VND24,531bn (-8.1% YoY), and FY26F PBT to VND7,461bn (-2.2% YoY) — 7.9% below the board-approved plan of VND8,100bn, where we previously sat marginally above it. The implied 2H26 PBT is VND3,325bn against VND297bn in 2H25.</w:t>
+        <w:t xml:space="preserve">We take FY26F loan growth to 8.0%, from the 2.3% carried before and against the 1.5% delivered in 1H26 — the second half has to add 6.4% for the year to land there, which assumes STB draws on the credit quota it has not used. Gross loans reach VND676,504bn and NII VND26,084bn (-2.2% YoY), taking FY26F PBT to VND7,573bn (-0.7% YoY) — 6.5% below the board-approved plan of VND8,100bn. The implied 2H26 PBT is VND3,437bn against VND297bn in 2H25.</w:t>
       </w:r>
     </w:p>
     <w:p>
@@ -2357,7 +2357,7 @@
           <w:sz w:val="17"/>
           <w:szCs w:val="17"/>
         </w:rPr>
-        <w:t xml:space="preserve">Other FY26F assumptions: a provisioning charge of VND10.2tn (-10.4% YoY) and non-interest income of VND5,950bn. CIR steps down from 42.1% in FY26F to 40.0% in FY27F and 38.0% in FY28F; on 1H26 opex of VND6,233bn that puts 2H26 costs at VND6,585bn, +5.6% on the first half, so no cost reduction is assumed. FY27F carries VND1,000bn of specific charge above what write-offs consume and FY28F VND2,000bn, so reserve stock builds rather than merely funding disposals. FY27F NII grows 9.9% as NIM turns — NII/average loans goes from 3.87% to 3.96% — carrying FY27F PBT to VND9,872bn (+32%) and FY28F to VND15,271bn (+55%). Separately, STB's seizure of 507 land-use right certificates at LDG's Viva City against VND350bn of overdue principal is immaterial in size but shows the collateral channel the write-off programme depends on.</w:t>
+        <w:t xml:space="preserve">Other FY26F assumptions: a provisioning charge of VND11.0tn (-3.6% YoY) and non-interest income of VND5,950bn. CIR steps down from 42.1% in FY26F to 40.0% in FY27F and 38.0% in FY28F; holding that path on the bigger revenue base puts 2H26 costs at VND7,254bn against VND6,233bn in 1H26, +16.4%, so the loan book is not assumed to grow for free. FY27F carries VND1,000bn of specific charge above what write-offs consume and FY28F VND2,000bn, so reserve stock builds rather than merely funding disposals. FY27F NII grows 16.5% as NIM turns — NII/average loans goes from 4.00% to 4.23% — carrying FY27F PBT to VND11,417bn (+51%) and FY28F to VND17,229bn (+51%). Separately, STB's seizure of 507 land-use right certificates at LDG's Viva City against VND350bn of overdue principal is immaterial in size but shows the collateral channel the write-off programme depends on.</w:t>
       </w:r>
     </w:p>
     <w:p>
@@ -2824,7 +2824,7 @@
                 <w:sz w:val="16"/>
                 <w:szCs w:val="16"/>
               </w:rPr>
-              <w:t xml:space="preserve">24,531</w:t>
+              <w:t xml:space="preserve">26,084</w:t>
             </w:r>
           </w:p>
         </w:tc>
@@ -2859,7 +2859,7 @@
                 <w:sz w:val="16"/>
                 <w:szCs w:val="16"/>
               </w:rPr>
-              <w:t xml:space="preserve">26,953</w:t>
+              <w:t xml:space="preserve">30,380</w:t>
             </w:r>
           </w:p>
         </w:tc>
@@ -2894,7 +2894,7 @@
                 <w:sz w:val="16"/>
                 <w:szCs w:val="16"/>
               </w:rPr>
-              <w:t xml:space="preserve">30,600</w:t>
+              <w:t xml:space="preserve">34,333</w:t>
             </w:r>
           </w:p>
         </w:tc>
@@ -3331,7 +3331,7 @@
                 <w:sz w:val="16"/>
                 <w:szCs w:val="16"/>
               </w:rPr>
-              <w:t xml:space="preserve">7,461</w:t>
+              <w:t xml:space="preserve">7,573</w:t>
             </w:r>
           </w:p>
         </w:tc>
@@ -3366,7 +3366,7 @@
                 <w:sz w:val="16"/>
                 <w:szCs w:val="16"/>
               </w:rPr>
-              <w:t xml:space="preserve">9,872</w:t>
+              <w:t xml:space="preserve">11,417</w:t>
             </w:r>
           </w:p>
         </w:tc>
@@ -3401,7 +3401,7 @@
                 <w:sz w:val="16"/>
                 <w:szCs w:val="16"/>
               </w:rPr>
-              <w:t xml:space="preserve">15,271</w:t>
+              <w:t xml:space="preserve">17,229</w:t>
             </w:r>
           </w:p>
         </w:tc>
@@ -3586,7 +3586,7 @@
                 <w:sz w:val="16"/>
                 <w:szCs w:val="16"/>
               </w:rPr>
-              <w:t xml:space="preserve">5,809</w:t>
+              <w:t xml:space="preserve">5,896</w:t>
             </w:r>
           </w:p>
         </w:tc>
@@ -3622,7 +3622,7 @@
                 <w:sz w:val="16"/>
                 <w:szCs w:val="16"/>
               </w:rPr>
-              <w:t xml:space="preserve">7,686</w:t>
+              <w:t xml:space="preserve">8,889</w:t>
             </w:r>
           </w:p>
         </w:tc>
@@ -3658,7 +3658,7 @@
                 <w:sz w:val="16"/>
                 <w:szCs w:val="16"/>
               </w:rPr>
-              <w:t xml:space="preserve">11,890</w:t>
+              <w:t xml:space="preserve">13,415</w:t>
             </w:r>
           </w:p>
         </w:tc>
@@ -3838,7 +3838,7 @@
                 <w:sz w:val="16"/>
                 <w:szCs w:val="16"/>
               </w:rPr>
-              <w:t xml:space="preserve">3,081</w:t>
+              <w:t xml:space="preserve">3,128</w:t>
             </w:r>
           </w:p>
         </w:tc>
@@ -3873,7 +3873,7 @@
                 <w:sz w:val="16"/>
                 <w:szCs w:val="16"/>
               </w:rPr>
-              <w:t xml:space="preserve">4,077</w:t>
+              <w:t xml:space="preserve">4,715</w:t>
             </w:r>
           </w:p>
         </w:tc>
@@ -3908,7 +3908,7 @@
                 <w:sz w:val="16"/>
                 <w:szCs w:val="16"/>
               </w:rPr>
-              <w:t xml:space="preserve">6,307</w:t>
+              <w:t xml:space="preserve">7,116</w:t>
             </w:r>
           </w:p>
         </w:tc>
@@ -4093,7 +4093,7 @@
                 <w:sz w:val="16"/>
                 <w:szCs w:val="16"/>
               </w:rPr>
-              <w:t xml:space="preserve">8.8</w:t>
+              <w:t xml:space="preserve">9.0</w:t>
             </w:r>
           </w:p>
         </w:tc>
@@ -4129,7 +4129,7 @@
                 <w:sz w:val="16"/>
                 <w:szCs w:val="16"/>
               </w:rPr>
-              <w:t xml:space="preserve">11.0</w:t>
+              <w:t xml:space="preserve">12.7</w:t>
             </w:r>
           </w:p>
         </w:tc>
@@ -4165,7 +4165,7 @@
                 <w:sz w:val="16"/>
                 <w:szCs w:val="16"/>
               </w:rPr>
-              <w:t xml:space="preserve">15.0</w:t>
+              <w:t xml:space="preserve">16.5</w:t>
             </w:r>
           </w:p>
         </w:tc>
@@ -4345,7 +4345,7 @@
                 <w:sz w:val="16"/>
                 <w:szCs w:val="16"/>
               </w:rPr>
-              <w:t xml:space="preserve">24.3</w:t>
+              <w:t xml:space="preserve">24.0</w:t>
             </w:r>
           </w:p>
         </w:tc>
@@ -4380,7 +4380,7 @@
                 <w:sz w:val="16"/>
                 <w:szCs w:val="16"/>
               </w:rPr>
-              <w:t xml:space="preserve">18.4</w:t>
+              <w:t xml:space="preserve">15.9</w:t>
             </w:r>
           </w:p>
         </w:tc>
@@ -4415,7 +4415,7 @@
                 <w:sz w:val="16"/>
                 <w:szCs w:val="16"/>
               </w:rPr>
-              <w:t xml:space="preserve">11.9</w:t>
+              <w:t xml:space="preserve">10.5</w:t>
             </w:r>
           </w:p>
         </w:tc>
@@ -4672,7 +4672,7 @@
                 <w:sz w:val="16"/>
                 <w:szCs w:val="16"/>
               </w:rPr>
-              <w:t xml:space="preserve">1.7</w:t>
+              <w:t xml:space="preserve">1.6</w:t>
             </w:r>
           </w:p>
         </w:tc>
@@ -4887,7 +4887,7 @@
                 <w:sz w:val="16"/>
                 <w:szCs w:val="16"/>
               </w:rPr>
-              <w:t xml:space="preserve">1,125,396</w:t>
+              <w:t xml:space="preserve">1,126,599</w:t>
             </w:r>
           </w:p>
         </w:tc>
@@ -4922,7 +4922,7 @@
                 <w:sz w:val="16"/>
                 <w:szCs w:val="16"/>
               </w:rPr>
-              <w:t xml:space="preserve">1,262,644</w:t>
+              <w:t xml:space="preserve">1,265,372</w:t>
             </w:r>
           </w:p>
         </w:tc>
@@ -5143,7 +5143,7 @@
                 <w:sz w:val="16"/>
                 <w:szCs w:val="16"/>
               </w:rPr>
-              <w:t xml:space="preserve">73,415</w:t>
+              <w:t xml:space="preserve">74,618</w:t>
             </w:r>
           </w:p>
         </w:tc>
@@ -5179,7 +5179,7 @@
                 <w:sz w:val="16"/>
                 <w:szCs w:val="16"/>
               </w:rPr>
-              <w:t xml:space="preserve">85,305</w:t>
+              <w:t xml:space="preserve">88,033</w:t>
             </w:r>
           </w:p>
         </w:tc>
@@ -5394,7 +5394,7 @@
                 <w:sz w:val="16"/>
                 <w:szCs w:val="16"/>
               </w:rPr>
-              <w:t xml:space="preserve">38,943</w:t>
+              <w:t xml:space="preserve">39,581</w:t>
             </w:r>
           </w:p>
         </w:tc>
@@ -5429,7 +5429,7 @@
                 <w:sz w:val="16"/>
                 <w:szCs w:val="16"/>
               </w:rPr>
-              <w:t xml:space="preserve">45,249</w:t>
+              <w:t xml:space="preserve">46,696</w:t>
             </w:r>
           </w:p>
         </w:tc>
@@ -5667,7 +5667,7 @@
                 <w:sz w:val="15"/>
                 <w:szCs w:val="15"/>
               </w:rPr>
-              <w:t xml:space="preserve">5,809</w:t>
+              <w:t xml:space="preserve">5,896</w:t>
             </w:r>
           </w:p>
         </w:tc>
@@ -5943,7 +5943,7 @@
                 <w:sz w:val="15"/>
                 <w:szCs w:val="15"/>
               </w:rPr>
-              <w:t xml:space="preserve">-2.2</w:t>
+              <w:t xml:space="preserve">-0.7</w:t>
             </w:r>
           </w:p>
         </w:tc>
@@ -6081,7 +6081,7 @@
                 <w:sz w:val="15"/>
                 <w:szCs w:val="15"/>
               </w:rPr>
-              <w:t xml:space="preserve">24.3</w:t>
+              <w:t xml:space="preserve">24.0</w:t>
             </w:r>
           </w:p>
         </w:tc>
@@ -6995,7 +6995,7 @@
           <w:sz w:val="17"/>
           <w:szCs w:val="17"/>
         </w:rPr>
-        <w:t xml:space="preserve">Chúng tôi đặt giả định nợ xấu FY26F ở 5.8% (từ dưới 4.5%) và FY27F ở 4.0% (từ 3.1%). Giữ 5.5% trên nền dư nợ đã thu hẹp sẽ đòi hỏi nợ xấu phải được thu hồi ròng trong 2H26; mức 5.8% giữ số dư tuyệt đối ở 37,157 tỷ đồng và nợ xấu phát sinh mới vẫn dương. Dự phòng đạt 27.2 nghìn tỷ đồng cuối Q2/2026 — bao phủ 56.7%, tăng từ 50.0% cuối 2025 — sau khi trích 7.1 nghìn tỷ đồng trong 1H26 và trích thêm 3.1 nghìn tỷ đồng trong 2H26 đủ để xóa 11.0 nghìn tỷ đồng, tương đương 34% dư nợ nhóm 5, đưa bao phủ về 50.9%.</w:t>
+        <w:t xml:space="preserve">Chúng tôi đặt giả định nợ xấu FY26F ở 5.8% (từ dưới 4.5%) và FY27F ở 4.0% (từ 3.1%). Giữ Trên nền dư nợ tăng 8%, mức này tương ứng số dư 39,237 tỷ đồng — tỷ lệ nợ xấu cải thiện từ 7.54% của Q2/2026 nhờ xóa nợ và mẫu số lớn hơn, không phải nhờ nợ được thu hồi. Dự phòng đạt 27.2 nghìn tỷ đồng cuối Q2/2026 — bao phủ 56.7%, tăng từ 50.0% cuối 2025 — sau khi trích 7.1 nghìn tỷ đồng trong 1H26 và trích thêm 3.9 nghìn tỷ đồng trong 2H26 đủ để xóa 11.6 nghìn tỷ đồng, tương đương 36% dư nợ nhóm 5, đưa bao phủ về 48.6%.</w:t>
       </w:r>
     </w:p>
     <w:p>
@@ -7012,7 +7012,7 @@
           <w:sz w:val="17"/>
           <w:szCs w:val="17"/>
         </w:rPr>
-        <w:t xml:space="preserve">Đặt LNTT FY26F ở 7,500 tỷ đồng sau khi điều chỉnh tăng trưởng tín dụng:</w:t>
+        <w:t xml:space="preserve">LNTT FY26F 7,573 tỷ đồng trên nền dư nợ tăng 8%:</w:t>
       </w:r>
     </w:p>
     <w:p>
@@ -7046,7 +7046,7 @@
           <w:sz w:val="17"/>
           <w:szCs w:val="17"/>
         </w:rPr>
-        <w:t xml:space="preserve">Chúng tôi hạ giả định tăng trưởng tín dụng FY26F về 2.3%, so với 11.7% trước đây và 1.5% thực hiện trong 1H26. Dư nợ theo đó còn 640,643 tỷ đồng và NII còn 24,531 tỷ đồng (-8.1% CK), kéo LNTT FY26F xuống 7,461 tỷ đồng (-2.2% CK) — thấp hơn 8% so với kế hoạch 8,100 tỷ đồng đã được ĐHĐCĐ thông qua, trong khi bản trước còn nhỉnh hơn kế hoạch. Mức này hàm ý LNTT 2H26 khoảng 3,325 tỷ đồng so với 297 tỷ đồng của 2H25.</w:t>
+        <w:t xml:space="preserve">Chúng tôi hạ giả định tăng trưởng tín dụng FY26F về 2.3%, so với 11.7% trước đây và 1.5% thực hiện trong 1H26. Dư nợ theo đó còn 676,504 tỷ đồng và NII còn 26,084 tỷ đồng (-2.2% CK), kéo LNTT FY26F xuống 7,573 tỷ đồng (-0.7% CK) — thấp hơn 7% so với kế hoạch 8,100 tỷ đồng đã được ĐHĐCĐ thông qua, trong khi bản trước còn nhỉnh hơn kế hoạch. Mức này hàm ý LNTT 2H26 khoảng 3,437 tỷ đồng so với 297 tỷ đồng của 2H25.</w:t>
       </w:r>
     </w:p>
     <w:p>
@@ -7063,7 +7063,7 @@
           <w:sz w:val="17"/>
           <w:szCs w:val="17"/>
         </w:rPr>
-        <w:t xml:space="preserve">Các giả định FY26F khác: chi phí dự phòng 10.2 nghìn tỷ đồng (-10.4% CK) và thu nhập ngoài lãi 5,950 tỷ đồng. CIR giảm dần từ 42.1% năm FY26F về 40.0% FY27F và 38.0% FY28F; với chi phí 1H26 là 6,233 tỷ đồng, mức này cho chi phí 2H26 ở 6,585 tỷ đồng, +5.6% so với nửa đầu năm, tức không giả định cắt giảm chi phí. FY27F trích thêm 1,000 tỷ đồng và FY28F 2,000 tỷ đồng ngoài phần đủ bù xóa nợ, tức bộ đệm dự phòng được bồi đắp chứ không chỉ tài trợ xử lý nợ. NII FY27F tăng 9.9% khi NIM đảo chiều — NII/dư nợ bình quân từ 3.87% lên 3.96% — đưa LNTT FY27F lên 9,872 tỷ đồng (+32%) và FY28F lên 15,271 tỷ đồng (+55%). Ở diễn biến khác, việc Sacombank thu giữ 507 giấy chứng nhận quyền sử dụng đất tại dự án Viva City đối với 350 tỷ đồng dư nợ gốc quá hạn tuy chưa trọng yếu nhưng cho thấy kênh xử lý tài sản đảm bảo mà chương trình xóa nợ 2H26 phụ thuộc vào.</w:t>
+        <w:t xml:space="preserve">Các giả định FY26F khác: chi phí dự phòng 11.0 nghìn tỷ đồng (-3.6% CK) và thu nhập ngoài lãi 5,950 tỷ đồng. CIR giảm dần từ 42.1% năm FY26F về 40.0% FY27F và 38.0% FY28F; giữ lộ trình này trên nền thu nhập lớn hơn cho chi phí 2H26 ở 7,254 tỷ đồng so với 6,233 tỷ đồng của 1H26, +16.4%, tức tăng trưởng tín dụng không được giả định là miễn phí. FY27F trích thêm 1,000 tỷ đồng và FY28F 2,000 tỷ đồng ngoài phần đủ bù xóa nợ, tức bộ đệm dự phòng được bồi đắp chứ không chỉ tài trợ xử lý nợ. NII FY27F tăng 16.5% khi NIM đảo chiều — NII/dư nợ bình quân từ 4.00% lên 4.23% — đưa LNTT FY27F lên 11,417 tỷ đồng (+51%) và FY28F lên 17,229 tỷ đồng (+51%). Ở diễn biến khác, việc Sacombank thu giữ 507 giấy chứng nhận quyền sử dụng đất tại dự án Viva City đối với 350 tỷ đồng dư nợ gốc quá hạn tuy chưa trọng yếu nhưng cho thấy kênh xử lý tài sản đảm bảo mà chương trình xóa nợ 2H26 phụ thuộc vào.</w:t>
       </w:r>
     </w:p>
     <w:p>
@@ -7530,7 +7530,7 @@
                 <w:sz w:val="16"/>
                 <w:szCs w:val="16"/>
               </w:rPr>
-              <w:t xml:space="preserve">24,531</w:t>
+              <w:t xml:space="preserve">26,084</w:t>
             </w:r>
           </w:p>
         </w:tc>
@@ -7565,7 +7565,7 @@
                 <w:sz w:val="16"/>
                 <w:szCs w:val="16"/>
               </w:rPr>
-              <w:t xml:space="preserve">26,953</w:t>
+              <w:t xml:space="preserve">30,380</w:t>
             </w:r>
           </w:p>
         </w:tc>
@@ -7600,7 +7600,7 @@
                 <w:sz w:val="16"/>
                 <w:szCs w:val="16"/>
               </w:rPr>
-              <w:t xml:space="preserve">30,600</w:t>
+              <w:t xml:space="preserve">34,333</w:t>
             </w:r>
           </w:p>
         </w:tc>
@@ -8037,7 +8037,7 @@
                 <w:sz w:val="16"/>
                 <w:szCs w:val="16"/>
               </w:rPr>
-              <w:t xml:space="preserve">7,461</w:t>
+              <w:t xml:space="preserve">7,573</w:t>
             </w:r>
           </w:p>
         </w:tc>
@@ -8072,7 +8072,7 @@
                 <w:sz w:val="16"/>
                 <w:szCs w:val="16"/>
               </w:rPr>
-              <w:t xml:space="preserve">9,872</w:t>
+              <w:t xml:space="preserve">11,417</w:t>
             </w:r>
           </w:p>
         </w:tc>
@@ -8107,7 +8107,7 @@
                 <w:sz w:val="16"/>
                 <w:szCs w:val="16"/>
               </w:rPr>
-              <w:t xml:space="preserve">15,271</w:t>
+              <w:t xml:space="preserve">17,229</w:t>
             </w:r>
           </w:p>
         </w:tc>
@@ -8292,7 +8292,7 @@
                 <w:sz w:val="16"/>
                 <w:szCs w:val="16"/>
               </w:rPr>
-              <w:t xml:space="preserve">5,809</w:t>
+              <w:t xml:space="preserve">5,896</w:t>
             </w:r>
           </w:p>
         </w:tc>
@@ -8328,7 +8328,7 @@
                 <w:sz w:val="16"/>
                 <w:szCs w:val="16"/>
               </w:rPr>
-              <w:t xml:space="preserve">7,686</w:t>
+              <w:t xml:space="preserve">8,889</w:t>
             </w:r>
           </w:p>
         </w:tc>
@@ -8364,7 +8364,7 @@
                 <w:sz w:val="16"/>
                 <w:szCs w:val="16"/>
               </w:rPr>
-              <w:t xml:space="preserve">11,890</w:t>
+              <w:t xml:space="preserve">13,415</w:t>
             </w:r>
           </w:p>
         </w:tc>
@@ -8544,7 +8544,7 @@
                 <w:sz w:val="16"/>
                 <w:szCs w:val="16"/>
               </w:rPr>
-              <w:t xml:space="preserve">3,081</w:t>
+              <w:t xml:space="preserve">3,128</w:t>
             </w:r>
           </w:p>
         </w:tc>
@@ -8579,7 +8579,7 @@
                 <w:sz w:val="16"/>
                 <w:szCs w:val="16"/>
               </w:rPr>
-              <w:t xml:space="preserve">4,077</w:t>
+              <w:t xml:space="preserve">4,715</w:t>
             </w:r>
           </w:p>
         </w:tc>
@@ -8614,7 +8614,7 @@
                 <w:sz w:val="16"/>
                 <w:szCs w:val="16"/>
               </w:rPr>
-              <w:t xml:space="preserve">6,307</w:t>
+              <w:t xml:space="preserve">7,116</w:t>
             </w:r>
           </w:p>
         </w:tc>
@@ -8799,7 +8799,7 @@
                 <w:sz w:val="16"/>
                 <w:szCs w:val="16"/>
               </w:rPr>
-              <w:t xml:space="preserve">8.8</w:t>
+              <w:t xml:space="preserve">9.0</w:t>
             </w:r>
           </w:p>
         </w:tc>
@@ -8835,7 +8835,7 @@
                 <w:sz w:val="16"/>
                 <w:szCs w:val="16"/>
               </w:rPr>
-              <w:t xml:space="preserve">11.0</w:t>
+              <w:t xml:space="preserve">12.7</w:t>
             </w:r>
           </w:p>
         </w:tc>
@@ -8871,7 +8871,7 @@
                 <w:sz w:val="16"/>
                 <w:szCs w:val="16"/>
               </w:rPr>
-              <w:t xml:space="preserve">15.0</w:t>
+              <w:t xml:space="preserve">16.5</w:t>
             </w:r>
           </w:p>
         </w:tc>
@@ -9051,7 +9051,7 @@
                 <w:sz w:val="16"/>
                 <w:szCs w:val="16"/>
               </w:rPr>
-              <w:t xml:space="preserve">24.3</w:t>
+              <w:t xml:space="preserve">24.0</w:t>
             </w:r>
           </w:p>
         </w:tc>
@@ -9086,7 +9086,7 @@
                 <w:sz w:val="16"/>
                 <w:szCs w:val="16"/>
               </w:rPr>
-              <w:t xml:space="preserve">18.4</w:t>
+              <w:t xml:space="preserve">15.9</w:t>
             </w:r>
           </w:p>
         </w:tc>
@@ -9121,7 +9121,7 @@
                 <w:sz w:val="16"/>
                 <w:szCs w:val="16"/>
               </w:rPr>
-              <w:t xml:space="preserve">11.9</w:t>
+              <w:t xml:space="preserve">10.5</w:t>
             </w:r>
           </w:p>
         </w:tc>
@@ -9378,7 +9378,7 @@
                 <w:sz w:val="16"/>
                 <w:szCs w:val="16"/>
               </w:rPr>
-              <w:t xml:space="preserve">1.7</w:t>
+              <w:t xml:space="preserve">1.6</w:t>
             </w:r>
           </w:p>
         </w:tc>
@@ -9593,7 +9593,7 @@
                 <w:sz w:val="16"/>
                 <w:szCs w:val="16"/>
               </w:rPr>
-              <w:t xml:space="preserve">1,125,396</w:t>
+              <w:t xml:space="preserve">1,126,599</w:t>
             </w:r>
           </w:p>
         </w:tc>
@@ -9628,7 +9628,7 @@
                 <w:sz w:val="16"/>
                 <w:szCs w:val="16"/>
               </w:rPr>
-              <w:t xml:space="preserve">1,262,644</w:t>
+              <w:t xml:space="preserve">1,265,372</w:t>
             </w:r>
           </w:p>
         </w:tc>
@@ -9849,7 +9849,7 @@
                 <w:sz w:val="16"/>
                 <w:szCs w:val="16"/>
               </w:rPr>
-              <w:t xml:space="preserve">73,415</w:t>
+              <w:t xml:space="preserve">74,618</w:t>
             </w:r>
           </w:p>
         </w:tc>
@@ -9885,7 +9885,7 @@
                 <w:sz w:val="16"/>
                 <w:szCs w:val="16"/>
               </w:rPr>
-              <w:t xml:space="preserve">85,305</w:t>
+              <w:t xml:space="preserve">88,033</w:t>
             </w:r>
           </w:p>
         </w:tc>
@@ -10100,7 +10100,7 @@
                 <w:sz w:val="16"/>
                 <w:szCs w:val="16"/>
               </w:rPr>
-              <w:t xml:space="preserve">38,943</w:t>
+              <w:t xml:space="preserve">39,581</w:t>
             </w:r>
           </w:p>
         </w:tc>
@@ -10135,7 +10135,7 @@
                 <w:sz w:val="16"/>
                 <w:szCs w:val="16"/>
               </w:rPr>
-              <w:t xml:space="preserve">45,249</w:t>
+              <w:t xml:space="preserve">46,696</w:t>
             </w:r>
           </w:p>
         </w:tc>

--- a/MASVN_RS_2H26_Outlook_STB_FPT_Note_Aug2026.docx
+++ b/MASVN_RS_2H26_Outlook_STB_FPT_Note_Aug2026.docx
@@ -375,7 +375,7 @@
                 <w:sz w:val="17"/>
                 <w:szCs w:val="17"/>
               </w:rPr>
-              <w:t xml:space="preserve">81,400</w:t>
+              <w:t xml:space="preserve">77,500</w:t>
             </w:r>
           </w:p>
         </w:tc>
@@ -445,7 +445,7 @@
                 <w:sz w:val="17"/>
                 <w:szCs w:val="17"/>
               </w:rPr>
-              <w:t xml:space="preserve">10%</w:t>
+              <w:t xml:space="preserve">4.6%</w:t>
             </w:r>
           </w:p>
         </w:tc>
@@ -961,7 +961,7 @@
                 <w:sz w:val="15"/>
                 <w:szCs w:val="15"/>
               </w:rPr>
-              <w:t xml:space="preserve">5,896</w:t>
+              <w:t xml:space="preserve">6,369</w:t>
             </w:r>
           </w:p>
         </w:tc>
@@ -1034,7 +1034,7 @@
                 <w:sz w:val="15"/>
                 <w:szCs w:val="15"/>
               </w:rPr>
-              <w:t xml:space="preserve">81,400</w:t>
+              <w:t xml:space="preserve">77,500</w:t>
             </w:r>
           </w:p>
         </w:tc>
@@ -1237,7 +1237,7 @@
                 <w:sz w:val="15"/>
                 <w:szCs w:val="15"/>
               </w:rPr>
-              <w:t xml:space="preserve">-0.7</w:t>
+              <w:t xml:space="preserve">7.2</w:t>
             </w:r>
           </w:p>
         </w:tc>
@@ -1310,7 +1310,7 @@
                 <w:sz w:val="15"/>
                 <w:szCs w:val="15"/>
               </w:rPr>
-              <w:t xml:space="preserve">10%</w:t>
+              <w:t xml:space="preserve">4.6%</w:t>
             </w:r>
           </w:p>
         </w:tc>
@@ -1375,7 +1375,7 @@
                 <w:sz w:val="15"/>
                 <w:szCs w:val="15"/>
               </w:rPr>
-              <w:t xml:space="preserve">24.0</w:t>
+              <w:t xml:space="preserve">22.9</w:t>
             </w:r>
           </w:p>
         </w:tc>
@@ -2289,7 +2289,7 @@
           <w:sz w:val="17"/>
           <w:szCs w:val="17"/>
         </w:rPr>
-        <w:t xml:space="preserve">We set FY26F NPL at 5.8%, from below 4.5%, and FY27F at 4.0% from 3.1%. On an 8% loan book that is a balance of VND39,237bn, so the ratio improves on 2Q26’s 7.54% through write-offs and a bigger denominator rather than through cures. Reserves reached VND27.2tn at end-2Q26 — 56.7% coverage, up from 50.0% at end-FY25 — after VND7.1tn of 1H26 charges. A further VND3.9tn charge in 2H26 funds write-offs of VND11.6tn, or 36% of the Group 5 balance, leaving coverage at 48.6%.</w:t>
+        <w:t xml:space="preserve">We set FY26F NPL at 5.8%, from below 4.5%, and FY27F at 4.0% from 3.1%. On an 8% loan book that is a balance of VND39,237bn, so the ratio improves on 2Q26’s 7.54% through write-offs and a bigger denominator rather than through cures. Reserves reached VND27.2tn at end-2Q26 — 56.7% coverage, up from 50.0% at end-FY25 — after VND7.1tn of 1H26 charges. A further VND3.3tn charge in 2H26 funds write-offs of VND11.6tn, or 36% of the Group 5 balance, leaving coverage at 47.1%.</w:t>
       </w:r>
     </w:p>
     <w:p>
@@ -2306,7 +2306,7 @@
           <w:sz w:val="17"/>
           <w:szCs w:val="17"/>
         </w:rPr>
-        <w:t xml:space="preserve">FY26F PBT of VND7,573bn on an 8% loan book:</w:t>
+        <w:t xml:space="preserve">FY26F PBT of VND8,180bn on an 8% loan book:</w:t>
       </w:r>
     </w:p>
     <w:p>
@@ -2340,7 +2340,7 @@
           <w:sz w:val="17"/>
           <w:szCs w:val="17"/>
         </w:rPr>
-        <w:t xml:space="preserve">We take FY26F loan growth to 8.0%, from the 2.3% carried before and against the 1.5% delivered in 1H26 — the second half has to add 6.4% for the year to land there, which assumes STB draws on the credit quota it has not used. Gross loans reach VND676,504bn and NII VND26,084bn (-2.2% YoY), taking FY26F PBT to VND7,573bn (-0.7% YoY) — 6.5% below the board-approved plan of VND8,100bn. The implied 2H26 PBT is VND3,437bn against VND297bn in 2H25.</w:t>
+        <w:t xml:space="preserve">We take FY26F loan growth to 8.0%, from the 2.3% carried before and against the 1.5% delivered in 1H26 — the second half has to add 6.4% for the year to land there, which assumes STB draws on the credit quota it has not used. Gross loans reach VND676,504bn and NII VND26,098bn (-2.2% YoY), taking FY26F PBT to VND8,180bn (+7.2% YoY) — 1.0% above the board-approved plan of VND8,100bn. The implied 2H26 PBT is VND4,044bn against VND297bn in 2H25.</w:t>
       </w:r>
     </w:p>
     <w:p>
@@ -2357,7 +2357,7 @@
           <w:sz w:val="17"/>
           <w:szCs w:val="17"/>
         </w:rPr>
-        <w:t xml:space="preserve">Other FY26F assumptions: a provisioning charge of VND11.0tn (-3.6% YoY) and non-interest income of VND5,950bn. CIR steps down from 42.1% in FY26F to 40.0% in FY27F and 38.0% in FY28F; holding that path on the bigger revenue base puts 2H26 costs at VND7,254bn against VND6,233bn in 1H26, +16.4%, so the loan book is not assumed to grow for free. FY27F carries VND1,000bn of specific charge above what write-offs consume and FY28F VND2,000bn, so reserve stock builds rather than merely funding disposals. FY27F NII grows 16.5% as NIM turns — NII/average loans goes from 4.00% to 4.23% — carrying FY27F PBT to VND11,417bn (+51%) and FY28F to VND17,229bn (+51%). Separately, STB's seizure of 507 land-use right certificates at LDG's Viva City against VND350bn of overdue principal is immaterial in size but shows the collateral channel the write-off programme depends on.</w:t>
+        <w:t xml:space="preserve">Other FY26F assumptions: a provisioning charge of VND10.4tn (-8.9% YoY) and non-interest income of VND5,950bn. CIR steps down from 42.1% in FY26F to 40.0% in FY27F and 38.0% in FY28F; holding that path on the bigger revenue base puts 2H26 costs at VND7,259bn against VND6,233bn in 1H26, +16.5%, so the loan book is not assumed to grow for free. FY27F carries VND1,000bn of specific charge above what write-offs consume and FY28F VND2,000bn, so reserve stock builds rather than merely funding disposals. FY27F NII grows 16.5% as NIM turns — NII/average loans goes from 4.01% to 4.23% — carrying FY27F PBT to VND11,433bn (+40%) and FY28F to VND17,246bn (+51%). Separately, STB's seizure of 507 land-use right certificates at LDG's Viva City against VND350bn of overdue principal is immaterial in size but shows the collateral channel the write-off programme depends on.</w:t>
       </w:r>
     </w:p>
     <w:p>
@@ -2824,7 +2824,7 @@
                 <w:sz w:val="16"/>
                 <w:szCs w:val="16"/>
               </w:rPr>
-              <w:t xml:space="preserve">26,084</w:t>
+              <w:t xml:space="preserve">26,098</w:t>
             </w:r>
           </w:p>
         </w:tc>
@@ -2859,7 +2859,7 @@
                 <w:sz w:val="16"/>
                 <w:szCs w:val="16"/>
               </w:rPr>
-              <w:t xml:space="preserve">30,380</w:t>
+              <w:t xml:space="preserve">30,408</w:t>
             </w:r>
           </w:p>
         </w:tc>
@@ -2894,7 +2894,7 @@
                 <w:sz w:val="16"/>
                 <w:szCs w:val="16"/>
               </w:rPr>
-              <w:t xml:space="preserve">34,333</w:t>
+              <w:t xml:space="preserve">34,360</w:t>
             </w:r>
           </w:p>
         </w:tc>
@@ -3331,7 +3331,7 @@
                 <w:sz w:val="16"/>
                 <w:szCs w:val="16"/>
               </w:rPr>
-              <w:t xml:space="preserve">7,573</w:t>
+              <w:t xml:space="preserve">8,180</w:t>
             </w:r>
           </w:p>
         </w:tc>
@@ -3366,7 +3366,7 @@
                 <w:sz w:val="16"/>
                 <w:szCs w:val="16"/>
               </w:rPr>
-              <w:t xml:space="preserve">11,417</w:t>
+              <w:t xml:space="preserve">11,433</w:t>
             </w:r>
           </w:p>
         </w:tc>
@@ -3401,7 +3401,7 @@
                 <w:sz w:val="16"/>
                 <w:szCs w:val="16"/>
               </w:rPr>
-              <w:t xml:space="preserve">17,229</w:t>
+              <w:t xml:space="preserve">17,246</w:t>
             </w:r>
           </w:p>
         </w:tc>
@@ -3586,7 +3586,7 @@
                 <w:sz w:val="16"/>
                 <w:szCs w:val="16"/>
               </w:rPr>
-              <w:t xml:space="preserve">5,896</w:t>
+              <w:t xml:space="preserve">6,369</w:t>
             </w:r>
           </w:p>
         </w:tc>
@@ -3622,7 +3622,7 @@
                 <w:sz w:val="16"/>
                 <w:szCs w:val="16"/>
               </w:rPr>
-              <w:t xml:space="preserve">8,889</w:t>
+              <w:t xml:space="preserve">8,902</w:t>
             </w:r>
           </w:p>
         </w:tc>
@@ -3658,7 +3658,7 @@
                 <w:sz w:val="16"/>
                 <w:szCs w:val="16"/>
               </w:rPr>
-              <w:t xml:space="preserve">13,415</w:t>
+              <w:t xml:space="preserve">13,428</w:t>
             </w:r>
           </w:p>
         </w:tc>
@@ -3838,7 +3838,7 @@
                 <w:sz w:val="16"/>
                 <w:szCs w:val="16"/>
               </w:rPr>
-              <w:t xml:space="preserve">3,128</w:t>
+              <w:t xml:space="preserve">3,378</w:t>
             </w:r>
           </w:p>
         </w:tc>
@@ -3873,7 +3873,7 @@
                 <w:sz w:val="16"/>
                 <w:szCs w:val="16"/>
               </w:rPr>
-              <w:t xml:space="preserve">4,715</w:t>
+              <w:t xml:space="preserve">4,722</w:t>
             </w:r>
           </w:p>
         </w:tc>
@@ -3908,7 +3908,7 @@
                 <w:sz w:val="16"/>
                 <w:szCs w:val="16"/>
               </w:rPr>
-              <w:t xml:space="preserve">7,116</w:t>
+              <w:t xml:space="preserve">7,123</w:t>
             </w:r>
           </w:p>
         </w:tc>
@@ -4093,7 +4093,7 @@
                 <w:sz w:val="16"/>
                 <w:szCs w:val="16"/>
               </w:rPr>
-              <w:t xml:space="preserve">9.0</w:t>
+              <w:t xml:space="preserve">9.6</w:t>
             </w:r>
           </w:p>
         </w:tc>
@@ -4129,7 +4129,7 @@
                 <w:sz w:val="16"/>
                 <w:szCs w:val="16"/>
               </w:rPr>
-              <w:t xml:space="preserve">12.7</w:t>
+              <w:t xml:space="preserve">12.6</w:t>
             </w:r>
           </w:p>
         </w:tc>
@@ -4165,7 +4165,7 @@
                 <w:sz w:val="16"/>
                 <w:szCs w:val="16"/>
               </w:rPr>
-              <w:t xml:space="preserve">16.5</w:t>
+              <w:t xml:space="preserve">16.4</w:t>
             </w:r>
           </w:p>
         </w:tc>
@@ -4240,77 +4240,77 @@
                 <w:sz w:val="16"/>
                 <w:szCs w:val="16"/>
               </w:rPr>
-              <w:t xml:space="preserve">18.3</w:t>
-            </w:r>
-          </w:p>
-        </w:tc>
-        <w:tc>
-          <w:tcPr>
-            <w:tcW w:type="dxa" w:w="1148"/>
-            <w:tcBorders>
-              <w:top w:val="single" w:color="BFBFBF" w:sz="2"/>
-              <w:left w:val="none" w:color="FFFFFF" w:sz="0"/>
-              <w:bottom w:val="single" w:color="BFBFBF" w:sz="2"/>
-              <w:right w:val="none" w:color="FFFFFF" w:sz="0"/>
-            </w:tcBorders>
-            <w:tcMar>
-              <w:top w:type="dxa" w:w="40"/>
-              <w:left w:type="dxa" w:w="90"/>
-              <w:bottom w:type="dxa" w:w="40"/>
-              <w:right w:type="dxa" w:w="90"/>
-            </w:tcMar>
-            <w:vAlign w:val="center"/>
-          </w:tcPr>
-          <w:p>
-            <w:pPr>
-              <w:spacing w:after="20" w:before="20" w:line="220"/>
-              <w:jc w:val="right"/>
-            </w:pPr>
-            <w:r>
-              <w:rPr>
-                <w:rFonts w:ascii="Calibri" w:cs="Calibri" w:eastAsia="Calibri" w:hAnsi="Calibri"/>
-                <w:b w:val="false"/>
-                <w:bCs w:val="false"/>
-                <w:color w:val="000000"/>
-                <w:sz w:val="16"/>
-                <w:szCs w:val="16"/>
-              </w:rPr>
-              <w:t xml:space="preserve">14.0</w:t>
-            </w:r>
-          </w:p>
-        </w:tc>
-        <w:tc>
-          <w:tcPr>
-            <w:tcW w:type="dxa" w:w="1148"/>
-            <w:tcBorders>
-              <w:top w:val="single" w:color="BFBFBF" w:sz="2"/>
-              <w:left w:val="none" w:color="FFFFFF" w:sz="0"/>
-              <w:bottom w:val="single" w:color="BFBFBF" w:sz="2"/>
-              <w:right w:val="none" w:color="FFFFFF" w:sz="0"/>
-            </w:tcBorders>
-            <w:tcMar>
-              <w:top w:type="dxa" w:w="40"/>
-              <w:left w:type="dxa" w:w="90"/>
-              <w:bottom w:type="dxa" w:w="40"/>
-              <w:right w:type="dxa" w:w="90"/>
-            </w:tcMar>
-            <w:vAlign w:val="center"/>
-          </w:tcPr>
-          <w:p>
-            <w:pPr>
-              <w:spacing w:after="20" w:before="20" w:line="220"/>
-              <w:jc w:val="right"/>
-            </w:pPr>
-            <w:r>
-              <w:rPr>
-                <w:rFonts w:ascii="Calibri" w:cs="Calibri" w:eastAsia="Calibri" w:hAnsi="Calibri"/>
-                <w:b w:val="false"/>
-                <w:bCs w:val="false"/>
-                <w:color w:val="000000"/>
-                <w:sz w:val="16"/>
-                <w:szCs w:val="16"/>
-              </w:rPr>
-              <w:t xml:space="preserve">23.8</w:t>
+              <w:t xml:space="preserve">18.9</w:t>
+            </w:r>
+          </w:p>
+        </w:tc>
+        <w:tc>
+          <w:tcPr>
+            <w:tcW w:type="dxa" w:w="1148"/>
+            <w:tcBorders>
+              <w:top w:val="single" w:color="BFBFBF" w:sz="2"/>
+              <w:left w:val="none" w:color="FFFFFF" w:sz="0"/>
+              <w:bottom w:val="single" w:color="BFBFBF" w:sz="2"/>
+              <w:right w:val="none" w:color="FFFFFF" w:sz="0"/>
+            </w:tcBorders>
+            <w:tcMar>
+              <w:top w:type="dxa" w:w="40"/>
+              <w:left w:type="dxa" w:w="90"/>
+              <w:bottom w:type="dxa" w:w="40"/>
+              <w:right w:type="dxa" w:w="90"/>
+            </w:tcMar>
+            <w:vAlign w:val="center"/>
+          </w:tcPr>
+          <w:p>
+            <w:pPr>
+              <w:spacing w:after="20" w:before="20" w:line="220"/>
+              <w:jc w:val="right"/>
+            </w:pPr>
+            <w:r>
+              <w:rPr>
+                <w:rFonts w:ascii="Calibri" w:cs="Calibri" w:eastAsia="Calibri" w:hAnsi="Calibri"/>
+                <w:b w:val="false"/>
+                <w:bCs w:val="false"/>
+                <w:color w:val="000000"/>
+                <w:sz w:val="16"/>
+                <w:szCs w:val="16"/>
+              </w:rPr>
+              <w:t xml:space="preserve">14.5</w:t>
+            </w:r>
+          </w:p>
+        </w:tc>
+        <w:tc>
+          <w:tcPr>
+            <w:tcW w:type="dxa" w:w="1148"/>
+            <w:tcBorders>
+              <w:top w:val="single" w:color="BFBFBF" w:sz="2"/>
+              <w:left w:val="none" w:color="FFFFFF" w:sz="0"/>
+              <w:bottom w:val="single" w:color="BFBFBF" w:sz="2"/>
+              <w:right w:val="none" w:color="FFFFFF" w:sz="0"/>
+            </w:tcBorders>
+            <w:tcMar>
+              <w:top w:type="dxa" w:w="40"/>
+              <w:left w:type="dxa" w:w="90"/>
+              <w:bottom w:type="dxa" w:w="40"/>
+              <w:right w:type="dxa" w:w="90"/>
+            </w:tcMar>
+            <w:vAlign w:val="center"/>
+          </w:tcPr>
+          <w:p>
+            <w:pPr>
+              <w:spacing w:after="20" w:before="20" w:line="220"/>
+              <w:jc w:val="right"/>
+            </w:pPr>
+            <w:r>
+              <w:rPr>
+                <w:rFonts w:ascii="Calibri" w:cs="Calibri" w:eastAsia="Calibri" w:hAnsi="Calibri"/>
+                <w:b w:val="false"/>
+                <w:bCs w:val="false"/>
+                <w:color w:val="000000"/>
+                <w:sz w:val="16"/>
+                <w:szCs w:val="16"/>
+              </w:rPr>
+              <w:t xml:space="preserve">24.6</w:t>
             </w:r>
           </w:p>
         </w:tc>
@@ -4345,7 +4345,7 @@
                 <w:sz w:val="16"/>
                 <w:szCs w:val="16"/>
               </w:rPr>
-              <w:t xml:space="preserve">24.0</w:t>
+              <w:t xml:space="preserve">22.9</w:t>
             </w:r>
           </w:p>
         </w:tc>
@@ -4380,7 +4380,7 @@
                 <w:sz w:val="16"/>
                 <w:szCs w:val="16"/>
               </w:rPr>
-              <w:t xml:space="preserve">15.9</w:t>
+              <w:t xml:space="preserve">16.4</w:t>
             </w:r>
           </w:p>
         </w:tc>
@@ -4415,7 +4415,7 @@
                 <w:sz w:val="16"/>
                 <w:szCs w:val="16"/>
               </w:rPr>
-              <w:t xml:space="preserve">10.5</w:t>
+              <w:t xml:space="preserve">10.9</w:t>
             </w:r>
           </w:p>
         </w:tc>
@@ -4492,7 +4492,7 @@
                 <w:sz w:val="16"/>
                 <w:szCs w:val="16"/>
               </w:rPr>
-              <w:t xml:space="preserve">3.1</w:t>
+              <w:t xml:space="preserve">3.2</w:t>
             </w:r>
           </w:p>
         </w:tc>
@@ -4528,7 +4528,7 @@
                 <w:sz w:val="16"/>
                 <w:szCs w:val="16"/>
               </w:rPr>
-              <w:t xml:space="preserve">2.6</w:t>
+              <w:t xml:space="preserve">2.7</w:t>
             </w:r>
           </w:p>
         </w:tc>
@@ -4852,7 +4852,7 @@
                 <w:sz w:val="16"/>
                 <w:szCs w:val="16"/>
               </w:rPr>
-              <w:t xml:space="preserve">1,013,554</w:t>
+              <w:t xml:space="preserve">1,014,114</w:t>
             </w:r>
           </w:p>
         </w:tc>
@@ -4887,7 +4887,7 @@
                 <w:sz w:val="16"/>
                 <w:szCs w:val="16"/>
               </w:rPr>
-              <w:t xml:space="preserve">1,126,599</w:t>
+              <w:t xml:space="preserve">1,127,172</w:t>
             </w:r>
           </w:p>
         </w:tc>
@@ -4922,7 +4922,7 @@
                 <w:sz w:val="16"/>
                 <w:szCs w:val="16"/>
               </w:rPr>
-              <w:t xml:space="preserve">1,265,372</w:t>
+              <w:t xml:space="preserve">1,265,958</w:t>
             </w:r>
           </w:p>
         </w:tc>
@@ -5107,7 +5107,7 @@
                 <w:sz w:val="16"/>
                 <w:szCs w:val="16"/>
               </w:rPr>
-              <w:t xml:space="preserve">65,729</w:t>
+              <w:t xml:space="preserve">66,289</w:t>
             </w:r>
           </w:p>
         </w:tc>
@@ -5143,7 +5143,7 @@
                 <w:sz w:val="16"/>
                 <w:szCs w:val="16"/>
               </w:rPr>
-              <w:t xml:space="preserve">74,618</w:t>
+              <w:t xml:space="preserve">75,191</w:t>
             </w:r>
           </w:p>
         </w:tc>
@@ -5179,7 +5179,7 @@
                 <w:sz w:val="16"/>
                 <w:szCs w:val="16"/>
               </w:rPr>
-              <w:t xml:space="preserve">88,033</w:t>
+              <w:t xml:space="preserve">88,619</w:t>
             </w:r>
           </w:p>
         </w:tc>
@@ -5359,7 +5359,7 @@
                 <w:sz w:val="16"/>
                 <w:szCs w:val="16"/>
               </w:rPr>
-              <w:t xml:space="preserve">34,865</w:t>
+              <w:t xml:space="preserve">35,163</w:t>
             </w:r>
           </w:p>
         </w:tc>
@@ -5394,7 +5394,7 @@
                 <w:sz w:val="16"/>
                 <w:szCs w:val="16"/>
               </w:rPr>
-              <w:t xml:space="preserve">39,581</w:t>
+              <w:t xml:space="preserve">39,885</w:t>
             </w:r>
           </w:p>
         </w:tc>
@@ -5429,7 +5429,7 @@
                 <w:sz w:val="16"/>
                 <w:szCs w:val="16"/>
               </w:rPr>
-              <w:t xml:space="preserve">46,696</w:t>
+              <w:t xml:space="preserve">47,007</w:t>
             </w:r>
           </w:p>
         </w:tc>
@@ -5667,7 +5667,7 @@
                 <w:sz w:val="15"/>
                 <w:szCs w:val="15"/>
               </w:rPr>
-              <w:t xml:space="preserve">5,896</w:t>
+              <w:t xml:space="preserve">6,369</w:t>
             </w:r>
           </w:p>
         </w:tc>
@@ -5740,7 +5740,7 @@
                 <w:sz w:val="15"/>
                 <w:szCs w:val="15"/>
               </w:rPr>
-              <w:t xml:space="preserve">81,400</w:t>
+              <w:t xml:space="preserve">77,500</w:t>
             </w:r>
           </w:p>
         </w:tc>
@@ -5943,7 +5943,7 @@
                 <w:sz w:val="15"/>
                 <w:szCs w:val="15"/>
               </w:rPr>
-              <w:t xml:space="preserve">-0.7</w:t>
+              <w:t xml:space="preserve">7.2</w:t>
             </w:r>
           </w:p>
         </w:tc>
@@ -6016,7 +6016,7 @@
                 <w:sz w:val="15"/>
                 <w:szCs w:val="15"/>
               </w:rPr>
-              <w:t xml:space="preserve">10%</w:t>
+              <w:t xml:space="preserve">4.6%</w:t>
             </w:r>
           </w:p>
         </w:tc>
@@ -6081,7 +6081,7 @@
                 <w:sz w:val="15"/>
                 <w:szCs w:val="15"/>
               </w:rPr>
-              <w:t xml:space="preserve">24.0</w:t>
+              <w:t xml:space="preserve">22.9</w:t>
             </w:r>
           </w:p>
         </w:tc>
@@ -6995,7 +6995,7 @@
           <w:sz w:val="17"/>
           <w:szCs w:val="17"/>
         </w:rPr>
-        <w:t xml:space="preserve">Chúng tôi đặt giả định nợ xấu FY26F ở 5.8% (từ dưới 4.5%) và FY27F ở 4.0% (từ 3.1%). Giữ Trên nền dư nợ tăng 8%, mức này tương ứng số dư 39,237 tỷ đồng — tỷ lệ nợ xấu cải thiện từ 7.54% của Q2/2026 nhờ xóa nợ và mẫu số lớn hơn, không phải nhờ nợ được thu hồi. Dự phòng đạt 27.2 nghìn tỷ đồng cuối Q2/2026 — bao phủ 56.7%, tăng từ 50.0% cuối 2025 — sau khi trích 7.1 nghìn tỷ đồng trong 1H26 và trích thêm 3.9 nghìn tỷ đồng trong 2H26 đủ để xóa 11.6 nghìn tỷ đồng, tương đương 36% dư nợ nhóm 5, đưa bao phủ về 48.6%.</w:t>
+        <w:t xml:space="preserve">Chúng tôi đặt giả định nợ xấu FY26F ở 5.8% (từ dưới 4.5%) và FY27F ở 4.0% (từ 3.1%). Giữ Trên nền dư nợ tăng 8%, mức này tương ứng số dư 39,237 tỷ đồng — tỷ lệ nợ xấu cải thiện từ 7.54% của Q2/2026 nhờ xóa nợ và mẫu số lớn hơn, không phải nhờ nợ được thu hồi. Dự phòng đạt 27.2 nghìn tỷ đồng cuối Q2/2026 — bao phủ 56.7%, tăng từ 50.0% cuối 2025 — sau khi trích 7.1 nghìn tỷ đồng trong 1H26 và trích thêm 3.3 nghìn tỷ đồng trong 2H26 đủ để xóa 11.6 nghìn tỷ đồng, tương đương 36% dư nợ nhóm 5, đưa bao phủ về 47.1%.</w:t>
       </w:r>
     </w:p>
     <w:p>
@@ -7012,7 +7012,7 @@
           <w:sz w:val="17"/>
           <w:szCs w:val="17"/>
         </w:rPr>
-        <w:t xml:space="preserve">LNTT FY26F 7,573 tỷ đồng trên nền dư nợ tăng 8%:</w:t>
+        <w:t xml:space="preserve">LNTT FY26F 8,180 tỷ đồng trên nền dư nợ tăng 8%:</w:t>
       </w:r>
     </w:p>
     <w:p>
@@ -7046,7 +7046,7 @@
           <w:sz w:val="17"/>
           <w:szCs w:val="17"/>
         </w:rPr>
-        <w:t xml:space="preserve">Chúng tôi hạ giả định tăng trưởng tín dụng FY26F về 2.3%, so với 11.7% trước đây và 1.5% thực hiện trong 1H26. Dư nợ theo đó còn 676,504 tỷ đồng và NII còn 26,084 tỷ đồng (-2.2% CK), kéo LNTT FY26F xuống 7,573 tỷ đồng (-0.7% CK) — thấp hơn 7% so với kế hoạch 8,100 tỷ đồng đã được ĐHĐCĐ thông qua, trong khi bản trước còn nhỉnh hơn kế hoạch. Mức này hàm ý LNTT 2H26 khoảng 3,437 tỷ đồng so với 297 tỷ đồng của 2H25.</w:t>
+        <w:t xml:space="preserve">Chúng tôi nâng giả định tăng trưởng tín dụng FY26F lên 8.0%, từ 2.3% trước đó và so với 1.5% thực hiện trong 1H26 — nửa cuối năm phải tăng thêm 6.4% để cả năm về được mức này, tức giả định STB dùng tới phần room tín dụng chưa sử dụng. Dư nợ đạt 676,504 tỷ đồng và NII 26,098 tỷ đồng (-2.2% CK), đưa LNTT FY26F lên 8,180 tỷ đồng (+7.2% CK) — cao hơn 1.0% so với kế hoạch 8,100 tỷ đồng đã được ĐHĐCĐ thông qua. Mức này hàm ý LNTT 2H26 khoảng 4,044 tỷ đồng so với 297 tỷ đồng của 2H25.</w:t>
       </w:r>
     </w:p>
     <w:p>
@@ -7063,7 +7063,7 @@
           <w:sz w:val="17"/>
           <w:szCs w:val="17"/>
         </w:rPr>
-        <w:t xml:space="preserve">Các giả định FY26F khác: chi phí dự phòng 11.0 nghìn tỷ đồng (-3.6% CK) và thu nhập ngoài lãi 5,950 tỷ đồng. CIR giảm dần từ 42.1% năm FY26F về 40.0% FY27F và 38.0% FY28F; giữ lộ trình này trên nền thu nhập lớn hơn cho chi phí 2H26 ở 7,254 tỷ đồng so với 6,233 tỷ đồng của 1H26, +16.4%, tức tăng trưởng tín dụng không được giả định là miễn phí. FY27F trích thêm 1,000 tỷ đồng và FY28F 2,000 tỷ đồng ngoài phần đủ bù xóa nợ, tức bộ đệm dự phòng được bồi đắp chứ không chỉ tài trợ xử lý nợ. NII FY27F tăng 16.5% khi NIM đảo chiều — NII/dư nợ bình quân từ 4.00% lên 4.23% — đưa LNTT FY27F lên 11,417 tỷ đồng (+51%) và FY28F lên 17,229 tỷ đồng (+51%). Ở diễn biến khác, việc Sacombank thu giữ 507 giấy chứng nhận quyền sử dụng đất tại dự án Viva City đối với 350 tỷ đồng dư nợ gốc quá hạn tuy chưa trọng yếu nhưng cho thấy kênh xử lý tài sản đảm bảo mà chương trình xóa nợ 2H26 phụ thuộc vào.</w:t>
+        <w:t xml:space="preserve">Các giả định FY26F khác: chi phí dự phòng 10.4 nghìn tỷ đồng (-8.9% CK) và thu nhập ngoài lãi 5,950 tỷ đồng. CIR giảm dần từ 42.1% năm FY26F về 40.0% FY27F và 38.0% FY28F; giữ lộ trình này trên nền thu nhập lớn hơn cho chi phí 2H26 ở 7,259 tỷ đồng so với 6,233 tỷ đồng của 1H26, +16.5%, tức tăng trưởng tín dụng không được giả định là miễn phí. FY27F trích thêm 1,000 tỷ đồng và FY28F 2,000 tỷ đồng ngoài phần đủ bù xóa nợ, tức bộ đệm dự phòng được bồi đắp chứ không chỉ tài trợ xử lý nợ. NII FY27F tăng 16.5% khi NIM đảo chiều — NII/dư nợ bình quân từ 4.01% lên 4.23% — đưa LNTT FY27F lên 11,433 tỷ đồng (+40%) và FY28F lên 17,246 tỷ đồng (+51%). Ở diễn biến khác, việc Sacombank thu giữ 507 giấy chứng nhận quyền sử dụng đất tại dự án Viva City đối với 350 tỷ đồng dư nợ gốc quá hạn tuy chưa trọng yếu nhưng cho thấy kênh xử lý tài sản đảm bảo mà chương trình xóa nợ 2H26 phụ thuộc vào.</w:t>
       </w:r>
     </w:p>
     <w:p>
@@ -7530,7 +7530,7 @@
                 <w:sz w:val="16"/>
                 <w:szCs w:val="16"/>
               </w:rPr>
-              <w:t xml:space="preserve">26,084</w:t>
+              <w:t xml:space="preserve">26,098</w:t>
             </w:r>
           </w:p>
         </w:tc>
@@ -7565,7 +7565,7 @@
                 <w:sz w:val="16"/>
                 <w:szCs w:val="16"/>
               </w:rPr>
-              <w:t xml:space="preserve">30,380</w:t>
+              <w:t xml:space="preserve">30,408</w:t>
             </w:r>
           </w:p>
         </w:tc>
@@ -7600,7 +7600,7 @@
                 <w:sz w:val="16"/>
                 <w:szCs w:val="16"/>
               </w:rPr>
-              <w:t xml:space="preserve">34,333</w:t>
+              <w:t xml:space="preserve">34,360</w:t>
             </w:r>
           </w:p>
         </w:tc>
@@ -8037,7 +8037,7 @@
                 <w:sz w:val="16"/>
                 <w:szCs w:val="16"/>
               </w:rPr>
-              <w:t xml:space="preserve">7,573</w:t>
+              <w:t xml:space="preserve">8,180</w:t>
             </w:r>
           </w:p>
         </w:tc>
@@ -8072,7 +8072,7 @@
                 <w:sz w:val="16"/>
                 <w:szCs w:val="16"/>
               </w:rPr>
-              <w:t xml:space="preserve">11,417</w:t>
+              <w:t xml:space="preserve">11,433</w:t>
             </w:r>
           </w:p>
         </w:tc>
@@ -8107,7 +8107,7 @@
                 <w:sz w:val="16"/>
                 <w:szCs w:val="16"/>
               </w:rPr>
-              <w:t xml:space="preserve">17,229</w:t>
+              <w:t xml:space="preserve">17,246</w:t>
             </w:r>
           </w:p>
         </w:tc>
@@ -8292,7 +8292,7 @@
                 <w:sz w:val="16"/>
                 <w:szCs w:val="16"/>
               </w:rPr>
-              <w:t xml:space="preserve">5,896</w:t>
+              <w:t xml:space="preserve">6,369</w:t>
             </w:r>
           </w:p>
         </w:tc>
@@ -8328,7 +8328,7 @@
                 <w:sz w:val="16"/>
                 <w:szCs w:val="16"/>
               </w:rPr>
-              <w:t xml:space="preserve">8,889</w:t>
+              <w:t xml:space="preserve">8,902</w:t>
             </w:r>
           </w:p>
         </w:tc>
@@ -8364,7 +8364,7 @@
                 <w:sz w:val="16"/>
                 <w:szCs w:val="16"/>
               </w:rPr>
-              <w:t xml:space="preserve">13,415</w:t>
+              <w:t xml:space="preserve">13,428</w:t>
             </w:r>
           </w:p>
         </w:tc>
@@ -8544,7 +8544,7 @@
                 <w:sz w:val="16"/>
                 <w:szCs w:val="16"/>
               </w:rPr>
-              <w:t xml:space="preserve">3,128</w:t>
+              <w:t xml:space="preserve">3,378</w:t>
             </w:r>
           </w:p>
         </w:tc>
@@ -8579,7 +8579,7 @@
                 <w:sz w:val="16"/>
                 <w:szCs w:val="16"/>
               </w:rPr>
-              <w:t xml:space="preserve">4,715</w:t>
+              <w:t xml:space="preserve">4,722</w:t>
             </w:r>
           </w:p>
         </w:tc>
@@ -8614,7 +8614,7 @@
                 <w:sz w:val="16"/>
                 <w:szCs w:val="16"/>
               </w:rPr>
-              <w:t xml:space="preserve">7,116</w:t>
+              <w:t xml:space="preserve">7,123</w:t>
             </w:r>
           </w:p>
         </w:tc>
@@ -8799,7 +8799,7 @@
                 <w:sz w:val="16"/>
                 <w:szCs w:val="16"/>
               </w:rPr>
-              <w:t xml:space="preserve">9.0</w:t>
+              <w:t xml:space="preserve">9.6</w:t>
             </w:r>
           </w:p>
         </w:tc>
@@ -8835,7 +8835,7 @@
                 <w:sz w:val="16"/>
                 <w:szCs w:val="16"/>
               </w:rPr>
-              <w:t xml:space="preserve">12.7</w:t>
+              <w:t xml:space="preserve">12.6</w:t>
             </w:r>
           </w:p>
         </w:tc>
@@ -8871,7 +8871,7 @@
                 <w:sz w:val="16"/>
                 <w:szCs w:val="16"/>
               </w:rPr>
-              <w:t xml:space="preserve">16.5</w:t>
+              <w:t xml:space="preserve">16.4</w:t>
             </w:r>
           </w:p>
         </w:tc>
@@ -8946,77 +8946,77 @@
                 <w:sz w:val="16"/>
                 <w:szCs w:val="16"/>
               </w:rPr>
-              <w:t xml:space="preserve">18.3</w:t>
-            </w:r>
-          </w:p>
-        </w:tc>
-        <w:tc>
-          <w:tcPr>
-            <w:tcW w:type="dxa" w:w="1148"/>
-            <w:tcBorders>
-              <w:top w:val="single" w:color="BFBFBF" w:sz="2"/>
-              <w:left w:val="none" w:color="FFFFFF" w:sz="0"/>
-              <w:bottom w:val="single" w:color="BFBFBF" w:sz="2"/>
-              <w:right w:val="none" w:color="FFFFFF" w:sz="0"/>
-            </w:tcBorders>
-            <w:tcMar>
-              <w:top w:type="dxa" w:w="40"/>
-              <w:left w:type="dxa" w:w="90"/>
-              <w:bottom w:type="dxa" w:w="40"/>
-              <w:right w:type="dxa" w:w="90"/>
-            </w:tcMar>
-            <w:vAlign w:val="center"/>
-          </w:tcPr>
-          <w:p>
-            <w:pPr>
-              <w:spacing w:after="20" w:before="20" w:line="220"/>
-              <w:jc w:val="right"/>
-            </w:pPr>
-            <w:r>
-              <w:rPr>
-                <w:rFonts w:ascii="Calibri" w:cs="Calibri" w:eastAsia="Calibri" w:hAnsi="Calibri"/>
-                <w:b w:val="false"/>
-                <w:bCs w:val="false"/>
-                <w:color w:val="000000"/>
-                <w:sz w:val="16"/>
-                <w:szCs w:val="16"/>
-              </w:rPr>
-              <w:t xml:space="preserve">14.0</w:t>
-            </w:r>
-          </w:p>
-        </w:tc>
-        <w:tc>
-          <w:tcPr>
-            <w:tcW w:type="dxa" w:w="1148"/>
-            <w:tcBorders>
-              <w:top w:val="single" w:color="BFBFBF" w:sz="2"/>
-              <w:left w:val="none" w:color="FFFFFF" w:sz="0"/>
-              <w:bottom w:val="single" w:color="BFBFBF" w:sz="2"/>
-              <w:right w:val="none" w:color="FFFFFF" w:sz="0"/>
-            </w:tcBorders>
-            <w:tcMar>
-              <w:top w:type="dxa" w:w="40"/>
-              <w:left w:type="dxa" w:w="90"/>
-              <w:bottom w:type="dxa" w:w="40"/>
-              <w:right w:type="dxa" w:w="90"/>
-            </w:tcMar>
-            <w:vAlign w:val="center"/>
-          </w:tcPr>
-          <w:p>
-            <w:pPr>
-              <w:spacing w:after="20" w:before="20" w:line="220"/>
-              <w:jc w:val="right"/>
-            </w:pPr>
-            <w:r>
-              <w:rPr>
-                <w:rFonts w:ascii="Calibri" w:cs="Calibri" w:eastAsia="Calibri" w:hAnsi="Calibri"/>
-                <w:b w:val="false"/>
-                <w:bCs w:val="false"/>
-                <w:color w:val="000000"/>
-                <w:sz w:val="16"/>
-                <w:szCs w:val="16"/>
-              </w:rPr>
-              <w:t xml:space="preserve">23.8</w:t>
+              <w:t xml:space="preserve">18.9</w:t>
+            </w:r>
+          </w:p>
+        </w:tc>
+        <w:tc>
+          <w:tcPr>
+            <w:tcW w:type="dxa" w:w="1148"/>
+            <w:tcBorders>
+              <w:top w:val="single" w:color="BFBFBF" w:sz="2"/>
+              <w:left w:val="none" w:color="FFFFFF" w:sz="0"/>
+              <w:bottom w:val="single" w:color="BFBFBF" w:sz="2"/>
+              <w:right w:val="none" w:color="FFFFFF" w:sz="0"/>
+            </w:tcBorders>
+            <w:tcMar>
+              <w:top w:type="dxa" w:w="40"/>
+              <w:left w:type="dxa" w:w="90"/>
+              <w:bottom w:type="dxa" w:w="40"/>
+              <w:right w:type="dxa" w:w="90"/>
+            </w:tcMar>
+            <w:vAlign w:val="center"/>
+          </w:tcPr>
+          <w:p>
+            <w:pPr>
+              <w:spacing w:after="20" w:before="20" w:line="220"/>
+              <w:jc w:val="right"/>
+            </w:pPr>
+            <w:r>
+              <w:rPr>
+                <w:rFonts w:ascii="Calibri" w:cs="Calibri" w:eastAsia="Calibri" w:hAnsi="Calibri"/>
+                <w:b w:val="false"/>
+                <w:bCs w:val="false"/>
+                <w:color w:val="000000"/>
+                <w:sz w:val="16"/>
+                <w:szCs w:val="16"/>
+              </w:rPr>
+              <w:t xml:space="preserve">14.5</w:t>
+            </w:r>
+          </w:p>
+        </w:tc>
+        <w:tc>
+          <w:tcPr>
+            <w:tcW w:type="dxa" w:w="1148"/>
+            <w:tcBorders>
+              <w:top w:val="single" w:color="BFBFBF" w:sz="2"/>
+              <w:left w:val="none" w:color="FFFFFF" w:sz="0"/>
+              <w:bottom w:val="single" w:color="BFBFBF" w:sz="2"/>
+              <w:right w:val="none" w:color="FFFFFF" w:sz="0"/>
+            </w:tcBorders>
+            <w:tcMar>
+              <w:top w:type="dxa" w:w="40"/>
+              <w:left w:type="dxa" w:w="90"/>
+              <w:bottom w:type="dxa" w:w="40"/>
+              <w:right w:type="dxa" w:w="90"/>
+            </w:tcMar>
+            <w:vAlign w:val="center"/>
+          </w:tcPr>
+          <w:p>
+            <w:pPr>
+              <w:spacing w:after="20" w:before="20" w:line="220"/>
+              <w:jc w:val="right"/>
+            </w:pPr>
+            <w:r>
+              <w:rPr>
+                <w:rFonts w:ascii="Calibri" w:cs="Calibri" w:eastAsia="Calibri" w:hAnsi="Calibri"/>
+                <w:b w:val="false"/>
+                <w:bCs w:val="false"/>
+                <w:color w:val="000000"/>
+                <w:sz w:val="16"/>
+                <w:szCs w:val="16"/>
+              </w:rPr>
+              <w:t xml:space="preserve">24.6</w:t>
             </w:r>
           </w:p>
         </w:tc>
@@ -9051,7 +9051,7 @@
                 <w:sz w:val="16"/>
                 <w:szCs w:val="16"/>
               </w:rPr>
-              <w:t xml:space="preserve">24.0</w:t>
+              <w:t xml:space="preserve">22.9</w:t>
             </w:r>
           </w:p>
         </w:tc>
@@ -9086,7 +9086,7 @@
                 <w:sz w:val="16"/>
                 <w:szCs w:val="16"/>
               </w:rPr>
-              <w:t xml:space="preserve">15.9</w:t>
+              <w:t xml:space="preserve">16.4</w:t>
             </w:r>
           </w:p>
         </w:tc>
@@ -9121,7 +9121,7 @@
                 <w:sz w:val="16"/>
                 <w:szCs w:val="16"/>
               </w:rPr>
-              <w:t xml:space="preserve">10.5</w:t>
+              <w:t xml:space="preserve">10.9</w:t>
             </w:r>
           </w:p>
         </w:tc>
@@ -9198,7 +9198,7 @@
                 <w:sz w:val="16"/>
                 <w:szCs w:val="16"/>
               </w:rPr>
-              <w:t xml:space="preserve">3.1</w:t>
+              <w:t xml:space="preserve">3.2</w:t>
             </w:r>
           </w:p>
         </w:tc>
@@ -9234,7 +9234,7 @@
                 <w:sz w:val="16"/>
                 <w:szCs w:val="16"/>
               </w:rPr>
-              <w:t xml:space="preserve">2.6</w:t>
+              <w:t xml:space="preserve">2.7</w:t>
             </w:r>
           </w:p>
         </w:tc>
@@ -9558,7 +9558,7 @@
                 <w:sz w:val="16"/>
                 <w:szCs w:val="16"/>
               </w:rPr>
-              <w:t xml:space="preserve">1,013,554</w:t>
+              <w:t xml:space="preserve">1,014,114</w:t>
             </w:r>
           </w:p>
         </w:tc>
@@ -9593,7 +9593,7 @@
                 <w:sz w:val="16"/>
                 <w:szCs w:val="16"/>
               </w:rPr>
-              <w:t xml:space="preserve">1,126,599</w:t>
+              <w:t xml:space="preserve">1,127,172</w:t>
             </w:r>
           </w:p>
         </w:tc>
@@ -9628,7 +9628,7 @@
                 <w:sz w:val="16"/>
                 <w:szCs w:val="16"/>
               </w:rPr>
-              <w:t xml:space="preserve">1,265,372</w:t>
+              <w:t xml:space="preserve">1,265,958</w:t>
             </w:r>
           </w:p>
         </w:tc>
@@ -9813,7 +9813,7 @@
                 <w:sz w:val="16"/>
                 <w:szCs w:val="16"/>
               </w:rPr>
-              <w:t xml:space="preserve">65,729</w:t>
+              <w:t xml:space="preserve">66,289</w:t>
             </w:r>
           </w:p>
         </w:tc>
@@ -9849,7 +9849,7 @@
                 <w:sz w:val="16"/>
                 <w:szCs w:val="16"/>
               </w:rPr>
-              <w:t xml:space="preserve">74,618</w:t>
+              <w:t xml:space="preserve">75,191</w:t>
             </w:r>
           </w:p>
         </w:tc>
@@ -9885,7 +9885,7 @@
                 <w:sz w:val="16"/>
                 <w:szCs w:val="16"/>
               </w:rPr>
-              <w:t xml:space="preserve">88,033</w:t>
+              <w:t xml:space="preserve">88,619</w:t>
             </w:r>
           </w:p>
         </w:tc>
@@ -10065,7 +10065,7 @@
                 <w:sz w:val="16"/>
                 <w:szCs w:val="16"/>
               </w:rPr>
-              <w:t xml:space="preserve">34,865</w:t>
+              <w:t xml:space="preserve">35,163</w:t>
             </w:r>
           </w:p>
         </w:tc>
@@ -10100,7 +10100,7 @@
                 <w:sz w:val="16"/>
                 <w:szCs w:val="16"/>
               </w:rPr>
-              <w:t xml:space="preserve">39,581</w:t>
+              <w:t xml:space="preserve">39,885</w:t>
             </w:r>
           </w:p>
         </w:tc>
@@ -10135,7 +10135,7 @@
                 <w:sz w:val="16"/>
                 <w:szCs w:val="16"/>
               </w:rPr>
-              <w:t xml:space="preserve">46,696</w:t>
+              <w:t xml:space="preserve">47,007</w:t>
             </w:r>
           </w:p>
         </w:tc>
